--- a/submission_upload/04_Supplementary/Supplementary_Material.docx
+++ b/submission_upload/04_Supplementary/Supplementary_Material.docx
@@ -5,91 +5,165 @@
     <w:p>
       <w:pPr>
         <w:pStyle w:val="Title"/>
-        <w:spacing w:line="240" w:lineRule="auto"/>
+        <w:spacing w:line="240" w:lineRule="auto" w:after="240"/>
+        <w:jc w:val="left"/>
       </w:pPr>
       <w:r>
+        <w:rPr>
+          <w:rFonts w:ascii="Times New Roman" w:hAnsi="Times New Roman"/>
+          <w:b/>
+          <w:sz w:val="24"/>
+        </w:rPr>
         <w:t xml:space="preserve">Supplementary Information: Criterion validity of heel-mounted inertial sensors for stride-length estimation during single- and dual-task walking in older adults with and without cognitive impairment</w:t>
       </w:r>
     </w:p>
     <w:p>
       <w:pPr>
         <w:pStyle w:val="Author"/>
-        <w:spacing w:line="240" w:lineRule="auto"/>
+        <w:spacing w:line="240" w:lineRule="auto" w:after="0"/>
+        <w:jc w:val="left"/>
       </w:pPr>
       <w:r>
+        <w:rPr>
+          <w:rFonts w:ascii="Times New Roman" w:hAnsi="Times New Roman"/>
+          <w:b w:val="0"/>
+          <w:sz w:val="24"/>
+        </w:rPr>
         <w:t xml:space="preserve">Pawel Kudzia</w:t>
       </w:r>
       <w:r>
+        <w:rPr>
+          <w:rFonts w:ascii="Times New Roman" w:hAnsi="Times New Roman"/>
+          <w:b w:val="0"/>
+          <w:sz w:val="24"/>
+        </w:rPr>
         <w:t xml:space="preserve"> [1,*]</w:t>
       </w:r>
     </w:p>
     <w:p>
       <w:pPr>
         <w:pStyle w:val="Author"/>
-        <w:spacing w:line="240" w:lineRule="auto"/>
+        <w:spacing w:line="240" w:lineRule="auto" w:after="0"/>
+        <w:jc w:val="left"/>
       </w:pPr>
       <w:r>
+        <w:rPr>
+          <w:rFonts w:ascii="Times New Roman" w:hAnsi="Times New Roman"/>
+          <w:b w:val="0"/>
+          <w:sz w:val="24"/>
+        </w:rPr>
         <w:t xml:space="preserve">Markus von Hacht</w:t>
       </w:r>
       <w:r>
+        <w:rPr>
+          <w:rFonts w:ascii="Times New Roman" w:hAnsi="Times New Roman"/>
+          <w:b w:val="0"/>
+          <w:sz w:val="24"/>
+        </w:rPr>
         <w:t xml:space="preserve"> [1]</w:t>
       </w:r>
     </w:p>
     <w:p>
       <w:pPr>
         <w:pStyle w:val="Author"/>
-        <w:spacing w:line="240" w:lineRule="auto"/>
+        <w:spacing w:line="240" w:lineRule="auto" w:after="0"/>
+        <w:jc w:val="left"/>
       </w:pPr>
       <w:r>
+        <w:rPr>
+          <w:rFonts w:ascii="Times New Roman" w:hAnsi="Times New Roman"/>
+          <w:b w:val="0"/>
+          <w:sz w:val="24"/>
+        </w:rPr>
         <w:t xml:space="preserve">Maryam Sheikhi</w:t>
       </w:r>
       <w:r>
+        <w:rPr>
+          <w:rFonts w:ascii="Times New Roman" w:hAnsi="Times New Roman"/>
+          <w:b w:val="0"/>
+          <w:sz w:val="24"/>
+        </w:rPr>
         <w:t xml:space="preserve"> [1]</w:t>
       </w:r>
     </w:p>
     <w:p>
       <w:pPr>
         <w:pStyle w:val="Author"/>
-        <w:spacing w:line="240" w:lineRule="auto"/>
+        <w:spacing w:line="240" w:lineRule="auto" w:after="0"/>
+        <w:jc w:val="left"/>
       </w:pPr>
       <w:r>
+        <w:rPr>
+          <w:rFonts w:ascii="Times New Roman" w:hAnsi="Times New Roman"/>
+          <w:b w:val="0"/>
+          <w:sz w:val="24"/>
+        </w:rPr>
         <w:t xml:space="preserve">Drew Commandeur</w:t>
       </w:r>
       <w:r>
+        <w:rPr>
+          <w:rFonts w:ascii="Times New Roman" w:hAnsi="Times New Roman"/>
+          <w:b w:val="0"/>
+          <w:sz w:val="24"/>
+        </w:rPr>
         <w:t xml:space="preserve"> [1]</w:t>
       </w:r>
     </w:p>
     <w:p>
       <w:pPr>
         <w:pStyle w:val="Author"/>
-        <w:spacing w:line="240" w:lineRule="auto"/>
+        <w:spacing w:line="240" w:lineRule="auto" w:after="0"/>
+        <w:jc w:val="left"/>
       </w:pPr>
       <w:r>
+        <w:rPr>
+          <w:rFonts w:ascii="Times New Roman" w:hAnsi="Times New Roman"/>
+          <w:b w:val="0"/>
+          <w:sz w:val="24"/>
+        </w:rPr>
         <w:t xml:space="preserve">Marc Klimstra</w:t>
       </w:r>
       <w:r>
+        <w:rPr>
+          <w:rFonts w:ascii="Times New Roman" w:hAnsi="Times New Roman"/>
+          <w:b w:val="0"/>
+          <w:sz w:val="24"/>
+        </w:rPr>
         <w:t xml:space="preserve"> [1,2]</w:t>
       </w:r>
     </w:p>
     <w:p>
       <w:pPr>
         <w:pStyle w:val="Author"/>
-        <w:spacing w:line="240" w:lineRule="auto"/>
+        <w:spacing w:line="240" w:lineRule="auto" w:after="0"/>
+        <w:jc w:val="left"/>
       </w:pPr>
       <w:r>
+        <w:rPr>
+          <w:rFonts w:ascii="Times New Roman" w:hAnsi="Times New Roman"/>
+          <w:b w:val="0"/>
+          <w:sz w:val="24"/>
+        </w:rPr>
         <w:t xml:space="preserve">Sandra Hundza</w:t>
       </w:r>
       <w:r>
+        <w:rPr>
+          <w:rFonts w:ascii="Times New Roman" w:hAnsi="Times New Roman"/>
+          <w:b w:val="0"/>
+          <w:sz w:val="24"/>
+        </w:rPr>
         <w:t xml:space="preserve"> [1,3]</w:t>
       </w:r>
     </w:p>
     <w:p>
       <w:pPr>
-        <w:spacing w:line="240" w:lineRule="auto"/>
-        <w:jc w:val="center"/>
+        <w:spacing w:line="240" w:lineRule="auto" w:after="120"/>
+        <w:jc w:val="left"/>
       </w:pPr>
       <w:r>
         <w:rPr>
+          <w:rFonts w:ascii="Times New Roman" w:hAnsi="Times New Roman"/>
+          <w:b w:val="0"/>
           <w:sz w:val="20"/>
         </w:rPr>
         <w:t>1 Motion, Mobility and Rehabilitation Lab, School of Exercise Science, Physical and Health Education, University of Victoria, Victoria, BC, Canada</w:t>
@@ -97,11 +171,13 @@
     </w:p>
     <w:p>
       <w:pPr>
-        <w:spacing w:line="240" w:lineRule="auto"/>
-        <w:jc w:val="center"/>
+        <w:spacing w:line="240" w:lineRule="auto" w:after="120"/>
+        <w:jc w:val="left"/>
       </w:pPr>
       <w:r>
         <w:rPr>
+          <w:rFonts w:ascii="Times New Roman" w:hAnsi="Times New Roman"/>
+          <w:b w:val="0"/>
           <w:sz w:val="20"/>
         </w:rPr>
         <w:t>2 Canadian Sport Institute-Pacific, Victoria, BC, Canada</w:t>
@@ -109,11 +185,13 @@
     </w:p>
     <w:p>
       <w:pPr>
-        <w:spacing w:line="240" w:lineRule="auto"/>
-        <w:jc w:val="center"/>
+        <w:spacing w:line="240" w:lineRule="auto" w:after="120"/>
+        <w:jc w:val="left"/>
       </w:pPr>
       <w:r>
         <w:rPr>
+          <w:rFonts w:ascii="Times New Roman" w:hAnsi="Times New Roman"/>
+          <w:b w:val="0"/>
           <w:sz w:val="20"/>
         </w:rPr>
         <w:t>3 Institute on Aging and Lifelong Health, Victoria, BC</w:t>
@@ -121,14 +199,19 @@
     </w:p>
     <w:p>
       <w:pPr>
-        <w:spacing w:line="240" w:lineRule="auto"/>
-        <w:jc w:val="center"/>
+        <w:spacing w:line="240" w:lineRule="auto" w:after="120"/>
+        <w:jc w:val="left"/>
       </w:pPr>
       <w:r>
         <w:rPr>
+          <w:rFonts w:ascii="Times New Roman" w:hAnsi="Times New Roman"/>
+          <w:b w:val="0"/>
           <w:sz w:val="20"/>
         </w:rPr>
         <w:t>* Corresponding author: pawel.kudzia5@gmail.com</w:t>
+      </w:r>
+      <w:r>
+        <w:br w:type="page"/>
       </w:r>
     </w:p>
     <w:p>
@@ -192,6 +275,14 @@
       <w:tblPr>
         <w:tblStyle w:val="Table"/>
         <w:tblW w:type="auto" w:w="0"/>
+        <w:tblBorders>
+          <w:top w:val="single" w:sz="8" w:space="0" w:color="000000"/>
+          <w:left w:val="single" w:sz="8" w:space="0" w:color="000000"/>
+          <w:bottom w:val="single" w:sz="8" w:space="0" w:color="000000"/>
+          <w:right w:val="single" w:sz="8" w:space="0" w:color="000000"/>
+          <w:insideH w:val="single" w:sz="8" w:space="0" w:color="000000"/>
+          <w:insideV w:val="single" w:sz="8" w:space="0" w:color="000000"/>
+        </w:tblBorders>
         <w:tblLook w:firstRow="1" w:lastRow="0" w:firstColumn="0" w:lastColumn="0" w:noHBand="0" w:noVBand="0" w:val="0020"/>
         <w:tblCaption w:val="Individual participant demographics. ID = numeric study code. MoCA = Montreal Cognitive Assessment total (/30). Cognitive = MoCA-defined screening group (CN = cognitively normal, MoCA \geq 26; CI = cognitive impairment, MoCA 14–25). These labels do not denote clinical diagnoses. Excluded = \times when the required heel-mounted recordings were unavailable."/>
       </w:tblPr>
@@ -211,7 +302,14 @@
           <w:cantSplit/>
         </w:trPr>
         <w:tc>
-          <w:tcPr/>
+          <w:tcPr>
+            <w:tcBorders>
+              <w:top w:val="single" w:sz="8" w:space="0" w:color="000000"/>
+              <w:left w:val="single" w:sz="8" w:space="0" w:color="000000"/>
+              <w:bottom w:val="single" w:sz="8" w:space="0" w:color="000000"/>
+              <w:right w:val="single" w:sz="8" w:space="0" w:color="000000"/>
+            </w:tcBorders>
+          </w:tcPr>
           <w:p>
             <w:pPr>
               <w:pStyle w:val="Compact"/>
@@ -224,7 +322,14 @@
           </w:p>
         </w:tc>
         <w:tc>
-          <w:tcPr/>
+          <w:tcPr>
+            <w:tcBorders>
+              <w:top w:val="single" w:sz="8" w:space="0" w:color="000000"/>
+              <w:left w:val="single" w:sz="8" w:space="0" w:color="000000"/>
+              <w:bottom w:val="single" w:sz="8" w:space="0" w:color="000000"/>
+              <w:right w:val="single" w:sz="8" w:space="0" w:color="000000"/>
+            </w:tcBorders>
+          </w:tcPr>
           <w:p>
             <w:pPr>
               <w:pStyle w:val="Compact"/>
@@ -237,7 +342,14 @@
           </w:p>
         </w:tc>
         <w:tc>
-          <w:tcPr/>
+          <w:tcPr>
+            <w:tcBorders>
+              <w:top w:val="single" w:sz="8" w:space="0" w:color="000000"/>
+              <w:left w:val="single" w:sz="8" w:space="0" w:color="000000"/>
+              <w:bottom w:val="single" w:sz="8" w:space="0" w:color="000000"/>
+              <w:right w:val="single" w:sz="8" w:space="0" w:color="000000"/>
+            </w:tcBorders>
+          </w:tcPr>
           <w:p>
             <w:pPr>
               <w:pStyle w:val="Compact"/>
@@ -250,7 +362,14 @@
           </w:p>
         </w:tc>
         <w:tc>
-          <w:tcPr/>
+          <w:tcPr>
+            <w:tcBorders>
+              <w:top w:val="single" w:sz="8" w:space="0" w:color="000000"/>
+              <w:left w:val="single" w:sz="8" w:space="0" w:color="000000"/>
+              <w:bottom w:val="single" w:sz="8" w:space="0" w:color="000000"/>
+              <w:right w:val="single" w:sz="8" w:space="0" w:color="000000"/>
+            </w:tcBorders>
+          </w:tcPr>
           <w:p>
             <w:pPr>
               <w:pStyle w:val="Compact"/>
@@ -263,7 +382,14 @@
           </w:p>
         </w:tc>
         <w:tc>
-          <w:tcPr/>
+          <w:tcPr>
+            <w:tcBorders>
+              <w:top w:val="single" w:sz="8" w:space="0" w:color="000000"/>
+              <w:left w:val="single" w:sz="8" w:space="0" w:color="000000"/>
+              <w:bottom w:val="single" w:sz="8" w:space="0" w:color="000000"/>
+              <w:right w:val="single" w:sz="8" w:space="0" w:color="000000"/>
+            </w:tcBorders>
+          </w:tcPr>
           <w:p>
             <w:pPr>
               <w:pStyle w:val="Compact"/>
@@ -276,7 +402,14 @@
           </w:p>
         </w:tc>
         <w:tc>
-          <w:tcPr/>
+          <w:tcPr>
+            <w:tcBorders>
+              <w:top w:val="single" w:sz="8" w:space="0" w:color="000000"/>
+              <w:left w:val="single" w:sz="8" w:space="0" w:color="000000"/>
+              <w:bottom w:val="single" w:sz="8" w:space="0" w:color="000000"/>
+              <w:right w:val="single" w:sz="8" w:space="0" w:color="000000"/>
+            </w:tcBorders>
+          </w:tcPr>
           <w:p>
             <w:pPr>
               <w:pStyle w:val="Compact"/>
@@ -289,7 +422,14 @@
           </w:p>
         </w:tc>
         <w:tc>
-          <w:tcPr/>
+          <w:tcPr>
+            <w:tcBorders>
+              <w:top w:val="single" w:sz="8" w:space="0" w:color="000000"/>
+              <w:left w:val="single" w:sz="8" w:space="0" w:color="000000"/>
+              <w:bottom w:val="single" w:sz="8" w:space="0" w:color="000000"/>
+              <w:right w:val="single" w:sz="8" w:space="0" w:color="000000"/>
+            </w:tcBorders>
+          </w:tcPr>
           <w:p>
             <w:pPr>
               <w:pStyle w:val="Compact"/>
@@ -302,7 +442,14 @@
           </w:p>
         </w:tc>
         <w:tc>
-          <w:tcPr/>
+          <w:tcPr>
+            <w:tcBorders>
+              <w:top w:val="single" w:sz="8" w:space="0" w:color="000000"/>
+              <w:left w:val="single" w:sz="8" w:space="0" w:color="000000"/>
+              <w:bottom w:val="single" w:sz="8" w:space="0" w:color="000000"/>
+              <w:right w:val="single" w:sz="8" w:space="0" w:color="000000"/>
+            </w:tcBorders>
+          </w:tcPr>
           <w:p>
             <w:pPr>
               <w:pStyle w:val="Compact"/>
@@ -320,7 +467,14 @@
           <w:cantSplit/>
         </w:trPr>
         <w:tc>
-          <w:tcPr/>
+          <w:tcPr>
+            <w:tcBorders>
+              <w:top w:val="single" w:sz="8" w:space="0" w:color="000000"/>
+              <w:left w:val="single" w:sz="8" w:space="0" w:color="000000"/>
+              <w:bottom w:val="single" w:sz="8" w:space="0" w:color="000000"/>
+              <w:right w:val="single" w:sz="8" w:space="0" w:color="000000"/>
+            </w:tcBorders>
+          </w:tcPr>
           <w:p>
             <w:pPr>
               <w:pStyle w:val="Compact"/>
@@ -333,7 +487,14 @@
           </w:p>
         </w:tc>
         <w:tc>
-          <w:tcPr/>
+          <w:tcPr>
+            <w:tcBorders>
+              <w:top w:val="single" w:sz="8" w:space="0" w:color="000000"/>
+              <w:left w:val="single" w:sz="8" w:space="0" w:color="000000"/>
+              <w:bottom w:val="single" w:sz="8" w:space="0" w:color="000000"/>
+              <w:right w:val="single" w:sz="8" w:space="0" w:color="000000"/>
+            </w:tcBorders>
+          </w:tcPr>
           <w:p>
             <w:pPr>
               <w:pStyle w:val="Compact"/>
@@ -346,7 +507,14 @@
           </w:p>
         </w:tc>
         <w:tc>
-          <w:tcPr/>
+          <w:tcPr>
+            <w:tcBorders>
+              <w:top w:val="single" w:sz="8" w:space="0" w:color="000000"/>
+              <w:left w:val="single" w:sz="8" w:space="0" w:color="000000"/>
+              <w:bottom w:val="single" w:sz="8" w:space="0" w:color="000000"/>
+              <w:right w:val="single" w:sz="8" w:space="0" w:color="000000"/>
+            </w:tcBorders>
+          </w:tcPr>
           <w:p>
             <w:pPr>
               <w:pStyle w:val="Compact"/>
@@ -359,7 +527,14 @@
           </w:p>
         </w:tc>
         <w:tc>
-          <w:tcPr/>
+          <w:tcPr>
+            <w:tcBorders>
+              <w:top w:val="single" w:sz="8" w:space="0" w:color="000000"/>
+              <w:left w:val="single" w:sz="8" w:space="0" w:color="000000"/>
+              <w:bottom w:val="single" w:sz="8" w:space="0" w:color="000000"/>
+              <w:right w:val="single" w:sz="8" w:space="0" w:color="000000"/>
+            </w:tcBorders>
+          </w:tcPr>
           <w:p>
             <w:pPr>
               <w:pStyle w:val="Compact"/>
@@ -372,7 +547,14 @@
           </w:p>
         </w:tc>
         <w:tc>
-          <w:tcPr/>
+          <w:tcPr>
+            <w:tcBorders>
+              <w:top w:val="single" w:sz="8" w:space="0" w:color="000000"/>
+              <w:left w:val="single" w:sz="8" w:space="0" w:color="000000"/>
+              <w:bottom w:val="single" w:sz="8" w:space="0" w:color="000000"/>
+              <w:right w:val="single" w:sz="8" w:space="0" w:color="000000"/>
+            </w:tcBorders>
+          </w:tcPr>
           <w:p>
             <w:pPr>
               <w:pStyle w:val="Compact"/>
@@ -385,7 +567,14 @@
           </w:p>
         </w:tc>
         <w:tc>
-          <w:tcPr/>
+          <w:tcPr>
+            <w:tcBorders>
+              <w:top w:val="single" w:sz="8" w:space="0" w:color="000000"/>
+              <w:left w:val="single" w:sz="8" w:space="0" w:color="000000"/>
+              <w:bottom w:val="single" w:sz="8" w:space="0" w:color="000000"/>
+              <w:right w:val="single" w:sz="8" w:space="0" w:color="000000"/>
+            </w:tcBorders>
+          </w:tcPr>
           <w:p>
             <w:pPr>
               <w:pStyle w:val="Compact"/>
@@ -398,7 +587,14 @@
           </w:p>
         </w:tc>
         <w:tc>
-          <w:tcPr/>
+          <w:tcPr>
+            <w:tcBorders>
+              <w:top w:val="single" w:sz="8" w:space="0" w:color="000000"/>
+              <w:left w:val="single" w:sz="8" w:space="0" w:color="000000"/>
+              <w:bottom w:val="single" w:sz="8" w:space="0" w:color="000000"/>
+              <w:right w:val="single" w:sz="8" w:space="0" w:color="000000"/>
+            </w:tcBorders>
+          </w:tcPr>
           <w:p>
             <w:pPr>
               <w:pStyle w:val="Compact"/>
@@ -411,7 +607,14 @@
           </w:p>
         </w:tc>
         <w:tc>
-          <w:tcPr/>
+          <w:tcPr>
+            <w:tcBorders>
+              <w:top w:val="single" w:sz="8" w:space="0" w:color="000000"/>
+              <w:left w:val="single" w:sz="8" w:space="0" w:color="000000"/>
+              <w:bottom w:val="single" w:sz="8" w:space="0" w:color="000000"/>
+              <w:right w:val="single" w:sz="8" w:space="0" w:color="000000"/>
+            </w:tcBorders>
+          </w:tcPr>
           <w:p>
             <w:pPr>
               <w:pStyle w:val="Compact"/>
@@ -425,7 +628,14 @@
           <w:cantSplit/>
         </w:trPr>
         <w:tc>
-          <w:tcPr/>
+          <w:tcPr>
+            <w:tcBorders>
+              <w:top w:val="single" w:sz="8" w:space="0" w:color="000000"/>
+              <w:left w:val="single" w:sz="8" w:space="0" w:color="000000"/>
+              <w:bottom w:val="single" w:sz="8" w:space="0" w:color="000000"/>
+              <w:right w:val="single" w:sz="8" w:space="0" w:color="000000"/>
+            </w:tcBorders>
+          </w:tcPr>
           <w:p>
             <w:pPr>
               <w:pStyle w:val="Compact"/>
@@ -438,7 +648,14 @@
           </w:p>
         </w:tc>
         <w:tc>
-          <w:tcPr/>
+          <w:tcPr>
+            <w:tcBorders>
+              <w:top w:val="single" w:sz="8" w:space="0" w:color="000000"/>
+              <w:left w:val="single" w:sz="8" w:space="0" w:color="000000"/>
+              <w:bottom w:val="single" w:sz="8" w:space="0" w:color="000000"/>
+              <w:right w:val="single" w:sz="8" w:space="0" w:color="000000"/>
+            </w:tcBorders>
+          </w:tcPr>
           <w:p>
             <w:pPr>
               <w:pStyle w:val="Compact"/>
@@ -451,7 +668,14 @@
           </w:p>
         </w:tc>
         <w:tc>
-          <w:tcPr/>
+          <w:tcPr>
+            <w:tcBorders>
+              <w:top w:val="single" w:sz="8" w:space="0" w:color="000000"/>
+              <w:left w:val="single" w:sz="8" w:space="0" w:color="000000"/>
+              <w:bottom w:val="single" w:sz="8" w:space="0" w:color="000000"/>
+              <w:right w:val="single" w:sz="8" w:space="0" w:color="000000"/>
+            </w:tcBorders>
+          </w:tcPr>
           <w:p>
             <w:pPr>
               <w:pStyle w:val="Compact"/>
@@ -464,7 +688,14 @@
           </w:p>
         </w:tc>
         <w:tc>
-          <w:tcPr/>
+          <w:tcPr>
+            <w:tcBorders>
+              <w:top w:val="single" w:sz="8" w:space="0" w:color="000000"/>
+              <w:left w:val="single" w:sz="8" w:space="0" w:color="000000"/>
+              <w:bottom w:val="single" w:sz="8" w:space="0" w:color="000000"/>
+              <w:right w:val="single" w:sz="8" w:space="0" w:color="000000"/>
+            </w:tcBorders>
+          </w:tcPr>
           <w:p>
             <w:pPr>
               <w:pStyle w:val="Compact"/>
@@ -477,7 +708,14 @@
           </w:p>
         </w:tc>
         <w:tc>
-          <w:tcPr/>
+          <w:tcPr>
+            <w:tcBorders>
+              <w:top w:val="single" w:sz="8" w:space="0" w:color="000000"/>
+              <w:left w:val="single" w:sz="8" w:space="0" w:color="000000"/>
+              <w:bottom w:val="single" w:sz="8" w:space="0" w:color="000000"/>
+              <w:right w:val="single" w:sz="8" w:space="0" w:color="000000"/>
+            </w:tcBorders>
+          </w:tcPr>
           <w:p>
             <w:pPr>
               <w:pStyle w:val="Compact"/>
@@ -490,7 +728,14 @@
           </w:p>
         </w:tc>
         <w:tc>
-          <w:tcPr/>
+          <w:tcPr>
+            <w:tcBorders>
+              <w:top w:val="single" w:sz="8" w:space="0" w:color="000000"/>
+              <w:left w:val="single" w:sz="8" w:space="0" w:color="000000"/>
+              <w:bottom w:val="single" w:sz="8" w:space="0" w:color="000000"/>
+              <w:right w:val="single" w:sz="8" w:space="0" w:color="000000"/>
+            </w:tcBorders>
+          </w:tcPr>
           <w:p>
             <w:pPr>
               <w:pStyle w:val="Compact"/>
@@ -503,7 +748,14 @@
           </w:p>
         </w:tc>
         <w:tc>
-          <w:tcPr/>
+          <w:tcPr>
+            <w:tcBorders>
+              <w:top w:val="single" w:sz="8" w:space="0" w:color="000000"/>
+              <w:left w:val="single" w:sz="8" w:space="0" w:color="000000"/>
+              <w:bottom w:val="single" w:sz="8" w:space="0" w:color="000000"/>
+              <w:right w:val="single" w:sz="8" w:space="0" w:color="000000"/>
+            </w:tcBorders>
+          </w:tcPr>
           <w:p>
             <w:pPr>
               <w:pStyle w:val="Compact"/>
@@ -516,7 +768,14 @@
           </w:p>
         </w:tc>
         <w:tc>
-          <w:tcPr/>
+          <w:tcPr>
+            <w:tcBorders>
+              <w:top w:val="single" w:sz="8" w:space="0" w:color="000000"/>
+              <w:left w:val="single" w:sz="8" w:space="0" w:color="000000"/>
+              <w:bottom w:val="single" w:sz="8" w:space="0" w:color="000000"/>
+              <w:right w:val="single" w:sz="8" w:space="0" w:color="000000"/>
+            </w:tcBorders>
+          </w:tcPr>
           <w:p>
             <w:pPr>
               <w:pStyle w:val="Compact"/>
@@ -530,7 +789,14 @@
           <w:cantSplit/>
         </w:trPr>
         <w:tc>
-          <w:tcPr/>
+          <w:tcPr>
+            <w:tcBorders>
+              <w:top w:val="single" w:sz="8" w:space="0" w:color="000000"/>
+              <w:left w:val="single" w:sz="8" w:space="0" w:color="000000"/>
+              <w:bottom w:val="single" w:sz="8" w:space="0" w:color="000000"/>
+              <w:right w:val="single" w:sz="8" w:space="0" w:color="000000"/>
+            </w:tcBorders>
+          </w:tcPr>
           <w:p>
             <w:pPr>
               <w:pStyle w:val="Compact"/>
@@ -543,7 +809,14 @@
           </w:p>
         </w:tc>
         <w:tc>
-          <w:tcPr/>
+          <w:tcPr>
+            <w:tcBorders>
+              <w:top w:val="single" w:sz="8" w:space="0" w:color="000000"/>
+              <w:left w:val="single" w:sz="8" w:space="0" w:color="000000"/>
+              <w:bottom w:val="single" w:sz="8" w:space="0" w:color="000000"/>
+              <w:right w:val="single" w:sz="8" w:space="0" w:color="000000"/>
+            </w:tcBorders>
+          </w:tcPr>
           <w:p>
             <w:pPr>
               <w:pStyle w:val="Compact"/>
@@ -556,7 +829,14 @@
           </w:p>
         </w:tc>
         <w:tc>
-          <w:tcPr/>
+          <w:tcPr>
+            <w:tcBorders>
+              <w:top w:val="single" w:sz="8" w:space="0" w:color="000000"/>
+              <w:left w:val="single" w:sz="8" w:space="0" w:color="000000"/>
+              <w:bottom w:val="single" w:sz="8" w:space="0" w:color="000000"/>
+              <w:right w:val="single" w:sz="8" w:space="0" w:color="000000"/>
+            </w:tcBorders>
+          </w:tcPr>
           <w:p>
             <w:pPr>
               <w:pStyle w:val="Compact"/>
@@ -569,7 +849,14 @@
           </w:p>
         </w:tc>
         <w:tc>
-          <w:tcPr/>
+          <w:tcPr>
+            <w:tcBorders>
+              <w:top w:val="single" w:sz="8" w:space="0" w:color="000000"/>
+              <w:left w:val="single" w:sz="8" w:space="0" w:color="000000"/>
+              <w:bottom w:val="single" w:sz="8" w:space="0" w:color="000000"/>
+              <w:right w:val="single" w:sz="8" w:space="0" w:color="000000"/>
+            </w:tcBorders>
+          </w:tcPr>
           <w:p>
             <w:pPr>
               <w:pStyle w:val="Compact"/>
@@ -582,7 +869,14 @@
           </w:p>
         </w:tc>
         <w:tc>
-          <w:tcPr/>
+          <w:tcPr>
+            <w:tcBorders>
+              <w:top w:val="single" w:sz="8" w:space="0" w:color="000000"/>
+              <w:left w:val="single" w:sz="8" w:space="0" w:color="000000"/>
+              <w:bottom w:val="single" w:sz="8" w:space="0" w:color="000000"/>
+              <w:right w:val="single" w:sz="8" w:space="0" w:color="000000"/>
+            </w:tcBorders>
+          </w:tcPr>
           <w:p>
             <w:pPr>
               <w:pStyle w:val="Compact"/>
@@ -595,7 +889,14 @@
           </w:p>
         </w:tc>
         <w:tc>
-          <w:tcPr/>
+          <w:tcPr>
+            <w:tcBorders>
+              <w:top w:val="single" w:sz="8" w:space="0" w:color="000000"/>
+              <w:left w:val="single" w:sz="8" w:space="0" w:color="000000"/>
+              <w:bottom w:val="single" w:sz="8" w:space="0" w:color="000000"/>
+              <w:right w:val="single" w:sz="8" w:space="0" w:color="000000"/>
+            </w:tcBorders>
+          </w:tcPr>
           <w:p>
             <w:pPr>
               <w:pStyle w:val="Compact"/>
@@ -608,7 +909,14 @@
           </w:p>
         </w:tc>
         <w:tc>
-          <w:tcPr/>
+          <w:tcPr>
+            <w:tcBorders>
+              <w:top w:val="single" w:sz="8" w:space="0" w:color="000000"/>
+              <w:left w:val="single" w:sz="8" w:space="0" w:color="000000"/>
+              <w:bottom w:val="single" w:sz="8" w:space="0" w:color="000000"/>
+              <w:right w:val="single" w:sz="8" w:space="0" w:color="000000"/>
+            </w:tcBorders>
+          </w:tcPr>
           <w:p>
             <w:pPr>
               <w:pStyle w:val="Compact"/>
@@ -621,7 +929,14 @@
           </w:p>
         </w:tc>
         <w:tc>
-          <w:tcPr/>
+          <w:tcPr>
+            <w:tcBorders>
+              <w:top w:val="single" w:sz="8" w:space="0" w:color="000000"/>
+              <w:left w:val="single" w:sz="8" w:space="0" w:color="000000"/>
+              <w:bottom w:val="single" w:sz="8" w:space="0" w:color="000000"/>
+              <w:right w:val="single" w:sz="8" w:space="0" w:color="000000"/>
+            </w:tcBorders>
+          </w:tcPr>
           <w:p>
             <w:pPr>
               <w:pStyle w:val="Compact"/>
@@ -635,7 +950,14 @@
           <w:cantSplit/>
         </w:trPr>
         <w:tc>
-          <w:tcPr/>
+          <w:tcPr>
+            <w:tcBorders>
+              <w:top w:val="single" w:sz="8" w:space="0" w:color="000000"/>
+              <w:left w:val="single" w:sz="8" w:space="0" w:color="000000"/>
+              <w:bottom w:val="single" w:sz="8" w:space="0" w:color="000000"/>
+              <w:right w:val="single" w:sz="8" w:space="0" w:color="000000"/>
+            </w:tcBorders>
+          </w:tcPr>
           <w:p>
             <w:pPr>
               <w:pStyle w:val="Compact"/>
@@ -648,7 +970,14 @@
           </w:p>
         </w:tc>
         <w:tc>
-          <w:tcPr/>
+          <w:tcPr>
+            <w:tcBorders>
+              <w:top w:val="single" w:sz="8" w:space="0" w:color="000000"/>
+              <w:left w:val="single" w:sz="8" w:space="0" w:color="000000"/>
+              <w:bottom w:val="single" w:sz="8" w:space="0" w:color="000000"/>
+              <w:right w:val="single" w:sz="8" w:space="0" w:color="000000"/>
+            </w:tcBorders>
+          </w:tcPr>
           <w:p>
             <w:pPr>
               <w:pStyle w:val="Compact"/>
@@ -661,7 +990,14 @@
           </w:p>
         </w:tc>
         <w:tc>
-          <w:tcPr/>
+          <w:tcPr>
+            <w:tcBorders>
+              <w:top w:val="single" w:sz="8" w:space="0" w:color="000000"/>
+              <w:left w:val="single" w:sz="8" w:space="0" w:color="000000"/>
+              <w:bottom w:val="single" w:sz="8" w:space="0" w:color="000000"/>
+              <w:right w:val="single" w:sz="8" w:space="0" w:color="000000"/>
+            </w:tcBorders>
+          </w:tcPr>
           <w:p>
             <w:pPr>
               <w:pStyle w:val="Compact"/>
@@ -674,7 +1010,14 @@
           </w:p>
         </w:tc>
         <w:tc>
-          <w:tcPr/>
+          <w:tcPr>
+            <w:tcBorders>
+              <w:top w:val="single" w:sz="8" w:space="0" w:color="000000"/>
+              <w:left w:val="single" w:sz="8" w:space="0" w:color="000000"/>
+              <w:bottom w:val="single" w:sz="8" w:space="0" w:color="000000"/>
+              <w:right w:val="single" w:sz="8" w:space="0" w:color="000000"/>
+            </w:tcBorders>
+          </w:tcPr>
           <w:p>
             <w:pPr>
               <w:pStyle w:val="Compact"/>
@@ -687,7 +1030,14 @@
           </w:p>
         </w:tc>
         <w:tc>
-          <w:tcPr/>
+          <w:tcPr>
+            <w:tcBorders>
+              <w:top w:val="single" w:sz="8" w:space="0" w:color="000000"/>
+              <w:left w:val="single" w:sz="8" w:space="0" w:color="000000"/>
+              <w:bottom w:val="single" w:sz="8" w:space="0" w:color="000000"/>
+              <w:right w:val="single" w:sz="8" w:space="0" w:color="000000"/>
+            </w:tcBorders>
+          </w:tcPr>
           <w:p>
             <w:pPr>
               <w:pStyle w:val="Compact"/>
@@ -700,7 +1050,14 @@
           </w:p>
         </w:tc>
         <w:tc>
-          <w:tcPr/>
+          <w:tcPr>
+            <w:tcBorders>
+              <w:top w:val="single" w:sz="8" w:space="0" w:color="000000"/>
+              <w:left w:val="single" w:sz="8" w:space="0" w:color="000000"/>
+              <w:bottom w:val="single" w:sz="8" w:space="0" w:color="000000"/>
+              <w:right w:val="single" w:sz="8" w:space="0" w:color="000000"/>
+            </w:tcBorders>
+          </w:tcPr>
           <w:p>
             <w:pPr>
               <w:pStyle w:val="Compact"/>
@@ -713,7 +1070,14 @@
           </w:p>
         </w:tc>
         <w:tc>
-          <w:tcPr/>
+          <w:tcPr>
+            <w:tcBorders>
+              <w:top w:val="single" w:sz="8" w:space="0" w:color="000000"/>
+              <w:left w:val="single" w:sz="8" w:space="0" w:color="000000"/>
+              <w:bottom w:val="single" w:sz="8" w:space="0" w:color="000000"/>
+              <w:right w:val="single" w:sz="8" w:space="0" w:color="000000"/>
+            </w:tcBorders>
+          </w:tcPr>
           <w:p>
             <w:pPr>
               <w:pStyle w:val="Compact"/>
@@ -726,7 +1090,14 @@
           </w:p>
         </w:tc>
         <w:tc>
-          <w:tcPr/>
+          <w:tcPr>
+            <w:tcBorders>
+              <w:top w:val="single" w:sz="8" w:space="0" w:color="000000"/>
+              <w:left w:val="single" w:sz="8" w:space="0" w:color="000000"/>
+              <w:bottom w:val="single" w:sz="8" w:space="0" w:color="000000"/>
+              <w:right w:val="single" w:sz="8" w:space="0" w:color="000000"/>
+            </w:tcBorders>
+          </w:tcPr>
           <w:p>
             <w:pPr>
               <w:pStyle w:val="Compact"/>
@@ -740,7 +1111,14 @@
           <w:cantSplit/>
         </w:trPr>
         <w:tc>
-          <w:tcPr/>
+          <w:tcPr>
+            <w:tcBorders>
+              <w:top w:val="single" w:sz="8" w:space="0" w:color="000000"/>
+              <w:left w:val="single" w:sz="8" w:space="0" w:color="000000"/>
+              <w:bottom w:val="single" w:sz="8" w:space="0" w:color="000000"/>
+              <w:right w:val="single" w:sz="8" w:space="0" w:color="000000"/>
+            </w:tcBorders>
+          </w:tcPr>
           <w:p>
             <w:pPr>
               <w:pStyle w:val="Compact"/>
@@ -753,7 +1131,14 @@
           </w:p>
         </w:tc>
         <w:tc>
-          <w:tcPr/>
+          <w:tcPr>
+            <w:tcBorders>
+              <w:top w:val="single" w:sz="8" w:space="0" w:color="000000"/>
+              <w:left w:val="single" w:sz="8" w:space="0" w:color="000000"/>
+              <w:bottom w:val="single" w:sz="8" w:space="0" w:color="000000"/>
+              <w:right w:val="single" w:sz="8" w:space="0" w:color="000000"/>
+            </w:tcBorders>
+          </w:tcPr>
           <w:p>
             <w:pPr>
               <w:pStyle w:val="Compact"/>
@@ -766,7 +1151,14 @@
           </w:p>
         </w:tc>
         <w:tc>
-          <w:tcPr/>
+          <w:tcPr>
+            <w:tcBorders>
+              <w:top w:val="single" w:sz="8" w:space="0" w:color="000000"/>
+              <w:left w:val="single" w:sz="8" w:space="0" w:color="000000"/>
+              <w:bottom w:val="single" w:sz="8" w:space="0" w:color="000000"/>
+              <w:right w:val="single" w:sz="8" w:space="0" w:color="000000"/>
+            </w:tcBorders>
+          </w:tcPr>
           <w:p>
             <w:pPr>
               <w:pStyle w:val="Compact"/>
@@ -779,7 +1171,14 @@
           </w:p>
         </w:tc>
         <w:tc>
-          <w:tcPr/>
+          <w:tcPr>
+            <w:tcBorders>
+              <w:top w:val="single" w:sz="8" w:space="0" w:color="000000"/>
+              <w:left w:val="single" w:sz="8" w:space="0" w:color="000000"/>
+              <w:bottom w:val="single" w:sz="8" w:space="0" w:color="000000"/>
+              <w:right w:val="single" w:sz="8" w:space="0" w:color="000000"/>
+            </w:tcBorders>
+          </w:tcPr>
           <w:p>
             <w:pPr>
               <w:pStyle w:val="Compact"/>
@@ -792,7 +1191,14 @@
           </w:p>
         </w:tc>
         <w:tc>
-          <w:tcPr/>
+          <w:tcPr>
+            <w:tcBorders>
+              <w:top w:val="single" w:sz="8" w:space="0" w:color="000000"/>
+              <w:left w:val="single" w:sz="8" w:space="0" w:color="000000"/>
+              <w:bottom w:val="single" w:sz="8" w:space="0" w:color="000000"/>
+              <w:right w:val="single" w:sz="8" w:space="0" w:color="000000"/>
+            </w:tcBorders>
+          </w:tcPr>
           <w:p>
             <w:pPr>
               <w:pStyle w:val="Compact"/>
@@ -805,7 +1211,14 @@
           </w:p>
         </w:tc>
         <w:tc>
-          <w:tcPr/>
+          <w:tcPr>
+            <w:tcBorders>
+              <w:top w:val="single" w:sz="8" w:space="0" w:color="000000"/>
+              <w:left w:val="single" w:sz="8" w:space="0" w:color="000000"/>
+              <w:bottom w:val="single" w:sz="8" w:space="0" w:color="000000"/>
+              <w:right w:val="single" w:sz="8" w:space="0" w:color="000000"/>
+            </w:tcBorders>
+          </w:tcPr>
           <w:p>
             <w:pPr>
               <w:pStyle w:val="Compact"/>
@@ -818,7 +1231,14 @@
           </w:p>
         </w:tc>
         <w:tc>
-          <w:tcPr/>
+          <w:tcPr>
+            <w:tcBorders>
+              <w:top w:val="single" w:sz="8" w:space="0" w:color="000000"/>
+              <w:left w:val="single" w:sz="8" w:space="0" w:color="000000"/>
+              <w:bottom w:val="single" w:sz="8" w:space="0" w:color="000000"/>
+              <w:right w:val="single" w:sz="8" w:space="0" w:color="000000"/>
+            </w:tcBorders>
+          </w:tcPr>
           <w:p>
             <w:pPr>
               <w:pStyle w:val="Compact"/>
@@ -831,7 +1251,14 @@
           </w:p>
         </w:tc>
         <w:tc>
-          <w:tcPr/>
+          <w:tcPr>
+            <w:tcBorders>
+              <w:top w:val="single" w:sz="8" w:space="0" w:color="000000"/>
+              <w:left w:val="single" w:sz="8" w:space="0" w:color="000000"/>
+              <w:bottom w:val="single" w:sz="8" w:space="0" w:color="000000"/>
+              <w:right w:val="single" w:sz="8" w:space="0" w:color="000000"/>
+            </w:tcBorders>
+          </w:tcPr>
           <w:p>
             <w:pPr>
               <w:pStyle w:val="Compact"/>
@@ -845,7 +1272,14 @@
           <w:cantSplit/>
         </w:trPr>
         <w:tc>
-          <w:tcPr/>
+          <w:tcPr>
+            <w:tcBorders>
+              <w:top w:val="single" w:sz="8" w:space="0" w:color="000000"/>
+              <w:left w:val="single" w:sz="8" w:space="0" w:color="000000"/>
+              <w:bottom w:val="single" w:sz="8" w:space="0" w:color="000000"/>
+              <w:right w:val="single" w:sz="8" w:space="0" w:color="000000"/>
+            </w:tcBorders>
+          </w:tcPr>
           <w:p>
             <w:pPr>
               <w:pStyle w:val="Compact"/>
@@ -858,7 +1292,14 @@
           </w:p>
         </w:tc>
         <w:tc>
-          <w:tcPr/>
+          <w:tcPr>
+            <w:tcBorders>
+              <w:top w:val="single" w:sz="8" w:space="0" w:color="000000"/>
+              <w:left w:val="single" w:sz="8" w:space="0" w:color="000000"/>
+              <w:bottom w:val="single" w:sz="8" w:space="0" w:color="000000"/>
+              <w:right w:val="single" w:sz="8" w:space="0" w:color="000000"/>
+            </w:tcBorders>
+          </w:tcPr>
           <w:p>
             <w:pPr>
               <w:pStyle w:val="Compact"/>
@@ -871,7 +1312,14 @@
           </w:p>
         </w:tc>
         <w:tc>
-          <w:tcPr/>
+          <w:tcPr>
+            <w:tcBorders>
+              <w:top w:val="single" w:sz="8" w:space="0" w:color="000000"/>
+              <w:left w:val="single" w:sz="8" w:space="0" w:color="000000"/>
+              <w:bottom w:val="single" w:sz="8" w:space="0" w:color="000000"/>
+              <w:right w:val="single" w:sz="8" w:space="0" w:color="000000"/>
+            </w:tcBorders>
+          </w:tcPr>
           <w:p>
             <w:pPr>
               <w:pStyle w:val="Compact"/>
@@ -884,7 +1332,14 @@
           </w:p>
         </w:tc>
         <w:tc>
-          <w:tcPr/>
+          <w:tcPr>
+            <w:tcBorders>
+              <w:top w:val="single" w:sz="8" w:space="0" w:color="000000"/>
+              <w:left w:val="single" w:sz="8" w:space="0" w:color="000000"/>
+              <w:bottom w:val="single" w:sz="8" w:space="0" w:color="000000"/>
+              <w:right w:val="single" w:sz="8" w:space="0" w:color="000000"/>
+            </w:tcBorders>
+          </w:tcPr>
           <w:p>
             <w:pPr>
               <w:pStyle w:val="Compact"/>
@@ -897,7 +1352,14 @@
           </w:p>
         </w:tc>
         <w:tc>
-          <w:tcPr/>
+          <w:tcPr>
+            <w:tcBorders>
+              <w:top w:val="single" w:sz="8" w:space="0" w:color="000000"/>
+              <w:left w:val="single" w:sz="8" w:space="0" w:color="000000"/>
+              <w:bottom w:val="single" w:sz="8" w:space="0" w:color="000000"/>
+              <w:right w:val="single" w:sz="8" w:space="0" w:color="000000"/>
+            </w:tcBorders>
+          </w:tcPr>
           <w:p>
             <w:pPr>
               <w:pStyle w:val="Compact"/>
@@ -910,7 +1372,14 @@
           </w:p>
         </w:tc>
         <w:tc>
-          <w:tcPr/>
+          <w:tcPr>
+            <w:tcBorders>
+              <w:top w:val="single" w:sz="8" w:space="0" w:color="000000"/>
+              <w:left w:val="single" w:sz="8" w:space="0" w:color="000000"/>
+              <w:bottom w:val="single" w:sz="8" w:space="0" w:color="000000"/>
+              <w:right w:val="single" w:sz="8" w:space="0" w:color="000000"/>
+            </w:tcBorders>
+          </w:tcPr>
           <w:p>
             <w:pPr>
               <w:pStyle w:val="Compact"/>
@@ -923,7 +1392,14 @@
           </w:p>
         </w:tc>
         <w:tc>
-          <w:tcPr/>
+          <w:tcPr>
+            <w:tcBorders>
+              <w:top w:val="single" w:sz="8" w:space="0" w:color="000000"/>
+              <w:left w:val="single" w:sz="8" w:space="0" w:color="000000"/>
+              <w:bottom w:val="single" w:sz="8" w:space="0" w:color="000000"/>
+              <w:right w:val="single" w:sz="8" w:space="0" w:color="000000"/>
+            </w:tcBorders>
+          </w:tcPr>
           <w:p>
             <w:pPr>
               <w:pStyle w:val="Compact"/>
@@ -936,7 +1412,14 @@
           </w:p>
         </w:tc>
         <w:tc>
-          <w:tcPr/>
+          <w:tcPr>
+            <w:tcBorders>
+              <w:top w:val="single" w:sz="8" w:space="0" w:color="000000"/>
+              <w:left w:val="single" w:sz="8" w:space="0" w:color="000000"/>
+              <w:bottom w:val="single" w:sz="8" w:space="0" w:color="000000"/>
+              <w:right w:val="single" w:sz="8" w:space="0" w:color="000000"/>
+            </w:tcBorders>
+          </w:tcPr>
           <w:p>
             <w:pPr>
               <w:pStyle w:val="Compact"/>
@@ -950,7 +1433,14 @@
           <w:cantSplit/>
         </w:trPr>
         <w:tc>
-          <w:tcPr/>
+          <w:tcPr>
+            <w:tcBorders>
+              <w:top w:val="single" w:sz="8" w:space="0" w:color="000000"/>
+              <w:left w:val="single" w:sz="8" w:space="0" w:color="000000"/>
+              <w:bottom w:val="single" w:sz="8" w:space="0" w:color="000000"/>
+              <w:right w:val="single" w:sz="8" w:space="0" w:color="000000"/>
+            </w:tcBorders>
+          </w:tcPr>
           <w:p>
             <w:pPr>
               <w:pStyle w:val="Compact"/>
@@ -963,7 +1453,14 @@
           </w:p>
         </w:tc>
         <w:tc>
-          <w:tcPr/>
+          <w:tcPr>
+            <w:tcBorders>
+              <w:top w:val="single" w:sz="8" w:space="0" w:color="000000"/>
+              <w:left w:val="single" w:sz="8" w:space="0" w:color="000000"/>
+              <w:bottom w:val="single" w:sz="8" w:space="0" w:color="000000"/>
+              <w:right w:val="single" w:sz="8" w:space="0" w:color="000000"/>
+            </w:tcBorders>
+          </w:tcPr>
           <w:p>
             <w:pPr>
               <w:pStyle w:val="Compact"/>
@@ -976,7 +1473,14 @@
           </w:p>
         </w:tc>
         <w:tc>
-          <w:tcPr/>
+          <w:tcPr>
+            <w:tcBorders>
+              <w:top w:val="single" w:sz="8" w:space="0" w:color="000000"/>
+              <w:left w:val="single" w:sz="8" w:space="0" w:color="000000"/>
+              <w:bottom w:val="single" w:sz="8" w:space="0" w:color="000000"/>
+              <w:right w:val="single" w:sz="8" w:space="0" w:color="000000"/>
+            </w:tcBorders>
+          </w:tcPr>
           <w:p>
             <w:pPr>
               <w:pStyle w:val="Compact"/>
@@ -989,7 +1493,14 @@
           </w:p>
         </w:tc>
         <w:tc>
-          <w:tcPr/>
+          <w:tcPr>
+            <w:tcBorders>
+              <w:top w:val="single" w:sz="8" w:space="0" w:color="000000"/>
+              <w:left w:val="single" w:sz="8" w:space="0" w:color="000000"/>
+              <w:bottom w:val="single" w:sz="8" w:space="0" w:color="000000"/>
+              <w:right w:val="single" w:sz="8" w:space="0" w:color="000000"/>
+            </w:tcBorders>
+          </w:tcPr>
           <w:p>
             <w:pPr>
               <w:pStyle w:val="Compact"/>
@@ -1002,7 +1513,14 @@
           </w:p>
         </w:tc>
         <w:tc>
-          <w:tcPr/>
+          <w:tcPr>
+            <w:tcBorders>
+              <w:top w:val="single" w:sz="8" w:space="0" w:color="000000"/>
+              <w:left w:val="single" w:sz="8" w:space="0" w:color="000000"/>
+              <w:bottom w:val="single" w:sz="8" w:space="0" w:color="000000"/>
+              <w:right w:val="single" w:sz="8" w:space="0" w:color="000000"/>
+            </w:tcBorders>
+          </w:tcPr>
           <w:p>
             <w:pPr>
               <w:pStyle w:val="Compact"/>
@@ -1015,7 +1533,14 @@
           </w:p>
         </w:tc>
         <w:tc>
-          <w:tcPr/>
+          <w:tcPr>
+            <w:tcBorders>
+              <w:top w:val="single" w:sz="8" w:space="0" w:color="000000"/>
+              <w:left w:val="single" w:sz="8" w:space="0" w:color="000000"/>
+              <w:bottom w:val="single" w:sz="8" w:space="0" w:color="000000"/>
+              <w:right w:val="single" w:sz="8" w:space="0" w:color="000000"/>
+            </w:tcBorders>
+          </w:tcPr>
           <w:p>
             <w:pPr>
               <w:pStyle w:val="Compact"/>
@@ -1028,7 +1553,14 @@
           </w:p>
         </w:tc>
         <w:tc>
-          <w:tcPr/>
+          <w:tcPr>
+            <w:tcBorders>
+              <w:top w:val="single" w:sz="8" w:space="0" w:color="000000"/>
+              <w:left w:val="single" w:sz="8" w:space="0" w:color="000000"/>
+              <w:bottom w:val="single" w:sz="8" w:space="0" w:color="000000"/>
+              <w:right w:val="single" w:sz="8" w:space="0" w:color="000000"/>
+            </w:tcBorders>
+          </w:tcPr>
           <w:p>
             <w:pPr>
               <w:pStyle w:val="Compact"/>
@@ -1041,7 +1573,14 @@
           </w:p>
         </w:tc>
         <w:tc>
-          <w:tcPr/>
+          <w:tcPr>
+            <w:tcBorders>
+              <w:top w:val="single" w:sz="8" w:space="0" w:color="000000"/>
+              <w:left w:val="single" w:sz="8" w:space="0" w:color="000000"/>
+              <w:bottom w:val="single" w:sz="8" w:space="0" w:color="000000"/>
+              <w:right w:val="single" w:sz="8" w:space="0" w:color="000000"/>
+            </w:tcBorders>
+          </w:tcPr>
           <w:p>
             <w:pPr>
               <w:pStyle w:val="Compact"/>
@@ -1055,7 +1594,14 @@
           <w:cantSplit/>
         </w:trPr>
         <w:tc>
-          <w:tcPr/>
+          <w:tcPr>
+            <w:tcBorders>
+              <w:top w:val="single" w:sz="8" w:space="0" w:color="000000"/>
+              <w:left w:val="single" w:sz="8" w:space="0" w:color="000000"/>
+              <w:bottom w:val="single" w:sz="8" w:space="0" w:color="000000"/>
+              <w:right w:val="single" w:sz="8" w:space="0" w:color="000000"/>
+            </w:tcBorders>
+          </w:tcPr>
           <w:p>
             <w:pPr>
               <w:pStyle w:val="Compact"/>
@@ -1068,7 +1614,14 @@
           </w:p>
         </w:tc>
         <w:tc>
-          <w:tcPr/>
+          <w:tcPr>
+            <w:tcBorders>
+              <w:top w:val="single" w:sz="8" w:space="0" w:color="000000"/>
+              <w:left w:val="single" w:sz="8" w:space="0" w:color="000000"/>
+              <w:bottom w:val="single" w:sz="8" w:space="0" w:color="000000"/>
+              <w:right w:val="single" w:sz="8" w:space="0" w:color="000000"/>
+            </w:tcBorders>
+          </w:tcPr>
           <w:p>
             <w:pPr>
               <w:pStyle w:val="Compact"/>
@@ -1081,7 +1634,14 @@
           </w:p>
         </w:tc>
         <w:tc>
-          <w:tcPr/>
+          <w:tcPr>
+            <w:tcBorders>
+              <w:top w:val="single" w:sz="8" w:space="0" w:color="000000"/>
+              <w:left w:val="single" w:sz="8" w:space="0" w:color="000000"/>
+              <w:bottom w:val="single" w:sz="8" w:space="0" w:color="000000"/>
+              <w:right w:val="single" w:sz="8" w:space="0" w:color="000000"/>
+            </w:tcBorders>
+          </w:tcPr>
           <w:p>
             <w:pPr>
               <w:pStyle w:val="Compact"/>
@@ -1094,7 +1654,14 @@
           </w:p>
         </w:tc>
         <w:tc>
-          <w:tcPr/>
+          <w:tcPr>
+            <w:tcBorders>
+              <w:top w:val="single" w:sz="8" w:space="0" w:color="000000"/>
+              <w:left w:val="single" w:sz="8" w:space="0" w:color="000000"/>
+              <w:bottom w:val="single" w:sz="8" w:space="0" w:color="000000"/>
+              <w:right w:val="single" w:sz="8" w:space="0" w:color="000000"/>
+            </w:tcBorders>
+          </w:tcPr>
           <w:p>
             <w:pPr>
               <w:pStyle w:val="Compact"/>
@@ -1107,7 +1674,14 @@
           </w:p>
         </w:tc>
         <w:tc>
-          <w:tcPr/>
+          <w:tcPr>
+            <w:tcBorders>
+              <w:top w:val="single" w:sz="8" w:space="0" w:color="000000"/>
+              <w:left w:val="single" w:sz="8" w:space="0" w:color="000000"/>
+              <w:bottom w:val="single" w:sz="8" w:space="0" w:color="000000"/>
+              <w:right w:val="single" w:sz="8" w:space="0" w:color="000000"/>
+            </w:tcBorders>
+          </w:tcPr>
           <w:p>
             <w:pPr>
               <w:pStyle w:val="Compact"/>
@@ -1120,7 +1694,14 @@
           </w:p>
         </w:tc>
         <w:tc>
-          <w:tcPr/>
+          <w:tcPr>
+            <w:tcBorders>
+              <w:top w:val="single" w:sz="8" w:space="0" w:color="000000"/>
+              <w:left w:val="single" w:sz="8" w:space="0" w:color="000000"/>
+              <w:bottom w:val="single" w:sz="8" w:space="0" w:color="000000"/>
+              <w:right w:val="single" w:sz="8" w:space="0" w:color="000000"/>
+            </w:tcBorders>
+          </w:tcPr>
           <w:p>
             <w:pPr>
               <w:pStyle w:val="Compact"/>
@@ -1133,7 +1714,14 @@
           </w:p>
         </w:tc>
         <w:tc>
-          <w:tcPr/>
+          <w:tcPr>
+            <w:tcBorders>
+              <w:top w:val="single" w:sz="8" w:space="0" w:color="000000"/>
+              <w:left w:val="single" w:sz="8" w:space="0" w:color="000000"/>
+              <w:bottom w:val="single" w:sz="8" w:space="0" w:color="000000"/>
+              <w:right w:val="single" w:sz="8" w:space="0" w:color="000000"/>
+            </w:tcBorders>
+          </w:tcPr>
           <w:p>
             <w:pPr>
               <w:pStyle w:val="Compact"/>
@@ -1146,7 +1734,14 @@
           </w:p>
         </w:tc>
         <w:tc>
-          <w:tcPr/>
+          <w:tcPr>
+            <w:tcBorders>
+              <w:top w:val="single" w:sz="8" w:space="0" w:color="000000"/>
+              <w:left w:val="single" w:sz="8" w:space="0" w:color="000000"/>
+              <w:bottom w:val="single" w:sz="8" w:space="0" w:color="000000"/>
+              <w:right w:val="single" w:sz="8" w:space="0" w:color="000000"/>
+            </w:tcBorders>
+          </w:tcPr>
           <w:p>
             <w:pPr>
               <w:pStyle w:val="Compact"/>
@@ -1160,7 +1755,14 @@
           <w:cantSplit/>
         </w:trPr>
         <w:tc>
-          <w:tcPr/>
+          <w:tcPr>
+            <w:tcBorders>
+              <w:top w:val="single" w:sz="8" w:space="0" w:color="000000"/>
+              <w:left w:val="single" w:sz="8" w:space="0" w:color="000000"/>
+              <w:bottom w:val="single" w:sz="8" w:space="0" w:color="000000"/>
+              <w:right w:val="single" w:sz="8" w:space="0" w:color="000000"/>
+            </w:tcBorders>
+          </w:tcPr>
           <w:p>
             <w:pPr>
               <w:pStyle w:val="Compact"/>
@@ -1173,7 +1775,14 @@
           </w:p>
         </w:tc>
         <w:tc>
-          <w:tcPr/>
+          <w:tcPr>
+            <w:tcBorders>
+              <w:top w:val="single" w:sz="8" w:space="0" w:color="000000"/>
+              <w:left w:val="single" w:sz="8" w:space="0" w:color="000000"/>
+              <w:bottom w:val="single" w:sz="8" w:space="0" w:color="000000"/>
+              <w:right w:val="single" w:sz="8" w:space="0" w:color="000000"/>
+            </w:tcBorders>
+          </w:tcPr>
           <w:p>
             <w:pPr>
               <w:pStyle w:val="Compact"/>
@@ -1186,7 +1795,14 @@
           </w:p>
         </w:tc>
         <w:tc>
-          <w:tcPr/>
+          <w:tcPr>
+            <w:tcBorders>
+              <w:top w:val="single" w:sz="8" w:space="0" w:color="000000"/>
+              <w:left w:val="single" w:sz="8" w:space="0" w:color="000000"/>
+              <w:bottom w:val="single" w:sz="8" w:space="0" w:color="000000"/>
+              <w:right w:val="single" w:sz="8" w:space="0" w:color="000000"/>
+            </w:tcBorders>
+          </w:tcPr>
           <w:p>
             <w:pPr>
               <w:pStyle w:val="Compact"/>
@@ -1199,7 +1815,14 @@
           </w:p>
         </w:tc>
         <w:tc>
-          <w:tcPr/>
+          <w:tcPr>
+            <w:tcBorders>
+              <w:top w:val="single" w:sz="8" w:space="0" w:color="000000"/>
+              <w:left w:val="single" w:sz="8" w:space="0" w:color="000000"/>
+              <w:bottom w:val="single" w:sz="8" w:space="0" w:color="000000"/>
+              <w:right w:val="single" w:sz="8" w:space="0" w:color="000000"/>
+            </w:tcBorders>
+          </w:tcPr>
           <w:p>
             <w:pPr>
               <w:pStyle w:val="Compact"/>
@@ -1212,7 +1835,14 @@
           </w:p>
         </w:tc>
         <w:tc>
-          <w:tcPr/>
+          <w:tcPr>
+            <w:tcBorders>
+              <w:top w:val="single" w:sz="8" w:space="0" w:color="000000"/>
+              <w:left w:val="single" w:sz="8" w:space="0" w:color="000000"/>
+              <w:bottom w:val="single" w:sz="8" w:space="0" w:color="000000"/>
+              <w:right w:val="single" w:sz="8" w:space="0" w:color="000000"/>
+            </w:tcBorders>
+          </w:tcPr>
           <w:p>
             <w:pPr>
               <w:pStyle w:val="Compact"/>
@@ -1225,7 +1855,14 @@
           </w:p>
         </w:tc>
         <w:tc>
-          <w:tcPr/>
+          <w:tcPr>
+            <w:tcBorders>
+              <w:top w:val="single" w:sz="8" w:space="0" w:color="000000"/>
+              <w:left w:val="single" w:sz="8" w:space="0" w:color="000000"/>
+              <w:bottom w:val="single" w:sz="8" w:space="0" w:color="000000"/>
+              <w:right w:val="single" w:sz="8" w:space="0" w:color="000000"/>
+            </w:tcBorders>
+          </w:tcPr>
           <w:p>
             <w:pPr>
               <w:pStyle w:val="Compact"/>
@@ -1238,7 +1875,14 @@
           </w:p>
         </w:tc>
         <w:tc>
-          <w:tcPr/>
+          <w:tcPr>
+            <w:tcBorders>
+              <w:top w:val="single" w:sz="8" w:space="0" w:color="000000"/>
+              <w:left w:val="single" w:sz="8" w:space="0" w:color="000000"/>
+              <w:bottom w:val="single" w:sz="8" w:space="0" w:color="000000"/>
+              <w:right w:val="single" w:sz="8" w:space="0" w:color="000000"/>
+            </w:tcBorders>
+          </w:tcPr>
           <w:p>
             <w:pPr>
               <w:pStyle w:val="Compact"/>
@@ -1251,7 +1895,14 @@
           </w:p>
         </w:tc>
         <w:tc>
-          <w:tcPr/>
+          <w:tcPr>
+            <w:tcBorders>
+              <w:top w:val="single" w:sz="8" w:space="0" w:color="000000"/>
+              <w:left w:val="single" w:sz="8" w:space="0" w:color="000000"/>
+              <w:bottom w:val="single" w:sz="8" w:space="0" w:color="000000"/>
+              <w:right w:val="single" w:sz="8" w:space="0" w:color="000000"/>
+            </w:tcBorders>
+          </w:tcPr>
           <w:p>
             <w:pPr>
               <w:pStyle w:val="Compact"/>
@@ -1265,7 +1916,14 @@
           <w:cantSplit/>
         </w:trPr>
         <w:tc>
-          <w:tcPr/>
+          <w:tcPr>
+            <w:tcBorders>
+              <w:top w:val="single" w:sz="8" w:space="0" w:color="000000"/>
+              <w:left w:val="single" w:sz="8" w:space="0" w:color="000000"/>
+              <w:bottom w:val="single" w:sz="8" w:space="0" w:color="000000"/>
+              <w:right w:val="single" w:sz="8" w:space="0" w:color="000000"/>
+            </w:tcBorders>
+          </w:tcPr>
           <w:p>
             <w:pPr>
               <w:pStyle w:val="Compact"/>
@@ -1278,7 +1936,14 @@
           </w:p>
         </w:tc>
         <w:tc>
-          <w:tcPr/>
+          <w:tcPr>
+            <w:tcBorders>
+              <w:top w:val="single" w:sz="8" w:space="0" w:color="000000"/>
+              <w:left w:val="single" w:sz="8" w:space="0" w:color="000000"/>
+              <w:bottom w:val="single" w:sz="8" w:space="0" w:color="000000"/>
+              <w:right w:val="single" w:sz="8" w:space="0" w:color="000000"/>
+            </w:tcBorders>
+          </w:tcPr>
           <w:p>
             <w:pPr>
               <w:pStyle w:val="Compact"/>
@@ -1291,7 +1956,14 @@
           </w:p>
         </w:tc>
         <w:tc>
-          <w:tcPr/>
+          <w:tcPr>
+            <w:tcBorders>
+              <w:top w:val="single" w:sz="8" w:space="0" w:color="000000"/>
+              <w:left w:val="single" w:sz="8" w:space="0" w:color="000000"/>
+              <w:bottom w:val="single" w:sz="8" w:space="0" w:color="000000"/>
+              <w:right w:val="single" w:sz="8" w:space="0" w:color="000000"/>
+            </w:tcBorders>
+          </w:tcPr>
           <w:p>
             <w:pPr>
               <w:pStyle w:val="Compact"/>
@@ -1304,7 +1976,14 @@
           </w:p>
         </w:tc>
         <w:tc>
-          <w:tcPr/>
+          <w:tcPr>
+            <w:tcBorders>
+              <w:top w:val="single" w:sz="8" w:space="0" w:color="000000"/>
+              <w:left w:val="single" w:sz="8" w:space="0" w:color="000000"/>
+              <w:bottom w:val="single" w:sz="8" w:space="0" w:color="000000"/>
+              <w:right w:val="single" w:sz="8" w:space="0" w:color="000000"/>
+            </w:tcBorders>
+          </w:tcPr>
           <w:p>
             <w:pPr>
               <w:pStyle w:val="Compact"/>
@@ -1317,7 +1996,14 @@
           </w:p>
         </w:tc>
         <w:tc>
-          <w:tcPr/>
+          <w:tcPr>
+            <w:tcBorders>
+              <w:top w:val="single" w:sz="8" w:space="0" w:color="000000"/>
+              <w:left w:val="single" w:sz="8" w:space="0" w:color="000000"/>
+              <w:bottom w:val="single" w:sz="8" w:space="0" w:color="000000"/>
+              <w:right w:val="single" w:sz="8" w:space="0" w:color="000000"/>
+            </w:tcBorders>
+          </w:tcPr>
           <w:p>
             <w:pPr>
               <w:pStyle w:val="Compact"/>
@@ -1330,7 +2016,14 @@
           </w:p>
         </w:tc>
         <w:tc>
-          <w:tcPr/>
+          <w:tcPr>
+            <w:tcBorders>
+              <w:top w:val="single" w:sz="8" w:space="0" w:color="000000"/>
+              <w:left w:val="single" w:sz="8" w:space="0" w:color="000000"/>
+              <w:bottom w:val="single" w:sz="8" w:space="0" w:color="000000"/>
+              <w:right w:val="single" w:sz="8" w:space="0" w:color="000000"/>
+            </w:tcBorders>
+          </w:tcPr>
           <w:p>
             <w:pPr>
               <w:pStyle w:val="Compact"/>
@@ -1343,7 +2036,14 @@
           </w:p>
         </w:tc>
         <w:tc>
-          <w:tcPr/>
+          <w:tcPr>
+            <w:tcBorders>
+              <w:top w:val="single" w:sz="8" w:space="0" w:color="000000"/>
+              <w:left w:val="single" w:sz="8" w:space="0" w:color="000000"/>
+              <w:bottom w:val="single" w:sz="8" w:space="0" w:color="000000"/>
+              <w:right w:val="single" w:sz="8" w:space="0" w:color="000000"/>
+            </w:tcBorders>
+          </w:tcPr>
           <w:p>
             <w:pPr>
               <w:pStyle w:val="Compact"/>
@@ -1356,7 +2056,14 @@
           </w:p>
         </w:tc>
         <w:tc>
-          <w:tcPr/>
+          <w:tcPr>
+            <w:tcBorders>
+              <w:top w:val="single" w:sz="8" w:space="0" w:color="000000"/>
+              <w:left w:val="single" w:sz="8" w:space="0" w:color="000000"/>
+              <w:bottom w:val="single" w:sz="8" w:space="0" w:color="000000"/>
+              <w:right w:val="single" w:sz="8" w:space="0" w:color="000000"/>
+            </w:tcBorders>
+          </w:tcPr>
           <w:p>
             <w:pPr>
               <w:pStyle w:val="Compact"/>
@@ -1370,7 +2077,14 @@
           <w:cantSplit/>
         </w:trPr>
         <w:tc>
-          <w:tcPr/>
+          <w:tcPr>
+            <w:tcBorders>
+              <w:top w:val="single" w:sz="8" w:space="0" w:color="000000"/>
+              <w:left w:val="single" w:sz="8" w:space="0" w:color="000000"/>
+              <w:bottom w:val="single" w:sz="8" w:space="0" w:color="000000"/>
+              <w:right w:val="single" w:sz="8" w:space="0" w:color="000000"/>
+            </w:tcBorders>
+          </w:tcPr>
           <w:p>
             <w:pPr>
               <w:pStyle w:val="Compact"/>
@@ -1383,7 +2097,14 @@
           </w:p>
         </w:tc>
         <w:tc>
-          <w:tcPr/>
+          <w:tcPr>
+            <w:tcBorders>
+              <w:top w:val="single" w:sz="8" w:space="0" w:color="000000"/>
+              <w:left w:val="single" w:sz="8" w:space="0" w:color="000000"/>
+              <w:bottom w:val="single" w:sz="8" w:space="0" w:color="000000"/>
+              <w:right w:val="single" w:sz="8" w:space="0" w:color="000000"/>
+            </w:tcBorders>
+          </w:tcPr>
           <w:p>
             <w:pPr>
               <w:pStyle w:val="Compact"/>
@@ -1396,7 +2117,14 @@
           </w:p>
         </w:tc>
         <w:tc>
-          <w:tcPr/>
+          <w:tcPr>
+            <w:tcBorders>
+              <w:top w:val="single" w:sz="8" w:space="0" w:color="000000"/>
+              <w:left w:val="single" w:sz="8" w:space="0" w:color="000000"/>
+              <w:bottom w:val="single" w:sz="8" w:space="0" w:color="000000"/>
+              <w:right w:val="single" w:sz="8" w:space="0" w:color="000000"/>
+            </w:tcBorders>
+          </w:tcPr>
           <w:p>
             <w:pPr>
               <w:pStyle w:val="Compact"/>
@@ -1409,7 +2137,14 @@
           </w:p>
         </w:tc>
         <w:tc>
-          <w:tcPr/>
+          <w:tcPr>
+            <w:tcBorders>
+              <w:top w:val="single" w:sz="8" w:space="0" w:color="000000"/>
+              <w:left w:val="single" w:sz="8" w:space="0" w:color="000000"/>
+              <w:bottom w:val="single" w:sz="8" w:space="0" w:color="000000"/>
+              <w:right w:val="single" w:sz="8" w:space="0" w:color="000000"/>
+            </w:tcBorders>
+          </w:tcPr>
           <w:p>
             <w:pPr>
               <w:pStyle w:val="Compact"/>
@@ -1422,7 +2157,14 @@
           </w:p>
         </w:tc>
         <w:tc>
-          <w:tcPr/>
+          <w:tcPr>
+            <w:tcBorders>
+              <w:top w:val="single" w:sz="8" w:space="0" w:color="000000"/>
+              <w:left w:val="single" w:sz="8" w:space="0" w:color="000000"/>
+              <w:bottom w:val="single" w:sz="8" w:space="0" w:color="000000"/>
+              <w:right w:val="single" w:sz="8" w:space="0" w:color="000000"/>
+            </w:tcBorders>
+          </w:tcPr>
           <w:p>
             <w:pPr>
               <w:pStyle w:val="Compact"/>
@@ -1435,7 +2177,14 @@
           </w:p>
         </w:tc>
         <w:tc>
-          <w:tcPr/>
+          <w:tcPr>
+            <w:tcBorders>
+              <w:top w:val="single" w:sz="8" w:space="0" w:color="000000"/>
+              <w:left w:val="single" w:sz="8" w:space="0" w:color="000000"/>
+              <w:bottom w:val="single" w:sz="8" w:space="0" w:color="000000"/>
+              <w:right w:val="single" w:sz="8" w:space="0" w:color="000000"/>
+            </w:tcBorders>
+          </w:tcPr>
           <w:p>
             <w:pPr>
               <w:pStyle w:val="Compact"/>
@@ -1448,7 +2197,14 @@
           </w:p>
         </w:tc>
         <w:tc>
-          <w:tcPr/>
+          <w:tcPr>
+            <w:tcBorders>
+              <w:top w:val="single" w:sz="8" w:space="0" w:color="000000"/>
+              <w:left w:val="single" w:sz="8" w:space="0" w:color="000000"/>
+              <w:bottom w:val="single" w:sz="8" w:space="0" w:color="000000"/>
+              <w:right w:val="single" w:sz="8" w:space="0" w:color="000000"/>
+            </w:tcBorders>
+          </w:tcPr>
           <w:p>
             <w:pPr>
               <w:pStyle w:val="Compact"/>
@@ -1461,7 +2217,14 @@
           </w:p>
         </w:tc>
         <w:tc>
-          <w:tcPr/>
+          <w:tcPr>
+            <w:tcBorders>
+              <w:top w:val="single" w:sz="8" w:space="0" w:color="000000"/>
+              <w:left w:val="single" w:sz="8" w:space="0" w:color="000000"/>
+              <w:bottom w:val="single" w:sz="8" w:space="0" w:color="000000"/>
+              <w:right w:val="single" w:sz="8" w:space="0" w:color="000000"/>
+            </w:tcBorders>
+          </w:tcPr>
           <w:p>
             <w:pPr>
               <w:pStyle w:val="Compact"/>
@@ -1475,7 +2238,14 @@
           <w:cantSplit/>
         </w:trPr>
         <w:tc>
-          <w:tcPr/>
+          <w:tcPr>
+            <w:tcBorders>
+              <w:top w:val="single" w:sz="8" w:space="0" w:color="000000"/>
+              <w:left w:val="single" w:sz="8" w:space="0" w:color="000000"/>
+              <w:bottom w:val="single" w:sz="8" w:space="0" w:color="000000"/>
+              <w:right w:val="single" w:sz="8" w:space="0" w:color="000000"/>
+            </w:tcBorders>
+          </w:tcPr>
           <w:p>
             <w:pPr>
               <w:pStyle w:val="Compact"/>
@@ -1488,7 +2258,14 @@
           </w:p>
         </w:tc>
         <w:tc>
-          <w:tcPr/>
+          <w:tcPr>
+            <w:tcBorders>
+              <w:top w:val="single" w:sz="8" w:space="0" w:color="000000"/>
+              <w:left w:val="single" w:sz="8" w:space="0" w:color="000000"/>
+              <w:bottom w:val="single" w:sz="8" w:space="0" w:color="000000"/>
+              <w:right w:val="single" w:sz="8" w:space="0" w:color="000000"/>
+            </w:tcBorders>
+          </w:tcPr>
           <w:p>
             <w:pPr>
               <w:pStyle w:val="Compact"/>
@@ -1501,7 +2278,14 @@
           </w:p>
         </w:tc>
         <w:tc>
-          <w:tcPr/>
+          <w:tcPr>
+            <w:tcBorders>
+              <w:top w:val="single" w:sz="8" w:space="0" w:color="000000"/>
+              <w:left w:val="single" w:sz="8" w:space="0" w:color="000000"/>
+              <w:bottom w:val="single" w:sz="8" w:space="0" w:color="000000"/>
+              <w:right w:val="single" w:sz="8" w:space="0" w:color="000000"/>
+            </w:tcBorders>
+          </w:tcPr>
           <w:p>
             <w:pPr>
               <w:pStyle w:val="Compact"/>
@@ -1514,7 +2298,14 @@
           </w:p>
         </w:tc>
         <w:tc>
-          <w:tcPr/>
+          <w:tcPr>
+            <w:tcBorders>
+              <w:top w:val="single" w:sz="8" w:space="0" w:color="000000"/>
+              <w:left w:val="single" w:sz="8" w:space="0" w:color="000000"/>
+              <w:bottom w:val="single" w:sz="8" w:space="0" w:color="000000"/>
+              <w:right w:val="single" w:sz="8" w:space="0" w:color="000000"/>
+            </w:tcBorders>
+          </w:tcPr>
           <w:p>
             <w:pPr>
               <w:pStyle w:val="Compact"/>
@@ -1527,7 +2318,14 @@
           </w:p>
         </w:tc>
         <w:tc>
-          <w:tcPr/>
+          <w:tcPr>
+            <w:tcBorders>
+              <w:top w:val="single" w:sz="8" w:space="0" w:color="000000"/>
+              <w:left w:val="single" w:sz="8" w:space="0" w:color="000000"/>
+              <w:bottom w:val="single" w:sz="8" w:space="0" w:color="000000"/>
+              <w:right w:val="single" w:sz="8" w:space="0" w:color="000000"/>
+            </w:tcBorders>
+          </w:tcPr>
           <w:p>
             <w:pPr>
               <w:pStyle w:val="Compact"/>
@@ -1540,7 +2338,14 @@
           </w:p>
         </w:tc>
         <w:tc>
-          <w:tcPr/>
+          <w:tcPr>
+            <w:tcBorders>
+              <w:top w:val="single" w:sz="8" w:space="0" w:color="000000"/>
+              <w:left w:val="single" w:sz="8" w:space="0" w:color="000000"/>
+              <w:bottom w:val="single" w:sz="8" w:space="0" w:color="000000"/>
+              <w:right w:val="single" w:sz="8" w:space="0" w:color="000000"/>
+            </w:tcBorders>
+          </w:tcPr>
           <w:p>
             <w:pPr>
               <w:pStyle w:val="Compact"/>
@@ -1553,7 +2358,14 @@
           </w:p>
         </w:tc>
         <w:tc>
-          <w:tcPr/>
+          <w:tcPr>
+            <w:tcBorders>
+              <w:top w:val="single" w:sz="8" w:space="0" w:color="000000"/>
+              <w:left w:val="single" w:sz="8" w:space="0" w:color="000000"/>
+              <w:bottom w:val="single" w:sz="8" w:space="0" w:color="000000"/>
+              <w:right w:val="single" w:sz="8" w:space="0" w:color="000000"/>
+            </w:tcBorders>
+          </w:tcPr>
           <w:p>
             <w:pPr>
               <w:pStyle w:val="Compact"/>
@@ -1566,7 +2378,14 @@
           </w:p>
         </w:tc>
         <w:tc>
-          <w:tcPr/>
+          <w:tcPr>
+            <w:tcBorders>
+              <w:top w:val="single" w:sz="8" w:space="0" w:color="000000"/>
+              <w:left w:val="single" w:sz="8" w:space="0" w:color="000000"/>
+              <w:bottom w:val="single" w:sz="8" w:space="0" w:color="000000"/>
+              <w:right w:val="single" w:sz="8" w:space="0" w:color="000000"/>
+            </w:tcBorders>
+          </w:tcPr>
           <w:p>
             <w:pPr>
               <w:pStyle w:val="Compact"/>
@@ -1580,7 +2399,14 @@
           <w:cantSplit/>
         </w:trPr>
         <w:tc>
-          <w:tcPr/>
+          <w:tcPr>
+            <w:tcBorders>
+              <w:top w:val="single" w:sz="8" w:space="0" w:color="000000"/>
+              <w:left w:val="single" w:sz="8" w:space="0" w:color="000000"/>
+              <w:bottom w:val="single" w:sz="8" w:space="0" w:color="000000"/>
+              <w:right w:val="single" w:sz="8" w:space="0" w:color="000000"/>
+            </w:tcBorders>
+          </w:tcPr>
           <w:p>
             <w:pPr>
               <w:pStyle w:val="Compact"/>
@@ -1593,7 +2419,14 @@
           </w:p>
         </w:tc>
         <w:tc>
-          <w:tcPr/>
+          <w:tcPr>
+            <w:tcBorders>
+              <w:top w:val="single" w:sz="8" w:space="0" w:color="000000"/>
+              <w:left w:val="single" w:sz="8" w:space="0" w:color="000000"/>
+              <w:bottom w:val="single" w:sz="8" w:space="0" w:color="000000"/>
+              <w:right w:val="single" w:sz="8" w:space="0" w:color="000000"/>
+            </w:tcBorders>
+          </w:tcPr>
           <w:p>
             <w:pPr>
               <w:pStyle w:val="Compact"/>
@@ -1606,7 +2439,14 @@
           </w:p>
         </w:tc>
         <w:tc>
-          <w:tcPr/>
+          <w:tcPr>
+            <w:tcBorders>
+              <w:top w:val="single" w:sz="8" w:space="0" w:color="000000"/>
+              <w:left w:val="single" w:sz="8" w:space="0" w:color="000000"/>
+              <w:bottom w:val="single" w:sz="8" w:space="0" w:color="000000"/>
+              <w:right w:val="single" w:sz="8" w:space="0" w:color="000000"/>
+            </w:tcBorders>
+          </w:tcPr>
           <w:p>
             <w:pPr>
               <w:pStyle w:val="Compact"/>
@@ -1619,7 +2459,14 @@
           </w:p>
         </w:tc>
         <w:tc>
-          <w:tcPr/>
+          <w:tcPr>
+            <w:tcBorders>
+              <w:top w:val="single" w:sz="8" w:space="0" w:color="000000"/>
+              <w:left w:val="single" w:sz="8" w:space="0" w:color="000000"/>
+              <w:bottom w:val="single" w:sz="8" w:space="0" w:color="000000"/>
+              <w:right w:val="single" w:sz="8" w:space="0" w:color="000000"/>
+            </w:tcBorders>
+          </w:tcPr>
           <w:p>
             <w:pPr>
               <w:pStyle w:val="Compact"/>
@@ -1632,7 +2479,14 @@
           </w:p>
         </w:tc>
         <w:tc>
-          <w:tcPr/>
+          <w:tcPr>
+            <w:tcBorders>
+              <w:top w:val="single" w:sz="8" w:space="0" w:color="000000"/>
+              <w:left w:val="single" w:sz="8" w:space="0" w:color="000000"/>
+              <w:bottom w:val="single" w:sz="8" w:space="0" w:color="000000"/>
+              <w:right w:val="single" w:sz="8" w:space="0" w:color="000000"/>
+            </w:tcBorders>
+          </w:tcPr>
           <w:p>
             <w:pPr>
               <w:pStyle w:val="Compact"/>
@@ -1645,7 +2499,14 @@
           </w:p>
         </w:tc>
         <w:tc>
-          <w:tcPr/>
+          <w:tcPr>
+            <w:tcBorders>
+              <w:top w:val="single" w:sz="8" w:space="0" w:color="000000"/>
+              <w:left w:val="single" w:sz="8" w:space="0" w:color="000000"/>
+              <w:bottom w:val="single" w:sz="8" w:space="0" w:color="000000"/>
+              <w:right w:val="single" w:sz="8" w:space="0" w:color="000000"/>
+            </w:tcBorders>
+          </w:tcPr>
           <w:p>
             <w:pPr>
               <w:pStyle w:val="Compact"/>
@@ -1658,7 +2519,14 @@
           </w:p>
         </w:tc>
         <w:tc>
-          <w:tcPr/>
+          <w:tcPr>
+            <w:tcBorders>
+              <w:top w:val="single" w:sz="8" w:space="0" w:color="000000"/>
+              <w:left w:val="single" w:sz="8" w:space="0" w:color="000000"/>
+              <w:bottom w:val="single" w:sz="8" w:space="0" w:color="000000"/>
+              <w:right w:val="single" w:sz="8" w:space="0" w:color="000000"/>
+            </w:tcBorders>
+          </w:tcPr>
           <w:p>
             <w:pPr>
               <w:pStyle w:val="Compact"/>
@@ -1671,7 +2539,14 @@
           </w:p>
         </w:tc>
         <w:tc>
-          <w:tcPr/>
+          <w:tcPr>
+            <w:tcBorders>
+              <w:top w:val="single" w:sz="8" w:space="0" w:color="000000"/>
+              <w:left w:val="single" w:sz="8" w:space="0" w:color="000000"/>
+              <w:bottom w:val="single" w:sz="8" w:space="0" w:color="000000"/>
+              <w:right w:val="single" w:sz="8" w:space="0" w:color="000000"/>
+            </w:tcBorders>
+          </w:tcPr>
           <w:p>
             <w:pPr>
               <w:pStyle w:val="Compact"/>
@@ -1685,7 +2560,14 @@
           <w:cantSplit/>
         </w:trPr>
         <w:tc>
-          <w:tcPr/>
+          <w:tcPr>
+            <w:tcBorders>
+              <w:top w:val="single" w:sz="8" w:space="0" w:color="000000"/>
+              <w:left w:val="single" w:sz="8" w:space="0" w:color="000000"/>
+              <w:bottom w:val="single" w:sz="8" w:space="0" w:color="000000"/>
+              <w:right w:val="single" w:sz="8" w:space="0" w:color="000000"/>
+            </w:tcBorders>
+          </w:tcPr>
           <w:p>
             <w:pPr>
               <w:pStyle w:val="Compact"/>
@@ -1698,7 +2580,14 @@
           </w:p>
         </w:tc>
         <w:tc>
-          <w:tcPr/>
+          <w:tcPr>
+            <w:tcBorders>
+              <w:top w:val="single" w:sz="8" w:space="0" w:color="000000"/>
+              <w:left w:val="single" w:sz="8" w:space="0" w:color="000000"/>
+              <w:bottom w:val="single" w:sz="8" w:space="0" w:color="000000"/>
+              <w:right w:val="single" w:sz="8" w:space="0" w:color="000000"/>
+            </w:tcBorders>
+          </w:tcPr>
           <w:p>
             <w:pPr>
               <w:pStyle w:val="Compact"/>
@@ -1711,7 +2600,14 @@
           </w:p>
         </w:tc>
         <w:tc>
-          <w:tcPr/>
+          <w:tcPr>
+            <w:tcBorders>
+              <w:top w:val="single" w:sz="8" w:space="0" w:color="000000"/>
+              <w:left w:val="single" w:sz="8" w:space="0" w:color="000000"/>
+              <w:bottom w:val="single" w:sz="8" w:space="0" w:color="000000"/>
+              <w:right w:val="single" w:sz="8" w:space="0" w:color="000000"/>
+            </w:tcBorders>
+          </w:tcPr>
           <w:p>
             <w:pPr>
               <w:pStyle w:val="Compact"/>
@@ -1724,7 +2620,14 @@
           </w:p>
         </w:tc>
         <w:tc>
-          <w:tcPr/>
+          <w:tcPr>
+            <w:tcBorders>
+              <w:top w:val="single" w:sz="8" w:space="0" w:color="000000"/>
+              <w:left w:val="single" w:sz="8" w:space="0" w:color="000000"/>
+              <w:bottom w:val="single" w:sz="8" w:space="0" w:color="000000"/>
+              <w:right w:val="single" w:sz="8" w:space="0" w:color="000000"/>
+            </w:tcBorders>
+          </w:tcPr>
           <w:p>
             <w:pPr>
               <w:pStyle w:val="Compact"/>
@@ -1737,7 +2640,14 @@
           </w:p>
         </w:tc>
         <w:tc>
-          <w:tcPr/>
+          <w:tcPr>
+            <w:tcBorders>
+              <w:top w:val="single" w:sz="8" w:space="0" w:color="000000"/>
+              <w:left w:val="single" w:sz="8" w:space="0" w:color="000000"/>
+              <w:bottom w:val="single" w:sz="8" w:space="0" w:color="000000"/>
+              <w:right w:val="single" w:sz="8" w:space="0" w:color="000000"/>
+            </w:tcBorders>
+          </w:tcPr>
           <w:p>
             <w:pPr>
               <w:pStyle w:val="Compact"/>
@@ -1750,7 +2660,14 @@
           </w:p>
         </w:tc>
         <w:tc>
-          <w:tcPr/>
+          <w:tcPr>
+            <w:tcBorders>
+              <w:top w:val="single" w:sz="8" w:space="0" w:color="000000"/>
+              <w:left w:val="single" w:sz="8" w:space="0" w:color="000000"/>
+              <w:bottom w:val="single" w:sz="8" w:space="0" w:color="000000"/>
+              <w:right w:val="single" w:sz="8" w:space="0" w:color="000000"/>
+            </w:tcBorders>
+          </w:tcPr>
           <w:p>
             <w:pPr>
               <w:pStyle w:val="Compact"/>
@@ -1763,7 +2680,14 @@
           </w:p>
         </w:tc>
         <w:tc>
-          <w:tcPr/>
+          <w:tcPr>
+            <w:tcBorders>
+              <w:top w:val="single" w:sz="8" w:space="0" w:color="000000"/>
+              <w:left w:val="single" w:sz="8" w:space="0" w:color="000000"/>
+              <w:bottom w:val="single" w:sz="8" w:space="0" w:color="000000"/>
+              <w:right w:val="single" w:sz="8" w:space="0" w:color="000000"/>
+            </w:tcBorders>
+          </w:tcPr>
           <w:p>
             <w:pPr>
               <w:pStyle w:val="Compact"/>
@@ -1776,7 +2700,14 @@
           </w:p>
         </w:tc>
         <w:tc>
-          <w:tcPr/>
+          <w:tcPr>
+            <w:tcBorders>
+              <w:top w:val="single" w:sz="8" w:space="0" w:color="000000"/>
+              <w:left w:val="single" w:sz="8" w:space="0" w:color="000000"/>
+              <w:bottom w:val="single" w:sz="8" w:space="0" w:color="000000"/>
+              <w:right w:val="single" w:sz="8" w:space="0" w:color="000000"/>
+            </w:tcBorders>
+          </w:tcPr>
           <w:p>
             <w:pPr>
               <w:pStyle w:val="Compact"/>
@@ -1790,7 +2721,14 @@
           <w:cantSplit/>
         </w:trPr>
         <w:tc>
-          <w:tcPr/>
+          <w:tcPr>
+            <w:tcBorders>
+              <w:top w:val="single" w:sz="8" w:space="0" w:color="000000"/>
+              <w:left w:val="single" w:sz="8" w:space="0" w:color="000000"/>
+              <w:bottom w:val="single" w:sz="8" w:space="0" w:color="000000"/>
+              <w:right w:val="single" w:sz="8" w:space="0" w:color="000000"/>
+            </w:tcBorders>
+          </w:tcPr>
           <w:p>
             <w:pPr>
               <w:pStyle w:val="Compact"/>
@@ -1803,7 +2741,14 @@
           </w:p>
         </w:tc>
         <w:tc>
-          <w:tcPr/>
+          <w:tcPr>
+            <w:tcBorders>
+              <w:top w:val="single" w:sz="8" w:space="0" w:color="000000"/>
+              <w:left w:val="single" w:sz="8" w:space="0" w:color="000000"/>
+              <w:bottom w:val="single" w:sz="8" w:space="0" w:color="000000"/>
+              <w:right w:val="single" w:sz="8" w:space="0" w:color="000000"/>
+            </w:tcBorders>
+          </w:tcPr>
           <w:p>
             <w:pPr>
               <w:pStyle w:val="Compact"/>
@@ -1816,7 +2761,14 @@
           </w:p>
         </w:tc>
         <w:tc>
-          <w:tcPr/>
+          <w:tcPr>
+            <w:tcBorders>
+              <w:top w:val="single" w:sz="8" w:space="0" w:color="000000"/>
+              <w:left w:val="single" w:sz="8" w:space="0" w:color="000000"/>
+              <w:bottom w:val="single" w:sz="8" w:space="0" w:color="000000"/>
+              <w:right w:val="single" w:sz="8" w:space="0" w:color="000000"/>
+            </w:tcBorders>
+          </w:tcPr>
           <w:p>
             <w:pPr>
               <w:pStyle w:val="Compact"/>
@@ -1829,7 +2781,14 @@
           </w:p>
         </w:tc>
         <w:tc>
-          <w:tcPr/>
+          <w:tcPr>
+            <w:tcBorders>
+              <w:top w:val="single" w:sz="8" w:space="0" w:color="000000"/>
+              <w:left w:val="single" w:sz="8" w:space="0" w:color="000000"/>
+              <w:bottom w:val="single" w:sz="8" w:space="0" w:color="000000"/>
+              <w:right w:val="single" w:sz="8" w:space="0" w:color="000000"/>
+            </w:tcBorders>
+          </w:tcPr>
           <w:p>
             <w:pPr>
               <w:pStyle w:val="Compact"/>
@@ -1842,7 +2801,14 @@
           </w:p>
         </w:tc>
         <w:tc>
-          <w:tcPr/>
+          <w:tcPr>
+            <w:tcBorders>
+              <w:top w:val="single" w:sz="8" w:space="0" w:color="000000"/>
+              <w:left w:val="single" w:sz="8" w:space="0" w:color="000000"/>
+              <w:bottom w:val="single" w:sz="8" w:space="0" w:color="000000"/>
+              <w:right w:val="single" w:sz="8" w:space="0" w:color="000000"/>
+            </w:tcBorders>
+          </w:tcPr>
           <w:p>
             <w:pPr>
               <w:pStyle w:val="Compact"/>
@@ -1855,7 +2821,14 @@
           </w:p>
         </w:tc>
         <w:tc>
-          <w:tcPr/>
+          <w:tcPr>
+            <w:tcBorders>
+              <w:top w:val="single" w:sz="8" w:space="0" w:color="000000"/>
+              <w:left w:val="single" w:sz="8" w:space="0" w:color="000000"/>
+              <w:bottom w:val="single" w:sz="8" w:space="0" w:color="000000"/>
+              <w:right w:val="single" w:sz="8" w:space="0" w:color="000000"/>
+            </w:tcBorders>
+          </w:tcPr>
           <w:p>
             <w:pPr>
               <w:pStyle w:val="Compact"/>
@@ -1868,7 +2841,14 @@
           </w:p>
         </w:tc>
         <w:tc>
-          <w:tcPr/>
+          <w:tcPr>
+            <w:tcBorders>
+              <w:top w:val="single" w:sz="8" w:space="0" w:color="000000"/>
+              <w:left w:val="single" w:sz="8" w:space="0" w:color="000000"/>
+              <w:bottom w:val="single" w:sz="8" w:space="0" w:color="000000"/>
+              <w:right w:val="single" w:sz="8" w:space="0" w:color="000000"/>
+            </w:tcBorders>
+          </w:tcPr>
           <w:p>
             <w:pPr>
               <w:pStyle w:val="Compact"/>
@@ -1881,7 +2861,14 @@
           </w:p>
         </w:tc>
         <w:tc>
-          <w:tcPr/>
+          <w:tcPr>
+            <w:tcBorders>
+              <w:top w:val="single" w:sz="8" w:space="0" w:color="000000"/>
+              <w:left w:val="single" w:sz="8" w:space="0" w:color="000000"/>
+              <w:bottom w:val="single" w:sz="8" w:space="0" w:color="000000"/>
+              <w:right w:val="single" w:sz="8" w:space="0" w:color="000000"/>
+            </w:tcBorders>
+          </w:tcPr>
           <w:p>
             <w:pPr>
               <w:pStyle w:val="Compact"/>
@@ -1895,7 +2882,14 @@
           <w:cantSplit/>
         </w:trPr>
         <w:tc>
-          <w:tcPr/>
+          <w:tcPr>
+            <w:tcBorders>
+              <w:top w:val="single" w:sz="8" w:space="0" w:color="000000"/>
+              <w:left w:val="single" w:sz="8" w:space="0" w:color="000000"/>
+              <w:bottom w:val="single" w:sz="8" w:space="0" w:color="000000"/>
+              <w:right w:val="single" w:sz="8" w:space="0" w:color="000000"/>
+            </w:tcBorders>
+          </w:tcPr>
           <w:p>
             <w:pPr>
               <w:pStyle w:val="Compact"/>
@@ -1908,7 +2902,14 @@
           </w:p>
         </w:tc>
         <w:tc>
-          <w:tcPr/>
+          <w:tcPr>
+            <w:tcBorders>
+              <w:top w:val="single" w:sz="8" w:space="0" w:color="000000"/>
+              <w:left w:val="single" w:sz="8" w:space="0" w:color="000000"/>
+              <w:bottom w:val="single" w:sz="8" w:space="0" w:color="000000"/>
+              <w:right w:val="single" w:sz="8" w:space="0" w:color="000000"/>
+            </w:tcBorders>
+          </w:tcPr>
           <w:p>
             <w:pPr>
               <w:pStyle w:val="Compact"/>
@@ -1921,7 +2922,14 @@
           </w:p>
         </w:tc>
         <w:tc>
-          <w:tcPr/>
+          <w:tcPr>
+            <w:tcBorders>
+              <w:top w:val="single" w:sz="8" w:space="0" w:color="000000"/>
+              <w:left w:val="single" w:sz="8" w:space="0" w:color="000000"/>
+              <w:bottom w:val="single" w:sz="8" w:space="0" w:color="000000"/>
+              <w:right w:val="single" w:sz="8" w:space="0" w:color="000000"/>
+            </w:tcBorders>
+          </w:tcPr>
           <w:p>
             <w:pPr>
               <w:pStyle w:val="Compact"/>
@@ -1934,7 +2942,14 @@
           </w:p>
         </w:tc>
         <w:tc>
-          <w:tcPr/>
+          <w:tcPr>
+            <w:tcBorders>
+              <w:top w:val="single" w:sz="8" w:space="0" w:color="000000"/>
+              <w:left w:val="single" w:sz="8" w:space="0" w:color="000000"/>
+              <w:bottom w:val="single" w:sz="8" w:space="0" w:color="000000"/>
+              <w:right w:val="single" w:sz="8" w:space="0" w:color="000000"/>
+            </w:tcBorders>
+          </w:tcPr>
           <w:p>
             <w:pPr>
               <w:pStyle w:val="Compact"/>
@@ -1947,7 +2962,14 @@
           </w:p>
         </w:tc>
         <w:tc>
-          <w:tcPr/>
+          <w:tcPr>
+            <w:tcBorders>
+              <w:top w:val="single" w:sz="8" w:space="0" w:color="000000"/>
+              <w:left w:val="single" w:sz="8" w:space="0" w:color="000000"/>
+              <w:bottom w:val="single" w:sz="8" w:space="0" w:color="000000"/>
+              <w:right w:val="single" w:sz="8" w:space="0" w:color="000000"/>
+            </w:tcBorders>
+          </w:tcPr>
           <w:p>
             <w:pPr>
               <w:pStyle w:val="Compact"/>
@@ -1960,7 +2982,14 @@
           </w:p>
         </w:tc>
         <w:tc>
-          <w:tcPr/>
+          <w:tcPr>
+            <w:tcBorders>
+              <w:top w:val="single" w:sz="8" w:space="0" w:color="000000"/>
+              <w:left w:val="single" w:sz="8" w:space="0" w:color="000000"/>
+              <w:bottom w:val="single" w:sz="8" w:space="0" w:color="000000"/>
+              <w:right w:val="single" w:sz="8" w:space="0" w:color="000000"/>
+            </w:tcBorders>
+          </w:tcPr>
           <w:p>
             <w:pPr>
               <w:pStyle w:val="Compact"/>
@@ -1973,7 +3002,14 @@
           </w:p>
         </w:tc>
         <w:tc>
-          <w:tcPr/>
+          <w:tcPr>
+            <w:tcBorders>
+              <w:top w:val="single" w:sz="8" w:space="0" w:color="000000"/>
+              <w:left w:val="single" w:sz="8" w:space="0" w:color="000000"/>
+              <w:bottom w:val="single" w:sz="8" w:space="0" w:color="000000"/>
+              <w:right w:val="single" w:sz="8" w:space="0" w:color="000000"/>
+            </w:tcBorders>
+          </w:tcPr>
           <w:p>
             <w:pPr>
               <w:pStyle w:val="Compact"/>
@@ -1986,7 +3022,14 @@
           </w:p>
         </w:tc>
         <w:tc>
-          <w:tcPr/>
+          <w:tcPr>
+            <w:tcBorders>
+              <w:top w:val="single" w:sz="8" w:space="0" w:color="000000"/>
+              <w:left w:val="single" w:sz="8" w:space="0" w:color="000000"/>
+              <w:bottom w:val="single" w:sz="8" w:space="0" w:color="000000"/>
+              <w:right w:val="single" w:sz="8" w:space="0" w:color="000000"/>
+            </w:tcBorders>
+          </w:tcPr>
           <w:p>
             <w:pPr>
               <w:pStyle w:val="Compact"/>
@@ -2000,7 +3043,14 @@
           <w:cantSplit/>
         </w:trPr>
         <w:tc>
-          <w:tcPr/>
+          <w:tcPr>
+            <w:tcBorders>
+              <w:top w:val="single" w:sz="8" w:space="0" w:color="000000"/>
+              <w:left w:val="single" w:sz="8" w:space="0" w:color="000000"/>
+              <w:bottom w:val="single" w:sz="8" w:space="0" w:color="000000"/>
+              <w:right w:val="single" w:sz="8" w:space="0" w:color="000000"/>
+            </w:tcBorders>
+          </w:tcPr>
           <w:p>
             <w:pPr>
               <w:pStyle w:val="Compact"/>
@@ -2013,7 +3063,14 @@
           </w:p>
         </w:tc>
         <w:tc>
-          <w:tcPr/>
+          <w:tcPr>
+            <w:tcBorders>
+              <w:top w:val="single" w:sz="8" w:space="0" w:color="000000"/>
+              <w:left w:val="single" w:sz="8" w:space="0" w:color="000000"/>
+              <w:bottom w:val="single" w:sz="8" w:space="0" w:color="000000"/>
+              <w:right w:val="single" w:sz="8" w:space="0" w:color="000000"/>
+            </w:tcBorders>
+          </w:tcPr>
           <w:p>
             <w:pPr>
               <w:pStyle w:val="Compact"/>
@@ -2026,7 +3083,14 @@
           </w:p>
         </w:tc>
         <w:tc>
-          <w:tcPr/>
+          <w:tcPr>
+            <w:tcBorders>
+              <w:top w:val="single" w:sz="8" w:space="0" w:color="000000"/>
+              <w:left w:val="single" w:sz="8" w:space="0" w:color="000000"/>
+              <w:bottom w:val="single" w:sz="8" w:space="0" w:color="000000"/>
+              <w:right w:val="single" w:sz="8" w:space="0" w:color="000000"/>
+            </w:tcBorders>
+          </w:tcPr>
           <w:p>
             <w:pPr>
               <w:pStyle w:val="Compact"/>
@@ -2039,7 +3103,14 @@
           </w:p>
         </w:tc>
         <w:tc>
-          <w:tcPr/>
+          <w:tcPr>
+            <w:tcBorders>
+              <w:top w:val="single" w:sz="8" w:space="0" w:color="000000"/>
+              <w:left w:val="single" w:sz="8" w:space="0" w:color="000000"/>
+              <w:bottom w:val="single" w:sz="8" w:space="0" w:color="000000"/>
+              <w:right w:val="single" w:sz="8" w:space="0" w:color="000000"/>
+            </w:tcBorders>
+          </w:tcPr>
           <w:p>
             <w:pPr>
               <w:pStyle w:val="Compact"/>
@@ -2052,7 +3123,14 @@
           </w:p>
         </w:tc>
         <w:tc>
-          <w:tcPr/>
+          <w:tcPr>
+            <w:tcBorders>
+              <w:top w:val="single" w:sz="8" w:space="0" w:color="000000"/>
+              <w:left w:val="single" w:sz="8" w:space="0" w:color="000000"/>
+              <w:bottom w:val="single" w:sz="8" w:space="0" w:color="000000"/>
+              <w:right w:val="single" w:sz="8" w:space="0" w:color="000000"/>
+            </w:tcBorders>
+          </w:tcPr>
           <w:p>
             <w:pPr>
               <w:pStyle w:val="Compact"/>
@@ -2065,7 +3143,14 @@
           </w:p>
         </w:tc>
         <w:tc>
-          <w:tcPr/>
+          <w:tcPr>
+            <w:tcBorders>
+              <w:top w:val="single" w:sz="8" w:space="0" w:color="000000"/>
+              <w:left w:val="single" w:sz="8" w:space="0" w:color="000000"/>
+              <w:bottom w:val="single" w:sz="8" w:space="0" w:color="000000"/>
+              <w:right w:val="single" w:sz="8" w:space="0" w:color="000000"/>
+            </w:tcBorders>
+          </w:tcPr>
           <w:p>
             <w:pPr>
               <w:pStyle w:val="Compact"/>
@@ -2078,7 +3163,14 @@
           </w:p>
         </w:tc>
         <w:tc>
-          <w:tcPr/>
+          <w:tcPr>
+            <w:tcBorders>
+              <w:top w:val="single" w:sz="8" w:space="0" w:color="000000"/>
+              <w:left w:val="single" w:sz="8" w:space="0" w:color="000000"/>
+              <w:bottom w:val="single" w:sz="8" w:space="0" w:color="000000"/>
+              <w:right w:val="single" w:sz="8" w:space="0" w:color="000000"/>
+            </w:tcBorders>
+          </w:tcPr>
           <w:p>
             <w:pPr>
               <w:pStyle w:val="Compact"/>
@@ -2091,7 +3183,14 @@
           </w:p>
         </w:tc>
         <w:tc>
-          <w:tcPr/>
+          <w:tcPr>
+            <w:tcBorders>
+              <w:top w:val="single" w:sz="8" w:space="0" w:color="000000"/>
+              <w:left w:val="single" w:sz="8" w:space="0" w:color="000000"/>
+              <w:bottom w:val="single" w:sz="8" w:space="0" w:color="000000"/>
+              <w:right w:val="single" w:sz="8" w:space="0" w:color="000000"/>
+            </w:tcBorders>
+          </w:tcPr>
           <w:p>
             <w:pPr>
               <w:pStyle w:val="Compact"/>
@@ -2105,7 +3204,14 @@
           <w:cantSplit/>
         </w:trPr>
         <w:tc>
-          <w:tcPr/>
+          <w:tcPr>
+            <w:tcBorders>
+              <w:top w:val="single" w:sz="8" w:space="0" w:color="000000"/>
+              <w:left w:val="single" w:sz="8" w:space="0" w:color="000000"/>
+              <w:bottom w:val="single" w:sz="8" w:space="0" w:color="000000"/>
+              <w:right w:val="single" w:sz="8" w:space="0" w:color="000000"/>
+            </w:tcBorders>
+          </w:tcPr>
           <w:p>
             <w:pPr>
               <w:pStyle w:val="Compact"/>
@@ -2118,7 +3224,14 @@
           </w:p>
         </w:tc>
         <w:tc>
-          <w:tcPr/>
+          <w:tcPr>
+            <w:tcBorders>
+              <w:top w:val="single" w:sz="8" w:space="0" w:color="000000"/>
+              <w:left w:val="single" w:sz="8" w:space="0" w:color="000000"/>
+              <w:bottom w:val="single" w:sz="8" w:space="0" w:color="000000"/>
+              <w:right w:val="single" w:sz="8" w:space="0" w:color="000000"/>
+            </w:tcBorders>
+          </w:tcPr>
           <w:p>
             <w:pPr>
               <w:pStyle w:val="Compact"/>
@@ -2131,7 +3244,14 @@
           </w:p>
         </w:tc>
         <w:tc>
-          <w:tcPr/>
+          <w:tcPr>
+            <w:tcBorders>
+              <w:top w:val="single" w:sz="8" w:space="0" w:color="000000"/>
+              <w:left w:val="single" w:sz="8" w:space="0" w:color="000000"/>
+              <w:bottom w:val="single" w:sz="8" w:space="0" w:color="000000"/>
+              <w:right w:val="single" w:sz="8" w:space="0" w:color="000000"/>
+            </w:tcBorders>
+          </w:tcPr>
           <w:p>
             <w:pPr>
               <w:pStyle w:val="Compact"/>
@@ -2144,7 +3264,14 @@
           </w:p>
         </w:tc>
         <w:tc>
-          <w:tcPr/>
+          <w:tcPr>
+            <w:tcBorders>
+              <w:top w:val="single" w:sz="8" w:space="0" w:color="000000"/>
+              <w:left w:val="single" w:sz="8" w:space="0" w:color="000000"/>
+              <w:bottom w:val="single" w:sz="8" w:space="0" w:color="000000"/>
+              <w:right w:val="single" w:sz="8" w:space="0" w:color="000000"/>
+            </w:tcBorders>
+          </w:tcPr>
           <w:p>
             <w:pPr>
               <w:pStyle w:val="Compact"/>
@@ -2157,7 +3284,14 @@
           </w:p>
         </w:tc>
         <w:tc>
-          <w:tcPr/>
+          <w:tcPr>
+            <w:tcBorders>
+              <w:top w:val="single" w:sz="8" w:space="0" w:color="000000"/>
+              <w:left w:val="single" w:sz="8" w:space="0" w:color="000000"/>
+              <w:bottom w:val="single" w:sz="8" w:space="0" w:color="000000"/>
+              <w:right w:val="single" w:sz="8" w:space="0" w:color="000000"/>
+            </w:tcBorders>
+          </w:tcPr>
           <w:p>
             <w:pPr>
               <w:pStyle w:val="Compact"/>
@@ -2170,7 +3304,14 @@
           </w:p>
         </w:tc>
         <w:tc>
-          <w:tcPr/>
+          <w:tcPr>
+            <w:tcBorders>
+              <w:top w:val="single" w:sz="8" w:space="0" w:color="000000"/>
+              <w:left w:val="single" w:sz="8" w:space="0" w:color="000000"/>
+              <w:bottom w:val="single" w:sz="8" w:space="0" w:color="000000"/>
+              <w:right w:val="single" w:sz="8" w:space="0" w:color="000000"/>
+            </w:tcBorders>
+          </w:tcPr>
           <w:p>
             <w:pPr>
               <w:pStyle w:val="Compact"/>
@@ -2183,7 +3324,14 @@
           </w:p>
         </w:tc>
         <w:tc>
-          <w:tcPr/>
+          <w:tcPr>
+            <w:tcBorders>
+              <w:top w:val="single" w:sz="8" w:space="0" w:color="000000"/>
+              <w:left w:val="single" w:sz="8" w:space="0" w:color="000000"/>
+              <w:bottom w:val="single" w:sz="8" w:space="0" w:color="000000"/>
+              <w:right w:val="single" w:sz="8" w:space="0" w:color="000000"/>
+            </w:tcBorders>
+          </w:tcPr>
           <w:p>
             <w:pPr>
               <w:pStyle w:val="Compact"/>
@@ -2196,7 +3344,14 @@
           </w:p>
         </w:tc>
         <w:tc>
-          <w:tcPr/>
+          <w:tcPr>
+            <w:tcBorders>
+              <w:top w:val="single" w:sz="8" w:space="0" w:color="000000"/>
+              <w:left w:val="single" w:sz="8" w:space="0" w:color="000000"/>
+              <w:bottom w:val="single" w:sz="8" w:space="0" w:color="000000"/>
+              <w:right w:val="single" w:sz="8" w:space="0" w:color="000000"/>
+            </w:tcBorders>
+          </w:tcPr>
           <w:p>
             <w:pPr>
               <w:pStyle w:val="Compact"/>
@@ -2219,7 +3374,14 @@
           <w:cantSplit/>
         </w:trPr>
         <w:tc>
-          <w:tcPr/>
+          <w:tcPr>
+            <w:tcBorders>
+              <w:top w:val="single" w:sz="8" w:space="0" w:color="000000"/>
+              <w:left w:val="single" w:sz="8" w:space="0" w:color="000000"/>
+              <w:bottom w:val="single" w:sz="8" w:space="0" w:color="000000"/>
+              <w:right w:val="single" w:sz="8" w:space="0" w:color="000000"/>
+            </w:tcBorders>
+          </w:tcPr>
           <w:p>
             <w:pPr>
               <w:pStyle w:val="Compact"/>
@@ -2232,7 +3394,14 @@
           </w:p>
         </w:tc>
         <w:tc>
-          <w:tcPr/>
+          <w:tcPr>
+            <w:tcBorders>
+              <w:top w:val="single" w:sz="8" w:space="0" w:color="000000"/>
+              <w:left w:val="single" w:sz="8" w:space="0" w:color="000000"/>
+              <w:bottom w:val="single" w:sz="8" w:space="0" w:color="000000"/>
+              <w:right w:val="single" w:sz="8" w:space="0" w:color="000000"/>
+            </w:tcBorders>
+          </w:tcPr>
           <w:p>
             <w:pPr>
               <w:pStyle w:val="Compact"/>
@@ -2245,7 +3414,14 @@
           </w:p>
         </w:tc>
         <w:tc>
-          <w:tcPr/>
+          <w:tcPr>
+            <w:tcBorders>
+              <w:top w:val="single" w:sz="8" w:space="0" w:color="000000"/>
+              <w:left w:val="single" w:sz="8" w:space="0" w:color="000000"/>
+              <w:bottom w:val="single" w:sz="8" w:space="0" w:color="000000"/>
+              <w:right w:val="single" w:sz="8" w:space="0" w:color="000000"/>
+            </w:tcBorders>
+          </w:tcPr>
           <w:p>
             <w:pPr>
               <w:pStyle w:val="Compact"/>
@@ -2258,7 +3434,14 @@
           </w:p>
         </w:tc>
         <w:tc>
-          <w:tcPr/>
+          <w:tcPr>
+            <w:tcBorders>
+              <w:top w:val="single" w:sz="8" w:space="0" w:color="000000"/>
+              <w:left w:val="single" w:sz="8" w:space="0" w:color="000000"/>
+              <w:bottom w:val="single" w:sz="8" w:space="0" w:color="000000"/>
+              <w:right w:val="single" w:sz="8" w:space="0" w:color="000000"/>
+            </w:tcBorders>
+          </w:tcPr>
           <w:p>
             <w:pPr>
               <w:pStyle w:val="Compact"/>
@@ -2271,7 +3454,14 @@
           </w:p>
         </w:tc>
         <w:tc>
-          <w:tcPr/>
+          <w:tcPr>
+            <w:tcBorders>
+              <w:top w:val="single" w:sz="8" w:space="0" w:color="000000"/>
+              <w:left w:val="single" w:sz="8" w:space="0" w:color="000000"/>
+              <w:bottom w:val="single" w:sz="8" w:space="0" w:color="000000"/>
+              <w:right w:val="single" w:sz="8" w:space="0" w:color="000000"/>
+            </w:tcBorders>
+          </w:tcPr>
           <w:p>
             <w:pPr>
               <w:pStyle w:val="Compact"/>
@@ -2284,7 +3474,14 @@
           </w:p>
         </w:tc>
         <w:tc>
-          <w:tcPr/>
+          <w:tcPr>
+            <w:tcBorders>
+              <w:top w:val="single" w:sz="8" w:space="0" w:color="000000"/>
+              <w:left w:val="single" w:sz="8" w:space="0" w:color="000000"/>
+              <w:bottom w:val="single" w:sz="8" w:space="0" w:color="000000"/>
+              <w:right w:val="single" w:sz="8" w:space="0" w:color="000000"/>
+            </w:tcBorders>
+          </w:tcPr>
           <w:p>
             <w:pPr>
               <w:pStyle w:val="Compact"/>
@@ -2297,7 +3494,14 @@
           </w:p>
         </w:tc>
         <w:tc>
-          <w:tcPr/>
+          <w:tcPr>
+            <w:tcBorders>
+              <w:top w:val="single" w:sz="8" w:space="0" w:color="000000"/>
+              <w:left w:val="single" w:sz="8" w:space="0" w:color="000000"/>
+              <w:bottom w:val="single" w:sz="8" w:space="0" w:color="000000"/>
+              <w:right w:val="single" w:sz="8" w:space="0" w:color="000000"/>
+            </w:tcBorders>
+          </w:tcPr>
           <w:p>
             <w:pPr>
               <w:pStyle w:val="Compact"/>
@@ -2310,7 +3514,14 @@
           </w:p>
         </w:tc>
         <w:tc>
-          <w:tcPr/>
+          <w:tcPr>
+            <w:tcBorders>
+              <w:top w:val="single" w:sz="8" w:space="0" w:color="000000"/>
+              <w:left w:val="single" w:sz="8" w:space="0" w:color="000000"/>
+              <w:bottom w:val="single" w:sz="8" w:space="0" w:color="000000"/>
+              <w:right w:val="single" w:sz="8" w:space="0" w:color="000000"/>
+            </w:tcBorders>
+          </w:tcPr>
           <w:p>
             <w:pPr>
               <w:pStyle w:val="Compact"/>
@@ -2324,7 +3535,14 @@
           <w:cantSplit/>
         </w:trPr>
         <w:tc>
-          <w:tcPr/>
+          <w:tcPr>
+            <w:tcBorders>
+              <w:top w:val="single" w:sz="8" w:space="0" w:color="000000"/>
+              <w:left w:val="single" w:sz="8" w:space="0" w:color="000000"/>
+              <w:bottom w:val="single" w:sz="8" w:space="0" w:color="000000"/>
+              <w:right w:val="single" w:sz="8" w:space="0" w:color="000000"/>
+            </w:tcBorders>
+          </w:tcPr>
           <w:p>
             <w:pPr>
               <w:pStyle w:val="Compact"/>
@@ -2337,7 +3555,14 @@
           </w:p>
         </w:tc>
         <w:tc>
-          <w:tcPr/>
+          <w:tcPr>
+            <w:tcBorders>
+              <w:top w:val="single" w:sz="8" w:space="0" w:color="000000"/>
+              <w:left w:val="single" w:sz="8" w:space="0" w:color="000000"/>
+              <w:bottom w:val="single" w:sz="8" w:space="0" w:color="000000"/>
+              <w:right w:val="single" w:sz="8" w:space="0" w:color="000000"/>
+            </w:tcBorders>
+          </w:tcPr>
           <w:p>
             <w:pPr>
               <w:pStyle w:val="Compact"/>
@@ -2350,7 +3575,14 @@
           </w:p>
         </w:tc>
         <w:tc>
-          <w:tcPr/>
+          <w:tcPr>
+            <w:tcBorders>
+              <w:top w:val="single" w:sz="8" w:space="0" w:color="000000"/>
+              <w:left w:val="single" w:sz="8" w:space="0" w:color="000000"/>
+              <w:bottom w:val="single" w:sz="8" w:space="0" w:color="000000"/>
+              <w:right w:val="single" w:sz="8" w:space="0" w:color="000000"/>
+            </w:tcBorders>
+          </w:tcPr>
           <w:p>
             <w:pPr>
               <w:pStyle w:val="Compact"/>
@@ -2363,7 +3595,14 @@
           </w:p>
         </w:tc>
         <w:tc>
-          <w:tcPr/>
+          <w:tcPr>
+            <w:tcBorders>
+              <w:top w:val="single" w:sz="8" w:space="0" w:color="000000"/>
+              <w:left w:val="single" w:sz="8" w:space="0" w:color="000000"/>
+              <w:bottom w:val="single" w:sz="8" w:space="0" w:color="000000"/>
+              <w:right w:val="single" w:sz="8" w:space="0" w:color="000000"/>
+            </w:tcBorders>
+          </w:tcPr>
           <w:p>
             <w:pPr>
               <w:pStyle w:val="Compact"/>
@@ -2376,7 +3615,14 @@
           </w:p>
         </w:tc>
         <w:tc>
-          <w:tcPr/>
+          <w:tcPr>
+            <w:tcBorders>
+              <w:top w:val="single" w:sz="8" w:space="0" w:color="000000"/>
+              <w:left w:val="single" w:sz="8" w:space="0" w:color="000000"/>
+              <w:bottom w:val="single" w:sz="8" w:space="0" w:color="000000"/>
+              <w:right w:val="single" w:sz="8" w:space="0" w:color="000000"/>
+            </w:tcBorders>
+          </w:tcPr>
           <w:p>
             <w:pPr>
               <w:pStyle w:val="Compact"/>
@@ -2389,7 +3635,14 @@
           </w:p>
         </w:tc>
         <w:tc>
-          <w:tcPr/>
+          <w:tcPr>
+            <w:tcBorders>
+              <w:top w:val="single" w:sz="8" w:space="0" w:color="000000"/>
+              <w:left w:val="single" w:sz="8" w:space="0" w:color="000000"/>
+              <w:bottom w:val="single" w:sz="8" w:space="0" w:color="000000"/>
+              <w:right w:val="single" w:sz="8" w:space="0" w:color="000000"/>
+            </w:tcBorders>
+          </w:tcPr>
           <w:p>
             <w:pPr>
               <w:pStyle w:val="Compact"/>
@@ -2402,7 +3655,14 @@
           </w:p>
         </w:tc>
         <w:tc>
-          <w:tcPr/>
+          <w:tcPr>
+            <w:tcBorders>
+              <w:top w:val="single" w:sz="8" w:space="0" w:color="000000"/>
+              <w:left w:val="single" w:sz="8" w:space="0" w:color="000000"/>
+              <w:bottom w:val="single" w:sz="8" w:space="0" w:color="000000"/>
+              <w:right w:val="single" w:sz="8" w:space="0" w:color="000000"/>
+            </w:tcBorders>
+          </w:tcPr>
           <w:p>
             <w:pPr>
               <w:pStyle w:val="Compact"/>
@@ -2415,7 +3675,14 @@
           </w:p>
         </w:tc>
         <w:tc>
-          <w:tcPr/>
+          <w:tcPr>
+            <w:tcBorders>
+              <w:top w:val="single" w:sz="8" w:space="0" w:color="000000"/>
+              <w:left w:val="single" w:sz="8" w:space="0" w:color="000000"/>
+              <w:bottom w:val="single" w:sz="8" w:space="0" w:color="000000"/>
+              <w:right w:val="single" w:sz="8" w:space="0" w:color="000000"/>
+            </w:tcBorders>
+          </w:tcPr>
           <w:p>
             <w:pPr>
               <w:pStyle w:val="Compact"/>
@@ -2429,7 +3696,14 @@
           <w:cantSplit/>
         </w:trPr>
         <w:tc>
-          <w:tcPr/>
+          <w:tcPr>
+            <w:tcBorders>
+              <w:top w:val="single" w:sz="8" w:space="0" w:color="000000"/>
+              <w:left w:val="single" w:sz="8" w:space="0" w:color="000000"/>
+              <w:bottom w:val="single" w:sz="8" w:space="0" w:color="000000"/>
+              <w:right w:val="single" w:sz="8" w:space="0" w:color="000000"/>
+            </w:tcBorders>
+          </w:tcPr>
           <w:p>
             <w:pPr>
               <w:pStyle w:val="Compact"/>
@@ -2442,7 +3716,14 @@
           </w:p>
         </w:tc>
         <w:tc>
-          <w:tcPr/>
+          <w:tcPr>
+            <w:tcBorders>
+              <w:top w:val="single" w:sz="8" w:space="0" w:color="000000"/>
+              <w:left w:val="single" w:sz="8" w:space="0" w:color="000000"/>
+              <w:bottom w:val="single" w:sz="8" w:space="0" w:color="000000"/>
+              <w:right w:val="single" w:sz="8" w:space="0" w:color="000000"/>
+            </w:tcBorders>
+          </w:tcPr>
           <w:p>
             <w:pPr>
               <w:pStyle w:val="Compact"/>
@@ -2455,7 +3736,14 @@
           </w:p>
         </w:tc>
         <w:tc>
-          <w:tcPr/>
+          <w:tcPr>
+            <w:tcBorders>
+              <w:top w:val="single" w:sz="8" w:space="0" w:color="000000"/>
+              <w:left w:val="single" w:sz="8" w:space="0" w:color="000000"/>
+              <w:bottom w:val="single" w:sz="8" w:space="0" w:color="000000"/>
+              <w:right w:val="single" w:sz="8" w:space="0" w:color="000000"/>
+            </w:tcBorders>
+          </w:tcPr>
           <w:p>
             <w:pPr>
               <w:pStyle w:val="Compact"/>
@@ -2468,7 +3756,14 @@
           </w:p>
         </w:tc>
         <w:tc>
-          <w:tcPr/>
+          <w:tcPr>
+            <w:tcBorders>
+              <w:top w:val="single" w:sz="8" w:space="0" w:color="000000"/>
+              <w:left w:val="single" w:sz="8" w:space="0" w:color="000000"/>
+              <w:bottom w:val="single" w:sz="8" w:space="0" w:color="000000"/>
+              <w:right w:val="single" w:sz="8" w:space="0" w:color="000000"/>
+            </w:tcBorders>
+          </w:tcPr>
           <w:p>
             <w:pPr>
               <w:pStyle w:val="Compact"/>
@@ -2481,7 +3776,14 @@
           </w:p>
         </w:tc>
         <w:tc>
-          <w:tcPr/>
+          <w:tcPr>
+            <w:tcBorders>
+              <w:top w:val="single" w:sz="8" w:space="0" w:color="000000"/>
+              <w:left w:val="single" w:sz="8" w:space="0" w:color="000000"/>
+              <w:bottom w:val="single" w:sz="8" w:space="0" w:color="000000"/>
+              <w:right w:val="single" w:sz="8" w:space="0" w:color="000000"/>
+            </w:tcBorders>
+          </w:tcPr>
           <w:p>
             <w:pPr>
               <w:pStyle w:val="Compact"/>
@@ -2494,7 +3796,14 @@
           </w:p>
         </w:tc>
         <w:tc>
-          <w:tcPr/>
+          <w:tcPr>
+            <w:tcBorders>
+              <w:top w:val="single" w:sz="8" w:space="0" w:color="000000"/>
+              <w:left w:val="single" w:sz="8" w:space="0" w:color="000000"/>
+              <w:bottom w:val="single" w:sz="8" w:space="0" w:color="000000"/>
+              <w:right w:val="single" w:sz="8" w:space="0" w:color="000000"/>
+            </w:tcBorders>
+          </w:tcPr>
           <w:p>
             <w:pPr>
               <w:pStyle w:val="Compact"/>
@@ -2507,7 +3816,14 @@
           </w:p>
         </w:tc>
         <w:tc>
-          <w:tcPr/>
+          <w:tcPr>
+            <w:tcBorders>
+              <w:top w:val="single" w:sz="8" w:space="0" w:color="000000"/>
+              <w:left w:val="single" w:sz="8" w:space="0" w:color="000000"/>
+              <w:bottom w:val="single" w:sz="8" w:space="0" w:color="000000"/>
+              <w:right w:val="single" w:sz="8" w:space="0" w:color="000000"/>
+            </w:tcBorders>
+          </w:tcPr>
           <w:p>
             <w:pPr>
               <w:pStyle w:val="Compact"/>
@@ -2520,7 +3836,14 @@
           </w:p>
         </w:tc>
         <w:tc>
-          <w:tcPr/>
+          <w:tcPr>
+            <w:tcBorders>
+              <w:top w:val="single" w:sz="8" w:space="0" w:color="000000"/>
+              <w:left w:val="single" w:sz="8" w:space="0" w:color="000000"/>
+              <w:bottom w:val="single" w:sz="8" w:space="0" w:color="000000"/>
+              <w:right w:val="single" w:sz="8" w:space="0" w:color="000000"/>
+            </w:tcBorders>
+          </w:tcPr>
           <w:p>
             <w:pPr>
               <w:pStyle w:val="Compact"/>
@@ -2534,7 +3857,14 @@
           <w:cantSplit/>
         </w:trPr>
         <w:tc>
-          <w:tcPr/>
+          <w:tcPr>
+            <w:tcBorders>
+              <w:top w:val="single" w:sz="8" w:space="0" w:color="000000"/>
+              <w:left w:val="single" w:sz="8" w:space="0" w:color="000000"/>
+              <w:bottom w:val="single" w:sz="8" w:space="0" w:color="000000"/>
+              <w:right w:val="single" w:sz="8" w:space="0" w:color="000000"/>
+            </w:tcBorders>
+          </w:tcPr>
           <w:p>
             <w:pPr>
               <w:pStyle w:val="Compact"/>
@@ -2547,7 +3877,14 @@
           </w:p>
         </w:tc>
         <w:tc>
-          <w:tcPr/>
+          <w:tcPr>
+            <w:tcBorders>
+              <w:top w:val="single" w:sz="8" w:space="0" w:color="000000"/>
+              <w:left w:val="single" w:sz="8" w:space="0" w:color="000000"/>
+              <w:bottom w:val="single" w:sz="8" w:space="0" w:color="000000"/>
+              <w:right w:val="single" w:sz="8" w:space="0" w:color="000000"/>
+            </w:tcBorders>
+          </w:tcPr>
           <w:p>
             <w:pPr>
               <w:pStyle w:val="Compact"/>
@@ -2560,7 +3897,14 @@
           </w:p>
         </w:tc>
         <w:tc>
-          <w:tcPr/>
+          <w:tcPr>
+            <w:tcBorders>
+              <w:top w:val="single" w:sz="8" w:space="0" w:color="000000"/>
+              <w:left w:val="single" w:sz="8" w:space="0" w:color="000000"/>
+              <w:bottom w:val="single" w:sz="8" w:space="0" w:color="000000"/>
+              <w:right w:val="single" w:sz="8" w:space="0" w:color="000000"/>
+            </w:tcBorders>
+          </w:tcPr>
           <w:p>
             <w:pPr>
               <w:pStyle w:val="Compact"/>
@@ -2573,7 +3917,14 @@
           </w:p>
         </w:tc>
         <w:tc>
-          <w:tcPr/>
+          <w:tcPr>
+            <w:tcBorders>
+              <w:top w:val="single" w:sz="8" w:space="0" w:color="000000"/>
+              <w:left w:val="single" w:sz="8" w:space="0" w:color="000000"/>
+              <w:bottom w:val="single" w:sz="8" w:space="0" w:color="000000"/>
+              <w:right w:val="single" w:sz="8" w:space="0" w:color="000000"/>
+            </w:tcBorders>
+          </w:tcPr>
           <w:p>
             <w:pPr>
               <w:pStyle w:val="Compact"/>
@@ -2586,7 +3937,14 @@
           </w:p>
         </w:tc>
         <w:tc>
-          <w:tcPr/>
+          <w:tcPr>
+            <w:tcBorders>
+              <w:top w:val="single" w:sz="8" w:space="0" w:color="000000"/>
+              <w:left w:val="single" w:sz="8" w:space="0" w:color="000000"/>
+              <w:bottom w:val="single" w:sz="8" w:space="0" w:color="000000"/>
+              <w:right w:val="single" w:sz="8" w:space="0" w:color="000000"/>
+            </w:tcBorders>
+          </w:tcPr>
           <w:p>
             <w:pPr>
               <w:pStyle w:val="Compact"/>
@@ -2599,7 +3957,14 @@
           </w:p>
         </w:tc>
         <w:tc>
-          <w:tcPr/>
+          <w:tcPr>
+            <w:tcBorders>
+              <w:top w:val="single" w:sz="8" w:space="0" w:color="000000"/>
+              <w:left w:val="single" w:sz="8" w:space="0" w:color="000000"/>
+              <w:bottom w:val="single" w:sz="8" w:space="0" w:color="000000"/>
+              <w:right w:val="single" w:sz="8" w:space="0" w:color="000000"/>
+            </w:tcBorders>
+          </w:tcPr>
           <w:p>
             <w:pPr>
               <w:pStyle w:val="Compact"/>
@@ -2612,7 +3977,14 @@
           </w:p>
         </w:tc>
         <w:tc>
-          <w:tcPr/>
+          <w:tcPr>
+            <w:tcBorders>
+              <w:top w:val="single" w:sz="8" w:space="0" w:color="000000"/>
+              <w:left w:val="single" w:sz="8" w:space="0" w:color="000000"/>
+              <w:bottom w:val="single" w:sz="8" w:space="0" w:color="000000"/>
+              <w:right w:val="single" w:sz="8" w:space="0" w:color="000000"/>
+            </w:tcBorders>
+          </w:tcPr>
           <w:p>
             <w:pPr>
               <w:pStyle w:val="Compact"/>
@@ -2625,7 +3997,14 @@
           </w:p>
         </w:tc>
         <w:tc>
-          <w:tcPr/>
+          <w:tcPr>
+            <w:tcBorders>
+              <w:top w:val="single" w:sz="8" w:space="0" w:color="000000"/>
+              <w:left w:val="single" w:sz="8" w:space="0" w:color="000000"/>
+              <w:bottom w:val="single" w:sz="8" w:space="0" w:color="000000"/>
+              <w:right w:val="single" w:sz="8" w:space="0" w:color="000000"/>
+            </w:tcBorders>
+          </w:tcPr>
           <w:p>
             <w:pPr>
               <w:pStyle w:val="Compact"/>
@@ -2639,7 +4018,14 @@
           <w:cantSplit/>
         </w:trPr>
         <w:tc>
-          <w:tcPr/>
+          <w:tcPr>
+            <w:tcBorders>
+              <w:top w:val="single" w:sz="8" w:space="0" w:color="000000"/>
+              <w:left w:val="single" w:sz="8" w:space="0" w:color="000000"/>
+              <w:bottom w:val="single" w:sz="8" w:space="0" w:color="000000"/>
+              <w:right w:val="single" w:sz="8" w:space="0" w:color="000000"/>
+            </w:tcBorders>
+          </w:tcPr>
           <w:p>
             <w:pPr>
               <w:pStyle w:val="Compact"/>
@@ -2652,7 +4038,14 @@
           </w:p>
         </w:tc>
         <w:tc>
-          <w:tcPr/>
+          <w:tcPr>
+            <w:tcBorders>
+              <w:top w:val="single" w:sz="8" w:space="0" w:color="000000"/>
+              <w:left w:val="single" w:sz="8" w:space="0" w:color="000000"/>
+              <w:bottom w:val="single" w:sz="8" w:space="0" w:color="000000"/>
+              <w:right w:val="single" w:sz="8" w:space="0" w:color="000000"/>
+            </w:tcBorders>
+          </w:tcPr>
           <w:p>
             <w:pPr>
               <w:pStyle w:val="Compact"/>
@@ -2665,7 +4058,14 @@
           </w:p>
         </w:tc>
         <w:tc>
-          <w:tcPr/>
+          <w:tcPr>
+            <w:tcBorders>
+              <w:top w:val="single" w:sz="8" w:space="0" w:color="000000"/>
+              <w:left w:val="single" w:sz="8" w:space="0" w:color="000000"/>
+              <w:bottom w:val="single" w:sz="8" w:space="0" w:color="000000"/>
+              <w:right w:val="single" w:sz="8" w:space="0" w:color="000000"/>
+            </w:tcBorders>
+          </w:tcPr>
           <w:p>
             <w:pPr>
               <w:pStyle w:val="Compact"/>
@@ -2678,7 +4078,14 @@
           </w:p>
         </w:tc>
         <w:tc>
-          <w:tcPr/>
+          <w:tcPr>
+            <w:tcBorders>
+              <w:top w:val="single" w:sz="8" w:space="0" w:color="000000"/>
+              <w:left w:val="single" w:sz="8" w:space="0" w:color="000000"/>
+              <w:bottom w:val="single" w:sz="8" w:space="0" w:color="000000"/>
+              <w:right w:val="single" w:sz="8" w:space="0" w:color="000000"/>
+            </w:tcBorders>
+          </w:tcPr>
           <w:p>
             <w:pPr>
               <w:pStyle w:val="Compact"/>
@@ -2691,7 +4098,14 @@
           </w:p>
         </w:tc>
         <w:tc>
-          <w:tcPr/>
+          <w:tcPr>
+            <w:tcBorders>
+              <w:top w:val="single" w:sz="8" w:space="0" w:color="000000"/>
+              <w:left w:val="single" w:sz="8" w:space="0" w:color="000000"/>
+              <w:bottom w:val="single" w:sz="8" w:space="0" w:color="000000"/>
+              <w:right w:val="single" w:sz="8" w:space="0" w:color="000000"/>
+            </w:tcBorders>
+          </w:tcPr>
           <w:p>
             <w:pPr>
               <w:pStyle w:val="Compact"/>
@@ -2704,7 +4118,14 @@
           </w:p>
         </w:tc>
         <w:tc>
-          <w:tcPr/>
+          <w:tcPr>
+            <w:tcBorders>
+              <w:top w:val="single" w:sz="8" w:space="0" w:color="000000"/>
+              <w:left w:val="single" w:sz="8" w:space="0" w:color="000000"/>
+              <w:bottom w:val="single" w:sz="8" w:space="0" w:color="000000"/>
+              <w:right w:val="single" w:sz="8" w:space="0" w:color="000000"/>
+            </w:tcBorders>
+          </w:tcPr>
           <w:p>
             <w:pPr>
               <w:pStyle w:val="Compact"/>
@@ -2717,7 +4138,14 @@
           </w:p>
         </w:tc>
         <w:tc>
-          <w:tcPr/>
+          <w:tcPr>
+            <w:tcBorders>
+              <w:top w:val="single" w:sz="8" w:space="0" w:color="000000"/>
+              <w:left w:val="single" w:sz="8" w:space="0" w:color="000000"/>
+              <w:bottom w:val="single" w:sz="8" w:space="0" w:color="000000"/>
+              <w:right w:val="single" w:sz="8" w:space="0" w:color="000000"/>
+            </w:tcBorders>
+          </w:tcPr>
           <w:p>
             <w:pPr>
               <w:pStyle w:val="Compact"/>
@@ -2730,7 +4158,14 @@
           </w:p>
         </w:tc>
         <w:tc>
-          <w:tcPr/>
+          <w:tcPr>
+            <w:tcBorders>
+              <w:top w:val="single" w:sz="8" w:space="0" w:color="000000"/>
+              <w:left w:val="single" w:sz="8" w:space="0" w:color="000000"/>
+              <w:bottom w:val="single" w:sz="8" w:space="0" w:color="000000"/>
+              <w:right w:val="single" w:sz="8" w:space="0" w:color="000000"/>
+            </w:tcBorders>
+          </w:tcPr>
           <w:p>
             <w:pPr>
               <w:pStyle w:val="Compact"/>
@@ -2744,7 +4179,14 @@
           <w:cantSplit/>
         </w:trPr>
         <w:tc>
-          <w:tcPr/>
+          <w:tcPr>
+            <w:tcBorders>
+              <w:top w:val="single" w:sz="8" w:space="0" w:color="000000"/>
+              <w:left w:val="single" w:sz="8" w:space="0" w:color="000000"/>
+              <w:bottom w:val="single" w:sz="8" w:space="0" w:color="000000"/>
+              <w:right w:val="single" w:sz="8" w:space="0" w:color="000000"/>
+            </w:tcBorders>
+          </w:tcPr>
           <w:p>
             <w:pPr>
               <w:pStyle w:val="Compact"/>
@@ -2757,7 +4199,14 @@
           </w:p>
         </w:tc>
         <w:tc>
-          <w:tcPr/>
+          <w:tcPr>
+            <w:tcBorders>
+              <w:top w:val="single" w:sz="8" w:space="0" w:color="000000"/>
+              <w:left w:val="single" w:sz="8" w:space="0" w:color="000000"/>
+              <w:bottom w:val="single" w:sz="8" w:space="0" w:color="000000"/>
+              <w:right w:val="single" w:sz="8" w:space="0" w:color="000000"/>
+            </w:tcBorders>
+          </w:tcPr>
           <w:p>
             <w:pPr>
               <w:pStyle w:val="Compact"/>
@@ -2770,7 +4219,14 @@
           </w:p>
         </w:tc>
         <w:tc>
-          <w:tcPr/>
+          <w:tcPr>
+            <w:tcBorders>
+              <w:top w:val="single" w:sz="8" w:space="0" w:color="000000"/>
+              <w:left w:val="single" w:sz="8" w:space="0" w:color="000000"/>
+              <w:bottom w:val="single" w:sz="8" w:space="0" w:color="000000"/>
+              <w:right w:val="single" w:sz="8" w:space="0" w:color="000000"/>
+            </w:tcBorders>
+          </w:tcPr>
           <w:p>
             <w:pPr>
               <w:pStyle w:val="Compact"/>
@@ -2783,7 +4239,14 @@
           </w:p>
         </w:tc>
         <w:tc>
-          <w:tcPr/>
+          <w:tcPr>
+            <w:tcBorders>
+              <w:top w:val="single" w:sz="8" w:space="0" w:color="000000"/>
+              <w:left w:val="single" w:sz="8" w:space="0" w:color="000000"/>
+              <w:bottom w:val="single" w:sz="8" w:space="0" w:color="000000"/>
+              <w:right w:val="single" w:sz="8" w:space="0" w:color="000000"/>
+            </w:tcBorders>
+          </w:tcPr>
           <w:p>
             <w:pPr>
               <w:pStyle w:val="Compact"/>
@@ -2796,7 +4259,14 @@
           </w:p>
         </w:tc>
         <w:tc>
-          <w:tcPr/>
+          <w:tcPr>
+            <w:tcBorders>
+              <w:top w:val="single" w:sz="8" w:space="0" w:color="000000"/>
+              <w:left w:val="single" w:sz="8" w:space="0" w:color="000000"/>
+              <w:bottom w:val="single" w:sz="8" w:space="0" w:color="000000"/>
+              <w:right w:val="single" w:sz="8" w:space="0" w:color="000000"/>
+            </w:tcBorders>
+          </w:tcPr>
           <w:p>
             <w:pPr>
               <w:pStyle w:val="Compact"/>
@@ -2809,7 +4279,14 @@
           </w:p>
         </w:tc>
         <w:tc>
-          <w:tcPr/>
+          <w:tcPr>
+            <w:tcBorders>
+              <w:top w:val="single" w:sz="8" w:space="0" w:color="000000"/>
+              <w:left w:val="single" w:sz="8" w:space="0" w:color="000000"/>
+              <w:bottom w:val="single" w:sz="8" w:space="0" w:color="000000"/>
+              <w:right w:val="single" w:sz="8" w:space="0" w:color="000000"/>
+            </w:tcBorders>
+          </w:tcPr>
           <w:p>
             <w:pPr>
               <w:pStyle w:val="Compact"/>
@@ -2822,7 +4299,14 @@
           </w:p>
         </w:tc>
         <w:tc>
-          <w:tcPr/>
+          <w:tcPr>
+            <w:tcBorders>
+              <w:top w:val="single" w:sz="8" w:space="0" w:color="000000"/>
+              <w:left w:val="single" w:sz="8" w:space="0" w:color="000000"/>
+              <w:bottom w:val="single" w:sz="8" w:space="0" w:color="000000"/>
+              <w:right w:val="single" w:sz="8" w:space="0" w:color="000000"/>
+            </w:tcBorders>
+          </w:tcPr>
           <w:p>
             <w:pPr>
               <w:pStyle w:val="Compact"/>
@@ -2835,7 +4319,14 @@
           </w:p>
         </w:tc>
         <w:tc>
-          <w:tcPr/>
+          <w:tcPr>
+            <w:tcBorders>
+              <w:top w:val="single" w:sz="8" w:space="0" w:color="000000"/>
+              <w:left w:val="single" w:sz="8" w:space="0" w:color="000000"/>
+              <w:bottom w:val="single" w:sz="8" w:space="0" w:color="000000"/>
+              <w:right w:val="single" w:sz="8" w:space="0" w:color="000000"/>
+            </w:tcBorders>
+          </w:tcPr>
           <w:p>
             <w:pPr>
               <w:pStyle w:val="Compact"/>
@@ -2849,7 +4340,14 @@
           <w:cantSplit/>
         </w:trPr>
         <w:tc>
-          <w:tcPr/>
+          <w:tcPr>
+            <w:tcBorders>
+              <w:top w:val="single" w:sz="8" w:space="0" w:color="000000"/>
+              <w:left w:val="single" w:sz="8" w:space="0" w:color="000000"/>
+              <w:bottom w:val="single" w:sz="8" w:space="0" w:color="000000"/>
+              <w:right w:val="single" w:sz="8" w:space="0" w:color="000000"/>
+            </w:tcBorders>
+          </w:tcPr>
           <w:p>
             <w:pPr>
               <w:pStyle w:val="Compact"/>
@@ -2862,7 +4360,14 @@
           </w:p>
         </w:tc>
         <w:tc>
-          <w:tcPr/>
+          <w:tcPr>
+            <w:tcBorders>
+              <w:top w:val="single" w:sz="8" w:space="0" w:color="000000"/>
+              <w:left w:val="single" w:sz="8" w:space="0" w:color="000000"/>
+              <w:bottom w:val="single" w:sz="8" w:space="0" w:color="000000"/>
+              <w:right w:val="single" w:sz="8" w:space="0" w:color="000000"/>
+            </w:tcBorders>
+          </w:tcPr>
           <w:p>
             <w:pPr>
               <w:pStyle w:val="Compact"/>
@@ -2875,7 +4380,14 @@
           </w:p>
         </w:tc>
         <w:tc>
-          <w:tcPr/>
+          <w:tcPr>
+            <w:tcBorders>
+              <w:top w:val="single" w:sz="8" w:space="0" w:color="000000"/>
+              <w:left w:val="single" w:sz="8" w:space="0" w:color="000000"/>
+              <w:bottom w:val="single" w:sz="8" w:space="0" w:color="000000"/>
+              <w:right w:val="single" w:sz="8" w:space="0" w:color="000000"/>
+            </w:tcBorders>
+          </w:tcPr>
           <w:p>
             <w:pPr>
               <w:pStyle w:val="Compact"/>
@@ -2888,7 +4400,14 @@
           </w:p>
         </w:tc>
         <w:tc>
-          <w:tcPr/>
+          <w:tcPr>
+            <w:tcBorders>
+              <w:top w:val="single" w:sz="8" w:space="0" w:color="000000"/>
+              <w:left w:val="single" w:sz="8" w:space="0" w:color="000000"/>
+              <w:bottom w:val="single" w:sz="8" w:space="0" w:color="000000"/>
+              <w:right w:val="single" w:sz="8" w:space="0" w:color="000000"/>
+            </w:tcBorders>
+          </w:tcPr>
           <w:p>
             <w:pPr>
               <w:pStyle w:val="Compact"/>
@@ -2901,7 +4420,14 @@
           </w:p>
         </w:tc>
         <w:tc>
-          <w:tcPr/>
+          <w:tcPr>
+            <w:tcBorders>
+              <w:top w:val="single" w:sz="8" w:space="0" w:color="000000"/>
+              <w:left w:val="single" w:sz="8" w:space="0" w:color="000000"/>
+              <w:bottom w:val="single" w:sz="8" w:space="0" w:color="000000"/>
+              <w:right w:val="single" w:sz="8" w:space="0" w:color="000000"/>
+            </w:tcBorders>
+          </w:tcPr>
           <w:p>
             <w:pPr>
               <w:pStyle w:val="Compact"/>
@@ -2914,7 +4440,14 @@
           </w:p>
         </w:tc>
         <w:tc>
-          <w:tcPr/>
+          <w:tcPr>
+            <w:tcBorders>
+              <w:top w:val="single" w:sz="8" w:space="0" w:color="000000"/>
+              <w:left w:val="single" w:sz="8" w:space="0" w:color="000000"/>
+              <w:bottom w:val="single" w:sz="8" w:space="0" w:color="000000"/>
+              <w:right w:val="single" w:sz="8" w:space="0" w:color="000000"/>
+            </w:tcBorders>
+          </w:tcPr>
           <w:p>
             <w:pPr>
               <w:pStyle w:val="Compact"/>
@@ -2927,7 +4460,14 @@
           </w:p>
         </w:tc>
         <w:tc>
-          <w:tcPr/>
+          <w:tcPr>
+            <w:tcBorders>
+              <w:top w:val="single" w:sz="8" w:space="0" w:color="000000"/>
+              <w:left w:val="single" w:sz="8" w:space="0" w:color="000000"/>
+              <w:bottom w:val="single" w:sz="8" w:space="0" w:color="000000"/>
+              <w:right w:val="single" w:sz="8" w:space="0" w:color="000000"/>
+            </w:tcBorders>
+          </w:tcPr>
           <w:p>
             <w:pPr>
               <w:pStyle w:val="Compact"/>
@@ -2940,7 +4480,14 @@
           </w:p>
         </w:tc>
         <w:tc>
-          <w:tcPr/>
+          <w:tcPr>
+            <w:tcBorders>
+              <w:top w:val="single" w:sz="8" w:space="0" w:color="000000"/>
+              <w:left w:val="single" w:sz="8" w:space="0" w:color="000000"/>
+              <w:bottom w:val="single" w:sz="8" w:space="0" w:color="000000"/>
+              <w:right w:val="single" w:sz="8" w:space="0" w:color="000000"/>
+            </w:tcBorders>
+          </w:tcPr>
           <w:p>
             <w:pPr>
               <w:pStyle w:val="Compact"/>
@@ -2954,7 +4501,14 @@
           <w:cantSplit/>
         </w:trPr>
         <w:tc>
-          <w:tcPr/>
+          <w:tcPr>
+            <w:tcBorders>
+              <w:top w:val="single" w:sz="8" w:space="0" w:color="000000"/>
+              <w:left w:val="single" w:sz="8" w:space="0" w:color="000000"/>
+              <w:bottom w:val="single" w:sz="8" w:space="0" w:color="000000"/>
+              <w:right w:val="single" w:sz="8" w:space="0" w:color="000000"/>
+            </w:tcBorders>
+          </w:tcPr>
           <w:p>
             <w:pPr>
               <w:pStyle w:val="Compact"/>
@@ -2967,7 +4521,14 @@
           </w:p>
         </w:tc>
         <w:tc>
-          <w:tcPr/>
+          <w:tcPr>
+            <w:tcBorders>
+              <w:top w:val="single" w:sz="8" w:space="0" w:color="000000"/>
+              <w:left w:val="single" w:sz="8" w:space="0" w:color="000000"/>
+              <w:bottom w:val="single" w:sz="8" w:space="0" w:color="000000"/>
+              <w:right w:val="single" w:sz="8" w:space="0" w:color="000000"/>
+            </w:tcBorders>
+          </w:tcPr>
           <w:p>
             <w:pPr>
               <w:pStyle w:val="Compact"/>
@@ -2980,7 +4541,14 @@
           </w:p>
         </w:tc>
         <w:tc>
-          <w:tcPr/>
+          <w:tcPr>
+            <w:tcBorders>
+              <w:top w:val="single" w:sz="8" w:space="0" w:color="000000"/>
+              <w:left w:val="single" w:sz="8" w:space="0" w:color="000000"/>
+              <w:bottom w:val="single" w:sz="8" w:space="0" w:color="000000"/>
+              <w:right w:val="single" w:sz="8" w:space="0" w:color="000000"/>
+            </w:tcBorders>
+          </w:tcPr>
           <w:p>
             <w:pPr>
               <w:pStyle w:val="Compact"/>
@@ -2993,7 +4561,14 @@
           </w:p>
         </w:tc>
         <w:tc>
-          <w:tcPr/>
+          <w:tcPr>
+            <w:tcBorders>
+              <w:top w:val="single" w:sz="8" w:space="0" w:color="000000"/>
+              <w:left w:val="single" w:sz="8" w:space="0" w:color="000000"/>
+              <w:bottom w:val="single" w:sz="8" w:space="0" w:color="000000"/>
+              <w:right w:val="single" w:sz="8" w:space="0" w:color="000000"/>
+            </w:tcBorders>
+          </w:tcPr>
           <w:p>
             <w:pPr>
               <w:pStyle w:val="Compact"/>
@@ -3006,7 +4581,14 @@
           </w:p>
         </w:tc>
         <w:tc>
-          <w:tcPr/>
+          <w:tcPr>
+            <w:tcBorders>
+              <w:top w:val="single" w:sz="8" w:space="0" w:color="000000"/>
+              <w:left w:val="single" w:sz="8" w:space="0" w:color="000000"/>
+              <w:bottom w:val="single" w:sz="8" w:space="0" w:color="000000"/>
+              <w:right w:val="single" w:sz="8" w:space="0" w:color="000000"/>
+            </w:tcBorders>
+          </w:tcPr>
           <w:p>
             <w:pPr>
               <w:pStyle w:val="Compact"/>
@@ -3019,7 +4601,14 @@
           </w:p>
         </w:tc>
         <w:tc>
-          <w:tcPr/>
+          <w:tcPr>
+            <w:tcBorders>
+              <w:top w:val="single" w:sz="8" w:space="0" w:color="000000"/>
+              <w:left w:val="single" w:sz="8" w:space="0" w:color="000000"/>
+              <w:bottom w:val="single" w:sz="8" w:space="0" w:color="000000"/>
+              <w:right w:val="single" w:sz="8" w:space="0" w:color="000000"/>
+            </w:tcBorders>
+          </w:tcPr>
           <w:p>
             <w:pPr>
               <w:pStyle w:val="Compact"/>
@@ -3032,7 +4621,14 @@
           </w:p>
         </w:tc>
         <w:tc>
-          <w:tcPr/>
+          <w:tcPr>
+            <w:tcBorders>
+              <w:top w:val="single" w:sz="8" w:space="0" w:color="000000"/>
+              <w:left w:val="single" w:sz="8" w:space="0" w:color="000000"/>
+              <w:bottom w:val="single" w:sz="8" w:space="0" w:color="000000"/>
+              <w:right w:val="single" w:sz="8" w:space="0" w:color="000000"/>
+            </w:tcBorders>
+          </w:tcPr>
           <w:p>
             <w:pPr>
               <w:pStyle w:val="Compact"/>
@@ -3045,7 +4641,14 @@
           </w:p>
         </w:tc>
         <w:tc>
-          <w:tcPr/>
+          <w:tcPr>
+            <w:tcBorders>
+              <w:top w:val="single" w:sz="8" w:space="0" w:color="000000"/>
+              <w:left w:val="single" w:sz="8" w:space="0" w:color="000000"/>
+              <w:bottom w:val="single" w:sz="8" w:space="0" w:color="000000"/>
+              <w:right w:val="single" w:sz="8" w:space="0" w:color="000000"/>
+            </w:tcBorders>
+          </w:tcPr>
           <w:p>
             <w:pPr>
               <w:pStyle w:val="Compact"/>
@@ -3059,7 +4662,14 @@
           <w:cantSplit/>
         </w:trPr>
         <w:tc>
-          <w:tcPr/>
+          <w:tcPr>
+            <w:tcBorders>
+              <w:top w:val="single" w:sz="8" w:space="0" w:color="000000"/>
+              <w:left w:val="single" w:sz="8" w:space="0" w:color="000000"/>
+              <w:bottom w:val="single" w:sz="8" w:space="0" w:color="000000"/>
+              <w:right w:val="single" w:sz="8" w:space="0" w:color="000000"/>
+            </w:tcBorders>
+          </w:tcPr>
           <w:p>
             <w:pPr>
               <w:pStyle w:val="Compact"/>
@@ -3072,7 +4682,14 @@
           </w:p>
         </w:tc>
         <w:tc>
-          <w:tcPr/>
+          <w:tcPr>
+            <w:tcBorders>
+              <w:top w:val="single" w:sz="8" w:space="0" w:color="000000"/>
+              <w:left w:val="single" w:sz="8" w:space="0" w:color="000000"/>
+              <w:bottom w:val="single" w:sz="8" w:space="0" w:color="000000"/>
+              <w:right w:val="single" w:sz="8" w:space="0" w:color="000000"/>
+            </w:tcBorders>
+          </w:tcPr>
           <w:p>
             <w:pPr>
               <w:pStyle w:val="Compact"/>
@@ -3085,7 +4702,14 @@
           </w:p>
         </w:tc>
         <w:tc>
-          <w:tcPr/>
+          <w:tcPr>
+            <w:tcBorders>
+              <w:top w:val="single" w:sz="8" w:space="0" w:color="000000"/>
+              <w:left w:val="single" w:sz="8" w:space="0" w:color="000000"/>
+              <w:bottom w:val="single" w:sz="8" w:space="0" w:color="000000"/>
+              <w:right w:val="single" w:sz="8" w:space="0" w:color="000000"/>
+            </w:tcBorders>
+          </w:tcPr>
           <w:p>
             <w:pPr>
               <w:pStyle w:val="Compact"/>
@@ -3098,7 +4722,14 @@
           </w:p>
         </w:tc>
         <w:tc>
-          <w:tcPr/>
+          <w:tcPr>
+            <w:tcBorders>
+              <w:top w:val="single" w:sz="8" w:space="0" w:color="000000"/>
+              <w:left w:val="single" w:sz="8" w:space="0" w:color="000000"/>
+              <w:bottom w:val="single" w:sz="8" w:space="0" w:color="000000"/>
+              <w:right w:val="single" w:sz="8" w:space="0" w:color="000000"/>
+            </w:tcBorders>
+          </w:tcPr>
           <w:p>
             <w:pPr>
               <w:pStyle w:val="Compact"/>
@@ -3111,7 +4742,14 @@
           </w:p>
         </w:tc>
         <w:tc>
-          <w:tcPr/>
+          <w:tcPr>
+            <w:tcBorders>
+              <w:top w:val="single" w:sz="8" w:space="0" w:color="000000"/>
+              <w:left w:val="single" w:sz="8" w:space="0" w:color="000000"/>
+              <w:bottom w:val="single" w:sz="8" w:space="0" w:color="000000"/>
+              <w:right w:val="single" w:sz="8" w:space="0" w:color="000000"/>
+            </w:tcBorders>
+          </w:tcPr>
           <w:p>
             <w:pPr>
               <w:pStyle w:val="Compact"/>
@@ -3124,7 +4762,14 @@
           </w:p>
         </w:tc>
         <w:tc>
-          <w:tcPr/>
+          <w:tcPr>
+            <w:tcBorders>
+              <w:top w:val="single" w:sz="8" w:space="0" w:color="000000"/>
+              <w:left w:val="single" w:sz="8" w:space="0" w:color="000000"/>
+              <w:bottom w:val="single" w:sz="8" w:space="0" w:color="000000"/>
+              <w:right w:val="single" w:sz="8" w:space="0" w:color="000000"/>
+            </w:tcBorders>
+          </w:tcPr>
           <w:p>
             <w:pPr>
               <w:pStyle w:val="Compact"/>
@@ -3137,7 +4782,14 @@
           </w:p>
         </w:tc>
         <w:tc>
-          <w:tcPr/>
+          <w:tcPr>
+            <w:tcBorders>
+              <w:top w:val="single" w:sz="8" w:space="0" w:color="000000"/>
+              <w:left w:val="single" w:sz="8" w:space="0" w:color="000000"/>
+              <w:bottom w:val="single" w:sz="8" w:space="0" w:color="000000"/>
+              <w:right w:val="single" w:sz="8" w:space="0" w:color="000000"/>
+            </w:tcBorders>
+          </w:tcPr>
           <w:p>
             <w:pPr>
               <w:pStyle w:val="Compact"/>
@@ -3150,7 +4802,14 @@
           </w:p>
         </w:tc>
         <w:tc>
-          <w:tcPr/>
+          <w:tcPr>
+            <w:tcBorders>
+              <w:top w:val="single" w:sz="8" w:space="0" w:color="000000"/>
+              <w:left w:val="single" w:sz="8" w:space="0" w:color="000000"/>
+              <w:bottom w:val="single" w:sz="8" w:space="0" w:color="000000"/>
+              <w:right w:val="single" w:sz="8" w:space="0" w:color="000000"/>
+            </w:tcBorders>
+          </w:tcPr>
           <w:p>
             <w:pPr>
               <w:pStyle w:val="Compact"/>
@@ -3164,7 +4823,14 @@
           <w:cantSplit/>
         </w:trPr>
         <w:tc>
-          <w:tcPr/>
+          <w:tcPr>
+            <w:tcBorders>
+              <w:top w:val="single" w:sz="8" w:space="0" w:color="000000"/>
+              <w:left w:val="single" w:sz="8" w:space="0" w:color="000000"/>
+              <w:bottom w:val="single" w:sz="8" w:space="0" w:color="000000"/>
+              <w:right w:val="single" w:sz="8" w:space="0" w:color="000000"/>
+            </w:tcBorders>
+          </w:tcPr>
           <w:p>
             <w:pPr>
               <w:pStyle w:val="Compact"/>
@@ -3177,7 +4843,14 @@
           </w:p>
         </w:tc>
         <w:tc>
-          <w:tcPr/>
+          <w:tcPr>
+            <w:tcBorders>
+              <w:top w:val="single" w:sz="8" w:space="0" w:color="000000"/>
+              <w:left w:val="single" w:sz="8" w:space="0" w:color="000000"/>
+              <w:bottom w:val="single" w:sz="8" w:space="0" w:color="000000"/>
+              <w:right w:val="single" w:sz="8" w:space="0" w:color="000000"/>
+            </w:tcBorders>
+          </w:tcPr>
           <w:p>
             <w:pPr>
               <w:pStyle w:val="Compact"/>
@@ -3190,7 +4863,14 @@
           </w:p>
         </w:tc>
         <w:tc>
-          <w:tcPr/>
+          <w:tcPr>
+            <w:tcBorders>
+              <w:top w:val="single" w:sz="8" w:space="0" w:color="000000"/>
+              <w:left w:val="single" w:sz="8" w:space="0" w:color="000000"/>
+              <w:bottom w:val="single" w:sz="8" w:space="0" w:color="000000"/>
+              <w:right w:val="single" w:sz="8" w:space="0" w:color="000000"/>
+            </w:tcBorders>
+          </w:tcPr>
           <w:p>
             <w:pPr>
               <w:pStyle w:val="Compact"/>
@@ -3203,7 +4883,14 @@
           </w:p>
         </w:tc>
         <w:tc>
-          <w:tcPr/>
+          <w:tcPr>
+            <w:tcBorders>
+              <w:top w:val="single" w:sz="8" w:space="0" w:color="000000"/>
+              <w:left w:val="single" w:sz="8" w:space="0" w:color="000000"/>
+              <w:bottom w:val="single" w:sz="8" w:space="0" w:color="000000"/>
+              <w:right w:val="single" w:sz="8" w:space="0" w:color="000000"/>
+            </w:tcBorders>
+          </w:tcPr>
           <w:p>
             <w:pPr>
               <w:pStyle w:val="Compact"/>
@@ -3216,7 +4903,14 @@
           </w:p>
         </w:tc>
         <w:tc>
-          <w:tcPr/>
+          <w:tcPr>
+            <w:tcBorders>
+              <w:top w:val="single" w:sz="8" w:space="0" w:color="000000"/>
+              <w:left w:val="single" w:sz="8" w:space="0" w:color="000000"/>
+              <w:bottom w:val="single" w:sz="8" w:space="0" w:color="000000"/>
+              <w:right w:val="single" w:sz="8" w:space="0" w:color="000000"/>
+            </w:tcBorders>
+          </w:tcPr>
           <w:p>
             <w:pPr>
               <w:pStyle w:val="Compact"/>
@@ -3229,7 +4923,14 @@
           </w:p>
         </w:tc>
         <w:tc>
-          <w:tcPr/>
+          <w:tcPr>
+            <w:tcBorders>
+              <w:top w:val="single" w:sz="8" w:space="0" w:color="000000"/>
+              <w:left w:val="single" w:sz="8" w:space="0" w:color="000000"/>
+              <w:bottom w:val="single" w:sz="8" w:space="0" w:color="000000"/>
+              <w:right w:val="single" w:sz="8" w:space="0" w:color="000000"/>
+            </w:tcBorders>
+          </w:tcPr>
           <w:p>
             <w:pPr>
               <w:pStyle w:val="Compact"/>
@@ -3242,7 +4943,14 @@
           </w:p>
         </w:tc>
         <w:tc>
-          <w:tcPr/>
+          <w:tcPr>
+            <w:tcBorders>
+              <w:top w:val="single" w:sz="8" w:space="0" w:color="000000"/>
+              <w:left w:val="single" w:sz="8" w:space="0" w:color="000000"/>
+              <w:bottom w:val="single" w:sz="8" w:space="0" w:color="000000"/>
+              <w:right w:val="single" w:sz="8" w:space="0" w:color="000000"/>
+            </w:tcBorders>
+          </w:tcPr>
           <w:p>
             <w:pPr>
               <w:pStyle w:val="Compact"/>
@@ -3255,7 +4963,14 @@
           </w:p>
         </w:tc>
         <w:tc>
-          <w:tcPr/>
+          <w:tcPr>
+            <w:tcBorders>
+              <w:top w:val="single" w:sz="8" w:space="0" w:color="000000"/>
+              <w:left w:val="single" w:sz="8" w:space="0" w:color="000000"/>
+              <w:bottom w:val="single" w:sz="8" w:space="0" w:color="000000"/>
+              <w:right w:val="single" w:sz="8" w:space="0" w:color="000000"/>
+            </w:tcBorders>
+          </w:tcPr>
           <w:p>
             <w:pPr>
               <w:pStyle w:val="Compact"/>
@@ -3269,7 +4984,14 @@
           <w:cantSplit/>
         </w:trPr>
         <w:tc>
-          <w:tcPr/>
+          <w:tcPr>
+            <w:tcBorders>
+              <w:top w:val="single" w:sz="8" w:space="0" w:color="000000"/>
+              <w:left w:val="single" w:sz="8" w:space="0" w:color="000000"/>
+              <w:bottom w:val="single" w:sz="8" w:space="0" w:color="000000"/>
+              <w:right w:val="single" w:sz="8" w:space="0" w:color="000000"/>
+            </w:tcBorders>
+          </w:tcPr>
           <w:p>
             <w:pPr>
               <w:pStyle w:val="Compact"/>
@@ -3282,7 +5004,14 @@
           </w:p>
         </w:tc>
         <w:tc>
-          <w:tcPr/>
+          <w:tcPr>
+            <w:tcBorders>
+              <w:top w:val="single" w:sz="8" w:space="0" w:color="000000"/>
+              <w:left w:val="single" w:sz="8" w:space="0" w:color="000000"/>
+              <w:bottom w:val="single" w:sz="8" w:space="0" w:color="000000"/>
+              <w:right w:val="single" w:sz="8" w:space="0" w:color="000000"/>
+            </w:tcBorders>
+          </w:tcPr>
           <w:p>
             <w:pPr>
               <w:pStyle w:val="Compact"/>
@@ -3295,7 +5024,14 @@
           </w:p>
         </w:tc>
         <w:tc>
-          <w:tcPr/>
+          <w:tcPr>
+            <w:tcBorders>
+              <w:top w:val="single" w:sz="8" w:space="0" w:color="000000"/>
+              <w:left w:val="single" w:sz="8" w:space="0" w:color="000000"/>
+              <w:bottom w:val="single" w:sz="8" w:space="0" w:color="000000"/>
+              <w:right w:val="single" w:sz="8" w:space="0" w:color="000000"/>
+            </w:tcBorders>
+          </w:tcPr>
           <w:p>
             <w:pPr>
               <w:pStyle w:val="Compact"/>
@@ -3308,7 +5044,14 @@
           </w:p>
         </w:tc>
         <w:tc>
-          <w:tcPr/>
+          <w:tcPr>
+            <w:tcBorders>
+              <w:top w:val="single" w:sz="8" w:space="0" w:color="000000"/>
+              <w:left w:val="single" w:sz="8" w:space="0" w:color="000000"/>
+              <w:bottom w:val="single" w:sz="8" w:space="0" w:color="000000"/>
+              <w:right w:val="single" w:sz="8" w:space="0" w:color="000000"/>
+            </w:tcBorders>
+          </w:tcPr>
           <w:p>
             <w:pPr>
               <w:pStyle w:val="Compact"/>
@@ -3321,7 +5064,14 @@
           </w:p>
         </w:tc>
         <w:tc>
-          <w:tcPr/>
+          <w:tcPr>
+            <w:tcBorders>
+              <w:top w:val="single" w:sz="8" w:space="0" w:color="000000"/>
+              <w:left w:val="single" w:sz="8" w:space="0" w:color="000000"/>
+              <w:bottom w:val="single" w:sz="8" w:space="0" w:color="000000"/>
+              <w:right w:val="single" w:sz="8" w:space="0" w:color="000000"/>
+            </w:tcBorders>
+          </w:tcPr>
           <w:p>
             <w:pPr>
               <w:pStyle w:val="Compact"/>
@@ -3334,7 +5084,14 @@
           </w:p>
         </w:tc>
         <w:tc>
-          <w:tcPr/>
+          <w:tcPr>
+            <w:tcBorders>
+              <w:top w:val="single" w:sz="8" w:space="0" w:color="000000"/>
+              <w:left w:val="single" w:sz="8" w:space="0" w:color="000000"/>
+              <w:bottom w:val="single" w:sz="8" w:space="0" w:color="000000"/>
+              <w:right w:val="single" w:sz="8" w:space="0" w:color="000000"/>
+            </w:tcBorders>
+          </w:tcPr>
           <w:p>
             <w:pPr>
               <w:pStyle w:val="Compact"/>
@@ -3347,7 +5104,14 @@
           </w:p>
         </w:tc>
         <w:tc>
-          <w:tcPr/>
+          <w:tcPr>
+            <w:tcBorders>
+              <w:top w:val="single" w:sz="8" w:space="0" w:color="000000"/>
+              <w:left w:val="single" w:sz="8" w:space="0" w:color="000000"/>
+              <w:bottom w:val="single" w:sz="8" w:space="0" w:color="000000"/>
+              <w:right w:val="single" w:sz="8" w:space="0" w:color="000000"/>
+            </w:tcBorders>
+          </w:tcPr>
           <w:p>
             <w:pPr>
               <w:pStyle w:val="Compact"/>
@@ -3360,7 +5124,14 @@
           </w:p>
         </w:tc>
         <w:tc>
-          <w:tcPr/>
+          <w:tcPr>
+            <w:tcBorders>
+              <w:top w:val="single" w:sz="8" w:space="0" w:color="000000"/>
+              <w:left w:val="single" w:sz="8" w:space="0" w:color="000000"/>
+              <w:bottom w:val="single" w:sz="8" w:space="0" w:color="000000"/>
+              <w:right w:val="single" w:sz="8" w:space="0" w:color="000000"/>
+            </w:tcBorders>
+          </w:tcPr>
           <w:p>
             <w:pPr>
               <w:pStyle w:val="Compact"/>
@@ -3374,7 +5145,14 @@
           <w:cantSplit/>
         </w:trPr>
         <w:tc>
-          <w:tcPr/>
+          <w:tcPr>
+            <w:tcBorders>
+              <w:top w:val="single" w:sz="8" w:space="0" w:color="000000"/>
+              <w:left w:val="single" w:sz="8" w:space="0" w:color="000000"/>
+              <w:bottom w:val="single" w:sz="8" w:space="0" w:color="000000"/>
+              <w:right w:val="single" w:sz="8" w:space="0" w:color="000000"/>
+            </w:tcBorders>
+          </w:tcPr>
           <w:p>
             <w:pPr>
               <w:pStyle w:val="Compact"/>
@@ -3387,7 +5165,14 @@
           </w:p>
         </w:tc>
         <w:tc>
-          <w:tcPr/>
+          <w:tcPr>
+            <w:tcBorders>
+              <w:top w:val="single" w:sz="8" w:space="0" w:color="000000"/>
+              <w:left w:val="single" w:sz="8" w:space="0" w:color="000000"/>
+              <w:bottom w:val="single" w:sz="8" w:space="0" w:color="000000"/>
+              <w:right w:val="single" w:sz="8" w:space="0" w:color="000000"/>
+            </w:tcBorders>
+          </w:tcPr>
           <w:p>
             <w:pPr>
               <w:pStyle w:val="Compact"/>
@@ -3400,7 +5185,14 @@
           </w:p>
         </w:tc>
         <w:tc>
-          <w:tcPr/>
+          <w:tcPr>
+            <w:tcBorders>
+              <w:top w:val="single" w:sz="8" w:space="0" w:color="000000"/>
+              <w:left w:val="single" w:sz="8" w:space="0" w:color="000000"/>
+              <w:bottom w:val="single" w:sz="8" w:space="0" w:color="000000"/>
+              <w:right w:val="single" w:sz="8" w:space="0" w:color="000000"/>
+            </w:tcBorders>
+          </w:tcPr>
           <w:p>
             <w:pPr>
               <w:pStyle w:val="Compact"/>
@@ -3413,7 +5205,14 @@
           </w:p>
         </w:tc>
         <w:tc>
-          <w:tcPr/>
+          <w:tcPr>
+            <w:tcBorders>
+              <w:top w:val="single" w:sz="8" w:space="0" w:color="000000"/>
+              <w:left w:val="single" w:sz="8" w:space="0" w:color="000000"/>
+              <w:bottom w:val="single" w:sz="8" w:space="0" w:color="000000"/>
+              <w:right w:val="single" w:sz="8" w:space="0" w:color="000000"/>
+            </w:tcBorders>
+          </w:tcPr>
           <w:p>
             <w:pPr>
               <w:pStyle w:val="Compact"/>
@@ -3426,7 +5225,14 @@
           </w:p>
         </w:tc>
         <w:tc>
-          <w:tcPr/>
+          <w:tcPr>
+            <w:tcBorders>
+              <w:top w:val="single" w:sz="8" w:space="0" w:color="000000"/>
+              <w:left w:val="single" w:sz="8" w:space="0" w:color="000000"/>
+              <w:bottom w:val="single" w:sz="8" w:space="0" w:color="000000"/>
+              <w:right w:val="single" w:sz="8" w:space="0" w:color="000000"/>
+            </w:tcBorders>
+          </w:tcPr>
           <w:p>
             <w:pPr>
               <w:pStyle w:val="Compact"/>
@@ -3439,7 +5245,14 @@
           </w:p>
         </w:tc>
         <w:tc>
-          <w:tcPr/>
+          <w:tcPr>
+            <w:tcBorders>
+              <w:top w:val="single" w:sz="8" w:space="0" w:color="000000"/>
+              <w:left w:val="single" w:sz="8" w:space="0" w:color="000000"/>
+              <w:bottom w:val="single" w:sz="8" w:space="0" w:color="000000"/>
+              <w:right w:val="single" w:sz="8" w:space="0" w:color="000000"/>
+            </w:tcBorders>
+          </w:tcPr>
           <w:p>
             <w:pPr>
               <w:pStyle w:val="Compact"/>
@@ -3452,7 +5265,14 @@
           </w:p>
         </w:tc>
         <w:tc>
-          <w:tcPr/>
+          <w:tcPr>
+            <w:tcBorders>
+              <w:top w:val="single" w:sz="8" w:space="0" w:color="000000"/>
+              <w:left w:val="single" w:sz="8" w:space="0" w:color="000000"/>
+              <w:bottom w:val="single" w:sz="8" w:space="0" w:color="000000"/>
+              <w:right w:val="single" w:sz="8" w:space="0" w:color="000000"/>
+            </w:tcBorders>
+          </w:tcPr>
           <w:p>
             <w:pPr>
               <w:pStyle w:val="Compact"/>
@@ -3465,7 +5285,14 @@
           </w:p>
         </w:tc>
         <w:tc>
-          <w:tcPr/>
+          <w:tcPr>
+            <w:tcBorders>
+              <w:top w:val="single" w:sz="8" w:space="0" w:color="000000"/>
+              <w:left w:val="single" w:sz="8" w:space="0" w:color="000000"/>
+              <w:bottom w:val="single" w:sz="8" w:space="0" w:color="000000"/>
+              <w:right w:val="single" w:sz="8" w:space="0" w:color="000000"/>
+            </w:tcBorders>
+          </w:tcPr>
           <w:p>
             <w:pPr>
               <w:pStyle w:val="Compact"/>
@@ -3479,7 +5306,14 @@
           <w:cantSplit/>
         </w:trPr>
         <w:tc>
-          <w:tcPr/>
+          <w:tcPr>
+            <w:tcBorders>
+              <w:top w:val="single" w:sz="8" w:space="0" w:color="000000"/>
+              <w:left w:val="single" w:sz="8" w:space="0" w:color="000000"/>
+              <w:bottom w:val="single" w:sz="8" w:space="0" w:color="000000"/>
+              <w:right w:val="single" w:sz="8" w:space="0" w:color="000000"/>
+            </w:tcBorders>
+          </w:tcPr>
           <w:p>
             <w:pPr>
               <w:pStyle w:val="Compact"/>
@@ -3492,7 +5326,14 @@
           </w:p>
         </w:tc>
         <w:tc>
-          <w:tcPr/>
+          <w:tcPr>
+            <w:tcBorders>
+              <w:top w:val="single" w:sz="8" w:space="0" w:color="000000"/>
+              <w:left w:val="single" w:sz="8" w:space="0" w:color="000000"/>
+              <w:bottom w:val="single" w:sz="8" w:space="0" w:color="000000"/>
+              <w:right w:val="single" w:sz="8" w:space="0" w:color="000000"/>
+            </w:tcBorders>
+          </w:tcPr>
           <w:p>
             <w:pPr>
               <w:pStyle w:val="Compact"/>
@@ -3505,7 +5346,14 @@
           </w:p>
         </w:tc>
         <w:tc>
-          <w:tcPr/>
+          <w:tcPr>
+            <w:tcBorders>
+              <w:top w:val="single" w:sz="8" w:space="0" w:color="000000"/>
+              <w:left w:val="single" w:sz="8" w:space="0" w:color="000000"/>
+              <w:bottom w:val="single" w:sz="8" w:space="0" w:color="000000"/>
+              <w:right w:val="single" w:sz="8" w:space="0" w:color="000000"/>
+            </w:tcBorders>
+          </w:tcPr>
           <w:p>
             <w:pPr>
               <w:pStyle w:val="Compact"/>
@@ -3518,7 +5366,14 @@
           </w:p>
         </w:tc>
         <w:tc>
-          <w:tcPr/>
+          <w:tcPr>
+            <w:tcBorders>
+              <w:top w:val="single" w:sz="8" w:space="0" w:color="000000"/>
+              <w:left w:val="single" w:sz="8" w:space="0" w:color="000000"/>
+              <w:bottom w:val="single" w:sz="8" w:space="0" w:color="000000"/>
+              <w:right w:val="single" w:sz="8" w:space="0" w:color="000000"/>
+            </w:tcBorders>
+          </w:tcPr>
           <w:p>
             <w:pPr>
               <w:pStyle w:val="Compact"/>
@@ -3531,7 +5386,14 @@
           </w:p>
         </w:tc>
         <w:tc>
-          <w:tcPr/>
+          <w:tcPr>
+            <w:tcBorders>
+              <w:top w:val="single" w:sz="8" w:space="0" w:color="000000"/>
+              <w:left w:val="single" w:sz="8" w:space="0" w:color="000000"/>
+              <w:bottom w:val="single" w:sz="8" w:space="0" w:color="000000"/>
+              <w:right w:val="single" w:sz="8" w:space="0" w:color="000000"/>
+            </w:tcBorders>
+          </w:tcPr>
           <w:p>
             <w:pPr>
               <w:pStyle w:val="Compact"/>
@@ -3544,7 +5406,14 @@
           </w:p>
         </w:tc>
         <w:tc>
-          <w:tcPr/>
+          <w:tcPr>
+            <w:tcBorders>
+              <w:top w:val="single" w:sz="8" w:space="0" w:color="000000"/>
+              <w:left w:val="single" w:sz="8" w:space="0" w:color="000000"/>
+              <w:bottom w:val="single" w:sz="8" w:space="0" w:color="000000"/>
+              <w:right w:val="single" w:sz="8" w:space="0" w:color="000000"/>
+            </w:tcBorders>
+          </w:tcPr>
           <w:p>
             <w:pPr>
               <w:pStyle w:val="Compact"/>
@@ -3557,7 +5426,14 @@
           </w:p>
         </w:tc>
         <w:tc>
-          <w:tcPr/>
+          <w:tcPr>
+            <w:tcBorders>
+              <w:top w:val="single" w:sz="8" w:space="0" w:color="000000"/>
+              <w:left w:val="single" w:sz="8" w:space="0" w:color="000000"/>
+              <w:bottom w:val="single" w:sz="8" w:space="0" w:color="000000"/>
+              <w:right w:val="single" w:sz="8" w:space="0" w:color="000000"/>
+            </w:tcBorders>
+          </w:tcPr>
           <w:p>
             <w:pPr>
               <w:pStyle w:val="Compact"/>
@@ -3570,7 +5446,14 @@
           </w:p>
         </w:tc>
         <w:tc>
-          <w:tcPr/>
+          <w:tcPr>
+            <w:tcBorders>
+              <w:top w:val="single" w:sz="8" w:space="0" w:color="000000"/>
+              <w:left w:val="single" w:sz="8" w:space="0" w:color="000000"/>
+              <w:bottom w:val="single" w:sz="8" w:space="0" w:color="000000"/>
+              <w:right w:val="single" w:sz="8" w:space="0" w:color="000000"/>
+            </w:tcBorders>
+          </w:tcPr>
           <w:p>
             <w:pPr>
               <w:pStyle w:val="Compact"/>
@@ -3584,7 +5467,14 @@
           <w:cantSplit/>
         </w:trPr>
         <w:tc>
-          <w:tcPr/>
+          <w:tcPr>
+            <w:tcBorders>
+              <w:top w:val="single" w:sz="8" w:space="0" w:color="000000"/>
+              <w:left w:val="single" w:sz="8" w:space="0" w:color="000000"/>
+              <w:bottom w:val="single" w:sz="8" w:space="0" w:color="000000"/>
+              <w:right w:val="single" w:sz="8" w:space="0" w:color="000000"/>
+            </w:tcBorders>
+          </w:tcPr>
           <w:p>
             <w:pPr>
               <w:pStyle w:val="Compact"/>
@@ -3597,7 +5487,14 @@
           </w:p>
         </w:tc>
         <w:tc>
-          <w:tcPr/>
+          <w:tcPr>
+            <w:tcBorders>
+              <w:top w:val="single" w:sz="8" w:space="0" w:color="000000"/>
+              <w:left w:val="single" w:sz="8" w:space="0" w:color="000000"/>
+              <w:bottom w:val="single" w:sz="8" w:space="0" w:color="000000"/>
+              <w:right w:val="single" w:sz="8" w:space="0" w:color="000000"/>
+            </w:tcBorders>
+          </w:tcPr>
           <w:p>
             <w:pPr>
               <w:pStyle w:val="Compact"/>
@@ -3610,7 +5507,14 @@
           </w:p>
         </w:tc>
         <w:tc>
-          <w:tcPr/>
+          <w:tcPr>
+            <w:tcBorders>
+              <w:top w:val="single" w:sz="8" w:space="0" w:color="000000"/>
+              <w:left w:val="single" w:sz="8" w:space="0" w:color="000000"/>
+              <w:bottom w:val="single" w:sz="8" w:space="0" w:color="000000"/>
+              <w:right w:val="single" w:sz="8" w:space="0" w:color="000000"/>
+            </w:tcBorders>
+          </w:tcPr>
           <w:p>
             <w:pPr>
               <w:pStyle w:val="Compact"/>
@@ -3623,7 +5527,14 @@
           </w:p>
         </w:tc>
         <w:tc>
-          <w:tcPr/>
+          <w:tcPr>
+            <w:tcBorders>
+              <w:top w:val="single" w:sz="8" w:space="0" w:color="000000"/>
+              <w:left w:val="single" w:sz="8" w:space="0" w:color="000000"/>
+              <w:bottom w:val="single" w:sz="8" w:space="0" w:color="000000"/>
+              <w:right w:val="single" w:sz="8" w:space="0" w:color="000000"/>
+            </w:tcBorders>
+          </w:tcPr>
           <w:p>
             <w:pPr>
               <w:pStyle w:val="Compact"/>
@@ -3636,7 +5547,14 @@
           </w:p>
         </w:tc>
         <w:tc>
-          <w:tcPr/>
+          <w:tcPr>
+            <w:tcBorders>
+              <w:top w:val="single" w:sz="8" w:space="0" w:color="000000"/>
+              <w:left w:val="single" w:sz="8" w:space="0" w:color="000000"/>
+              <w:bottom w:val="single" w:sz="8" w:space="0" w:color="000000"/>
+              <w:right w:val="single" w:sz="8" w:space="0" w:color="000000"/>
+            </w:tcBorders>
+          </w:tcPr>
           <w:p>
             <w:pPr>
               <w:pStyle w:val="Compact"/>
@@ -3649,7 +5567,14 @@
           </w:p>
         </w:tc>
         <w:tc>
-          <w:tcPr/>
+          <w:tcPr>
+            <w:tcBorders>
+              <w:top w:val="single" w:sz="8" w:space="0" w:color="000000"/>
+              <w:left w:val="single" w:sz="8" w:space="0" w:color="000000"/>
+              <w:bottom w:val="single" w:sz="8" w:space="0" w:color="000000"/>
+              <w:right w:val="single" w:sz="8" w:space="0" w:color="000000"/>
+            </w:tcBorders>
+          </w:tcPr>
           <w:p>
             <w:pPr>
               <w:pStyle w:val="Compact"/>
@@ -3662,7 +5587,14 @@
           </w:p>
         </w:tc>
         <w:tc>
-          <w:tcPr/>
+          <w:tcPr>
+            <w:tcBorders>
+              <w:top w:val="single" w:sz="8" w:space="0" w:color="000000"/>
+              <w:left w:val="single" w:sz="8" w:space="0" w:color="000000"/>
+              <w:bottom w:val="single" w:sz="8" w:space="0" w:color="000000"/>
+              <w:right w:val="single" w:sz="8" w:space="0" w:color="000000"/>
+            </w:tcBorders>
+          </w:tcPr>
           <w:p>
             <w:pPr>
               <w:pStyle w:val="Compact"/>
@@ -3675,7 +5607,14 @@
           </w:p>
         </w:tc>
         <w:tc>
-          <w:tcPr/>
+          <w:tcPr>
+            <w:tcBorders>
+              <w:top w:val="single" w:sz="8" w:space="0" w:color="000000"/>
+              <w:left w:val="single" w:sz="8" w:space="0" w:color="000000"/>
+              <w:bottom w:val="single" w:sz="8" w:space="0" w:color="000000"/>
+              <w:right w:val="single" w:sz="8" w:space="0" w:color="000000"/>
+            </w:tcBorders>
+          </w:tcPr>
           <w:p>
             <w:pPr>
               <w:pStyle w:val="Compact"/>
@@ -3689,7 +5628,14 @@
           <w:cantSplit/>
         </w:trPr>
         <w:tc>
-          <w:tcPr/>
+          <w:tcPr>
+            <w:tcBorders>
+              <w:top w:val="single" w:sz="8" w:space="0" w:color="000000"/>
+              <w:left w:val="single" w:sz="8" w:space="0" w:color="000000"/>
+              <w:bottom w:val="single" w:sz="8" w:space="0" w:color="000000"/>
+              <w:right w:val="single" w:sz="8" w:space="0" w:color="000000"/>
+            </w:tcBorders>
+          </w:tcPr>
           <w:p>
             <w:pPr>
               <w:pStyle w:val="Compact"/>
@@ -3702,7 +5648,14 @@
           </w:p>
         </w:tc>
         <w:tc>
-          <w:tcPr/>
+          <w:tcPr>
+            <w:tcBorders>
+              <w:top w:val="single" w:sz="8" w:space="0" w:color="000000"/>
+              <w:left w:val="single" w:sz="8" w:space="0" w:color="000000"/>
+              <w:bottom w:val="single" w:sz="8" w:space="0" w:color="000000"/>
+              <w:right w:val="single" w:sz="8" w:space="0" w:color="000000"/>
+            </w:tcBorders>
+          </w:tcPr>
           <w:p>
             <w:pPr>
               <w:pStyle w:val="Compact"/>
@@ -3715,7 +5668,14 @@
           </w:p>
         </w:tc>
         <w:tc>
-          <w:tcPr/>
+          <w:tcPr>
+            <w:tcBorders>
+              <w:top w:val="single" w:sz="8" w:space="0" w:color="000000"/>
+              <w:left w:val="single" w:sz="8" w:space="0" w:color="000000"/>
+              <w:bottom w:val="single" w:sz="8" w:space="0" w:color="000000"/>
+              <w:right w:val="single" w:sz="8" w:space="0" w:color="000000"/>
+            </w:tcBorders>
+          </w:tcPr>
           <w:p>
             <w:pPr>
               <w:pStyle w:val="Compact"/>
@@ -3728,7 +5688,14 @@
           </w:p>
         </w:tc>
         <w:tc>
-          <w:tcPr/>
+          <w:tcPr>
+            <w:tcBorders>
+              <w:top w:val="single" w:sz="8" w:space="0" w:color="000000"/>
+              <w:left w:val="single" w:sz="8" w:space="0" w:color="000000"/>
+              <w:bottom w:val="single" w:sz="8" w:space="0" w:color="000000"/>
+              <w:right w:val="single" w:sz="8" w:space="0" w:color="000000"/>
+            </w:tcBorders>
+          </w:tcPr>
           <w:p>
             <w:pPr>
               <w:pStyle w:val="Compact"/>
@@ -3741,7 +5708,14 @@
           </w:p>
         </w:tc>
         <w:tc>
-          <w:tcPr/>
+          <w:tcPr>
+            <w:tcBorders>
+              <w:top w:val="single" w:sz="8" w:space="0" w:color="000000"/>
+              <w:left w:val="single" w:sz="8" w:space="0" w:color="000000"/>
+              <w:bottom w:val="single" w:sz="8" w:space="0" w:color="000000"/>
+              <w:right w:val="single" w:sz="8" w:space="0" w:color="000000"/>
+            </w:tcBorders>
+          </w:tcPr>
           <w:p>
             <w:pPr>
               <w:pStyle w:val="Compact"/>
@@ -3754,7 +5728,14 @@
           </w:p>
         </w:tc>
         <w:tc>
-          <w:tcPr/>
+          <w:tcPr>
+            <w:tcBorders>
+              <w:top w:val="single" w:sz="8" w:space="0" w:color="000000"/>
+              <w:left w:val="single" w:sz="8" w:space="0" w:color="000000"/>
+              <w:bottom w:val="single" w:sz="8" w:space="0" w:color="000000"/>
+              <w:right w:val="single" w:sz="8" w:space="0" w:color="000000"/>
+            </w:tcBorders>
+          </w:tcPr>
           <w:p>
             <w:pPr>
               <w:pStyle w:val="Compact"/>
@@ -3767,7 +5748,14 @@
           </w:p>
         </w:tc>
         <w:tc>
-          <w:tcPr/>
+          <w:tcPr>
+            <w:tcBorders>
+              <w:top w:val="single" w:sz="8" w:space="0" w:color="000000"/>
+              <w:left w:val="single" w:sz="8" w:space="0" w:color="000000"/>
+              <w:bottom w:val="single" w:sz="8" w:space="0" w:color="000000"/>
+              <w:right w:val="single" w:sz="8" w:space="0" w:color="000000"/>
+            </w:tcBorders>
+          </w:tcPr>
           <w:p>
             <w:pPr>
               <w:pStyle w:val="Compact"/>
@@ -3780,7 +5768,14 @@
           </w:p>
         </w:tc>
         <w:tc>
-          <w:tcPr/>
+          <w:tcPr>
+            <w:tcBorders>
+              <w:top w:val="single" w:sz="8" w:space="0" w:color="000000"/>
+              <w:left w:val="single" w:sz="8" w:space="0" w:color="000000"/>
+              <w:bottom w:val="single" w:sz="8" w:space="0" w:color="000000"/>
+              <w:right w:val="single" w:sz="8" w:space="0" w:color="000000"/>
+            </w:tcBorders>
+          </w:tcPr>
           <w:p>
             <w:pPr>
               <w:pStyle w:val="Compact"/>
@@ -3886,6 +5881,14 @@
       <w:tblPr>
         <w:tblStyle w:val="Table"/>
         <w:tblW w:type="auto" w:w="0"/>
+        <w:tblBorders>
+          <w:top w:val="single" w:sz="8" w:space="0" w:color="000000"/>
+          <w:left w:val="single" w:sz="8" w:space="0" w:color="000000"/>
+          <w:bottom w:val="single" w:sz="8" w:space="0" w:color="000000"/>
+          <w:right w:val="single" w:sz="8" w:space="0" w:color="000000"/>
+          <w:insideH w:val="single" w:sz="8" w:space="0" w:color="000000"/>
+          <w:insideV w:val="single" w:sz="8" w:space="0" w:color="000000"/>
+        </w:tblBorders>
         <w:tblLook w:firstRow="1" w:lastRow="0" w:firstColumn="0" w:lastColumn="0" w:noHBand="0" w:noVBand="0" w:val="0020"/>
         <w:tblCaption w:val="Reported-condition records unavailable for paired ZUPT-GaitRite analysis. L2 = serial subtraction by 2."/>
       </w:tblPr>
@@ -3900,7 +5903,14 @@
           <w:cantSplit/>
         </w:trPr>
         <w:tc>
-          <w:tcPr/>
+          <w:tcPr>
+            <w:tcBorders>
+              <w:top w:val="single" w:sz="8" w:space="0" w:color="000000"/>
+              <w:left w:val="single" w:sz="8" w:space="0" w:color="000000"/>
+              <w:bottom w:val="single" w:sz="8" w:space="0" w:color="000000"/>
+              <w:right w:val="single" w:sz="8" w:space="0" w:color="000000"/>
+            </w:tcBorders>
+          </w:tcPr>
           <w:p>
             <w:pPr>
               <w:pStyle w:val="Compact"/>
@@ -3914,7 +5924,14 @@
           </w:p>
         </w:tc>
         <w:tc>
-          <w:tcPr/>
+          <w:tcPr>
+            <w:tcBorders>
+              <w:top w:val="single" w:sz="8" w:space="0" w:color="000000"/>
+              <w:left w:val="single" w:sz="8" w:space="0" w:color="000000"/>
+              <w:bottom w:val="single" w:sz="8" w:space="0" w:color="000000"/>
+              <w:right w:val="single" w:sz="8" w:space="0" w:color="000000"/>
+            </w:tcBorders>
+          </w:tcPr>
           <w:p>
             <w:pPr>
               <w:pStyle w:val="Compact"/>
@@ -3928,7 +5945,14 @@
           </w:p>
         </w:tc>
         <w:tc>
-          <w:tcPr/>
+          <w:tcPr>
+            <w:tcBorders>
+              <w:top w:val="single" w:sz="8" w:space="0" w:color="000000"/>
+              <w:left w:val="single" w:sz="8" w:space="0" w:color="000000"/>
+              <w:bottom w:val="single" w:sz="8" w:space="0" w:color="000000"/>
+              <w:right w:val="single" w:sz="8" w:space="0" w:color="000000"/>
+            </w:tcBorders>
+          </w:tcPr>
           <w:p>
             <w:pPr>
               <w:pStyle w:val="Compact"/>
@@ -3947,7 +5971,14 @@
           <w:cantSplit/>
         </w:trPr>
         <w:tc>
-          <w:tcPr/>
+          <w:tcPr>
+            <w:tcBorders>
+              <w:top w:val="single" w:sz="8" w:space="0" w:color="000000"/>
+              <w:left w:val="single" w:sz="8" w:space="0" w:color="000000"/>
+              <w:bottom w:val="single" w:sz="8" w:space="0" w:color="000000"/>
+              <w:right w:val="single" w:sz="8" w:space="0" w:color="000000"/>
+            </w:tcBorders>
+          </w:tcPr>
           <w:p>
             <w:pPr>
               <w:pStyle w:val="Compact"/>
@@ -3961,7 +5992,14 @@
           </w:p>
         </w:tc>
         <w:tc>
-          <w:tcPr/>
+          <w:tcPr>
+            <w:tcBorders>
+              <w:top w:val="single" w:sz="8" w:space="0" w:color="000000"/>
+              <w:left w:val="single" w:sz="8" w:space="0" w:color="000000"/>
+              <w:bottom w:val="single" w:sz="8" w:space="0" w:color="000000"/>
+              <w:right w:val="single" w:sz="8" w:space="0" w:color="000000"/>
+            </w:tcBorders>
+          </w:tcPr>
           <w:p>
             <w:pPr>
               <w:pStyle w:val="Compact"/>
@@ -3975,7 +6013,14 @@
           </w:p>
         </w:tc>
         <w:tc>
-          <w:tcPr/>
+          <w:tcPr>
+            <w:tcBorders>
+              <w:top w:val="single" w:sz="8" w:space="0" w:color="000000"/>
+              <w:left w:val="single" w:sz="8" w:space="0" w:color="000000"/>
+              <w:bottom w:val="single" w:sz="8" w:space="0" w:color="000000"/>
+              <w:right w:val="single" w:sz="8" w:space="0" w:color="000000"/>
+            </w:tcBorders>
+          </w:tcPr>
           <w:p>
             <w:pPr>
               <w:pStyle w:val="Compact"/>
@@ -3994,7 +6039,14 @@
           <w:cantSplit/>
         </w:trPr>
         <w:tc>
-          <w:tcPr/>
+          <w:tcPr>
+            <w:tcBorders>
+              <w:top w:val="single" w:sz="8" w:space="0" w:color="000000"/>
+              <w:left w:val="single" w:sz="8" w:space="0" w:color="000000"/>
+              <w:bottom w:val="single" w:sz="8" w:space="0" w:color="000000"/>
+              <w:right w:val="single" w:sz="8" w:space="0" w:color="000000"/>
+            </w:tcBorders>
+          </w:tcPr>
           <w:p>
             <w:pPr>
               <w:pStyle w:val="Compact"/>
@@ -4007,7 +6059,14 @@
           </w:p>
         </w:tc>
         <w:tc>
-          <w:tcPr/>
+          <w:tcPr>
+            <w:tcBorders>
+              <w:top w:val="single" w:sz="8" w:space="0" w:color="000000"/>
+              <w:left w:val="single" w:sz="8" w:space="0" w:color="000000"/>
+              <w:bottom w:val="single" w:sz="8" w:space="0" w:color="000000"/>
+              <w:right w:val="single" w:sz="8" w:space="0" w:color="000000"/>
+            </w:tcBorders>
+          </w:tcPr>
           <w:p>
             <w:pPr>
               <w:pStyle w:val="Compact"/>
@@ -4020,7 +6079,14 @@
           </w:p>
         </w:tc>
         <w:tc>
-          <w:tcPr/>
+          <w:tcPr>
+            <w:tcBorders>
+              <w:top w:val="single" w:sz="8" w:space="0" w:color="000000"/>
+              <w:left w:val="single" w:sz="8" w:space="0" w:color="000000"/>
+              <w:bottom w:val="single" w:sz="8" w:space="0" w:color="000000"/>
+              <w:right w:val="single" w:sz="8" w:space="0" w:color="000000"/>
+            </w:tcBorders>
+          </w:tcPr>
           <w:p>
             <w:pPr>
               <w:pStyle w:val="Compact"/>
@@ -4121,6 +6187,14 @@
       <w:tblPr>
         <w:tblStyle w:val="Table"/>
         <w:tblW w:type="auto" w:w="0"/>
+        <w:tblBorders>
+          <w:top w:val="single" w:sz="8" w:space="0" w:color="000000"/>
+          <w:left w:val="single" w:sz="8" w:space="0" w:color="000000"/>
+          <w:bottom w:val="single" w:sz="8" w:space="0" w:color="000000"/>
+          <w:right w:val="single" w:sz="8" w:space="0" w:color="000000"/>
+          <w:insideH w:val="single" w:sz="8" w:space="0" w:color="000000"/>
+          <w:insideV w:val="single" w:sz="8" w:space="0" w:color="000000"/>
+        </w:tblBorders>
         <w:tblLook w:firstRow="1" w:lastRow="0" w:firstColumn="0" w:lastColumn="0" w:noHBand="0" w:noVBand="0" w:val="0020"/>
         <w:tblCaption w:val="Cognitive-status sensitivity reanalysis. Primary = paper-reported MoCA-defined screening groups (all 32 participants, complete MoCA). Restricted CI = MoCA-defined CI group restricted to the twelve participants with MoCA 18–25, excluding the one participant at MoCA 17. MAE statistics are per-stride pooled."/>
       </w:tblPr>
@@ -4139,7 +6213,14 @@
           <w:cantSplit/>
         </w:trPr>
         <w:tc>
-          <w:tcPr/>
+          <w:tcPr>
+            <w:tcBorders>
+              <w:top w:val="single" w:sz="8" w:space="0" w:color="000000"/>
+              <w:left w:val="single" w:sz="8" w:space="0" w:color="000000"/>
+              <w:bottom w:val="single" w:sz="8" w:space="0" w:color="000000"/>
+              <w:right w:val="single" w:sz="8" w:space="0" w:color="000000"/>
+            </w:tcBorders>
+          </w:tcPr>
           <w:p>
             <w:pPr>
               <w:pStyle w:val="Compact"/>
@@ -4153,7 +6234,14 @@
           </w:p>
         </w:tc>
         <w:tc>
-          <w:tcPr/>
+          <w:tcPr>
+            <w:tcBorders>
+              <w:top w:val="single" w:sz="8" w:space="0" w:color="000000"/>
+              <w:left w:val="single" w:sz="8" w:space="0" w:color="000000"/>
+              <w:bottom w:val="single" w:sz="8" w:space="0" w:color="000000"/>
+              <w:right w:val="single" w:sz="8" w:space="0" w:color="000000"/>
+            </w:tcBorders>
+          </w:tcPr>
           <w:p>
             <w:pPr>
               <w:pStyle w:val="Compact"/>
@@ -4167,7 +6255,14 @@
           </w:p>
         </w:tc>
         <w:tc>
-          <w:tcPr/>
+          <w:tcPr>
+            <w:tcBorders>
+              <w:top w:val="single" w:sz="8" w:space="0" w:color="000000"/>
+              <w:left w:val="single" w:sz="8" w:space="0" w:color="000000"/>
+              <w:bottom w:val="single" w:sz="8" w:space="0" w:color="000000"/>
+              <w:right w:val="single" w:sz="8" w:space="0" w:color="000000"/>
+            </w:tcBorders>
+          </w:tcPr>
           <w:p>
             <w:pPr>
               <w:pStyle w:val="Compact"/>
@@ -4189,7 +6284,14 @@
           </w:p>
         </w:tc>
         <w:tc>
-          <w:tcPr/>
+          <w:tcPr>
+            <w:tcBorders>
+              <w:top w:val="single" w:sz="8" w:space="0" w:color="000000"/>
+              <w:left w:val="single" w:sz="8" w:space="0" w:color="000000"/>
+              <w:bottom w:val="single" w:sz="8" w:space="0" w:color="000000"/>
+              <w:right w:val="single" w:sz="8" w:space="0" w:color="000000"/>
+            </w:tcBorders>
+          </w:tcPr>
           <w:p>
             <w:pPr>
               <w:pStyle w:val="Compact"/>
@@ -4211,7 +6313,14 @@
           </w:p>
         </w:tc>
         <w:tc>
-          <w:tcPr/>
+          <w:tcPr>
+            <w:tcBorders>
+              <w:top w:val="single" w:sz="8" w:space="0" w:color="000000"/>
+              <w:left w:val="single" w:sz="8" w:space="0" w:color="000000"/>
+              <w:bottom w:val="single" w:sz="8" w:space="0" w:color="000000"/>
+              <w:right w:val="single" w:sz="8" w:space="0" w:color="000000"/>
+            </w:tcBorders>
+          </w:tcPr>
           <w:p>
             <w:pPr>
               <w:pStyle w:val="Compact"/>
@@ -4225,7 +6334,14 @@
           </w:p>
         </w:tc>
         <w:tc>
-          <w:tcPr/>
+          <w:tcPr>
+            <w:tcBorders>
+              <w:top w:val="single" w:sz="8" w:space="0" w:color="000000"/>
+              <w:left w:val="single" w:sz="8" w:space="0" w:color="000000"/>
+              <w:bottom w:val="single" w:sz="8" w:space="0" w:color="000000"/>
+              <w:right w:val="single" w:sz="8" w:space="0" w:color="000000"/>
+            </w:tcBorders>
+          </w:tcPr>
           <w:p>
             <w:pPr>
               <w:pStyle w:val="Compact"/>
@@ -4239,7 +6355,14 @@
           </w:p>
         </w:tc>
         <w:tc>
-          <w:tcPr/>
+          <w:tcPr>
+            <w:tcBorders>
+              <w:top w:val="single" w:sz="8" w:space="0" w:color="000000"/>
+              <w:left w:val="single" w:sz="8" w:space="0" w:color="000000"/>
+              <w:bottom w:val="single" w:sz="8" w:space="0" w:color="000000"/>
+              <w:right w:val="single" w:sz="8" w:space="0" w:color="000000"/>
+            </w:tcBorders>
+          </w:tcPr>
           <w:p>
             <w:pPr>
               <w:pStyle w:val="Compact"/>
@@ -4258,7 +6381,14 @@
           <w:cantSplit/>
         </w:trPr>
         <w:tc>
-          <w:tcPr/>
+          <w:tcPr>
+            <w:tcBorders>
+              <w:top w:val="single" w:sz="8" w:space="0" w:color="000000"/>
+              <w:left w:val="single" w:sz="8" w:space="0" w:color="000000"/>
+              <w:bottom w:val="single" w:sz="8" w:space="0" w:color="000000"/>
+              <w:right w:val="single" w:sz="8" w:space="0" w:color="000000"/>
+            </w:tcBorders>
+          </w:tcPr>
           <w:p>
             <w:pPr>
               <w:pStyle w:val="Compact"/>
@@ -4272,7 +6402,14 @@
           </w:p>
         </w:tc>
         <w:tc>
-          <w:tcPr/>
+          <w:tcPr>
+            <w:tcBorders>
+              <w:top w:val="single" w:sz="8" w:space="0" w:color="000000"/>
+              <w:left w:val="single" w:sz="8" w:space="0" w:color="000000"/>
+              <w:bottom w:val="single" w:sz="8" w:space="0" w:color="000000"/>
+              <w:right w:val="single" w:sz="8" w:space="0" w:color="000000"/>
+            </w:tcBorders>
+          </w:tcPr>
           <w:p>
             <w:pPr>
               <w:pStyle w:val="Compact"/>
@@ -4286,7 +6423,14 @@
           </w:p>
         </w:tc>
         <w:tc>
-          <w:tcPr/>
+          <w:tcPr>
+            <w:tcBorders>
+              <w:top w:val="single" w:sz="8" w:space="0" w:color="000000"/>
+              <w:left w:val="single" w:sz="8" w:space="0" w:color="000000"/>
+              <w:bottom w:val="single" w:sz="8" w:space="0" w:color="000000"/>
+              <w:right w:val="single" w:sz="8" w:space="0" w:color="000000"/>
+            </w:tcBorders>
+          </w:tcPr>
           <w:p>
             <w:pPr>
               <w:pStyle w:val="Compact"/>
@@ -4300,7 +6444,14 @@
           </w:p>
         </w:tc>
         <w:tc>
-          <w:tcPr/>
+          <w:tcPr>
+            <w:tcBorders>
+              <w:top w:val="single" w:sz="8" w:space="0" w:color="000000"/>
+              <w:left w:val="single" w:sz="8" w:space="0" w:color="000000"/>
+              <w:bottom w:val="single" w:sz="8" w:space="0" w:color="000000"/>
+              <w:right w:val="single" w:sz="8" w:space="0" w:color="000000"/>
+            </w:tcBorders>
+          </w:tcPr>
           <w:p>
             <w:pPr>
               <w:pStyle w:val="Compact"/>
@@ -4320,7 +6471,14 @@
           </w:p>
         </w:tc>
         <w:tc>
-          <w:tcPr/>
+          <w:tcPr>
+            <w:tcBorders>
+              <w:top w:val="single" w:sz="8" w:space="0" w:color="000000"/>
+              <w:left w:val="single" w:sz="8" w:space="0" w:color="000000"/>
+              <w:bottom w:val="single" w:sz="8" w:space="0" w:color="000000"/>
+              <w:right w:val="single" w:sz="8" w:space="0" w:color="000000"/>
+            </w:tcBorders>
+          </w:tcPr>
           <w:p>
             <w:pPr>
               <w:pStyle w:val="Compact"/>
@@ -4334,7 +6492,14 @@
           </w:p>
         </w:tc>
         <w:tc>
-          <w:tcPr/>
+          <w:tcPr>
+            <w:tcBorders>
+              <w:top w:val="single" w:sz="8" w:space="0" w:color="000000"/>
+              <w:left w:val="single" w:sz="8" w:space="0" w:color="000000"/>
+              <w:bottom w:val="single" w:sz="8" w:space="0" w:color="000000"/>
+              <w:right w:val="single" w:sz="8" w:space="0" w:color="000000"/>
+            </w:tcBorders>
+          </w:tcPr>
           <w:p>
             <w:pPr>
               <w:pStyle w:val="Compact"/>
@@ -4348,7 +6513,14 @@
           </w:p>
         </w:tc>
         <w:tc>
-          <w:tcPr/>
+          <w:tcPr>
+            <w:tcBorders>
+              <w:top w:val="single" w:sz="8" w:space="0" w:color="000000"/>
+              <w:left w:val="single" w:sz="8" w:space="0" w:color="000000"/>
+              <w:bottom w:val="single" w:sz="8" w:space="0" w:color="000000"/>
+              <w:right w:val="single" w:sz="8" w:space="0" w:color="000000"/>
+            </w:tcBorders>
+          </w:tcPr>
           <w:p>
             <w:pPr>
               <w:pStyle w:val="Compact"/>
@@ -4375,17 +6547,31 @@
           <w:cantSplit/>
         </w:trPr>
         <w:tc>
-          <w:tcPr/>
-          <w:p>
-            <w:pPr>
-              <w:pStyle w:val="Compact"/>
-              <w:keepNext/>
-              <w:spacing w:line="240" w:lineRule="auto"/>
-            </w:pPr>
-          </w:p>
-        </w:tc>
-        <w:tc>
-          <w:tcPr/>
+          <w:tcPr>
+            <w:tcBorders>
+              <w:top w:val="single" w:sz="8" w:space="0" w:color="000000"/>
+              <w:left w:val="single" w:sz="8" w:space="0" w:color="000000"/>
+              <w:bottom w:val="single" w:sz="8" w:space="0" w:color="000000"/>
+              <w:right w:val="single" w:sz="8" w:space="0" w:color="000000"/>
+            </w:tcBorders>
+          </w:tcPr>
+          <w:p>
+            <w:pPr>
+              <w:pStyle w:val="Compact"/>
+              <w:keepNext/>
+              <w:spacing w:line="240" w:lineRule="auto"/>
+            </w:pPr>
+          </w:p>
+        </w:tc>
+        <w:tc>
+          <w:tcPr>
+            <w:tcBorders>
+              <w:top w:val="single" w:sz="8" w:space="0" w:color="000000"/>
+              <w:left w:val="single" w:sz="8" w:space="0" w:color="000000"/>
+              <w:bottom w:val="single" w:sz="8" w:space="0" w:color="000000"/>
+              <w:right w:val="single" w:sz="8" w:space="0" w:color="000000"/>
+            </w:tcBorders>
+          </w:tcPr>
           <w:p>
             <w:pPr>
               <w:pStyle w:val="Compact"/>
@@ -4399,7 +6585,14 @@
           </w:p>
         </w:tc>
         <w:tc>
-          <w:tcPr/>
+          <w:tcPr>
+            <w:tcBorders>
+              <w:top w:val="single" w:sz="8" w:space="0" w:color="000000"/>
+              <w:left w:val="single" w:sz="8" w:space="0" w:color="000000"/>
+              <w:bottom w:val="single" w:sz="8" w:space="0" w:color="000000"/>
+              <w:right w:val="single" w:sz="8" w:space="0" w:color="000000"/>
+            </w:tcBorders>
+          </w:tcPr>
           <w:p>
             <w:pPr>
               <w:pStyle w:val="Compact"/>
@@ -4413,7 +6606,14 @@
           </w:p>
         </w:tc>
         <w:tc>
-          <w:tcPr/>
+          <w:tcPr>
+            <w:tcBorders>
+              <w:top w:val="single" w:sz="8" w:space="0" w:color="000000"/>
+              <w:left w:val="single" w:sz="8" w:space="0" w:color="000000"/>
+              <w:bottom w:val="single" w:sz="8" w:space="0" w:color="000000"/>
+              <w:right w:val="single" w:sz="8" w:space="0" w:color="000000"/>
+            </w:tcBorders>
+          </w:tcPr>
           <w:p>
             <w:pPr>
               <w:pStyle w:val="Compact"/>
@@ -4433,7 +6633,14 @@
           </w:p>
         </w:tc>
         <w:tc>
-          <w:tcPr/>
+          <w:tcPr>
+            <w:tcBorders>
+              <w:top w:val="single" w:sz="8" w:space="0" w:color="000000"/>
+              <w:left w:val="single" w:sz="8" w:space="0" w:color="000000"/>
+              <w:bottom w:val="single" w:sz="8" w:space="0" w:color="000000"/>
+              <w:right w:val="single" w:sz="8" w:space="0" w:color="000000"/>
+            </w:tcBorders>
+          </w:tcPr>
           <w:p>
             <w:pPr>
               <w:pStyle w:val="Compact"/>
@@ -4447,7 +6654,14 @@
           </w:p>
         </w:tc>
         <w:tc>
-          <w:tcPr/>
+          <w:tcPr>
+            <w:tcBorders>
+              <w:top w:val="single" w:sz="8" w:space="0" w:color="000000"/>
+              <w:left w:val="single" w:sz="8" w:space="0" w:color="000000"/>
+              <w:bottom w:val="single" w:sz="8" w:space="0" w:color="000000"/>
+              <w:right w:val="single" w:sz="8" w:space="0" w:color="000000"/>
+            </w:tcBorders>
+          </w:tcPr>
           <w:p>
             <w:pPr>
               <w:pStyle w:val="Compact"/>
@@ -4461,7 +6675,14 @@
           </w:p>
         </w:tc>
         <w:tc>
-          <w:tcPr/>
+          <w:tcPr>
+            <w:tcBorders>
+              <w:top w:val="single" w:sz="8" w:space="0" w:color="000000"/>
+              <w:left w:val="single" w:sz="8" w:space="0" w:color="000000"/>
+              <w:bottom w:val="single" w:sz="8" w:space="0" w:color="000000"/>
+              <w:right w:val="single" w:sz="8" w:space="0" w:color="000000"/>
+            </w:tcBorders>
+          </w:tcPr>
           <w:p>
             <w:pPr>
               <w:pStyle w:val="Compact"/>
@@ -4488,7 +6709,14 @@
           <w:cantSplit/>
         </w:trPr>
         <w:tc>
-          <w:tcPr/>
+          <w:tcPr>
+            <w:tcBorders>
+              <w:top w:val="single" w:sz="8" w:space="0" w:color="000000"/>
+              <w:left w:val="single" w:sz="8" w:space="0" w:color="000000"/>
+              <w:bottom w:val="single" w:sz="8" w:space="0" w:color="000000"/>
+              <w:right w:val="single" w:sz="8" w:space="0" w:color="000000"/>
+            </w:tcBorders>
+          </w:tcPr>
           <w:p>
             <w:pPr>
               <w:pStyle w:val="Compact"/>
@@ -4502,7 +6730,14 @@
           </w:p>
         </w:tc>
         <w:tc>
-          <w:tcPr/>
+          <w:tcPr>
+            <w:tcBorders>
+              <w:top w:val="single" w:sz="8" w:space="0" w:color="000000"/>
+              <w:left w:val="single" w:sz="8" w:space="0" w:color="000000"/>
+              <w:bottom w:val="single" w:sz="8" w:space="0" w:color="000000"/>
+              <w:right w:val="single" w:sz="8" w:space="0" w:color="000000"/>
+            </w:tcBorders>
+          </w:tcPr>
           <w:p>
             <w:pPr>
               <w:pStyle w:val="Compact"/>
@@ -4516,7 +6751,14 @@
           </w:p>
         </w:tc>
         <w:tc>
-          <w:tcPr/>
+          <w:tcPr>
+            <w:tcBorders>
+              <w:top w:val="single" w:sz="8" w:space="0" w:color="000000"/>
+              <w:left w:val="single" w:sz="8" w:space="0" w:color="000000"/>
+              <w:bottom w:val="single" w:sz="8" w:space="0" w:color="000000"/>
+              <w:right w:val="single" w:sz="8" w:space="0" w:color="000000"/>
+            </w:tcBorders>
+          </w:tcPr>
           <w:p>
             <w:pPr>
               <w:pStyle w:val="Compact"/>
@@ -4530,7 +6772,14 @@
           </w:p>
         </w:tc>
         <w:tc>
-          <w:tcPr/>
+          <w:tcPr>
+            <w:tcBorders>
+              <w:top w:val="single" w:sz="8" w:space="0" w:color="000000"/>
+              <w:left w:val="single" w:sz="8" w:space="0" w:color="000000"/>
+              <w:bottom w:val="single" w:sz="8" w:space="0" w:color="000000"/>
+              <w:right w:val="single" w:sz="8" w:space="0" w:color="000000"/>
+            </w:tcBorders>
+          </w:tcPr>
           <w:p>
             <w:pPr>
               <w:pStyle w:val="Compact"/>
@@ -4550,7 +6799,14 @@
           </w:p>
         </w:tc>
         <w:tc>
-          <w:tcPr/>
+          <w:tcPr>
+            <w:tcBorders>
+              <w:top w:val="single" w:sz="8" w:space="0" w:color="000000"/>
+              <w:left w:val="single" w:sz="8" w:space="0" w:color="000000"/>
+              <w:bottom w:val="single" w:sz="8" w:space="0" w:color="000000"/>
+              <w:right w:val="single" w:sz="8" w:space="0" w:color="000000"/>
+            </w:tcBorders>
+          </w:tcPr>
           <w:p>
             <w:pPr>
               <w:pStyle w:val="Compact"/>
@@ -4564,7 +6820,14 @@
           </w:p>
         </w:tc>
         <w:tc>
-          <w:tcPr/>
+          <w:tcPr>
+            <w:tcBorders>
+              <w:top w:val="single" w:sz="8" w:space="0" w:color="000000"/>
+              <w:left w:val="single" w:sz="8" w:space="0" w:color="000000"/>
+              <w:bottom w:val="single" w:sz="8" w:space="0" w:color="000000"/>
+              <w:right w:val="single" w:sz="8" w:space="0" w:color="000000"/>
+            </w:tcBorders>
+          </w:tcPr>
           <w:p>
             <w:pPr>
               <w:pStyle w:val="Compact"/>
@@ -4578,7 +6841,14 @@
           </w:p>
         </w:tc>
         <w:tc>
-          <w:tcPr/>
+          <w:tcPr>
+            <w:tcBorders>
+              <w:top w:val="single" w:sz="8" w:space="0" w:color="000000"/>
+              <w:left w:val="single" w:sz="8" w:space="0" w:color="000000"/>
+              <w:bottom w:val="single" w:sz="8" w:space="0" w:color="000000"/>
+              <w:right w:val="single" w:sz="8" w:space="0" w:color="000000"/>
+            </w:tcBorders>
+          </w:tcPr>
           <w:p>
             <w:pPr>
               <w:pStyle w:val="Compact"/>
@@ -4605,16 +6875,30 @@
           <w:cantSplit/>
         </w:trPr>
         <w:tc>
-          <w:tcPr/>
-          <w:p>
-            <w:pPr>
-              <w:pStyle w:val="Compact"/>
-              <w:spacing w:line="240" w:lineRule="auto"/>
-            </w:pPr>
-          </w:p>
-        </w:tc>
-        <w:tc>
-          <w:tcPr/>
+          <w:tcPr>
+            <w:tcBorders>
+              <w:top w:val="single" w:sz="8" w:space="0" w:color="000000"/>
+              <w:left w:val="single" w:sz="8" w:space="0" w:color="000000"/>
+              <w:bottom w:val="single" w:sz="8" w:space="0" w:color="000000"/>
+              <w:right w:val="single" w:sz="8" w:space="0" w:color="000000"/>
+            </w:tcBorders>
+          </w:tcPr>
+          <w:p>
+            <w:pPr>
+              <w:pStyle w:val="Compact"/>
+              <w:spacing w:line="240" w:lineRule="auto"/>
+            </w:pPr>
+          </w:p>
+        </w:tc>
+        <w:tc>
+          <w:tcPr>
+            <w:tcBorders>
+              <w:top w:val="single" w:sz="8" w:space="0" w:color="000000"/>
+              <w:left w:val="single" w:sz="8" w:space="0" w:color="000000"/>
+              <w:bottom w:val="single" w:sz="8" w:space="0" w:color="000000"/>
+              <w:right w:val="single" w:sz="8" w:space="0" w:color="000000"/>
+            </w:tcBorders>
+          </w:tcPr>
           <w:p>
             <w:pPr>
               <w:pStyle w:val="Compact"/>
@@ -4627,7 +6911,14 @@
           </w:p>
         </w:tc>
         <w:tc>
-          <w:tcPr/>
+          <w:tcPr>
+            <w:tcBorders>
+              <w:top w:val="single" w:sz="8" w:space="0" w:color="000000"/>
+              <w:left w:val="single" w:sz="8" w:space="0" w:color="000000"/>
+              <w:bottom w:val="single" w:sz="8" w:space="0" w:color="000000"/>
+              <w:right w:val="single" w:sz="8" w:space="0" w:color="000000"/>
+            </w:tcBorders>
+          </w:tcPr>
           <w:p>
             <w:pPr>
               <w:pStyle w:val="Compact"/>
@@ -4640,7 +6931,14 @@
           </w:p>
         </w:tc>
         <w:tc>
-          <w:tcPr/>
+          <w:tcPr>
+            <w:tcBorders>
+              <w:top w:val="single" w:sz="8" w:space="0" w:color="000000"/>
+              <w:left w:val="single" w:sz="8" w:space="0" w:color="000000"/>
+              <w:bottom w:val="single" w:sz="8" w:space="0" w:color="000000"/>
+              <w:right w:val="single" w:sz="8" w:space="0" w:color="000000"/>
+            </w:tcBorders>
+          </w:tcPr>
           <w:p>
             <w:pPr>
               <w:pStyle w:val="Compact"/>
@@ -4659,7 +6957,14 @@
           </w:p>
         </w:tc>
         <w:tc>
-          <w:tcPr/>
+          <w:tcPr>
+            <w:tcBorders>
+              <w:top w:val="single" w:sz="8" w:space="0" w:color="000000"/>
+              <w:left w:val="single" w:sz="8" w:space="0" w:color="000000"/>
+              <w:bottom w:val="single" w:sz="8" w:space="0" w:color="000000"/>
+              <w:right w:val="single" w:sz="8" w:space="0" w:color="000000"/>
+            </w:tcBorders>
+          </w:tcPr>
           <w:p>
             <w:pPr>
               <w:pStyle w:val="Compact"/>
@@ -4672,7 +6977,14 @@
           </w:p>
         </w:tc>
         <w:tc>
-          <w:tcPr/>
+          <w:tcPr>
+            <w:tcBorders>
+              <w:top w:val="single" w:sz="8" w:space="0" w:color="000000"/>
+              <w:left w:val="single" w:sz="8" w:space="0" w:color="000000"/>
+              <w:bottom w:val="single" w:sz="8" w:space="0" w:color="000000"/>
+              <w:right w:val="single" w:sz="8" w:space="0" w:color="000000"/>
+            </w:tcBorders>
+          </w:tcPr>
           <w:p>
             <w:pPr>
               <w:pStyle w:val="Compact"/>
@@ -4685,7 +6997,14 @@
           </w:p>
         </w:tc>
         <w:tc>
-          <w:tcPr/>
+          <w:tcPr>
+            <w:tcBorders>
+              <w:top w:val="single" w:sz="8" w:space="0" w:color="000000"/>
+              <w:left w:val="single" w:sz="8" w:space="0" w:color="000000"/>
+              <w:bottom w:val="single" w:sz="8" w:space="0" w:color="000000"/>
+              <w:right w:val="single" w:sz="8" w:space="0" w:color="000000"/>
+            </w:tcBorders>
+          </w:tcPr>
           <w:p>
             <w:pPr>
               <w:pStyle w:val="Compact"/>
@@ -4835,6 +7154,14 @@
       <w:tblPr>
         <w:tblStyle w:val="Table"/>
         <w:tblW w:type="auto" w:w="0"/>
+        <w:tblBorders>
+          <w:top w:val="single" w:sz="8" w:space="0" w:color="000000"/>
+          <w:left w:val="single" w:sz="8" w:space="0" w:color="000000"/>
+          <w:bottom w:val="single" w:sz="8" w:space="0" w:color="000000"/>
+          <w:right w:val="single" w:sz="8" w:space="0" w:color="000000"/>
+          <w:insideH w:val="single" w:sz="8" w:space="0" w:color="000000"/>
+          <w:insideV w:val="single" w:sz="8" w:space="0" w:color="000000"/>
+        </w:tblBorders>
         <w:tblLook w:firstRow="1" w:lastRow="0" w:firstColumn="0" w:lastColumn="0" w:noHBand="0" w:noVBand="0" w:val="0020"/>
         <w:tblCaption w:val="Gravity-residual correction ablation on the same 10,472 paired strides. ON = canonical pipeline and OFF = ablation. Bias = IMU minus GaitRite. Slope = proportional-bias regression of stride-level error on the mean of paired stride lengths."/>
       </w:tblPr>
@@ -4853,7 +7180,14 @@
           <w:cantSplit/>
         </w:trPr>
         <w:tc>
-          <w:tcPr/>
+          <w:tcPr>
+            <w:tcBorders>
+              <w:top w:val="single" w:sz="8" w:space="0" w:color="000000"/>
+              <w:left w:val="single" w:sz="8" w:space="0" w:color="000000"/>
+              <w:bottom w:val="single" w:sz="8" w:space="0" w:color="000000"/>
+              <w:right w:val="single" w:sz="8" w:space="0" w:color="000000"/>
+            </w:tcBorders>
+          </w:tcPr>
           <w:p>
             <w:pPr>
               <w:pStyle w:val="Compact"/>
@@ -4867,7 +7201,14 @@
           </w:p>
         </w:tc>
         <w:tc>
-          <w:tcPr/>
+          <w:tcPr>
+            <w:tcBorders>
+              <w:top w:val="single" w:sz="8" w:space="0" w:color="000000"/>
+              <w:left w:val="single" w:sz="8" w:space="0" w:color="000000"/>
+              <w:bottom w:val="single" w:sz="8" w:space="0" w:color="000000"/>
+              <w:right w:val="single" w:sz="8" w:space="0" w:color="000000"/>
+            </w:tcBorders>
+          </w:tcPr>
           <w:p>
             <w:pPr>
               <w:pStyle w:val="Compact"/>
@@ -4881,7 +7222,14 @@
           </w:p>
         </w:tc>
         <w:tc>
-          <w:tcPr/>
+          <w:tcPr>
+            <w:tcBorders>
+              <w:top w:val="single" w:sz="8" w:space="0" w:color="000000"/>
+              <w:left w:val="single" w:sz="8" w:space="0" w:color="000000"/>
+              <w:bottom w:val="single" w:sz="8" w:space="0" w:color="000000"/>
+              <w:right w:val="single" w:sz="8" w:space="0" w:color="000000"/>
+            </w:tcBorders>
+          </w:tcPr>
           <w:p>
             <w:pPr>
               <w:pStyle w:val="Compact"/>
@@ -4895,7 +7243,14 @@
           </w:p>
         </w:tc>
         <w:tc>
-          <w:tcPr/>
+          <w:tcPr>
+            <w:tcBorders>
+              <w:top w:val="single" w:sz="8" w:space="0" w:color="000000"/>
+              <w:left w:val="single" w:sz="8" w:space="0" w:color="000000"/>
+              <w:bottom w:val="single" w:sz="8" w:space="0" w:color="000000"/>
+              <w:right w:val="single" w:sz="8" w:space="0" w:color="000000"/>
+            </w:tcBorders>
+          </w:tcPr>
           <w:p>
             <w:pPr>
               <w:pStyle w:val="Compact"/>
@@ -4909,7 +7264,14 @@
           </w:p>
         </w:tc>
         <w:tc>
-          <w:tcPr/>
+          <w:tcPr>
+            <w:tcBorders>
+              <w:top w:val="single" w:sz="8" w:space="0" w:color="000000"/>
+              <w:left w:val="single" w:sz="8" w:space="0" w:color="000000"/>
+              <w:bottom w:val="single" w:sz="8" w:space="0" w:color="000000"/>
+              <w:right w:val="single" w:sz="8" w:space="0" w:color="000000"/>
+            </w:tcBorders>
+          </w:tcPr>
           <w:p>
             <w:pPr>
               <w:pStyle w:val="Compact"/>
@@ -4923,7 +7285,14 @@
           </w:p>
         </w:tc>
         <w:tc>
-          <w:tcPr/>
+          <w:tcPr>
+            <w:tcBorders>
+              <w:top w:val="single" w:sz="8" w:space="0" w:color="000000"/>
+              <w:left w:val="single" w:sz="8" w:space="0" w:color="000000"/>
+              <w:bottom w:val="single" w:sz="8" w:space="0" w:color="000000"/>
+              <w:right w:val="single" w:sz="8" w:space="0" w:color="000000"/>
+            </w:tcBorders>
+          </w:tcPr>
           <w:p>
             <w:pPr>
               <w:pStyle w:val="Compact"/>
@@ -4937,7 +7306,14 @@
           </w:p>
         </w:tc>
         <w:tc>
-          <w:tcPr/>
+          <w:tcPr>
+            <w:tcBorders>
+              <w:top w:val="single" w:sz="8" w:space="0" w:color="000000"/>
+              <w:left w:val="single" w:sz="8" w:space="0" w:color="000000"/>
+              <w:bottom w:val="single" w:sz="8" w:space="0" w:color="000000"/>
+              <w:right w:val="single" w:sz="8" w:space="0" w:color="000000"/>
+            </w:tcBorders>
+          </w:tcPr>
           <w:p>
             <w:pPr>
               <w:pStyle w:val="Compact"/>
@@ -4958,6 +7334,12 @@
         <w:tc>
           <w:tcPr>
             <w:vMerge w:val="restart"/>
+            <w:tcBorders>
+              <w:top w:val="single" w:sz="8" w:space="0" w:color="000000"/>
+              <w:left w:val="single" w:sz="8" w:space="0" w:color="000000"/>
+              <w:bottom w:val="single" w:sz="8" w:space="0" w:color="000000"/>
+              <w:right w:val="single" w:sz="8" w:space="0" w:color="000000"/>
+            </w:tcBorders>
           </w:tcPr>
           <w:p>
             <w:pPr>
@@ -4972,7 +7354,14 @@
           </w:p>
         </w:tc>
         <w:tc>
-          <w:tcPr/>
+          <w:tcPr>
+            <w:tcBorders>
+              <w:top w:val="single" w:sz="8" w:space="0" w:color="000000"/>
+              <w:left w:val="single" w:sz="8" w:space="0" w:color="000000"/>
+              <w:bottom w:val="single" w:sz="8" w:space="0" w:color="000000"/>
+              <w:right w:val="single" w:sz="8" w:space="0" w:color="000000"/>
+            </w:tcBorders>
+          </w:tcPr>
           <w:p>
             <w:pPr>
               <w:pStyle w:val="Compact"/>
@@ -4986,7 +7375,14 @@
           </w:p>
         </w:tc>
         <w:tc>
-          <w:tcPr/>
+          <w:tcPr>
+            <w:tcBorders>
+              <w:top w:val="single" w:sz="8" w:space="0" w:color="000000"/>
+              <w:left w:val="single" w:sz="8" w:space="0" w:color="000000"/>
+              <w:bottom w:val="single" w:sz="8" w:space="0" w:color="000000"/>
+              <w:right w:val="single" w:sz="8" w:space="0" w:color="000000"/>
+            </w:tcBorders>
+          </w:tcPr>
           <w:p>
             <w:pPr>
               <w:pStyle w:val="Compact"/>
@@ -5000,7 +7396,14 @@
           </w:p>
         </w:tc>
         <w:tc>
-          <w:tcPr/>
+          <w:tcPr>
+            <w:tcBorders>
+              <w:top w:val="single" w:sz="8" w:space="0" w:color="000000"/>
+              <w:left w:val="single" w:sz="8" w:space="0" w:color="000000"/>
+              <w:bottom w:val="single" w:sz="8" w:space="0" w:color="000000"/>
+              <w:right w:val="single" w:sz="8" w:space="0" w:color="000000"/>
+            </w:tcBorders>
+          </w:tcPr>
           <w:p>
             <w:pPr>
               <w:pStyle w:val="Compact"/>
@@ -5014,7 +7417,14 @@
           </w:p>
         </w:tc>
         <w:tc>
-          <w:tcPr/>
+          <w:tcPr>
+            <w:tcBorders>
+              <w:top w:val="single" w:sz="8" w:space="0" w:color="000000"/>
+              <w:left w:val="single" w:sz="8" w:space="0" w:color="000000"/>
+              <w:bottom w:val="single" w:sz="8" w:space="0" w:color="000000"/>
+              <w:right w:val="single" w:sz="8" w:space="0" w:color="000000"/>
+            </w:tcBorders>
+          </w:tcPr>
           <w:p>
             <w:pPr>
               <w:pStyle w:val="Compact"/>
@@ -5036,7 +7446,14 @@
           </w:p>
         </w:tc>
         <w:tc>
-          <w:tcPr/>
+          <w:tcPr>
+            <w:tcBorders>
+              <w:top w:val="single" w:sz="8" w:space="0" w:color="000000"/>
+              <w:left w:val="single" w:sz="8" w:space="0" w:color="000000"/>
+              <w:bottom w:val="single" w:sz="8" w:space="0" w:color="000000"/>
+              <w:right w:val="single" w:sz="8" w:space="0" w:color="000000"/>
+            </w:tcBorders>
+          </w:tcPr>
           <w:p>
             <w:pPr>
               <w:pStyle w:val="Compact"/>
@@ -5050,7 +7467,14 @@
           </w:p>
         </w:tc>
         <w:tc>
-          <w:tcPr/>
+          <w:tcPr>
+            <w:tcBorders>
+              <w:top w:val="single" w:sz="8" w:space="0" w:color="000000"/>
+              <w:left w:val="single" w:sz="8" w:space="0" w:color="000000"/>
+              <w:bottom w:val="single" w:sz="8" w:space="0" w:color="000000"/>
+              <w:right w:val="single" w:sz="8" w:space="0" w:color="000000"/>
+            </w:tcBorders>
+          </w:tcPr>
           <w:p>
             <w:pPr>
               <w:pStyle w:val="Compact"/>
@@ -5078,7 +7502,14 @@
           </w:p>
         </w:tc>
         <w:tc>
-          <w:tcPr/>
+          <w:tcPr>
+            <w:tcBorders>
+              <w:top w:val="single" w:sz="8" w:space="0" w:color="000000"/>
+              <w:left w:val="single" w:sz="8" w:space="0" w:color="000000"/>
+              <w:bottom w:val="single" w:sz="8" w:space="0" w:color="000000"/>
+              <w:right w:val="single" w:sz="8" w:space="0" w:color="000000"/>
+            </w:tcBorders>
+          </w:tcPr>
           <w:p>
             <w:pPr>
               <w:pStyle w:val="Compact"/>
@@ -5092,7 +7523,14 @@
           </w:p>
         </w:tc>
         <w:tc>
-          <w:tcPr/>
+          <w:tcPr>
+            <w:tcBorders>
+              <w:top w:val="single" w:sz="8" w:space="0" w:color="000000"/>
+              <w:left w:val="single" w:sz="8" w:space="0" w:color="000000"/>
+              <w:bottom w:val="single" w:sz="8" w:space="0" w:color="000000"/>
+              <w:right w:val="single" w:sz="8" w:space="0" w:color="000000"/>
+            </w:tcBorders>
+          </w:tcPr>
           <w:p>
             <w:pPr>
               <w:pStyle w:val="Compact"/>
@@ -5106,7 +7544,14 @@
           </w:p>
         </w:tc>
         <w:tc>
-          <w:tcPr/>
+          <w:tcPr>
+            <w:tcBorders>
+              <w:top w:val="single" w:sz="8" w:space="0" w:color="000000"/>
+              <w:left w:val="single" w:sz="8" w:space="0" w:color="000000"/>
+              <w:bottom w:val="single" w:sz="8" w:space="0" w:color="000000"/>
+              <w:right w:val="single" w:sz="8" w:space="0" w:color="000000"/>
+            </w:tcBorders>
+          </w:tcPr>
           <w:p>
             <w:pPr>
               <w:pStyle w:val="Compact"/>
@@ -5120,7 +7565,14 @@
           </w:p>
         </w:tc>
         <w:tc>
-          <w:tcPr/>
+          <w:tcPr>
+            <w:tcBorders>
+              <w:top w:val="single" w:sz="8" w:space="0" w:color="000000"/>
+              <w:left w:val="single" w:sz="8" w:space="0" w:color="000000"/>
+              <w:bottom w:val="single" w:sz="8" w:space="0" w:color="000000"/>
+              <w:right w:val="single" w:sz="8" w:space="0" w:color="000000"/>
+            </w:tcBorders>
+          </w:tcPr>
           <w:p>
             <w:pPr>
               <w:pStyle w:val="Compact"/>
@@ -5142,7 +7594,14 @@
           </w:p>
         </w:tc>
         <w:tc>
-          <w:tcPr/>
+          <w:tcPr>
+            <w:tcBorders>
+              <w:top w:val="single" w:sz="8" w:space="0" w:color="000000"/>
+              <w:left w:val="single" w:sz="8" w:space="0" w:color="000000"/>
+              <w:bottom w:val="single" w:sz="8" w:space="0" w:color="000000"/>
+              <w:right w:val="single" w:sz="8" w:space="0" w:color="000000"/>
+            </w:tcBorders>
+          </w:tcPr>
           <w:p>
             <w:pPr>
               <w:pStyle w:val="Compact"/>
@@ -5156,7 +7615,14 @@
           </w:p>
         </w:tc>
         <w:tc>
-          <w:tcPr/>
+          <w:tcPr>
+            <w:tcBorders>
+              <w:top w:val="single" w:sz="8" w:space="0" w:color="000000"/>
+              <w:left w:val="single" w:sz="8" w:space="0" w:color="000000"/>
+              <w:bottom w:val="single" w:sz="8" w:space="0" w:color="000000"/>
+              <w:right w:val="single" w:sz="8" w:space="0" w:color="000000"/>
+            </w:tcBorders>
+          </w:tcPr>
           <w:p>
             <w:pPr>
               <w:pStyle w:val="Compact"/>
@@ -5177,6 +7643,12 @@
         <w:tc>
           <w:tcPr>
             <w:vMerge w:val="restart"/>
+            <w:tcBorders>
+              <w:top w:val="single" w:sz="8" w:space="0" w:color="000000"/>
+              <w:left w:val="single" w:sz="8" w:space="0" w:color="000000"/>
+              <w:bottom w:val="single" w:sz="8" w:space="0" w:color="000000"/>
+              <w:right w:val="single" w:sz="8" w:space="0" w:color="000000"/>
+            </w:tcBorders>
           </w:tcPr>
           <w:p>
             <w:pPr>
@@ -5191,7 +7663,14 @@
           </w:p>
         </w:tc>
         <w:tc>
-          <w:tcPr/>
+          <w:tcPr>
+            <w:tcBorders>
+              <w:top w:val="single" w:sz="8" w:space="0" w:color="000000"/>
+              <w:left w:val="single" w:sz="8" w:space="0" w:color="000000"/>
+              <w:bottom w:val="single" w:sz="8" w:space="0" w:color="000000"/>
+              <w:right w:val="single" w:sz="8" w:space="0" w:color="000000"/>
+            </w:tcBorders>
+          </w:tcPr>
           <w:p>
             <w:pPr>
               <w:pStyle w:val="Compact"/>
@@ -5205,7 +7684,14 @@
           </w:p>
         </w:tc>
         <w:tc>
-          <w:tcPr/>
+          <w:tcPr>
+            <w:tcBorders>
+              <w:top w:val="single" w:sz="8" w:space="0" w:color="000000"/>
+              <w:left w:val="single" w:sz="8" w:space="0" w:color="000000"/>
+              <w:bottom w:val="single" w:sz="8" w:space="0" w:color="000000"/>
+              <w:right w:val="single" w:sz="8" w:space="0" w:color="000000"/>
+            </w:tcBorders>
+          </w:tcPr>
           <w:p>
             <w:pPr>
               <w:pStyle w:val="Compact"/>
@@ -5219,7 +7705,14 @@
           </w:p>
         </w:tc>
         <w:tc>
-          <w:tcPr/>
+          <w:tcPr>
+            <w:tcBorders>
+              <w:top w:val="single" w:sz="8" w:space="0" w:color="000000"/>
+              <w:left w:val="single" w:sz="8" w:space="0" w:color="000000"/>
+              <w:bottom w:val="single" w:sz="8" w:space="0" w:color="000000"/>
+              <w:right w:val="single" w:sz="8" w:space="0" w:color="000000"/>
+            </w:tcBorders>
+          </w:tcPr>
           <w:p>
             <w:pPr>
               <w:pStyle w:val="Compact"/>
@@ -5233,7 +7726,14 @@
           </w:p>
         </w:tc>
         <w:tc>
-          <w:tcPr/>
+          <w:tcPr>
+            <w:tcBorders>
+              <w:top w:val="single" w:sz="8" w:space="0" w:color="000000"/>
+              <w:left w:val="single" w:sz="8" w:space="0" w:color="000000"/>
+              <w:bottom w:val="single" w:sz="8" w:space="0" w:color="000000"/>
+              <w:right w:val="single" w:sz="8" w:space="0" w:color="000000"/>
+            </w:tcBorders>
+          </w:tcPr>
           <w:p>
             <w:pPr>
               <w:pStyle w:val="Compact"/>
@@ -5255,7 +7755,14 @@
           </w:p>
         </w:tc>
         <w:tc>
-          <w:tcPr/>
+          <w:tcPr>
+            <w:tcBorders>
+              <w:top w:val="single" w:sz="8" w:space="0" w:color="000000"/>
+              <w:left w:val="single" w:sz="8" w:space="0" w:color="000000"/>
+              <w:bottom w:val="single" w:sz="8" w:space="0" w:color="000000"/>
+              <w:right w:val="single" w:sz="8" w:space="0" w:color="000000"/>
+            </w:tcBorders>
+          </w:tcPr>
           <w:p>
             <w:pPr>
               <w:pStyle w:val="Compact"/>
@@ -5269,7 +7776,14 @@
           </w:p>
         </w:tc>
         <w:tc>
-          <w:tcPr/>
+          <w:tcPr>
+            <w:tcBorders>
+              <w:top w:val="single" w:sz="8" w:space="0" w:color="000000"/>
+              <w:left w:val="single" w:sz="8" w:space="0" w:color="000000"/>
+              <w:bottom w:val="single" w:sz="8" w:space="0" w:color="000000"/>
+              <w:right w:val="single" w:sz="8" w:space="0" w:color="000000"/>
+            </w:tcBorders>
+          </w:tcPr>
           <w:p>
             <w:pPr>
               <w:pStyle w:val="Compact"/>
@@ -5297,7 +7811,14 @@
           </w:p>
         </w:tc>
         <w:tc>
-          <w:tcPr/>
+          <w:tcPr>
+            <w:tcBorders>
+              <w:top w:val="single" w:sz="8" w:space="0" w:color="000000"/>
+              <w:left w:val="single" w:sz="8" w:space="0" w:color="000000"/>
+              <w:bottom w:val="single" w:sz="8" w:space="0" w:color="000000"/>
+              <w:right w:val="single" w:sz="8" w:space="0" w:color="000000"/>
+            </w:tcBorders>
+          </w:tcPr>
           <w:p>
             <w:pPr>
               <w:pStyle w:val="Compact"/>
@@ -5311,7 +7832,14 @@
           </w:p>
         </w:tc>
         <w:tc>
-          <w:tcPr/>
+          <w:tcPr>
+            <w:tcBorders>
+              <w:top w:val="single" w:sz="8" w:space="0" w:color="000000"/>
+              <w:left w:val="single" w:sz="8" w:space="0" w:color="000000"/>
+              <w:bottom w:val="single" w:sz="8" w:space="0" w:color="000000"/>
+              <w:right w:val="single" w:sz="8" w:space="0" w:color="000000"/>
+            </w:tcBorders>
+          </w:tcPr>
           <w:p>
             <w:pPr>
               <w:pStyle w:val="Compact"/>
@@ -5325,7 +7853,14 @@
           </w:p>
         </w:tc>
         <w:tc>
-          <w:tcPr/>
+          <w:tcPr>
+            <w:tcBorders>
+              <w:top w:val="single" w:sz="8" w:space="0" w:color="000000"/>
+              <w:left w:val="single" w:sz="8" w:space="0" w:color="000000"/>
+              <w:bottom w:val="single" w:sz="8" w:space="0" w:color="000000"/>
+              <w:right w:val="single" w:sz="8" w:space="0" w:color="000000"/>
+            </w:tcBorders>
+          </w:tcPr>
           <w:p>
             <w:pPr>
               <w:pStyle w:val="Compact"/>
@@ -5339,7 +7874,14 @@
           </w:p>
         </w:tc>
         <w:tc>
-          <w:tcPr/>
+          <w:tcPr>
+            <w:tcBorders>
+              <w:top w:val="single" w:sz="8" w:space="0" w:color="000000"/>
+              <w:left w:val="single" w:sz="8" w:space="0" w:color="000000"/>
+              <w:bottom w:val="single" w:sz="8" w:space="0" w:color="000000"/>
+              <w:right w:val="single" w:sz="8" w:space="0" w:color="000000"/>
+            </w:tcBorders>
+          </w:tcPr>
           <w:p>
             <w:pPr>
               <w:pStyle w:val="Compact"/>
@@ -5361,7 +7903,14 @@
           </w:p>
         </w:tc>
         <w:tc>
-          <w:tcPr/>
+          <w:tcPr>
+            <w:tcBorders>
+              <w:top w:val="single" w:sz="8" w:space="0" w:color="000000"/>
+              <w:left w:val="single" w:sz="8" w:space="0" w:color="000000"/>
+              <w:bottom w:val="single" w:sz="8" w:space="0" w:color="000000"/>
+              <w:right w:val="single" w:sz="8" w:space="0" w:color="000000"/>
+            </w:tcBorders>
+          </w:tcPr>
           <w:p>
             <w:pPr>
               <w:pStyle w:val="Compact"/>
@@ -5375,7 +7924,14 @@
           </w:p>
         </w:tc>
         <w:tc>
-          <w:tcPr/>
+          <w:tcPr>
+            <w:tcBorders>
+              <w:top w:val="single" w:sz="8" w:space="0" w:color="000000"/>
+              <w:left w:val="single" w:sz="8" w:space="0" w:color="000000"/>
+              <w:bottom w:val="single" w:sz="8" w:space="0" w:color="000000"/>
+              <w:right w:val="single" w:sz="8" w:space="0" w:color="000000"/>
+            </w:tcBorders>
+          </w:tcPr>
           <w:p>
             <w:pPr>
               <w:pStyle w:val="Compact"/>
@@ -5396,6 +7952,12 @@
         <w:tc>
           <w:tcPr>
             <w:vMerge w:val="restart"/>
+            <w:tcBorders>
+              <w:top w:val="single" w:sz="8" w:space="0" w:color="000000"/>
+              <w:left w:val="single" w:sz="8" w:space="0" w:color="000000"/>
+              <w:bottom w:val="single" w:sz="8" w:space="0" w:color="000000"/>
+              <w:right w:val="single" w:sz="8" w:space="0" w:color="000000"/>
+            </w:tcBorders>
           </w:tcPr>
           <w:p>
             <w:pPr>
@@ -5410,7 +7972,14 @@
           </w:p>
         </w:tc>
         <w:tc>
-          <w:tcPr/>
+          <w:tcPr>
+            <w:tcBorders>
+              <w:top w:val="single" w:sz="8" w:space="0" w:color="000000"/>
+              <w:left w:val="single" w:sz="8" w:space="0" w:color="000000"/>
+              <w:bottom w:val="single" w:sz="8" w:space="0" w:color="000000"/>
+              <w:right w:val="single" w:sz="8" w:space="0" w:color="000000"/>
+            </w:tcBorders>
+          </w:tcPr>
           <w:p>
             <w:pPr>
               <w:pStyle w:val="Compact"/>
@@ -5424,7 +7993,14 @@
           </w:p>
         </w:tc>
         <w:tc>
-          <w:tcPr/>
+          <w:tcPr>
+            <w:tcBorders>
+              <w:top w:val="single" w:sz="8" w:space="0" w:color="000000"/>
+              <w:left w:val="single" w:sz="8" w:space="0" w:color="000000"/>
+              <w:bottom w:val="single" w:sz="8" w:space="0" w:color="000000"/>
+              <w:right w:val="single" w:sz="8" w:space="0" w:color="000000"/>
+            </w:tcBorders>
+          </w:tcPr>
           <w:p>
             <w:pPr>
               <w:pStyle w:val="Compact"/>
@@ -5438,7 +8014,14 @@
           </w:p>
         </w:tc>
         <w:tc>
-          <w:tcPr/>
+          <w:tcPr>
+            <w:tcBorders>
+              <w:top w:val="single" w:sz="8" w:space="0" w:color="000000"/>
+              <w:left w:val="single" w:sz="8" w:space="0" w:color="000000"/>
+              <w:bottom w:val="single" w:sz="8" w:space="0" w:color="000000"/>
+              <w:right w:val="single" w:sz="8" w:space="0" w:color="000000"/>
+            </w:tcBorders>
+          </w:tcPr>
           <w:p>
             <w:pPr>
               <w:pStyle w:val="Compact"/>
@@ -5452,7 +8035,14 @@
           </w:p>
         </w:tc>
         <w:tc>
-          <w:tcPr/>
+          <w:tcPr>
+            <w:tcBorders>
+              <w:top w:val="single" w:sz="8" w:space="0" w:color="000000"/>
+              <w:left w:val="single" w:sz="8" w:space="0" w:color="000000"/>
+              <w:bottom w:val="single" w:sz="8" w:space="0" w:color="000000"/>
+              <w:right w:val="single" w:sz="8" w:space="0" w:color="000000"/>
+            </w:tcBorders>
+          </w:tcPr>
           <w:p>
             <w:pPr>
               <w:pStyle w:val="Compact"/>
@@ -5474,7 +8064,14 @@
           </w:p>
         </w:tc>
         <w:tc>
-          <w:tcPr/>
+          <w:tcPr>
+            <w:tcBorders>
+              <w:top w:val="single" w:sz="8" w:space="0" w:color="000000"/>
+              <w:left w:val="single" w:sz="8" w:space="0" w:color="000000"/>
+              <w:bottom w:val="single" w:sz="8" w:space="0" w:color="000000"/>
+              <w:right w:val="single" w:sz="8" w:space="0" w:color="000000"/>
+            </w:tcBorders>
+          </w:tcPr>
           <w:p>
             <w:pPr>
               <w:pStyle w:val="Compact"/>
@@ -5488,7 +8085,14 @@
           </w:p>
         </w:tc>
         <w:tc>
-          <w:tcPr/>
+          <w:tcPr>
+            <w:tcBorders>
+              <w:top w:val="single" w:sz="8" w:space="0" w:color="000000"/>
+              <w:left w:val="single" w:sz="8" w:space="0" w:color="000000"/>
+              <w:bottom w:val="single" w:sz="8" w:space="0" w:color="000000"/>
+              <w:right w:val="single" w:sz="8" w:space="0" w:color="000000"/>
+            </w:tcBorders>
+          </w:tcPr>
           <w:p>
             <w:pPr>
               <w:pStyle w:val="Compact"/>
@@ -5516,7 +8120,14 @@
           </w:p>
         </w:tc>
         <w:tc>
-          <w:tcPr/>
+          <w:tcPr>
+            <w:tcBorders>
+              <w:top w:val="single" w:sz="8" w:space="0" w:color="000000"/>
+              <w:left w:val="single" w:sz="8" w:space="0" w:color="000000"/>
+              <w:bottom w:val="single" w:sz="8" w:space="0" w:color="000000"/>
+              <w:right w:val="single" w:sz="8" w:space="0" w:color="000000"/>
+            </w:tcBorders>
+          </w:tcPr>
           <w:p>
             <w:pPr>
               <w:pStyle w:val="Compact"/>
@@ -5530,7 +8141,14 @@
           </w:p>
         </w:tc>
         <w:tc>
-          <w:tcPr/>
+          <w:tcPr>
+            <w:tcBorders>
+              <w:top w:val="single" w:sz="8" w:space="0" w:color="000000"/>
+              <w:left w:val="single" w:sz="8" w:space="0" w:color="000000"/>
+              <w:bottom w:val="single" w:sz="8" w:space="0" w:color="000000"/>
+              <w:right w:val="single" w:sz="8" w:space="0" w:color="000000"/>
+            </w:tcBorders>
+          </w:tcPr>
           <w:p>
             <w:pPr>
               <w:pStyle w:val="Compact"/>
@@ -5544,7 +8162,14 @@
           </w:p>
         </w:tc>
         <w:tc>
-          <w:tcPr/>
+          <w:tcPr>
+            <w:tcBorders>
+              <w:top w:val="single" w:sz="8" w:space="0" w:color="000000"/>
+              <w:left w:val="single" w:sz="8" w:space="0" w:color="000000"/>
+              <w:bottom w:val="single" w:sz="8" w:space="0" w:color="000000"/>
+              <w:right w:val="single" w:sz="8" w:space="0" w:color="000000"/>
+            </w:tcBorders>
+          </w:tcPr>
           <w:p>
             <w:pPr>
               <w:pStyle w:val="Compact"/>
@@ -5558,7 +8183,14 @@
           </w:p>
         </w:tc>
         <w:tc>
-          <w:tcPr/>
+          <w:tcPr>
+            <w:tcBorders>
+              <w:top w:val="single" w:sz="8" w:space="0" w:color="000000"/>
+              <w:left w:val="single" w:sz="8" w:space="0" w:color="000000"/>
+              <w:bottom w:val="single" w:sz="8" w:space="0" w:color="000000"/>
+              <w:right w:val="single" w:sz="8" w:space="0" w:color="000000"/>
+            </w:tcBorders>
+          </w:tcPr>
           <w:p>
             <w:pPr>
               <w:pStyle w:val="Compact"/>
@@ -5580,7 +8212,14 @@
           </w:p>
         </w:tc>
         <w:tc>
-          <w:tcPr/>
+          <w:tcPr>
+            <w:tcBorders>
+              <w:top w:val="single" w:sz="8" w:space="0" w:color="000000"/>
+              <w:left w:val="single" w:sz="8" w:space="0" w:color="000000"/>
+              <w:bottom w:val="single" w:sz="8" w:space="0" w:color="000000"/>
+              <w:right w:val="single" w:sz="8" w:space="0" w:color="000000"/>
+            </w:tcBorders>
+          </w:tcPr>
           <w:p>
             <w:pPr>
               <w:pStyle w:val="Compact"/>
@@ -5594,7 +8233,14 @@
           </w:p>
         </w:tc>
         <w:tc>
-          <w:tcPr/>
+          <w:tcPr>
+            <w:tcBorders>
+              <w:top w:val="single" w:sz="8" w:space="0" w:color="000000"/>
+              <w:left w:val="single" w:sz="8" w:space="0" w:color="000000"/>
+              <w:bottom w:val="single" w:sz="8" w:space="0" w:color="000000"/>
+              <w:right w:val="single" w:sz="8" w:space="0" w:color="000000"/>
+            </w:tcBorders>
+          </w:tcPr>
           <w:p>
             <w:pPr>
               <w:pStyle w:val="Compact"/>
@@ -5615,6 +8261,12 @@
         <w:tc>
           <w:tcPr>
             <w:vMerge w:val="restart"/>
+            <w:tcBorders>
+              <w:top w:val="single" w:sz="8" w:space="0" w:color="000000"/>
+              <w:left w:val="single" w:sz="8" w:space="0" w:color="000000"/>
+              <w:bottom w:val="single" w:sz="8" w:space="0" w:color="000000"/>
+              <w:right w:val="single" w:sz="8" w:space="0" w:color="000000"/>
+            </w:tcBorders>
           </w:tcPr>
           <w:p>
             <w:pPr>
@@ -5629,7 +8281,14 @@
           </w:p>
         </w:tc>
         <w:tc>
-          <w:tcPr/>
+          <w:tcPr>
+            <w:tcBorders>
+              <w:top w:val="single" w:sz="8" w:space="0" w:color="000000"/>
+              <w:left w:val="single" w:sz="8" w:space="0" w:color="000000"/>
+              <w:bottom w:val="single" w:sz="8" w:space="0" w:color="000000"/>
+              <w:right w:val="single" w:sz="8" w:space="0" w:color="000000"/>
+            </w:tcBorders>
+          </w:tcPr>
           <w:p>
             <w:pPr>
               <w:pStyle w:val="Compact"/>
@@ -5643,7 +8302,14 @@
           </w:p>
         </w:tc>
         <w:tc>
-          <w:tcPr/>
+          <w:tcPr>
+            <w:tcBorders>
+              <w:top w:val="single" w:sz="8" w:space="0" w:color="000000"/>
+              <w:left w:val="single" w:sz="8" w:space="0" w:color="000000"/>
+              <w:bottom w:val="single" w:sz="8" w:space="0" w:color="000000"/>
+              <w:right w:val="single" w:sz="8" w:space="0" w:color="000000"/>
+            </w:tcBorders>
+          </w:tcPr>
           <w:p>
             <w:pPr>
               <w:pStyle w:val="Compact"/>
@@ -5657,7 +8323,14 @@
           </w:p>
         </w:tc>
         <w:tc>
-          <w:tcPr/>
+          <w:tcPr>
+            <w:tcBorders>
+              <w:top w:val="single" w:sz="8" w:space="0" w:color="000000"/>
+              <w:left w:val="single" w:sz="8" w:space="0" w:color="000000"/>
+              <w:bottom w:val="single" w:sz="8" w:space="0" w:color="000000"/>
+              <w:right w:val="single" w:sz="8" w:space="0" w:color="000000"/>
+            </w:tcBorders>
+          </w:tcPr>
           <w:p>
             <w:pPr>
               <w:pStyle w:val="Compact"/>
@@ -5671,7 +8344,14 @@
           </w:p>
         </w:tc>
         <w:tc>
-          <w:tcPr/>
+          <w:tcPr>
+            <w:tcBorders>
+              <w:top w:val="single" w:sz="8" w:space="0" w:color="000000"/>
+              <w:left w:val="single" w:sz="8" w:space="0" w:color="000000"/>
+              <w:bottom w:val="single" w:sz="8" w:space="0" w:color="000000"/>
+              <w:right w:val="single" w:sz="8" w:space="0" w:color="000000"/>
+            </w:tcBorders>
+          </w:tcPr>
           <w:p>
             <w:pPr>
               <w:pStyle w:val="Compact"/>
@@ -5693,7 +8373,14 @@
           </w:p>
         </w:tc>
         <w:tc>
-          <w:tcPr/>
+          <w:tcPr>
+            <w:tcBorders>
+              <w:top w:val="single" w:sz="8" w:space="0" w:color="000000"/>
+              <w:left w:val="single" w:sz="8" w:space="0" w:color="000000"/>
+              <w:bottom w:val="single" w:sz="8" w:space="0" w:color="000000"/>
+              <w:right w:val="single" w:sz="8" w:space="0" w:color="000000"/>
+            </w:tcBorders>
+          </w:tcPr>
           <w:p>
             <w:pPr>
               <w:pStyle w:val="Compact"/>
@@ -5707,7 +8394,14 @@
           </w:p>
         </w:tc>
         <w:tc>
-          <w:tcPr/>
+          <w:tcPr>
+            <w:tcBorders>
+              <w:top w:val="single" w:sz="8" w:space="0" w:color="000000"/>
+              <w:left w:val="single" w:sz="8" w:space="0" w:color="000000"/>
+              <w:bottom w:val="single" w:sz="8" w:space="0" w:color="000000"/>
+              <w:right w:val="single" w:sz="8" w:space="0" w:color="000000"/>
+            </w:tcBorders>
+          </w:tcPr>
           <w:p>
             <w:pPr>
               <w:pStyle w:val="Compact"/>
@@ -5735,7 +8429,14 @@
           </w:p>
         </w:tc>
         <w:tc>
-          <w:tcPr/>
+          <w:tcPr>
+            <w:tcBorders>
+              <w:top w:val="single" w:sz="8" w:space="0" w:color="000000"/>
+              <w:left w:val="single" w:sz="8" w:space="0" w:color="000000"/>
+              <w:bottom w:val="single" w:sz="8" w:space="0" w:color="000000"/>
+              <w:right w:val="single" w:sz="8" w:space="0" w:color="000000"/>
+            </w:tcBorders>
+          </w:tcPr>
           <w:p>
             <w:pPr>
               <w:pStyle w:val="Compact"/>
@@ -5749,7 +8450,14 @@
           </w:p>
         </w:tc>
         <w:tc>
-          <w:tcPr/>
+          <w:tcPr>
+            <w:tcBorders>
+              <w:top w:val="single" w:sz="8" w:space="0" w:color="000000"/>
+              <w:left w:val="single" w:sz="8" w:space="0" w:color="000000"/>
+              <w:bottom w:val="single" w:sz="8" w:space="0" w:color="000000"/>
+              <w:right w:val="single" w:sz="8" w:space="0" w:color="000000"/>
+            </w:tcBorders>
+          </w:tcPr>
           <w:p>
             <w:pPr>
               <w:pStyle w:val="Compact"/>
@@ -5763,7 +8471,14 @@
           </w:p>
         </w:tc>
         <w:tc>
-          <w:tcPr/>
+          <w:tcPr>
+            <w:tcBorders>
+              <w:top w:val="single" w:sz="8" w:space="0" w:color="000000"/>
+              <w:left w:val="single" w:sz="8" w:space="0" w:color="000000"/>
+              <w:bottom w:val="single" w:sz="8" w:space="0" w:color="000000"/>
+              <w:right w:val="single" w:sz="8" w:space="0" w:color="000000"/>
+            </w:tcBorders>
+          </w:tcPr>
           <w:p>
             <w:pPr>
               <w:pStyle w:val="Compact"/>
@@ -5777,7 +8492,14 @@
           </w:p>
         </w:tc>
         <w:tc>
-          <w:tcPr/>
+          <w:tcPr>
+            <w:tcBorders>
+              <w:top w:val="single" w:sz="8" w:space="0" w:color="000000"/>
+              <w:left w:val="single" w:sz="8" w:space="0" w:color="000000"/>
+              <w:bottom w:val="single" w:sz="8" w:space="0" w:color="000000"/>
+              <w:right w:val="single" w:sz="8" w:space="0" w:color="000000"/>
+            </w:tcBorders>
+          </w:tcPr>
           <w:p>
             <w:pPr>
               <w:pStyle w:val="Compact"/>
@@ -5799,7 +8521,14 @@
           </w:p>
         </w:tc>
         <w:tc>
-          <w:tcPr/>
+          <w:tcPr>
+            <w:tcBorders>
+              <w:top w:val="single" w:sz="8" w:space="0" w:color="000000"/>
+              <w:left w:val="single" w:sz="8" w:space="0" w:color="000000"/>
+              <w:bottom w:val="single" w:sz="8" w:space="0" w:color="000000"/>
+              <w:right w:val="single" w:sz="8" w:space="0" w:color="000000"/>
+            </w:tcBorders>
+          </w:tcPr>
           <w:p>
             <w:pPr>
               <w:pStyle w:val="Compact"/>
@@ -5813,7 +8542,14 @@
           </w:p>
         </w:tc>
         <w:tc>
-          <w:tcPr/>
+          <w:tcPr>
+            <w:tcBorders>
+              <w:top w:val="single" w:sz="8" w:space="0" w:color="000000"/>
+              <w:left w:val="single" w:sz="8" w:space="0" w:color="000000"/>
+              <w:bottom w:val="single" w:sz="8" w:space="0" w:color="000000"/>
+              <w:right w:val="single" w:sz="8" w:space="0" w:color="000000"/>
+            </w:tcBorders>
+          </w:tcPr>
           <w:p>
             <w:pPr>
               <w:pStyle w:val="Compact"/>
@@ -5834,6 +8570,12 @@
         <w:tc>
           <w:tcPr>
             <w:vMerge w:val="restart"/>
+            <w:tcBorders>
+              <w:top w:val="single" w:sz="8" w:space="0" w:color="000000"/>
+              <w:left w:val="single" w:sz="8" w:space="0" w:color="000000"/>
+              <w:bottom w:val="single" w:sz="8" w:space="0" w:color="000000"/>
+              <w:right w:val="single" w:sz="8" w:space="0" w:color="000000"/>
+            </w:tcBorders>
           </w:tcPr>
           <w:p>
             <w:pPr>
@@ -5848,7 +8590,14 @@
           </w:p>
         </w:tc>
         <w:tc>
-          <w:tcPr/>
+          <w:tcPr>
+            <w:tcBorders>
+              <w:top w:val="single" w:sz="8" w:space="0" w:color="000000"/>
+              <w:left w:val="single" w:sz="8" w:space="0" w:color="000000"/>
+              <w:bottom w:val="single" w:sz="8" w:space="0" w:color="000000"/>
+              <w:right w:val="single" w:sz="8" w:space="0" w:color="000000"/>
+            </w:tcBorders>
+          </w:tcPr>
           <w:p>
             <w:pPr>
               <w:pStyle w:val="Compact"/>
@@ -5862,7 +8611,14 @@
           </w:p>
         </w:tc>
         <w:tc>
-          <w:tcPr/>
+          <w:tcPr>
+            <w:tcBorders>
+              <w:top w:val="single" w:sz="8" w:space="0" w:color="000000"/>
+              <w:left w:val="single" w:sz="8" w:space="0" w:color="000000"/>
+              <w:bottom w:val="single" w:sz="8" w:space="0" w:color="000000"/>
+              <w:right w:val="single" w:sz="8" w:space="0" w:color="000000"/>
+            </w:tcBorders>
+          </w:tcPr>
           <w:p>
             <w:pPr>
               <w:pStyle w:val="Compact"/>
@@ -5876,7 +8632,14 @@
           </w:p>
         </w:tc>
         <w:tc>
-          <w:tcPr/>
+          <w:tcPr>
+            <w:tcBorders>
+              <w:top w:val="single" w:sz="8" w:space="0" w:color="000000"/>
+              <w:left w:val="single" w:sz="8" w:space="0" w:color="000000"/>
+              <w:bottom w:val="single" w:sz="8" w:space="0" w:color="000000"/>
+              <w:right w:val="single" w:sz="8" w:space="0" w:color="000000"/>
+            </w:tcBorders>
+          </w:tcPr>
           <w:p>
             <w:pPr>
               <w:pStyle w:val="Compact"/>
@@ -5890,7 +8653,14 @@
           </w:p>
         </w:tc>
         <w:tc>
-          <w:tcPr/>
+          <w:tcPr>
+            <w:tcBorders>
+              <w:top w:val="single" w:sz="8" w:space="0" w:color="000000"/>
+              <w:left w:val="single" w:sz="8" w:space="0" w:color="000000"/>
+              <w:bottom w:val="single" w:sz="8" w:space="0" w:color="000000"/>
+              <w:right w:val="single" w:sz="8" w:space="0" w:color="000000"/>
+            </w:tcBorders>
+          </w:tcPr>
           <w:p>
             <w:pPr>
               <w:pStyle w:val="Compact"/>
@@ -5912,7 +8682,14 @@
           </w:p>
         </w:tc>
         <w:tc>
-          <w:tcPr/>
+          <w:tcPr>
+            <w:tcBorders>
+              <w:top w:val="single" w:sz="8" w:space="0" w:color="000000"/>
+              <w:left w:val="single" w:sz="8" w:space="0" w:color="000000"/>
+              <w:bottom w:val="single" w:sz="8" w:space="0" w:color="000000"/>
+              <w:right w:val="single" w:sz="8" w:space="0" w:color="000000"/>
+            </w:tcBorders>
+          </w:tcPr>
           <w:p>
             <w:pPr>
               <w:pStyle w:val="Compact"/>
@@ -5926,7 +8703,14 @@
           </w:p>
         </w:tc>
         <w:tc>
-          <w:tcPr/>
+          <w:tcPr>
+            <w:tcBorders>
+              <w:top w:val="single" w:sz="8" w:space="0" w:color="000000"/>
+              <w:left w:val="single" w:sz="8" w:space="0" w:color="000000"/>
+              <w:bottom w:val="single" w:sz="8" w:space="0" w:color="000000"/>
+              <w:right w:val="single" w:sz="8" w:space="0" w:color="000000"/>
+            </w:tcBorders>
+          </w:tcPr>
           <w:p>
             <w:pPr>
               <w:pStyle w:val="Compact"/>
@@ -5954,7 +8738,14 @@
           </w:p>
         </w:tc>
         <w:tc>
-          <w:tcPr/>
+          <w:tcPr>
+            <w:tcBorders>
+              <w:top w:val="single" w:sz="8" w:space="0" w:color="000000"/>
+              <w:left w:val="single" w:sz="8" w:space="0" w:color="000000"/>
+              <w:bottom w:val="single" w:sz="8" w:space="0" w:color="000000"/>
+              <w:right w:val="single" w:sz="8" w:space="0" w:color="000000"/>
+            </w:tcBorders>
+          </w:tcPr>
           <w:p>
             <w:pPr>
               <w:pStyle w:val="Compact"/>
@@ -5967,7 +8758,14 @@
           </w:p>
         </w:tc>
         <w:tc>
-          <w:tcPr/>
+          <w:tcPr>
+            <w:tcBorders>
+              <w:top w:val="single" w:sz="8" w:space="0" w:color="000000"/>
+              <w:left w:val="single" w:sz="8" w:space="0" w:color="000000"/>
+              <w:bottom w:val="single" w:sz="8" w:space="0" w:color="000000"/>
+              <w:right w:val="single" w:sz="8" w:space="0" w:color="000000"/>
+            </w:tcBorders>
+          </w:tcPr>
           <w:p>
             <w:pPr>
               <w:pStyle w:val="Compact"/>
@@ -5980,7 +8778,14 @@
           </w:p>
         </w:tc>
         <w:tc>
-          <w:tcPr/>
+          <w:tcPr>
+            <w:tcBorders>
+              <w:top w:val="single" w:sz="8" w:space="0" w:color="000000"/>
+              <w:left w:val="single" w:sz="8" w:space="0" w:color="000000"/>
+              <w:bottom w:val="single" w:sz="8" w:space="0" w:color="000000"/>
+              <w:right w:val="single" w:sz="8" w:space="0" w:color="000000"/>
+            </w:tcBorders>
+          </w:tcPr>
           <w:p>
             <w:pPr>
               <w:pStyle w:val="Compact"/>
@@ -5993,7 +8798,14 @@
           </w:p>
         </w:tc>
         <w:tc>
-          <w:tcPr/>
+          <w:tcPr>
+            <w:tcBorders>
+              <w:top w:val="single" w:sz="8" w:space="0" w:color="000000"/>
+              <w:left w:val="single" w:sz="8" w:space="0" w:color="000000"/>
+              <w:bottom w:val="single" w:sz="8" w:space="0" w:color="000000"/>
+              <w:right w:val="single" w:sz="8" w:space="0" w:color="000000"/>
+            </w:tcBorders>
+          </w:tcPr>
           <w:p>
             <w:pPr>
               <w:pStyle w:val="Compact"/>
@@ -6014,7 +8826,14 @@
           </w:p>
         </w:tc>
         <w:tc>
-          <w:tcPr/>
+          <w:tcPr>
+            <w:tcBorders>
+              <w:top w:val="single" w:sz="8" w:space="0" w:color="000000"/>
+              <w:left w:val="single" w:sz="8" w:space="0" w:color="000000"/>
+              <w:bottom w:val="single" w:sz="8" w:space="0" w:color="000000"/>
+              <w:right w:val="single" w:sz="8" w:space="0" w:color="000000"/>
+            </w:tcBorders>
+          </w:tcPr>
           <w:p>
             <w:pPr>
               <w:pStyle w:val="Compact"/>
@@ -6027,7 +8846,14 @@
           </w:p>
         </w:tc>
         <w:tc>
-          <w:tcPr/>
+          <w:tcPr>
+            <w:tcBorders>
+              <w:top w:val="single" w:sz="8" w:space="0" w:color="000000"/>
+              <w:left w:val="single" w:sz="8" w:space="0" w:color="000000"/>
+              <w:bottom w:val="single" w:sz="8" w:space="0" w:color="000000"/>
+              <w:right w:val="single" w:sz="8" w:space="0" w:color="000000"/>
+            </w:tcBorders>
+          </w:tcPr>
           <w:p>
             <w:pPr>
               <w:pStyle w:val="Compact"/>
@@ -6106,6 +8932,14 @@
       <w:tblPr>
         <w:tblStyle w:val="Table"/>
         <w:tblW w:type="auto" w:w="0"/>
+        <w:tblBorders>
+          <w:top w:val="single" w:sz="8" w:space="0" w:color="000000"/>
+          <w:left w:val="single" w:sz="8" w:space="0" w:color="000000"/>
+          <w:bottom w:val="single" w:sz="8" w:space="0" w:color="000000"/>
+          <w:right w:val="single" w:sz="8" w:space="0" w:color="000000"/>
+          <w:insideH w:val="single" w:sz="8" w:space="0" w:color="000000"/>
+          <w:insideV w:val="single" w:sz="8" w:space="0" w:color="000000"/>
+        </w:tblBorders>
         <w:tblLook w:firstRow="1" w:lastRow="0" w:firstColumn="0" w:lastColumn="0" w:noHBand="0" w:noVBand="0" w:val="0020"/>
         <w:tblCaption w:val="Cohort-level accuracy metrics with 95% confidence intervals."/>
       </w:tblPr>
@@ -6121,7 +8955,14 @@
           <w:cantSplit/>
         </w:trPr>
         <w:tc>
-          <w:tcPr/>
+          <w:tcPr>
+            <w:tcBorders>
+              <w:top w:val="single" w:sz="8" w:space="0" w:color="000000"/>
+              <w:left w:val="single" w:sz="8" w:space="0" w:color="000000"/>
+              <w:bottom w:val="single" w:sz="8" w:space="0" w:color="000000"/>
+              <w:right w:val="single" w:sz="8" w:space="0" w:color="000000"/>
+            </w:tcBorders>
+          </w:tcPr>
           <w:p>
             <w:pPr>
               <w:pStyle w:val="Compact"/>
@@ -6135,7 +8976,14 @@
           </w:p>
         </w:tc>
         <w:tc>
-          <w:tcPr/>
+          <w:tcPr>
+            <w:tcBorders>
+              <w:top w:val="single" w:sz="8" w:space="0" w:color="000000"/>
+              <w:left w:val="single" w:sz="8" w:space="0" w:color="000000"/>
+              <w:bottom w:val="single" w:sz="8" w:space="0" w:color="000000"/>
+              <w:right w:val="single" w:sz="8" w:space="0" w:color="000000"/>
+            </w:tcBorders>
+          </w:tcPr>
           <w:p>
             <w:pPr>
               <w:pStyle w:val="Compact"/>
@@ -6149,7 +8997,14 @@
           </w:p>
         </w:tc>
         <w:tc>
-          <w:tcPr/>
+          <w:tcPr>
+            <w:tcBorders>
+              <w:top w:val="single" w:sz="8" w:space="0" w:color="000000"/>
+              <w:left w:val="single" w:sz="8" w:space="0" w:color="000000"/>
+              <w:bottom w:val="single" w:sz="8" w:space="0" w:color="000000"/>
+              <w:right w:val="single" w:sz="8" w:space="0" w:color="000000"/>
+            </w:tcBorders>
+          </w:tcPr>
           <w:p>
             <w:pPr>
               <w:pStyle w:val="Compact"/>
@@ -6163,7 +9018,14 @@
           </w:p>
         </w:tc>
         <w:tc>
-          <w:tcPr/>
+          <w:tcPr>
+            <w:tcBorders>
+              <w:top w:val="single" w:sz="8" w:space="0" w:color="000000"/>
+              <w:left w:val="single" w:sz="8" w:space="0" w:color="000000"/>
+              <w:bottom w:val="single" w:sz="8" w:space="0" w:color="000000"/>
+              <w:right w:val="single" w:sz="8" w:space="0" w:color="000000"/>
+            </w:tcBorders>
+          </w:tcPr>
           <w:p>
             <w:pPr>
               <w:pStyle w:val="Compact"/>
@@ -6182,7 +9044,14 @@
           <w:cantSplit/>
         </w:trPr>
         <w:tc>
-          <w:tcPr/>
+          <w:tcPr>
+            <w:tcBorders>
+              <w:top w:val="single" w:sz="8" w:space="0" w:color="000000"/>
+              <w:left w:val="single" w:sz="8" w:space="0" w:color="000000"/>
+              <w:bottom w:val="single" w:sz="8" w:space="0" w:color="000000"/>
+              <w:right w:val="single" w:sz="8" w:space="0" w:color="000000"/>
+            </w:tcBorders>
+          </w:tcPr>
           <w:p>
             <w:pPr>
               <w:pStyle w:val="Compact"/>
@@ -6196,7 +9065,14 @@
           </w:p>
         </w:tc>
         <w:tc>
-          <w:tcPr/>
+          <w:tcPr>
+            <w:tcBorders>
+              <w:top w:val="single" w:sz="8" w:space="0" w:color="000000"/>
+              <w:left w:val="single" w:sz="8" w:space="0" w:color="000000"/>
+              <w:bottom w:val="single" w:sz="8" w:space="0" w:color="000000"/>
+              <w:right w:val="single" w:sz="8" w:space="0" w:color="000000"/>
+            </w:tcBorders>
+          </w:tcPr>
           <w:p>
             <w:pPr>
               <w:pStyle w:val="Compact"/>
@@ -6210,7 +9086,14 @@
           </w:p>
         </w:tc>
         <w:tc>
-          <w:tcPr/>
+          <w:tcPr>
+            <w:tcBorders>
+              <w:top w:val="single" w:sz="8" w:space="0" w:color="000000"/>
+              <w:left w:val="single" w:sz="8" w:space="0" w:color="000000"/>
+              <w:bottom w:val="single" w:sz="8" w:space="0" w:color="000000"/>
+              <w:right w:val="single" w:sz="8" w:space="0" w:color="000000"/>
+            </w:tcBorders>
+          </w:tcPr>
           <w:p>
             <w:pPr>
               <w:pStyle w:val="Compact"/>
@@ -6224,7 +9107,14 @@
           </w:p>
         </w:tc>
         <w:tc>
-          <w:tcPr/>
+          <w:tcPr>
+            <w:tcBorders>
+              <w:top w:val="single" w:sz="8" w:space="0" w:color="000000"/>
+              <w:left w:val="single" w:sz="8" w:space="0" w:color="000000"/>
+              <w:bottom w:val="single" w:sz="8" w:space="0" w:color="000000"/>
+              <w:right w:val="single" w:sz="8" w:space="0" w:color="000000"/>
+            </w:tcBorders>
+          </w:tcPr>
           <w:p>
             <w:pPr>
               <w:pStyle w:val="Compact"/>
@@ -6243,7 +9133,14 @@
           <w:cantSplit/>
         </w:trPr>
         <w:tc>
-          <w:tcPr/>
+          <w:tcPr>
+            <w:tcBorders>
+              <w:top w:val="single" w:sz="8" w:space="0" w:color="000000"/>
+              <w:left w:val="single" w:sz="8" w:space="0" w:color="000000"/>
+              <w:bottom w:val="single" w:sz="8" w:space="0" w:color="000000"/>
+              <w:right w:val="single" w:sz="8" w:space="0" w:color="000000"/>
+            </w:tcBorders>
+          </w:tcPr>
           <w:p>
             <w:pPr>
               <w:pStyle w:val="Compact"/>
@@ -6257,7 +9154,14 @@
           </w:p>
         </w:tc>
         <w:tc>
-          <w:tcPr/>
+          <w:tcPr>
+            <w:tcBorders>
+              <w:top w:val="single" w:sz="8" w:space="0" w:color="000000"/>
+              <w:left w:val="single" w:sz="8" w:space="0" w:color="000000"/>
+              <w:bottom w:val="single" w:sz="8" w:space="0" w:color="000000"/>
+              <w:right w:val="single" w:sz="8" w:space="0" w:color="000000"/>
+            </w:tcBorders>
+          </w:tcPr>
           <w:p>
             <w:pPr>
               <w:pStyle w:val="Compact"/>
@@ -6271,7 +9175,14 @@
           </w:p>
         </w:tc>
         <w:tc>
-          <w:tcPr/>
+          <w:tcPr>
+            <w:tcBorders>
+              <w:top w:val="single" w:sz="8" w:space="0" w:color="000000"/>
+              <w:left w:val="single" w:sz="8" w:space="0" w:color="000000"/>
+              <w:bottom w:val="single" w:sz="8" w:space="0" w:color="000000"/>
+              <w:right w:val="single" w:sz="8" w:space="0" w:color="000000"/>
+            </w:tcBorders>
+          </w:tcPr>
           <w:p>
             <w:pPr>
               <w:pStyle w:val="Compact"/>
@@ -6285,7 +9196,14 @@
           </w:p>
         </w:tc>
         <w:tc>
-          <w:tcPr/>
+          <w:tcPr>
+            <w:tcBorders>
+              <w:top w:val="single" w:sz="8" w:space="0" w:color="000000"/>
+              <w:left w:val="single" w:sz="8" w:space="0" w:color="000000"/>
+              <w:bottom w:val="single" w:sz="8" w:space="0" w:color="000000"/>
+              <w:right w:val="single" w:sz="8" w:space="0" w:color="000000"/>
+            </w:tcBorders>
+          </w:tcPr>
           <w:p>
             <w:pPr>
               <w:pStyle w:val="Compact"/>
@@ -6304,7 +9222,14 @@
           <w:cantSplit/>
         </w:trPr>
         <w:tc>
-          <w:tcPr/>
+          <w:tcPr>
+            <w:tcBorders>
+              <w:top w:val="single" w:sz="8" w:space="0" w:color="000000"/>
+              <w:left w:val="single" w:sz="8" w:space="0" w:color="000000"/>
+              <w:bottom w:val="single" w:sz="8" w:space="0" w:color="000000"/>
+              <w:right w:val="single" w:sz="8" w:space="0" w:color="000000"/>
+            </w:tcBorders>
+          </w:tcPr>
           <w:p>
             <w:pPr>
               <w:pStyle w:val="Compact"/>
@@ -6318,7 +9243,14 @@
           </w:p>
         </w:tc>
         <w:tc>
-          <w:tcPr/>
+          <w:tcPr>
+            <w:tcBorders>
+              <w:top w:val="single" w:sz="8" w:space="0" w:color="000000"/>
+              <w:left w:val="single" w:sz="8" w:space="0" w:color="000000"/>
+              <w:bottom w:val="single" w:sz="8" w:space="0" w:color="000000"/>
+              <w:right w:val="single" w:sz="8" w:space="0" w:color="000000"/>
+            </w:tcBorders>
+          </w:tcPr>
           <w:p>
             <w:pPr>
               <w:pStyle w:val="Compact"/>
@@ -6340,7 +9272,14 @@
           </w:p>
         </w:tc>
         <w:tc>
-          <w:tcPr/>
+          <w:tcPr>
+            <w:tcBorders>
+              <w:top w:val="single" w:sz="8" w:space="0" w:color="000000"/>
+              <w:left w:val="single" w:sz="8" w:space="0" w:color="000000"/>
+              <w:bottom w:val="single" w:sz="8" w:space="0" w:color="000000"/>
+              <w:right w:val="single" w:sz="8" w:space="0" w:color="000000"/>
+            </w:tcBorders>
+          </w:tcPr>
           <w:p>
             <w:pPr>
               <w:pStyle w:val="Compact"/>
@@ -6385,7 +9324,14 @@
           </w:p>
         </w:tc>
         <w:tc>
-          <w:tcPr/>
+          <w:tcPr>
+            <w:tcBorders>
+              <w:top w:val="single" w:sz="8" w:space="0" w:color="000000"/>
+              <w:left w:val="single" w:sz="8" w:space="0" w:color="000000"/>
+              <w:bottom w:val="single" w:sz="8" w:space="0" w:color="000000"/>
+              <w:right w:val="single" w:sz="8" w:space="0" w:color="000000"/>
+            </w:tcBorders>
+          </w:tcPr>
           <w:p>
             <w:pPr>
               <w:pStyle w:val="Compact"/>
@@ -6404,7 +9350,14 @@
           <w:cantSplit/>
         </w:trPr>
         <w:tc>
-          <w:tcPr/>
+          <w:tcPr>
+            <w:tcBorders>
+              <w:top w:val="single" w:sz="8" w:space="0" w:color="000000"/>
+              <w:left w:val="single" w:sz="8" w:space="0" w:color="000000"/>
+              <w:bottom w:val="single" w:sz="8" w:space="0" w:color="000000"/>
+              <w:right w:val="single" w:sz="8" w:space="0" w:color="000000"/>
+            </w:tcBorders>
+          </w:tcPr>
           <w:p>
             <w:pPr>
               <w:pStyle w:val="Compact"/>
@@ -6417,7 +9370,14 @@
           </w:p>
         </w:tc>
         <w:tc>
-          <w:tcPr/>
+          <w:tcPr>
+            <w:tcBorders>
+              <w:top w:val="single" w:sz="8" w:space="0" w:color="000000"/>
+              <w:left w:val="single" w:sz="8" w:space="0" w:color="000000"/>
+              <w:bottom w:val="single" w:sz="8" w:space="0" w:color="000000"/>
+              <w:right w:val="single" w:sz="8" w:space="0" w:color="000000"/>
+            </w:tcBorders>
+          </w:tcPr>
           <w:p>
             <w:pPr>
               <w:pStyle w:val="Compact"/>
@@ -6430,7 +9390,14 @@
           </w:p>
         </w:tc>
         <w:tc>
-          <w:tcPr/>
+          <w:tcPr>
+            <w:tcBorders>
+              <w:top w:val="single" w:sz="8" w:space="0" w:color="000000"/>
+              <w:left w:val="single" w:sz="8" w:space="0" w:color="000000"/>
+              <w:bottom w:val="single" w:sz="8" w:space="0" w:color="000000"/>
+              <w:right w:val="single" w:sz="8" w:space="0" w:color="000000"/>
+            </w:tcBorders>
+          </w:tcPr>
           <w:p>
             <w:pPr>
               <w:pStyle w:val="Compact"/>
@@ -6443,7 +9410,14 @@
           </w:p>
         </w:tc>
         <w:tc>
-          <w:tcPr/>
+          <w:tcPr>
+            <w:tcBorders>
+              <w:top w:val="single" w:sz="8" w:space="0" w:color="000000"/>
+              <w:left w:val="single" w:sz="8" w:space="0" w:color="000000"/>
+              <w:bottom w:val="single" w:sz="8" w:space="0" w:color="000000"/>
+              <w:right w:val="single" w:sz="8" w:space="0" w:color="000000"/>
+            </w:tcBorders>
+          </w:tcPr>
           <w:p>
             <w:pPr>
               <w:pStyle w:val="Compact"/>
@@ -6556,6 +9530,14 @@
       <w:tblPr>
         <w:tblStyle w:val="Table"/>
         <w:tblW w:type="auto" w:w="0"/>
+        <w:tblBorders>
+          <w:top w:val="single" w:sz="8" w:space="0" w:color="000000"/>
+          <w:left w:val="single" w:sz="8" w:space="0" w:color="000000"/>
+          <w:bottom w:val="single" w:sz="8" w:space="0" w:color="000000"/>
+          <w:right w:val="single" w:sz="8" w:space="0" w:color="000000"/>
+          <w:insideH w:val="single" w:sz="8" w:space="0" w:color="000000"/>
+          <w:insideV w:val="single" w:sz="8" w:space="0" w:color="000000"/>
+        </w:tblBorders>
         <w:tblLook w:firstRow="1" w:lastRow="0" w:firstColumn="0" w:lastColumn="0" w:noHBand="0" w:noVBand="0" w:val="0020"/>
         <w:tblCaption w:val="Stride-length accuracy with and without the stride-pair mismatch filter. The filter restricted IMU stride length and stride time to 50–150% of the matched GaitRite value. No mismatch filter = both checks omitted, with all other filtering and matching rules unchanged. Bias = IMU minus GaitRite."/>
       </w:tblPr>
@@ -6573,7 +9555,14 @@
           <w:cantSplit/>
         </w:trPr>
         <w:tc>
-          <w:tcPr/>
+          <w:tcPr>
+            <w:tcBorders>
+              <w:top w:val="single" w:sz="8" w:space="0" w:color="000000"/>
+              <w:left w:val="single" w:sz="8" w:space="0" w:color="000000"/>
+              <w:bottom w:val="single" w:sz="8" w:space="0" w:color="000000"/>
+              <w:right w:val="single" w:sz="8" w:space="0" w:color="000000"/>
+            </w:tcBorders>
+          </w:tcPr>
           <w:p>
             <w:pPr>
               <w:pStyle w:val="Compact"/>
@@ -6587,7 +9576,14 @@
           </w:p>
         </w:tc>
         <w:tc>
-          <w:tcPr/>
+          <w:tcPr>
+            <w:tcBorders>
+              <w:top w:val="single" w:sz="8" w:space="0" w:color="000000"/>
+              <w:left w:val="single" w:sz="8" w:space="0" w:color="000000"/>
+              <w:bottom w:val="single" w:sz="8" w:space="0" w:color="000000"/>
+              <w:right w:val="single" w:sz="8" w:space="0" w:color="000000"/>
+            </w:tcBorders>
+          </w:tcPr>
           <w:p>
             <w:pPr>
               <w:pStyle w:val="Compact"/>
@@ -6609,7 +9605,14 @@
           </w:p>
         </w:tc>
         <w:tc>
-          <w:tcPr/>
+          <w:tcPr>
+            <w:tcBorders>
+              <w:top w:val="single" w:sz="8" w:space="0" w:color="000000"/>
+              <w:left w:val="single" w:sz="8" w:space="0" w:color="000000"/>
+              <w:bottom w:val="single" w:sz="8" w:space="0" w:color="000000"/>
+              <w:right w:val="single" w:sz="8" w:space="0" w:color="000000"/>
+            </w:tcBorders>
+          </w:tcPr>
           <w:p>
             <w:pPr>
               <w:pStyle w:val="Compact"/>
@@ -6623,7 +9626,14 @@
           </w:p>
         </w:tc>
         <w:tc>
-          <w:tcPr/>
+          <w:tcPr>
+            <w:tcBorders>
+              <w:top w:val="single" w:sz="8" w:space="0" w:color="000000"/>
+              <w:left w:val="single" w:sz="8" w:space="0" w:color="000000"/>
+              <w:bottom w:val="single" w:sz="8" w:space="0" w:color="000000"/>
+              <w:right w:val="single" w:sz="8" w:space="0" w:color="000000"/>
+            </w:tcBorders>
+          </w:tcPr>
           <w:p>
             <w:pPr>
               <w:pStyle w:val="Compact"/>
@@ -6637,7 +9647,14 @@
           </w:p>
         </w:tc>
         <w:tc>
-          <w:tcPr/>
+          <w:tcPr>
+            <w:tcBorders>
+              <w:top w:val="single" w:sz="8" w:space="0" w:color="000000"/>
+              <w:left w:val="single" w:sz="8" w:space="0" w:color="000000"/>
+              <w:bottom w:val="single" w:sz="8" w:space="0" w:color="000000"/>
+              <w:right w:val="single" w:sz="8" w:space="0" w:color="000000"/>
+            </w:tcBorders>
+          </w:tcPr>
           <w:p>
             <w:pPr>
               <w:pStyle w:val="Compact"/>
@@ -6651,7 +9668,14 @@
           </w:p>
         </w:tc>
         <w:tc>
-          <w:tcPr/>
+          <w:tcPr>
+            <w:tcBorders>
+              <w:top w:val="single" w:sz="8" w:space="0" w:color="000000"/>
+              <w:left w:val="single" w:sz="8" w:space="0" w:color="000000"/>
+              <w:bottom w:val="single" w:sz="8" w:space="0" w:color="000000"/>
+              <w:right w:val="single" w:sz="8" w:space="0" w:color="000000"/>
+            </w:tcBorders>
+          </w:tcPr>
           <w:p>
             <w:pPr>
               <w:pStyle w:val="Compact"/>
@@ -6670,7 +9694,14 @@
           <w:cantSplit/>
         </w:trPr>
         <w:tc>
-          <w:tcPr/>
+          <w:tcPr>
+            <w:tcBorders>
+              <w:top w:val="single" w:sz="8" w:space="0" w:color="000000"/>
+              <w:left w:val="single" w:sz="8" w:space="0" w:color="000000"/>
+              <w:bottom w:val="single" w:sz="8" w:space="0" w:color="000000"/>
+              <w:right w:val="single" w:sz="8" w:space="0" w:color="000000"/>
+            </w:tcBorders>
+          </w:tcPr>
           <w:p>
             <w:pPr>
               <w:pStyle w:val="Compact"/>
@@ -6684,7 +9715,14 @@
           </w:p>
         </w:tc>
         <w:tc>
-          <w:tcPr/>
+          <w:tcPr>
+            <w:tcBorders>
+              <w:top w:val="single" w:sz="8" w:space="0" w:color="000000"/>
+              <w:left w:val="single" w:sz="8" w:space="0" w:color="000000"/>
+              <w:bottom w:val="single" w:sz="8" w:space="0" w:color="000000"/>
+              <w:right w:val="single" w:sz="8" w:space="0" w:color="000000"/>
+            </w:tcBorders>
+          </w:tcPr>
           <w:p>
             <w:pPr>
               <w:pStyle w:val="Compact"/>
@@ -6704,7 +9742,14 @@
           </w:p>
         </w:tc>
         <w:tc>
-          <w:tcPr/>
+          <w:tcPr>
+            <w:tcBorders>
+              <w:top w:val="single" w:sz="8" w:space="0" w:color="000000"/>
+              <w:left w:val="single" w:sz="8" w:space="0" w:color="000000"/>
+              <w:bottom w:val="single" w:sz="8" w:space="0" w:color="000000"/>
+              <w:right w:val="single" w:sz="8" w:space="0" w:color="000000"/>
+            </w:tcBorders>
+          </w:tcPr>
           <w:p>
             <w:pPr>
               <w:pStyle w:val="Compact"/>
@@ -6718,7 +9763,14 @@
           </w:p>
         </w:tc>
         <w:tc>
-          <w:tcPr/>
+          <w:tcPr>
+            <w:tcBorders>
+              <w:top w:val="single" w:sz="8" w:space="0" w:color="000000"/>
+              <w:left w:val="single" w:sz="8" w:space="0" w:color="000000"/>
+              <w:bottom w:val="single" w:sz="8" w:space="0" w:color="000000"/>
+              <w:right w:val="single" w:sz="8" w:space="0" w:color="000000"/>
+            </w:tcBorders>
+          </w:tcPr>
           <w:p>
             <w:pPr>
               <w:pStyle w:val="Compact"/>
@@ -6732,7 +9784,14 @@
           </w:p>
         </w:tc>
         <w:tc>
-          <w:tcPr/>
+          <w:tcPr>
+            <w:tcBorders>
+              <w:top w:val="single" w:sz="8" w:space="0" w:color="000000"/>
+              <w:left w:val="single" w:sz="8" w:space="0" w:color="000000"/>
+              <w:bottom w:val="single" w:sz="8" w:space="0" w:color="000000"/>
+              <w:right w:val="single" w:sz="8" w:space="0" w:color="000000"/>
+            </w:tcBorders>
+          </w:tcPr>
           <w:p>
             <w:pPr>
               <w:pStyle w:val="Compact"/>
@@ -6754,7 +9813,14 @@
           </w:p>
         </w:tc>
         <w:tc>
-          <w:tcPr/>
+          <w:tcPr>
+            <w:tcBorders>
+              <w:top w:val="single" w:sz="8" w:space="0" w:color="000000"/>
+              <w:left w:val="single" w:sz="8" w:space="0" w:color="000000"/>
+              <w:bottom w:val="single" w:sz="8" w:space="0" w:color="000000"/>
+              <w:right w:val="single" w:sz="8" w:space="0" w:color="000000"/>
+            </w:tcBorders>
+          </w:tcPr>
           <w:p>
             <w:pPr>
               <w:pStyle w:val="Compact"/>
@@ -6773,7 +9839,14 @@
           <w:cantSplit/>
         </w:trPr>
         <w:tc>
-          <w:tcPr/>
+          <w:tcPr>
+            <w:tcBorders>
+              <w:top w:val="single" w:sz="8" w:space="0" w:color="000000"/>
+              <w:left w:val="single" w:sz="8" w:space="0" w:color="000000"/>
+              <w:bottom w:val="single" w:sz="8" w:space="0" w:color="000000"/>
+              <w:right w:val="single" w:sz="8" w:space="0" w:color="000000"/>
+            </w:tcBorders>
+          </w:tcPr>
           <w:p>
             <w:pPr>
               <w:pStyle w:val="Compact"/>
@@ -6786,7 +9859,14 @@
           </w:p>
         </w:tc>
         <w:tc>
-          <w:tcPr/>
+          <w:tcPr>
+            <w:tcBorders>
+              <w:top w:val="single" w:sz="8" w:space="0" w:color="000000"/>
+              <w:left w:val="single" w:sz="8" w:space="0" w:color="000000"/>
+              <w:bottom w:val="single" w:sz="8" w:space="0" w:color="000000"/>
+              <w:right w:val="single" w:sz="8" w:space="0" w:color="000000"/>
+            </w:tcBorders>
+          </w:tcPr>
           <w:p>
             <w:pPr>
               <w:pStyle w:val="Compact"/>
@@ -6805,7 +9885,14 @@
           </w:p>
         </w:tc>
         <w:tc>
-          <w:tcPr/>
+          <w:tcPr>
+            <w:tcBorders>
+              <w:top w:val="single" w:sz="8" w:space="0" w:color="000000"/>
+              <w:left w:val="single" w:sz="8" w:space="0" w:color="000000"/>
+              <w:bottom w:val="single" w:sz="8" w:space="0" w:color="000000"/>
+              <w:right w:val="single" w:sz="8" w:space="0" w:color="000000"/>
+            </w:tcBorders>
+          </w:tcPr>
           <w:p>
             <w:pPr>
               <w:pStyle w:val="Compact"/>
@@ -6818,7 +9905,14 @@
           </w:p>
         </w:tc>
         <w:tc>
-          <w:tcPr/>
+          <w:tcPr>
+            <w:tcBorders>
+              <w:top w:val="single" w:sz="8" w:space="0" w:color="000000"/>
+              <w:left w:val="single" w:sz="8" w:space="0" w:color="000000"/>
+              <w:bottom w:val="single" w:sz="8" w:space="0" w:color="000000"/>
+              <w:right w:val="single" w:sz="8" w:space="0" w:color="000000"/>
+            </w:tcBorders>
+          </w:tcPr>
           <w:p>
             <w:pPr>
               <w:pStyle w:val="Compact"/>
@@ -6831,7 +9925,14 @@
           </w:p>
         </w:tc>
         <w:tc>
-          <w:tcPr/>
+          <w:tcPr>
+            <w:tcBorders>
+              <w:top w:val="single" w:sz="8" w:space="0" w:color="000000"/>
+              <w:left w:val="single" w:sz="8" w:space="0" w:color="000000"/>
+              <w:bottom w:val="single" w:sz="8" w:space="0" w:color="000000"/>
+              <w:right w:val="single" w:sz="8" w:space="0" w:color="000000"/>
+            </w:tcBorders>
+          </w:tcPr>
           <w:p>
             <w:pPr>
               <w:pStyle w:val="Compact"/>
@@ -6852,7 +9953,14 @@
           </w:p>
         </w:tc>
         <w:tc>
-          <w:tcPr/>
+          <w:tcPr>
+            <w:tcBorders>
+              <w:top w:val="single" w:sz="8" w:space="0" w:color="000000"/>
+              <w:left w:val="single" w:sz="8" w:space="0" w:color="000000"/>
+              <w:bottom w:val="single" w:sz="8" w:space="0" w:color="000000"/>
+              <w:right w:val="single" w:sz="8" w:space="0" w:color="000000"/>
+            </w:tcBorders>
+          </w:tcPr>
           <w:p>
             <w:pPr>
               <w:pStyle w:val="Compact"/>
@@ -6925,6 +10033,14 @@
       <w:tblPr>
         <w:tblStyle w:val="Table"/>
         <w:tblW w:type="auto" w:w="0"/>
+        <w:tblBorders>
+          <w:top w:val="single" w:sz="8" w:space="0" w:color="000000"/>
+          <w:left w:val="single" w:sz="8" w:space="0" w:color="000000"/>
+          <w:bottom w:val="single" w:sz="8" w:space="0" w:color="000000"/>
+          <w:right w:val="single" w:sz="8" w:space="0" w:color="000000"/>
+          <w:insideH w:val="single" w:sz="8" w:space="0" w:color="000000"/>
+          <w:insideV w:val="single" w:sz="8" w:space="0" w:color="000000"/>
+        </w:tblBorders>
         <w:tblLook w:firstRow="1" w:lastRow="0" w:firstColumn="0" w:lastColumn="0" w:noHBand="0" w:noVBand="0" w:val="0020"/>
         <w:tblCaption w:val="Sensitivity of pooled stride-length accuracy to the retroactive gravity-residual correction gain. Bias = IMU minus GaitRite."/>
       </w:tblPr>
@@ -6942,7 +10058,14 @@
           <w:cantSplit/>
         </w:trPr>
         <w:tc>
-          <w:tcPr/>
+          <w:tcPr>
+            <w:tcBorders>
+              <w:top w:val="single" w:sz="8" w:space="0" w:color="000000"/>
+              <w:left w:val="single" w:sz="8" w:space="0" w:color="000000"/>
+              <w:bottom w:val="single" w:sz="8" w:space="0" w:color="000000"/>
+              <w:right w:val="single" w:sz="8" w:space="0" w:color="000000"/>
+            </w:tcBorders>
+          </w:tcPr>
           <w:p>
             <w:pPr>
               <w:pStyle w:val="Compact"/>
@@ -6956,7 +10079,14 @@
           </w:p>
         </w:tc>
         <w:tc>
-          <w:tcPr/>
+          <w:tcPr>
+            <w:tcBorders>
+              <w:top w:val="single" w:sz="8" w:space="0" w:color="000000"/>
+              <w:left w:val="single" w:sz="8" w:space="0" w:color="000000"/>
+              <w:bottom w:val="single" w:sz="8" w:space="0" w:color="000000"/>
+              <w:right w:val="single" w:sz="8" w:space="0" w:color="000000"/>
+            </w:tcBorders>
+          </w:tcPr>
           <w:p>
             <w:pPr>
               <w:pStyle w:val="Compact"/>
@@ -6978,7 +10108,14 @@
           </w:p>
         </w:tc>
         <w:tc>
-          <w:tcPr/>
+          <w:tcPr>
+            <w:tcBorders>
+              <w:top w:val="single" w:sz="8" w:space="0" w:color="000000"/>
+              <w:left w:val="single" w:sz="8" w:space="0" w:color="000000"/>
+              <w:bottom w:val="single" w:sz="8" w:space="0" w:color="000000"/>
+              <w:right w:val="single" w:sz="8" w:space="0" w:color="000000"/>
+            </w:tcBorders>
+          </w:tcPr>
           <w:p>
             <w:pPr>
               <w:pStyle w:val="Compact"/>
@@ -6992,7 +10129,14 @@
           </w:p>
         </w:tc>
         <w:tc>
-          <w:tcPr/>
+          <w:tcPr>
+            <w:tcBorders>
+              <w:top w:val="single" w:sz="8" w:space="0" w:color="000000"/>
+              <w:left w:val="single" w:sz="8" w:space="0" w:color="000000"/>
+              <w:bottom w:val="single" w:sz="8" w:space="0" w:color="000000"/>
+              <w:right w:val="single" w:sz="8" w:space="0" w:color="000000"/>
+            </w:tcBorders>
+          </w:tcPr>
           <w:p>
             <w:pPr>
               <w:pStyle w:val="Compact"/>
@@ -7006,7 +10150,14 @@
           </w:p>
         </w:tc>
         <w:tc>
-          <w:tcPr/>
+          <w:tcPr>
+            <w:tcBorders>
+              <w:top w:val="single" w:sz="8" w:space="0" w:color="000000"/>
+              <w:left w:val="single" w:sz="8" w:space="0" w:color="000000"/>
+              <w:bottom w:val="single" w:sz="8" w:space="0" w:color="000000"/>
+              <w:right w:val="single" w:sz="8" w:space="0" w:color="000000"/>
+            </w:tcBorders>
+          </w:tcPr>
           <w:p>
             <w:pPr>
               <w:pStyle w:val="Compact"/>
@@ -7020,7 +10171,14 @@
           </w:p>
         </w:tc>
         <w:tc>
-          <w:tcPr/>
+          <w:tcPr>
+            <w:tcBorders>
+              <w:top w:val="single" w:sz="8" w:space="0" w:color="000000"/>
+              <w:left w:val="single" w:sz="8" w:space="0" w:color="000000"/>
+              <w:bottom w:val="single" w:sz="8" w:space="0" w:color="000000"/>
+              <w:right w:val="single" w:sz="8" w:space="0" w:color="000000"/>
+            </w:tcBorders>
+          </w:tcPr>
           <w:p>
             <w:pPr>
               <w:pStyle w:val="Compact"/>
@@ -7039,7 +10197,14 @@
           <w:cantSplit/>
         </w:trPr>
         <w:tc>
-          <w:tcPr/>
+          <w:tcPr>
+            <w:tcBorders>
+              <w:top w:val="single" w:sz="8" w:space="0" w:color="000000"/>
+              <w:left w:val="single" w:sz="8" w:space="0" w:color="000000"/>
+              <w:bottom w:val="single" w:sz="8" w:space="0" w:color="000000"/>
+              <w:right w:val="single" w:sz="8" w:space="0" w:color="000000"/>
+            </w:tcBorders>
+          </w:tcPr>
           <w:p>
             <w:pPr>
               <w:pStyle w:val="Compact"/>
@@ -7053,7 +10218,14 @@
           </w:p>
         </w:tc>
         <w:tc>
-          <w:tcPr/>
+          <w:tcPr>
+            <w:tcBorders>
+              <w:top w:val="single" w:sz="8" w:space="0" w:color="000000"/>
+              <w:left w:val="single" w:sz="8" w:space="0" w:color="000000"/>
+              <w:bottom w:val="single" w:sz="8" w:space="0" w:color="000000"/>
+              <w:right w:val="single" w:sz="8" w:space="0" w:color="000000"/>
+            </w:tcBorders>
+          </w:tcPr>
           <w:p>
             <w:pPr>
               <w:pStyle w:val="Compact"/>
@@ -7073,7 +10245,14 @@
           </w:p>
         </w:tc>
         <w:tc>
-          <w:tcPr/>
+          <w:tcPr>
+            <w:tcBorders>
+              <w:top w:val="single" w:sz="8" w:space="0" w:color="000000"/>
+              <w:left w:val="single" w:sz="8" w:space="0" w:color="000000"/>
+              <w:bottom w:val="single" w:sz="8" w:space="0" w:color="000000"/>
+              <w:right w:val="single" w:sz="8" w:space="0" w:color="000000"/>
+            </w:tcBorders>
+          </w:tcPr>
           <w:p>
             <w:pPr>
               <w:pStyle w:val="Compact"/>
@@ -7087,7 +10266,14 @@
           </w:p>
         </w:tc>
         <w:tc>
-          <w:tcPr/>
+          <w:tcPr>
+            <w:tcBorders>
+              <w:top w:val="single" w:sz="8" w:space="0" w:color="000000"/>
+              <w:left w:val="single" w:sz="8" w:space="0" w:color="000000"/>
+              <w:bottom w:val="single" w:sz="8" w:space="0" w:color="000000"/>
+              <w:right w:val="single" w:sz="8" w:space="0" w:color="000000"/>
+            </w:tcBorders>
+          </w:tcPr>
           <w:p>
             <w:pPr>
               <w:pStyle w:val="Compact"/>
@@ -7101,7 +10287,14 @@
           </w:p>
         </w:tc>
         <w:tc>
-          <w:tcPr/>
+          <w:tcPr>
+            <w:tcBorders>
+              <w:top w:val="single" w:sz="8" w:space="0" w:color="000000"/>
+              <w:left w:val="single" w:sz="8" w:space="0" w:color="000000"/>
+              <w:bottom w:val="single" w:sz="8" w:space="0" w:color="000000"/>
+              <w:right w:val="single" w:sz="8" w:space="0" w:color="000000"/>
+            </w:tcBorders>
+          </w:tcPr>
           <w:p>
             <w:pPr>
               <w:pStyle w:val="Compact"/>
@@ -7123,7 +10316,14 @@
           </w:p>
         </w:tc>
         <w:tc>
-          <w:tcPr/>
+          <w:tcPr>
+            <w:tcBorders>
+              <w:top w:val="single" w:sz="8" w:space="0" w:color="000000"/>
+              <w:left w:val="single" w:sz="8" w:space="0" w:color="000000"/>
+              <w:bottom w:val="single" w:sz="8" w:space="0" w:color="000000"/>
+              <w:right w:val="single" w:sz="8" w:space="0" w:color="000000"/>
+            </w:tcBorders>
+          </w:tcPr>
           <w:p>
             <w:pPr>
               <w:pStyle w:val="Compact"/>
@@ -7142,7 +10342,14 @@
           <w:cantSplit/>
         </w:trPr>
         <w:tc>
-          <w:tcPr/>
+          <w:tcPr>
+            <w:tcBorders>
+              <w:top w:val="single" w:sz="8" w:space="0" w:color="000000"/>
+              <w:left w:val="single" w:sz="8" w:space="0" w:color="000000"/>
+              <w:bottom w:val="single" w:sz="8" w:space="0" w:color="000000"/>
+              <w:right w:val="single" w:sz="8" w:space="0" w:color="000000"/>
+            </w:tcBorders>
+          </w:tcPr>
           <w:p>
             <w:pPr>
               <w:pStyle w:val="Compact"/>
@@ -7156,7 +10363,14 @@
           </w:p>
         </w:tc>
         <w:tc>
-          <w:tcPr/>
+          <w:tcPr>
+            <w:tcBorders>
+              <w:top w:val="single" w:sz="8" w:space="0" w:color="000000"/>
+              <w:left w:val="single" w:sz="8" w:space="0" w:color="000000"/>
+              <w:bottom w:val="single" w:sz="8" w:space="0" w:color="000000"/>
+              <w:right w:val="single" w:sz="8" w:space="0" w:color="000000"/>
+            </w:tcBorders>
+          </w:tcPr>
           <w:p>
             <w:pPr>
               <w:pStyle w:val="Compact"/>
@@ -7176,7 +10390,14 @@
           </w:p>
         </w:tc>
         <w:tc>
-          <w:tcPr/>
+          <w:tcPr>
+            <w:tcBorders>
+              <w:top w:val="single" w:sz="8" w:space="0" w:color="000000"/>
+              <w:left w:val="single" w:sz="8" w:space="0" w:color="000000"/>
+              <w:bottom w:val="single" w:sz="8" w:space="0" w:color="000000"/>
+              <w:right w:val="single" w:sz="8" w:space="0" w:color="000000"/>
+            </w:tcBorders>
+          </w:tcPr>
           <w:p>
             <w:pPr>
               <w:pStyle w:val="Compact"/>
@@ -7190,7 +10411,14 @@
           </w:p>
         </w:tc>
         <w:tc>
-          <w:tcPr/>
+          <w:tcPr>
+            <w:tcBorders>
+              <w:top w:val="single" w:sz="8" w:space="0" w:color="000000"/>
+              <w:left w:val="single" w:sz="8" w:space="0" w:color="000000"/>
+              <w:bottom w:val="single" w:sz="8" w:space="0" w:color="000000"/>
+              <w:right w:val="single" w:sz="8" w:space="0" w:color="000000"/>
+            </w:tcBorders>
+          </w:tcPr>
           <w:p>
             <w:pPr>
               <w:pStyle w:val="Compact"/>
@@ -7204,7 +10432,14 @@
           </w:p>
         </w:tc>
         <w:tc>
-          <w:tcPr/>
+          <w:tcPr>
+            <w:tcBorders>
+              <w:top w:val="single" w:sz="8" w:space="0" w:color="000000"/>
+              <w:left w:val="single" w:sz="8" w:space="0" w:color="000000"/>
+              <w:bottom w:val="single" w:sz="8" w:space="0" w:color="000000"/>
+              <w:right w:val="single" w:sz="8" w:space="0" w:color="000000"/>
+            </w:tcBorders>
+          </w:tcPr>
           <w:p>
             <w:pPr>
               <w:pStyle w:val="Compact"/>
@@ -7226,7 +10461,14 @@
           </w:p>
         </w:tc>
         <w:tc>
-          <w:tcPr/>
+          <w:tcPr>
+            <w:tcBorders>
+              <w:top w:val="single" w:sz="8" w:space="0" w:color="000000"/>
+              <w:left w:val="single" w:sz="8" w:space="0" w:color="000000"/>
+              <w:bottom w:val="single" w:sz="8" w:space="0" w:color="000000"/>
+              <w:right w:val="single" w:sz="8" w:space="0" w:color="000000"/>
+            </w:tcBorders>
+          </w:tcPr>
           <w:p>
             <w:pPr>
               <w:pStyle w:val="Compact"/>
@@ -7245,7 +10487,14 @@
           <w:cantSplit/>
         </w:trPr>
         <w:tc>
-          <w:tcPr/>
+          <w:tcPr>
+            <w:tcBorders>
+              <w:top w:val="single" w:sz="8" w:space="0" w:color="000000"/>
+              <w:left w:val="single" w:sz="8" w:space="0" w:color="000000"/>
+              <w:bottom w:val="single" w:sz="8" w:space="0" w:color="000000"/>
+              <w:right w:val="single" w:sz="8" w:space="0" w:color="000000"/>
+            </w:tcBorders>
+          </w:tcPr>
           <w:p>
             <w:pPr>
               <w:pStyle w:val="Compact"/>
@@ -7259,7 +10508,14 @@
           </w:p>
         </w:tc>
         <w:tc>
-          <w:tcPr/>
+          <w:tcPr>
+            <w:tcBorders>
+              <w:top w:val="single" w:sz="8" w:space="0" w:color="000000"/>
+              <w:left w:val="single" w:sz="8" w:space="0" w:color="000000"/>
+              <w:bottom w:val="single" w:sz="8" w:space="0" w:color="000000"/>
+              <w:right w:val="single" w:sz="8" w:space="0" w:color="000000"/>
+            </w:tcBorders>
+          </w:tcPr>
           <w:p>
             <w:pPr>
               <w:pStyle w:val="Compact"/>
@@ -7279,7 +10535,14 @@
           </w:p>
         </w:tc>
         <w:tc>
-          <w:tcPr/>
+          <w:tcPr>
+            <w:tcBorders>
+              <w:top w:val="single" w:sz="8" w:space="0" w:color="000000"/>
+              <w:left w:val="single" w:sz="8" w:space="0" w:color="000000"/>
+              <w:bottom w:val="single" w:sz="8" w:space="0" w:color="000000"/>
+              <w:right w:val="single" w:sz="8" w:space="0" w:color="000000"/>
+            </w:tcBorders>
+          </w:tcPr>
           <w:p>
             <w:pPr>
               <w:pStyle w:val="Compact"/>
@@ -7293,7 +10556,14 @@
           </w:p>
         </w:tc>
         <w:tc>
-          <w:tcPr/>
+          <w:tcPr>
+            <w:tcBorders>
+              <w:top w:val="single" w:sz="8" w:space="0" w:color="000000"/>
+              <w:left w:val="single" w:sz="8" w:space="0" w:color="000000"/>
+              <w:bottom w:val="single" w:sz="8" w:space="0" w:color="000000"/>
+              <w:right w:val="single" w:sz="8" w:space="0" w:color="000000"/>
+            </w:tcBorders>
+          </w:tcPr>
           <w:p>
             <w:pPr>
               <w:pStyle w:val="Compact"/>
@@ -7307,7 +10577,14 @@
           </w:p>
         </w:tc>
         <w:tc>
-          <w:tcPr/>
+          <w:tcPr>
+            <w:tcBorders>
+              <w:top w:val="single" w:sz="8" w:space="0" w:color="000000"/>
+              <w:left w:val="single" w:sz="8" w:space="0" w:color="000000"/>
+              <w:bottom w:val="single" w:sz="8" w:space="0" w:color="000000"/>
+              <w:right w:val="single" w:sz="8" w:space="0" w:color="000000"/>
+            </w:tcBorders>
+          </w:tcPr>
           <w:p>
             <w:pPr>
               <w:pStyle w:val="Compact"/>
@@ -7329,7 +10606,14 @@
           </w:p>
         </w:tc>
         <w:tc>
-          <w:tcPr/>
+          <w:tcPr>
+            <w:tcBorders>
+              <w:top w:val="single" w:sz="8" w:space="0" w:color="000000"/>
+              <w:left w:val="single" w:sz="8" w:space="0" w:color="000000"/>
+              <w:bottom w:val="single" w:sz="8" w:space="0" w:color="000000"/>
+              <w:right w:val="single" w:sz="8" w:space="0" w:color="000000"/>
+            </w:tcBorders>
+          </w:tcPr>
           <w:p>
             <w:pPr>
               <w:pStyle w:val="Compact"/>
@@ -7348,7 +10632,14 @@
           <w:cantSplit/>
         </w:trPr>
         <w:tc>
-          <w:tcPr/>
+          <w:tcPr>
+            <w:tcBorders>
+              <w:top w:val="single" w:sz="8" w:space="0" w:color="000000"/>
+              <w:left w:val="single" w:sz="8" w:space="0" w:color="000000"/>
+              <w:bottom w:val="single" w:sz="8" w:space="0" w:color="000000"/>
+              <w:right w:val="single" w:sz="8" w:space="0" w:color="000000"/>
+            </w:tcBorders>
+          </w:tcPr>
           <w:p>
             <w:pPr>
               <w:pStyle w:val="Compact"/>
@@ -7362,7 +10653,14 @@
           </w:p>
         </w:tc>
         <w:tc>
-          <w:tcPr/>
+          <w:tcPr>
+            <w:tcBorders>
+              <w:top w:val="single" w:sz="8" w:space="0" w:color="000000"/>
+              <w:left w:val="single" w:sz="8" w:space="0" w:color="000000"/>
+              <w:bottom w:val="single" w:sz="8" w:space="0" w:color="000000"/>
+              <w:right w:val="single" w:sz="8" w:space="0" w:color="000000"/>
+            </w:tcBorders>
+          </w:tcPr>
           <w:p>
             <w:pPr>
               <w:pStyle w:val="Compact"/>
@@ -7382,7 +10680,14 @@
           </w:p>
         </w:tc>
         <w:tc>
-          <w:tcPr/>
+          <w:tcPr>
+            <w:tcBorders>
+              <w:top w:val="single" w:sz="8" w:space="0" w:color="000000"/>
+              <w:left w:val="single" w:sz="8" w:space="0" w:color="000000"/>
+              <w:bottom w:val="single" w:sz="8" w:space="0" w:color="000000"/>
+              <w:right w:val="single" w:sz="8" w:space="0" w:color="000000"/>
+            </w:tcBorders>
+          </w:tcPr>
           <w:p>
             <w:pPr>
               <w:pStyle w:val="Compact"/>
@@ -7396,7 +10701,14 @@
           </w:p>
         </w:tc>
         <w:tc>
-          <w:tcPr/>
+          <w:tcPr>
+            <w:tcBorders>
+              <w:top w:val="single" w:sz="8" w:space="0" w:color="000000"/>
+              <w:left w:val="single" w:sz="8" w:space="0" w:color="000000"/>
+              <w:bottom w:val="single" w:sz="8" w:space="0" w:color="000000"/>
+              <w:right w:val="single" w:sz="8" w:space="0" w:color="000000"/>
+            </w:tcBorders>
+          </w:tcPr>
           <w:p>
             <w:pPr>
               <w:pStyle w:val="Compact"/>
@@ -7410,7 +10722,14 @@
           </w:p>
         </w:tc>
         <w:tc>
-          <w:tcPr/>
+          <w:tcPr>
+            <w:tcBorders>
+              <w:top w:val="single" w:sz="8" w:space="0" w:color="000000"/>
+              <w:left w:val="single" w:sz="8" w:space="0" w:color="000000"/>
+              <w:bottom w:val="single" w:sz="8" w:space="0" w:color="000000"/>
+              <w:right w:val="single" w:sz="8" w:space="0" w:color="000000"/>
+            </w:tcBorders>
+          </w:tcPr>
           <w:p>
             <w:pPr>
               <w:pStyle w:val="Compact"/>
@@ -7432,7 +10751,14 @@
           </w:p>
         </w:tc>
         <w:tc>
-          <w:tcPr/>
+          <w:tcPr>
+            <w:tcBorders>
+              <w:top w:val="single" w:sz="8" w:space="0" w:color="000000"/>
+              <w:left w:val="single" w:sz="8" w:space="0" w:color="000000"/>
+              <w:bottom w:val="single" w:sz="8" w:space="0" w:color="000000"/>
+              <w:right w:val="single" w:sz="8" w:space="0" w:color="000000"/>
+            </w:tcBorders>
+          </w:tcPr>
           <w:p>
             <w:pPr>
               <w:pStyle w:val="Compact"/>
@@ -7451,7 +10777,14 @@
           <w:cantSplit/>
         </w:trPr>
         <w:tc>
-          <w:tcPr/>
+          <w:tcPr>
+            <w:tcBorders>
+              <w:top w:val="single" w:sz="8" w:space="0" w:color="000000"/>
+              <w:left w:val="single" w:sz="8" w:space="0" w:color="000000"/>
+              <w:bottom w:val="single" w:sz="8" w:space="0" w:color="000000"/>
+              <w:right w:val="single" w:sz="8" w:space="0" w:color="000000"/>
+            </w:tcBorders>
+          </w:tcPr>
           <w:p>
             <w:pPr>
               <w:pStyle w:val="Compact"/>
@@ -7464,7 +10797,14 @@
           </w:p>
         </w:tc>
         <w:tc>
-          <w:tcPr/>
+          <w:tcPr>
+            <w:tcBorders>
+              <w:top w:val="single" w:sz="8" w:space="0" w:color="000000"/>
+              <w:left w:val="single" w:sz="8" w:space="0" w:color="000000"/>
+              <w:bottom w:val="single" w:sz="8" w:space="0" w:color="000000"/>
+              <w:right w:val="single" w:sz="8" w:space="0" w:color="000000"/>
+            </w:tcBorders>
+          </w:tcPr>
           <w:p>
             <w:pPr>
               <w:pStyle w:val="Compact"/>
@@ -7483,7 +10823,14 @@
           </w:p>
         </w:tc>
         <w:tc>
-          <w:tcPr/>
+          <w:tcPr>
+            <w:tcBorders>
+              <w:top w:val="single" w:sz="8" w:space="0" w:color="000000"/>
+              <w:left w:val="single" w:sz="8" w:space="0" w:color="000000"/>
+              <w:bottom w:val="single" w:sz="8" w:space="0" w:color="000000"/>
+              <w:right w:val="single" w:sz="8" w:space="0" w:color="000000"/>
+            </w:tcBorders>
+          </w:tcPr>
           <w:p>
             <w:pPr>
               <w:pStyle w:val="Compact"/>
@@ -7496,7 +10843,14 @@
           </w:p>
         </w:tc>
         <w:tc>
-          <w:tcPr/>
+          <w:tcPr>
+            <w:tcBorders>
+              <w:top w:val="single" w:sz="8" w:space="0" w:color="000000"/>
+              <w:left w:val="single" w:sz="8" w:space="0" w:color="000000"/>
+              <w:bottom w:val="single" w:sz="8" w:space="0" w:color="000000"/>
+              <w:right w:val="single" w:sz="8" w:space="0" w:color="000000"/>
+            </w:tcBorders>
+          </w:tcPr>
           <w:p>
             <w:pPr>
               <w:pStyle w:val="Compact"/>
@@ -7509,7 +10863,14 @@
           </w:p>
         </w:tc>
         <w:tc>
-          <w:tcPr/>
+          <w:tcPr>
+            <w:tcBorders>
+              <w:top w:val="single" w:sz="8" w:space="0" w:color="000000"/>
+              <w:left w:val="single" w:sz="8" w:space="0" w:color="000000"/>
+              <w:bottom w:val="single" w:sz="8" w:space="0" w:color="000000"/>
+              <w:right w:val="single" w:sz="8" w:space="0" w:color="000000"/>
+            </w:tcBorders>
+          </w:tcPr>
           <w:p>
             <w:pPr>
               <w:pStyle w:val="Compact"/>
@@ -7530,7 +10891,14 @@
           </w:p>
         </w:tc>
         <w:tc>
-          <w:tcPr/>
+          <w:tcPr>
+            <w:tcBorders>
+              <w:top w:val="single" w:sz="8" w:space="0" w:color="000000"/>
+              <w:left w:val="single" w:sz="8" w:space="0" w:color="000000"/>
+              <w:bottom w:val="single" w:sz="8" w:space="0" w:color="000000"/>
+              <w:right w:val="single" w:sz="8" w:space="0" w:color="000000"/>
+            </w:tcBorders>
+          </w:tcPr>
           <w:p>
             <w:pPr>
               <w:pStyle w:val="Compact"/>

--- a/submission_upload/04_Supplementary/Supplementary_Material.docx
+++ b/submission_upload/04_Supplementary/Supplementary_Material.docx
@@ -219,7 +219,7 @@
         <w:pStyle w:val="FirstParagraph"/>
         <w:widowControl/>
         <w:spacing w:line="480" w:lineRule="auto" w:after="120"/>
-        <w:jc w:val="left"/>
+        <w:jc w:val="both"/>
       </w:pPr>
       <w:r>
         <w:t xml:space="preserve">This document contains the supplementary tables referenced in the main manuscript: per-participant demographics (S1), reported-condition data availability (S2), a MoCA-based cognitive-status sensitivity reanalysis (S3), a same-pair gravity-residual correction ablation (S4), a participant-clustered bootstrap of cohort-level accuracy (S5), a sensitivity analysis of the stride-pair mismatch filter (S6), and a correction-gain sensitivity analysis (S7).</w:t>
@@ -230,6 +230,7 @@
       <w:pPr>
         <w:pStyle w:val="Heading1"/>
         <w:spacing w:line="240" w:lineRule="auto"/>
+        <w:jc w:val="left"/>
       </w:pPr>
       <w:r>
         <w:t xml:space="preserve">S1. Per-participant demographics</w:t>
@@ -240,7 +241,7 @@
         <w:pStyle w:val="FirstParagraph"/>
         <w:widowControl/>
         <w:spacing w:line="480" w:lineRule="auto" w:after="120"/>
-        <w:jc w:val="left"/>
+        <w:jc w:val="both"/>
       </w:pPr>
       <w:r>
         <w:t xml:space="preserve">Table </w:t>
@@ -266,6 +267,7 @@
         <w:pStyle w:val="TableCaption"/>
         <w:keepNext/>
         <w:spacing w:line="240" w:lineRule="auto"/>
+        <w:jc w:val="left"/>
       </w:pPr>
       <w:r>
         <w:t>Table S1. Individual participant demographics. ID = numeric study code. MoCA = Montreal Cognitive Assessment total (/30). Cognitive = MoCA-defined screening group (CN = cognitively normal, MoCA  26; CI = cognitive impairment, MoCA 14–25). These labels do not denote clinical diagnoses. Excluded =  when the required heel-mounted recordings were unavailable.</w:t>
@@ -5792,6 +5794,7 @@
       <w:pPr>
         <w:pStyle w:val="Heading1"/>
         <w:spacing w:line="240" w:lineRule="auto"/>
+        <w:jc w:val="left"/>
       </w:pPr>
       <w:r>
         <w:t xml:space="preserve">S2. Reported-condition data availability</w:t>
@@ -5802,7 +5805,7 @@
         <w:pStyle w:val="FirstParagraph"/>
         <w:widowControl/>
         <w:spacing w:line="480" w:lineRule="auto" w:after="120"/>
-        <w:jc w:val="left"/>
+        <w:jc w:val="both"/>
       </w:pPr>
       <w:r>
         <w:rPr>
@@ -5837,7 +5840,7 @@
         <w:pStyle w:val="BodyText"/>
         <w:widowControl/>
         <w:spacing w:line="480" w:lineRule="auto" w:after="120"/>
-        <w:jc w:val="left"/>
+        <w:jc w:val="both"/>
       </w:pPr>
       <w:r>
         <w:t xml:space="preserve">The 126 available records contained 1</w:t>
@@ -5860,7 +5863,7 @@
         <w:pStyle w:val="BodyText"/>
         <w:widowControl/>
         <w:spacing w:line="480" w:lineRule="auto" w:after="120"/>
-        <w:jc w:val="left"/>
+        <w:jc w:val="both"/>
       </w:pPr>
       <w:r>
         <w:t xml:space="preserve">Three aligned walks did not enter stride pairing because a valid stride-level comparison was not possible. ID_107 single-task trial 2 OUT and ID_149 serial-2 trial 1 BACK contained an IMU event before mat entry that did not correspond to a GaitRite stride. ID_195 serial-7 trial 1 BACK contained inconsistent GaitRite heel-strike and stride-time records. These walk-level decisions were defined in the shared analysis configuration and did not remove the remaining walks from those participant-condition records.</w:t>
@@ -5872,6 +5875,7 @@
         <w:pStyle w:val="TableCaption"/>
         <w:keepNext/>
         <w:spacing w:line="240" w:lineRule="auto"/>
+        <w:jc w:val="left"/>
       </w:pPr>
       <w:r>
         <w:t>Table S2. Reported-condition records unavailable for paired ZUPT-GaitRite analysis. L2 = serial subtraction by 2.</w:t>
@@ -6107,6 +6111,7 @@
       <w:pPr>
         <w:pStyle w:val="Heading1"/>
         <w:spacing w:line="240" w:lineRule="auto"/>
+        <w:jc w:val="left"/>
       </w:pPr>
       <w:r>
         <w:t xml:space="preserve">S3. MoCA-based cognitive-status sensitivity reanalysis</w:t>
@@ -6117,7 +6122,7 @@
         <w:pStyle w:val="FirstParagraph"/>
         <w:widowControl/>
         <w:spacing w:line="480" w:lineRule="auto" w:after="120"/>
-        <w:jc w:val="left"/>
+        <w:jc w:val="both"/>
       </w:pPr>
       <w:r>
         <w:rPr>
@@ -6178,6 +6183,7 @@
         <w:pStyle w:val="TableCaption"/>
         <w:keepNext/>
         <w:spacing w:line="240" w:lineRule="auto"/>
+        <w:jc w:val="left"/>
       </w:pPr>
       <w:r>
         <w:t>Table S3. Cognitive-status sensitivity reanalysis. Primary = paper-reported MoCA-defined screening groups (all 32 participants, complete MoCA). Restricted CI = MoCA-defined CI group restricted to the twelve participants with MoCA 18–25, excluding the one participant at MoCA 17. MAE statistics are per-stride pooled.</w:t>
@@ -7033,6 +7039,7 @@
       <w:pPr>
         <w:pStyle w:val="Heading1"/>
         <w:spacing w:line="240" w:lineRule="auto"/>
+        <w:jc w:val="left"/>
       </w:pPr>
       <w:r>
         <w:t xml:space="preserve">S4. Gravity-residual correction ablation</w:t>
@@ -7043,7 +7050,7 @@
         <w:pStyle w:val="FirstParagraph"/>
         <w:widowControl/>
         <w:spacing w:line="480" w:lineRule="auto" w:after="120"/>
-        <w:jc w:val="left"/>
+        <w:jc w:val="both"/>
       </w:pPr>
       <w:r>
         <w:rPr>
@@ -7145,6 +7152,7 @@
         <w:keepNext/>
         <w:pageBreakBefore/>
         <w:spacing w:line="240" w:lineRule="auto"/>
+        <w:jc w:val="left"/>
       </w:pPr>
       <w:r>
         <w:t>Table S4. Gravity-residual correction ablation on the same 10,472 paired strides. ON = canonical pipeline and OFF = ablation. Bias = IMU minus GaitRite. Slope = proportional-bias regression of stride-level error on the mean of paired stride lengths.</w:t>
@@ -8874,6 +8882,7 @@
       <w:pPr>
         <w:pStyle w:val="Heading1"/>
         <w:spacing w:line="240" w:lineRule="auto"/>
+        <w:jc w:val="left"/>
       </w:pPr>
       <w:r>
         <w:t xml:space="preserve">S5. Bootstrap robustness of cohort-level accuracy</w:t>
@@ -8884,7 +8893,7 @@
         <w:pStyle w:val="FirstParagraph"/>
         <w:widowControl/>
         <w:spacing w:line="480" w:lineRule="auto" w:after="120"/>
-        <w:jc w:val="left"/>
+        <w:jc w:val="both"/>
       </w:pPr>
       <w:r>
         <w:rPr>
@@ -8923,6 +8932,7 @@
         <w:pStyle w:val="TableCaption"/>
         <w:keepNext/>
         <w:spacing w:line="240" w:lineRule="auto"/>
+        <w:jc w:val="left"/>
       </w:pPr>
       <w:r>
         <w:t>Table S5. Cohort-level accuracy metrics with 95% confidence intervals.</w:t>
@@ -9438,6 +9448,7 @@
       <w:pPr>
         <w:pStyle w:val="Heading1"/>
         <w:spacing w:line="240" w:lineRule="auto"/>
+        <w:jc w:val="left"/>
       </w:pPr>
       <w:r>
         <w:t xml:space="preserve">S6. Sensitivity to the stride-pair mismatch filter</w:t>
@@ -9448,7 +9459,7 @@
         <w:pStyle w:val="FirstParagraph"/>
         <w:widowControl/>
         <w:spacing w:line="480" w:lineRule="auto" w:after="120"/>
-        <w:jc w:val="left"/>
+        <w:jc w:val="both"/>
       </w:pPr>
       <w:r>
         <w:rPr>
@@ -9492,7 +9503,7 @@
         <w:pStyle w:val="BodyText"/>
         <w:widowControl/>
         <w:spacing w:line="480" w:lineRule="auto" w:after="120"/>
-        <w:jc w:val="left"/>
+        <w:jc w:val="both"/>
       </w:pPr>
       <w:r>
         <w:t xml:space="preserve">The filter removed 22 strides (0.21% of the unfiltered pool). Their median stride-length error was</w:t>
@@ -9521,6 +9532,7 @@
         <w:pStyle w:val="TableCaption"/>
         <w:keepNext/>
         <w:spacing w:line="240" w:lineRule="auto"/>
+        <w:jc w:val="left"/>
       </w:pPr>
       <w:r>
         <w:t>Table S6. Stride-length accuracy with and without the stride-pair mismatch filter. The filter restricted IMU stride length and stride time to 50–150% of the matched GaitRite value. No mismatch filter = both checks omitted, with all other filtering and matching rules unchanged. Bias = IMU minus GaitRite.</w:t>
@@ -9981,6 +9993,7 @@
       <w:pPr>
         <w:pStyle w:val="Heading1"/>
         <w:spacing w:line="240" w:lineRule="auto"/>
+        <w:jc w:val="left"/>
       </w:pPr>
       <w:r>
         <w:t xml:space="preserve">S7. Gravity-residual correction gain sensitivity</w:t>
@@ -9991,7 +10004,7 @@
         <w:pStyle w:val="FirstParagraph"/>
         <w:widowControl/>
         <w:spacing w:line="480" w:lineRule="auto" w:after="120"/>
-        <w:jc w:val="left"/>
+        <w:jc w:val="both"/>
       </w:pPr>
       <w:r>
         <w:rPr>
@@ -10024,6 +10037,7 @@
         <w:pStyle w:val="TableCaption"/>
         <w:keepNext/>
         <w:spacing w:line="240" w:lineRule="auto"/>
+        <w:jc w:val="left"/>
       </w:pPr>
       <w:r>
         <w:t>Table S7. Sensitivity of pooled stride-length accuracy to the retroactive gravity-residual correction gain. Bias = IMU minus GaitRite.</w:t>

--- a/submission_upload/04_Supplementary/Supplementary_Material.docx
+++ b/submission_upload/04_Supplementary/Supplementary_Material.docx
@@ -7,11 +7,16 @@
         <w:pStyle w:val="Title"/>
         <w:spacing w:after="240"/>
         <w:jc w:val="left"/>
+        <w:rPr>
+          <w:rFonts w:ascii="Times New Roman" w:hAnsi="Times New Roman"/>
+          <w:bCs/>
+          <w:sz w:val="20"/>
+        </w:rPr>
       </w:pPr>
       <w:r>
         <w:rPr>
           <w:rFonts w:ascii="Times New Roman" w:hAnsi="Times New Roman"/>
-          <w:b/>
+          <w:bCs/>
           <w:sz w:val="24"/>
         </w:rPr>
         <w:t>Supplementary Information</w:t>
@@ -19,201 +24,54 @@
       <w:r>
         <w:rPr>
           <w:rFonts w:ascii="Times New Roman" w:hAnsi="Times New Roman"/>
-          <w:b/>
+          <w:bCs/>
           <w:sz w:val="24"/>
         </w:rPr>
         <w:br/>
       </w:r>
-      <w:r>
-        <w:rPr>
-          <w:rFonts w:ascii="Times New Roman" w:hAnsi="Times New Roman"/>
-          <w:b/>
-          <w:sz w:val="24"/>
-        </w:rPr>
-        <w:br/>
-      </w:r>
-      <w:r>
-        <w:rPr>
-          <w:rFonts w:ascii="Times New Roman" w:hAnsi="Times New Roman"/>
-          <w:b/>
-          <w:sz w:val="24"/>
-        </w:rPr>
-        <w:t>Criterion validity of heel-mounted inertial sensors for stride-length estimation during single- and dual-task walking in older adults with and without cognitive impairment</w:t>
-      </w:r>
     </w:p>
     <w:p>
       <w:pPr>
-        <w:pStyle w:val="Author"/>
-        <w:spacing w:after="0"/>
-        <w:jc w:val="left"/>
+        <w:pStyle w:val="FirstParagraph"/>
+        <w:spacing w:after="120" w:line="480" w:lineRule="auto"/>
+        <w:jc w:val="both"/>
+        <w:rPr>
+          <w:bCs/>
+        </w:rPr>
       </w:pPr>
       <w:r>
         <w:rPr>
-          <w:rFonts w:ascii="Times New Roman" w:hAnsi="Times New Roman"/>
+          <w:bCs/>
         </w:rPr>
-        <w:t>Pawel Kudzia [1,*]</w:t>
-      </w:r>
-    </w:p>
-    <w:p>
-      <w:pPr>
-        <w:pStyle w:val="Author"/>
-        <w:spacing w:after="0"/>
-        <w:jc w:val="left"/>
-      </w:pPr>
-      <w:r>
-        <w:rPr>
-          <w:rFonts w:ascii="Times New Roman" w:hAnsi="Times New Roman"/>
-        </w:rPr>
-        <w:t>Markus von Hacht [1]</w:t>
-      </w:r>
-    </w:p>
-    <w:p>
-      <w:pPr>
-        <w:pStyle w:val="Author"/>
-        <w:spacing w:after="0"/>
-        <w:jc w:val="left"/>
-      </w:pPr>
-      <w:r>
-        <w:rPr>
-          <w:rFonts w:ascii="Times New Roman" w:hAnsi="Times New Roman"/>
-        </w:rPr>
-        <w:t>Maryam Sheikhi [1]</w:t>
-      </w:r>
-    </w:p>
-    <w:p>
-      <w:pPr>
-        <w:pStyle w:val="Author"/>
-        <w:spacing w:after="0"/>
-        <w:jc w:val="left"/>
-      </w:pPr>
-      <w:r>
-        <w:rPr>
-          <w:rFonts w:ascii="Times New Roman" w:hAnsi="Times New Roman"/>
-        </w:rPr>
-        <w:t>Drew Commandeur [1]</w:t>
-      </w:r>
-    </w:p>
-    <w:p>
-      <w:pPr>
-        <w:pStyle w:val="Author"/>
-        <w:spacing w:after="0"/>
-        <w:jc w:val="left"/>
-      </w:pPr>
-      <w:r>
-        <w:rPr>
-          <w:rFonts w:ascii="Times New Roman" w:hAnsi="Times New Roman"/>
-        </w:rPr>
-        <w:t>Marc Klimstra [1,2]</w:t>
-      </w:r>
-    </w:p>
-    <w:p>
-      <w:pPr>
-        <w:pStyle w:val="Author"/>
-        <w:spacing w:after="0"/>
-        <w:jc w:val="left"/>
-      </w:pPr>
-      <w:r>
-        <w:rPr>
-          <w:rFonts w:ascii="Times New Roman" w:hAnsi="Times New Roman"/>
-        </w:rPr>
-        <w:t>Sandra Hundza [1,3]</w:t>
-      </w:r>
-    </w:p>
-    <w:p>
-      <w:pPr>
-        <w:spacing w:after="120"/>
-      </w:pPr>
-      <w:r>
-        <w:rPr>
-          <w:rFonts w:ascii="Times New Roman" w:hAnsi="Times New Roman"/>
-          <w:sz w:val="20"/>
-        </w:rPr>
-        <w:t>1 Motion, Mobility and Rehabilitation Lab, School of Exercise Science, Physical and Health Education, University of Victoria, Victoria, BC, Canada</w:t>
-      </w:r>
-    </w:p>
-    <w:p>
-      <w:pPr>
-        <w:spacing w:after="120"/>
-      </w:pPr>
-      <w:r>
-        <w:rPr>
-          <w:rFonts w:ascii="Times New Roman" w:hAnsi="Times New Roman"/>
-          <w:sz w:val="20"/>
-        </w:rPr>
-        <w:t>2 Canadian Sport Institute-Pacific, Victoria, BC, Canada</w:t>
-      </w:r>
-    </w:p>
-    <w:p>
-      <w:pPr>
-        <w:spacing w:after="120"/>
-      </w:pPr>
-      <w:r>
-        <w:rPr>
-          <w:rFonts w:ascii="Times New Roman" w:hAnsi="Times New Roman"/>
-          <w:sz w:val="20"/>
-        </w:rPr>
-        <w:t>3 Institute on Aging and Lifelong Health, Victoria, BC</w:t>
+        <w:t>This document contains the supplementary tables referenced in the main manuscript: per-participant demographics (S1), reported-condition data availability (S2), a MoCA-based cognitive-status sensitivity reanalysis (S3), a same-pair gravity-residual correction ablation (S4), a participant-clustered bootstrap of cohort-level accuracy (S5), a sensitivity analysis of the stride-pair mismatch filter (S6), and a correction-gain sensitivity analysis (S7).</w:t>
       </w:r>
     </w:p>
     <w:p>
       <w:pPr>
         <w:spacing w:after="120"/>
         <w:rPr>
-          <w:rFonts w:ascii="Times New Roman" w:hAnsi="Times New Roman"/>
-          <w:sz w:val="20"/>
+          <w:bCs/>
         </w:rPr>
       </w:pPr>
       <w:r>
         <w:rPr>
-          <w:rFonts w:ascii="Times New Roman" w:hAnsi="Times New Roman"/>
-          <w:sz w:val="20"/>
+          <w:bCs/>
         </w:rPr>
-        <w:t xml:space="preserve">* Corresponding author: </w:t>
-      </w:r>
-      <w:hyperlink r:id="rId5" w:history="1">
-        <w:r>
-          <w:rPr>
-            <w:rStyle w:val="Hyperlink"/>
-            <w:rFonts w:ascii="Times New Roman" w:hAnsi="Times New Roman"/>
-            <w:sz w:val="20"/>
-          </w:rPr>
-          <w:t>pawel.kudzia5@gmail.com</w:t>
-        </w:r>
-      </w:hyperlink>
-    </w:p>
-    <w:p>
-      <w:pPr>
-        <w:spacing w:after="120"/>
-        <w:rPr>
-          <w:rFonts w:ascii="Times New Roman" w:hAnsi="Times New Roman"/>
-          <w:sz w:val="20"/>
-        </w:rPr>
-      </w:pPr>
-    </w:p>
-    <w:p>
-      <w:pPr>
-        <w:pStyle w:val="FirstParagraph"/>
-        <w:spacing w:after="120" w:line="480" w:lineRule="auto"/>
-        <w:jc w:val="both"/>
-      </w:pPr>
-      <w:r>
-        <w:t>This document contains the supplementary tables referenced in the main manuscript: per-participant demographics (S1), reported-condition data availability (S2), a MoCA-based cognitive-status sensitivity reanalysis (S3), a same-pair gravity-residual correction ablation (S4), a participant-clustered bootstrap of cohort-level accuracy (S5), a sensitivity analysis of the stride-pair mismatch filter (S6), and a correction-gain sensitivity analysis (S7).</w:t>
-      </w:r>
-    </w:p>
-    <w:p>
-      <w:pPr>
-        <w:spacing w:after="120"/>
-      </w:pPr>
-      <w:r>
         <w:br w:type="page"/>
       </w:r>
     </w:p>
     <w:p>
       <w:pPr>
         <w:pStyle w:val="Heading1"/>
+        <w:rPr>
+          <w:bCs/>
+        </w:rPr>
       </w:pPr>
       <w:bookmarkStart w:id="0" w:name="s1.-per-participant-demographics"/>
       <w:r>
+        <w:rPr>
+          <w:bCs/>
+        </w:rPr>
         <w:lastRenderedPageBreak/>
         <w:t>S1. Per-participant demographics</w:t>
       </w:r>
@@ -223,29 +81,59 @@
         <w:pStyle w:val="FirstParagraph"/>
         <w:spacing w:after="120" w:line="480" w:lineRule="auto"/>
         <w:jc w:val="both"/>
+        <w:rPr>
+          <w:bCs/>
+        </w:rPr>
       </w:pPr>
       <w:r>
+        <w:rPr>
+          <w:bCs/>
+        </w:rPr>
         <w:t>Table </w:t>
       </w:r>
       <w:hyperlink w:anchor="tab:s_demographics">
         <w:r>
           <w:rPr>
             <w:rStyle w:val="Hyperlink"/>
+            <w:bCs/>
           </w:rPr>
           <w:t>S1</w:t>
         </w:r>
       </w:hyperlink>
       <w:r>
+        <w:rPr>
+          <w:bCs/>
+        </w:rPr>
         <w:t xml:space="preserve"> lists demographic characteristics for all 33 enrolled participants. We excluded one participant (ID_191) because the available recordings used shank and hip sensors rather than the heel-mounted sensors required for this validation. The remaining 32 participants contributed every reported condition for which the paired source data were available.</w:t>
       </w:r>
     </w:p>
     <w:p>
       <w:pPr>
         <w:pStyle w:val="TableCaption"/>
+        <w:rPr>
+          <w:bCs/>
+        </w:rPr>
       </w:pPr>
       <w:bookmarkStart w:id="1" w:name="tab:s_demographics"/>
       <w:r>
-        <w:t>Table S1. Individual participant demographics. ID = numeric study code. MoCA = Montreal Cognitive Assessment total (/30). Cognitive = MoCA-defined screening group (CN = cognitively normal, MoCA  26; CI = cognitive impairment, MoCA 14–25). These labels do not denote clinical diagnoses. Excluded =  when the required heel-mounted recordings were unavailable.</w:t>
+        <w:rPr>
+          <w:bCs/>
+        </w:rPr>
+        <w:t xml:space="preserve">Table S1. Individual participant demographics. ID = numeric study code. MoCA = Montreal Cognitive Assessment total (/30). Cognitive = MoCA-defined screening group (CN = cognitively normal, MoCA  26; CI = cognitive impairment, MoCA 14–25). These labels do not denote clinical diagnoses. Excluded </w:t>
+      </w:r>
+      <w:proofErr w:type="gramStart"/>
+      <w:r>
+        <w:rPr>
+          <w:bCs/>
+        </w:rPr>
+        <w:t>=  when</w:t>
+      </w:r>
+      <w:proofErr w:type="gramEnd"/>
+      <w:r>
+        <w:rPr>
+          <w:bCs/>
+        </w:rPr>
+        <w:t xml:space="preserve"> the required heel-mounted recordings were unavailable.</w:t>
       </w:r>
     </w:p>
     <w:tbl>
@@ -291,8 +179,14 @@
           <w:p>
             <w:pPr>
               <w:pStyle w:val="Compact"/>
-            </w:pPr>
-            <w:r>
+              <w:rPr>
+                <w:bCs/>
+              </w:rPr>
+            </w:pPr>
+            <w:r>
+              <w:rPr>
+                <w:bCs/>
+              </w:rPr>
               <w:t>ID</w:t>
             </w:r>
           </w:p>
@@ -311,8 +205,14 @@
             <w:pPr>
               <w:pStyle w:val="Compact"/>
               <w:jc w:val="center"/>
-            </w:pPr>
-            <w:r>
+              <w:rPr>
+                <w:bCs/>
+              </w:rPr>
+            </w:pPr>
+            <w:r>
+              <w:rPr>
+                <w:bCs/>
+              </w:rPr>
               <w:t>Age</w:t>
             </w:r>
           </w:p>
@@ -331,8 +231,14 @@
             <w:pPr>
               <w:pStyle w:val="Compact"/>
               <w:jc w:val="center"/>
-            </w:pPr>
-            <w:r>
+              <w:rPr>
+                <w:bCs/>
+              </w:rPr>
+            </w:pPr>
+            <w:r>
+              <w:rPr>
+                <w:bCs/>
+              </w:rPr>
               <w:t>Sex</w:t>
             </w:r>
           </w:p>
@@ -351,8 +257,14 @@
             <w:pPr>
               <w:pStyle w:val="Compact"/>
               <w:jc w:val="right"/>
-            </w:pPr>
-            <w:r>
+              <w:rPr>
+                <w:bCs/>
+              </w:rPr>
+            </w:pPr>
+            <w:r>
+              <w:rPr>
+                <w:bCs/>
+              </w:rPr>
               <w:t>Height (cm)</w:t>
             </w:r>
           </w:p>
@@ -371,8 +283,14 @@
             <w:pPr>
               <w:pStyle w:val="Compact"/>
               <w:jc w:val="right"/>
-            </w:pPr>
-            <w:r>
+              <w:rPr>
+                <w:bCs/>
+              </w:rPr>
+            </w:pPr>
+            <w:r>
+              <w:rPr>
+                <w:bCs/>
+              </w:rPr>
               <w:t>Mass (kg)</w:t>
             </w:r>
           </w:p>
@@ -391,8 +309,14 @@
             <w:pPr>
               <w:pStyle w:val="Compact"/>
               <w:jc w:val="right"/>
-            </w:pPr>
-            <w:r>
+              <w:rPr>
+                <w:bCs/>
+              </w:rPr>
+            </w:pPr>
+            <w:r>
+              <w:rPr>
+                <w:bCs/>
+              </w:rPr>
               <w:t>MoCA</w:t>
             </w:r>
           </w:p>
@@ -411,8 +335,14 @@
             <w:pPr>
               <w:pStyle w:val="Compact"/>
               <w:jc w:val="center"/>
-            </w:pPr>
-            <w:r>
+              <w:rPr>
+                <w:bCs/>
+              </w:rPr>
+            </w:pPr>
+            <w:r>
+              <w:rPr>
+                <w:bCs/>
+              </w:rPr>
               <w:t>Cognitive</w:t>
             </w:r>
           </w:p>
@@ -431,8 +361,14 @@
             <w:pPr>
               <w:pStyle w:val="Compact"/>
               <w:jc w:val="center"/>
-            </w:pPr>
-            <w:r>
+              <w:rPr>
+                <w:bCs/>
+              </w:rPr>
+            </w:pPr>
+            <w:r>
+              <w:rPr>
+                <w:bCs/>
+              </w:rPr>
               <w:t>Excluded</w:t>
             </w:r>
           </w:p>
@@ -455,8 +391,14 @@
           <w:p>
             <w:pPr>
               <w:pStyle w:val="Compact"/>
-            </w:pPr>
-            <w:r>
+              <w:rPr>
+                <w:bCs/>
+              </w:rPr>
+            </w:pPr>
+            <w:r>
+              <w:rPr>
+                <w:bCs/>
+              </w:rPr>
               <w:t>ID_194</w:t>
             </w:r>
           </w:p>
@@ -475,8 +417,14 @@
             <w:pPr>
               <w:pStyle w:val="Compact"/>
               <w:jc w:val="center"/>
-            </w:pPr>
-            <w:r>
+              <w:rPr>
+                <w:bCs/>
+              </w:rPr>
+            </w:pPr>
+            <w:r>
+              <w:rPr>
+                <w:bCs/>
+              </w:rPr>
               <w:t>60</w:t>
             </w:r>
           </w:p>
@@ -495,8 +443,14 @@
             <w:pPr>
               <w:pStyle w:val="Compact"/>
               <w:jc w:val="center"/>
-            </w:pPr>
-            <w:r>
+              <w:rPr>
+                <w:bCs/>
+              </w:rPr>
+            </w:pPr>
+            <w:r>
+              <w:rPr>
+                <w:bCs/>
+              </w:rPr>
               <w:t>F</w:t>
             </w:r>
           </w:p>
@@ -515,8 +469,14 @@
             <w:pPr>
               <w:pStyle w:val="Compact"/>
               <w:jc w:val="right"/>
-            </w:pPr>
-            <w:r>
+              <w:rPr>
+                <w:bCs/>
+              </w:rPr>
+            </w:pPr>
+            <w:r>
+              <w:rPr>
+                <w:bCs/>
+              </w:rPr>
               <w:t>166.0</w:t>
             </w:r>
           </w:p>
@@ -535,8 +495,14 @@
             <w:pPr>
               <w:pStyle w:val="Compact"/>
               <w:jc w:val="right"/>
-            </w:pPr>
-            <w:r>
+              <w:rPr>
+                <w:bCs/>
+              </w:rPr>
+            </w:pPr>
+            <w:r>
+              <w:rPr>
+                <w:bCs/>
+              </w:rPr>
               <w:t>89.5</w:t>
             </w:r>
           </w:p>
@@ -555,8 +521,14 @@
             <w:pPr>
               <w:pStyle w:val="Compact"/>
               <w:jc w:val="right"/>
-            </w:pPr>
-            <w:r>
+              <w:rPr>
+                <w:bCs/>
+              </w:rPr>
+            </w:pPr>
+            <w:r>
+              <w:rPr>
+                <w:bCs/>
+              </w:rPr>
               <w:t>27</w:t>
             </w:r>
           </w:p>
@@ -575,8 +547,14 @@
             <w:pPr>
               <w:pStyle w:val="Compact"/>
               <w:jc w:val="center"/>
-            </w:pPr>
-            <w:r>
+              <w:rPr>
+                <w:bCs/>
+              </w:rPr>
+            </w:pPr>
+            <w:r>
+              <w:rPr>
+                <w:bCs/>
+              </w:rPr>
               <w:t>CN</w:t>
             </w:r>
           </w:p>
@@ -594,6 +572,9 @@
           <w:p>
             <w:pPr>
               <w:pStyle w:val="Compact"/>
+              <w:rPr>
+                <w:bCs/>
+              </w:rPr>
             </w:pPr>
           </w:p>
         </w:tc>
@@ -615,8 +596,14 @@
           <w:p>
             <w:pPr>
               <w:pStyle w:val="Compact"/>
-            </w:pPr>
-            <w:r>
+              <w:rPr>
+                <w:bCs/>
+              </w:rPr>
+            </w:pPr>
+            <w:r>
+              <w:rPr>
+                <w:bCs/>
+              </w:rPr>
               <w:t>ID_104</w:t>
             </w:r>
           </w:p>
@@ -635,8 +622,14 @@
             <w:pPr>
               <w:pStyle w:val="Compact"/>
               <w:jc w:val="center"/>
-            </w:pPr>
-            <w:r>
+              <w:rPr>
+                <w:bCs/>
+              </w:rPr>
+            </w:pPr>
+            <w:r>
+              <w:rPr>
+                <w:bCs/>
+              </w:rPr>
               <w:t>80</w:t>
             </w:r>
           </w:p>
@@ -655,8 +648,14 @@
             <w:pPr>
               <w:pStyle w:val="Compact"/>
               <w:jc w:val="center"/>
-            </w:pPr>
-            <w:r>
+              <w:rPr>
+                <w:bCs/>
+              </w:rPr>
+            </w:pPr>
+            <w:r>
+              <w:rPr>
+                <w:bCs/>
+              </w:rPr>
               <w:t>F</w:t>
             </w:r>
           </w:p>
@@ -675,8 +674,14 @@
             <w:pPr>
               <w:pStyle w:val="Compact"/>
               <w:jc w:val="right"/>
-            </w:pPr>
-            <w:r>
+              <w:rPr>
+                <w:bCs/>
+              </w:rPr>
+            </w:pPr>
+            <w:r>
+              <w:rPr>
+                <w:bCs/>
+              </w:rPr>
               <w:t>159.0</w:t>
             </w:r>
           </w:p>
@@ -695,8 +700,14 @@
             <w:pPr>
               <w:pStyle w:val="Compact"/>
               <w:jc w:val="right"/>
-            </w:pPr>
-            <w:r>
+              <w:rPr>
+                <w:bCs/>
+              </w:rPr>
+            </w:pPr>
+            <w:r>
+              <w:rPr>
+                <w:bCs/>
+              </w:rPr>
               <w:t>75.0</w:t>
             </w:r>
           </w:p>
@@ -715,8 +726,14 @@
             <w:pPr>
               <w:pStyle w:val="Compact"/>
               <w:jc w:val="right"/>
-            </w:pPr>
-            <w:r>
+              <w:rPr>
+                <w:bCs/>
+              </w:rPr>
+            </w:pPr>
+            <w:r>
+              <w:rPr>
+                <w:bCs/>
+              </w:rPr>
               <w:t>17</w:t>
             </w:r>
           </w:p>
@@ -735,8 +752,14 @@
             <w:pPr>
               <w:pStyle w:val="Compact"/>
               <w:jc w:val="center"/>
-            </w:pPr>
-            <w:r>
+              <w:rPr>
+                <w:bCs/>
+              </w:rPr>
+            </w:pPr>
+            <w:r>
+              <w:rPr>
+                <w:bCs/>
+              </w:rPr>
               <w:t>CI</w:t>
             </w:r>
           </w:p>
@@ -754,6 +777,9 @@
           <w:p>
             <w:pPr>
               <w:pStyle w:val="Compact"/>
+              <w:rPr>
+                <w:bCs/>
+              </w:rPr>
             </w:pPr>
           </w:p>
         </w:tc>
@@ -775,8 +801,14 @@
           <w:p>
             <w:pPr>
               <w:pStyle w:val="Compact"/>
-            </w:pPr>
-            <w:r>
+              <w:rPr>
+                <w:bCs/>
+              </w:rPr>
+            </w:pPr>
+            <w:r>
+              <w:rPr>
+                <w:bCs/>
+              </w:rPr>
               <w:t>ID_171</w:t>
             </w:r>
           </w:p>
@@ -795,8 +827,14 @@
             <w:pPr>
               <w:pStyle w:val="Compact"/>
               <w:jc w:val="center"/>
-            </w:pPr>
-            <w:r>
+              <w:rPr>
+                <w:bCs/>
+              </w:rPr>
+            </w:pPr>
+            <w:r>
+              <w:rPr>
+                <w:bCs/>
+              </w:rPr>
               <w:t>66</w:t>
             </w:r>
           </w:p>
@@ -815,8 +853,14 @@
             <w:pPr>
               <w:pStyle w:val="Compact"/>
               <w:jc w:val="center"/>
-            </w:pPr>
-            <w:r>
+              <w:rPr>
+                <w:bCs/>
+              </w:rPr>
+            </w:pPr>
+            <w:r>
+              <w:rPr>
+                <w:bCs/>
+              </w:rPr>
               <w:t>F</w:t>
             </w:r>
           </w:p>
@@ -835,8 +879,14 @@
             <w:pPr>
               <w:pStyle w:val="Compact"/>
               <w:jc w:val="right"/>
-            </w:pPr>
-            <w:r>
+              <w:rPr>
+                <w:bCs/>
+              </w:rPr>
+            </w:pPr>
+            <w:r>
+              <w:rPr>
+                <w:bCs/>
+              </w:rPr>
               <w:t>168.0</w:t>
             </w:r>
           </w:p>
@@ -855,8 +905,14 @@
             <w:pPr>
               <w:pStyle w:val="Compact"/>
               <w:jc w:val="right"/>
-            </w:pPr>
-            <w:r>
+              <w:rPr>
+                <w:bCs/>
+              </w:rPr>
+            </w:pPr>
+            <w:r>
+              <w:rPr>
+                <w:bCs/>
+              </w:rPr>
               <w:t>65.4</w:t>
             </w:r>
           </w:p>
@@ -875,8 +931,14 @@
             <w:pPr>
               <w:pStyle w:val="Compact"/>
               <w:jc w:val="right"/>
-            </w:pPr>
-            <w:r>
+              <w:rPr>
+                <w:bCs/>
+              </w:rPr>
+            </w:pPr>
+            <w:r>
+              <w:rPr>
+                <w:bCs/>
+              </w:rPr>
               <w:t>30</w:t>
             </w:r>
           </w:p>
@@ -895,8 +957,14 @@
             <w:pPr>
               <w:pStyle w:val="Compact"/>
               <w:jc w:val="center"/>
-            </w:pPr>
-            <w:r>
+              <w:rPr>
+                <w:bCs/>
+              </w:rPr>
+            </w:pPr>
+            <w:r>
+              <w:rPr>
+                <w:bCs/>
+              </w:rPr>
               <w:t>CN</w:t>
             </w:r>
           </w:p>
@@ -914,6 +982,9 @@
           <w:p>
             <w:pPr>
               <w:pStyle w:val="Compact"/>
+              <w:rPr>
+                <w:bCs/>
+              </w:rPr>
             </w:pPr>
           </w:p>
         </w:tc>
@@ -935,8 +1006,14 @@
           <w:p>
             <w:pPr>
               <w:pStyle w:val="Compact"/>
-            </w:pPr>
-            <w:r>
+              <w:rPr>
+                <w:bCs/>
+              </w:rPr>
+            </w:pPr>
+            <w:r>
+              <w:rPr>
+                <w:bCs/>
+              </w:rPr>
               <w:t>ID_107</w:t>
             </w:r>
           </w:p>
@@ -955,8 +1032,14 @@
             <w:pPr>
               <w:pStyle w:val="Compact"/>
               <w:jc w:val="center"/>
-            </w:pPr>
-            <w:r>
+              <w:rPr>
+                <w:bCs/>
+              </w:rPr>
+            </w:pPr>
+            <w:r>
+              <w:rPr>
+                <w:bCs/>
+              </w:rPr>
               <w:t>75</w:t>
             </w:r>
           </w:p>
@@ -975,8 +1058,14 @@
             <w:pPr>
               <w:pStyle w:val="Compact"/>
               <w:jc w:val="center"/>
-            </w:pPr>
-            <w:r>
+              <w:rPr>
+                <w:bCs/>
+              </w:rPr>
+            </w:pPr>
+            <w:r>
+              <w:rPr>
+                <w:bCs/>
+              </w:rPr>
               <w:t>F</w:t>
             </w:r>
           </w:p>
@@ -995,8 +1084,14 @@
             <w:pPr>
               <w:pStyle w:val="Compact"/>
               <w:jc w:val="right"/>
-            </w:pPr>
-            <w:r>
+              <w:rPr>
+                <w:bCs/>
+              </w:rPr>
+            </w:pPr>
+            <w:r>
+              <w:rPr>
+                <w:bCs/>
+              </w:rPr>
               <w:t>163.0</w:t>
             </w:r>
           </w:p>
@@ -1015,8 +1110,14 @@
             <w:pPr>
               <w:pStyle w:val="Compact"/>
               <w:jc w:val="right"/>
-            </w:pPr>
-            <w:r>
+              <w:rPr>
+                <w:bCs/>
+              </w:rPr>
+            </w:pPr>
+            <w:r>
+              <w:rPr>
+                <w:bCs/>
+              </w:rPr>
               <w:t>66.9</w:t>
             </w:r>
           </w:p>
@@ -1035,8 +1136,14 @@
             <w:pPr>
               <w:pStyle w:val="Compact"/>
               <w:jc w:val="right"/>
-            </w:pPr>
-            <w:r>
+              <w:rPr>
+                <w:bCs/>
+              </w:rPr>
+            </w:pPr>
+            <w:r>
+              <w:rPr>
+                <w:bCs/>
+              </w:rPr>
               <w:t>27</w:t>
             </w:r>
           </w:p>
@@ -1055,8 +1162,14 @@
             <w:pPr>
               <w:pStyle w:val="Compact"/>
               <w:jc w:val="center"/>
-            </w:pPr>
-            <w:r>
+              <w:rPr>
+                <w:bCs/>
+              </w:rPr>
+            </w:pPr>
+            <w:r>
+              <w:rPr>
+                <w:bCs/>
+              </w:rPr>
               <w:t>CN</w:t>
             </w:r>
           </w:p>
@@ -1074,6 +1187,9 @@
           <w:p>
             <w:pPr>
               <w:pStyle w:val="Compact"/>
+              <w:rPr>
+                <w:bCs/>
+              </w:rPr>
             </w:pPr>
           </w:p>
         </w:tc>
@@ -1095,8 +1211,14 @@
           <w:p>
             <w:pPr>
               <w:pStyle w:val="Compact"/>
-            </w:pPr>
-            <w:r>
+              <w:rPr>
+                <w:bCs/>
+              </w:rPr>
+            </w:pPr>
+            <w:r>
+              <w:rPr>
+                <w:bCs/>
+              </w:rPr>
               <w:t>ID_196</w:t>
             </w:r>
           </w:p>
@@ -1115,8 +1237,14 @@
             <w:pPr>
               <w:pStyle w:val="Compact"/>
               <w:jc w:val="center"/>
-            </w:pPr>
-            <w:r>
+              <w:rPr>
+                <w:bCs/>
+              </w:rPr>
+            </w:pPr>
+            <w:r>
+              <w:rPr>
+                <w:bCs/>
+              </w:rPr>
               <w:t>71</w:t>
             </w:r>
           </w:p>
@@ -1135,8 +1263,14 @@
             <w:pPr>
               <w:pStyle w:val="Compact"/>
               <w:jc w:val="center"/>
-            </w:pPr>
-            <w:r>
+              <w:rPr>
+                <w:bCs/>
+              </w:rPr>
+            </w:pPr>
+            <w:r>
+              <w:rPr>
+                <w:bCs/>
+              </w:rPr>
               <w:t>F</w:t>
             </w:r>
           </w:p>
@@ -1155,8 +1289,14 @@
             <w:pPr>
               <w:pStyle w:val="Compact"/>
               <w:jc w:val="right"/>
-            </w:pPr>
-            <w:r>
+              <w:rPr>
+                <w:bCs/>
+              </w:rPr>
+            </w:pPr>
+            <w:r>
+              <w:rPr>
+                <w:bCs/>
+              </w:rPr>
               <w:t>168.4</w:t>
             </w:r>
           </w:p>
@@ -1175,8 +1315,14 @@
             <w:pPr>
               <w:pStyle w:val="Compact"/>
               <w:jc w:val="right"/>
-            </w:pPr>
-            <w:r>
+              <w:rPr>
+                <w:bCs/>
+              </w:rPr>
+            </w:pPr>
+            <w:r>
+              <w:rPr>
+                <w:bCs/>
+              </w:rPr>
               <w:t>70.5</w:t>
             </w:r>
           </w:p>
@@ -1195,8 +1341,14 @@
             <w:pPr>
               <w:pStyle w:val="Compact"/>
               <w:jc w:val="right"/>
-            </w:pPr>
-            <w:r>
+              <w:rPr>
+                <w:bCs/>
+              </w:rPr>
+            </w:pPr>
+            <w:r>
+              <w:rPr>
+                <w:bCs/>
+              </w:rPr>
               <w:t>28</w:t>
             </w:r>
           </w:p>
@@ -1215,8 +1367,14 @@
             <w:pPr>
               <w:pStyle w:val="Compact"/>
               <w:jc w:val="center"/>
-            </w:pPr>
-            <w:r>
+              <w:rPr>
+                <w:bCs/>
+              </w:rPr>
+            </w:pPr>
+            <w:r>
+              <w:rPr>
+                <w:bCs/>
+              </w:rPr>
               <w:t>CN</w:t>
             </w:r>
           </w:p>
@@ -1234,6 +1392,9 @@
           <w:p>
             <w:pPr>
               <w:pStyle w:val="Compact"/>
+              <w:rPr>
+                <w:bCs/>
+              </w:rPr>
             </w:pPr>
           </w:p>
         </w:tc>
@@ -1255,8 +1416,14 @@
           <w:p>
             <w:pPr>
               <w:pStyle w:val="Compact"/>
-            </w:pPr>
-            <w:r>
+              <w:rPr>
+                <w:bCs/>
+              </w:rPr>
+            </w:pPr>
+            <w:r>
+              <w:rPr>
+                <w:bCs/>
+              </w:rPr>
               <w:t>ID_139</w:t>
             </w:r>
           </w:p>
@@ -1275,8 +1442,14 @@
             <w:pPr>
               <w:pStyle w:val="Compact"/>
               <w:jc w:val="center"/>
-            </w:pPr>
-            <w:r>
+              <w:rPr>
+                <w:bCs/>
+              </w:rPr>
+            </w:pPr>
+            <w:r>
+              <w:rPr>
+                <w:bCs/>
+              </w:rPr>
               <w:t>73</w:t>
             </w:r>
           </w:p>
@@ -1295,8 +1468,14 @@
             <w:pPr>
               <w:pStyle w:val="Compact"/>
               <w:jc w:val="center"/>
-            </w:pPr>
-            <w:r>
+              <w:rPr>
+                <w:bCs/>
+              </w:rPr>
+            </w:pPr>
+            <w:r>
+              <w:rPr>
+                <w:bCs/>
+              </w:rPr>
               <w:t>F</w:t>
             </w:r>
           </w:p>
@@ -1315,8 +1494,14 @@
             <w:pPr>
               <w:pStyle w:val="Compact"/>
               <w:jc w:val="right"/>
-            </w:pPr>
-            <w:r>
+              <w:rPr>
+                <w:bCs/>
+              </w:rPr>
+            </w:pPr>
+            <w:r>
+              <w:rPr>
+                <w:bCs/>
+              </w:rPr>
               <w:t>165.0</w:t>
             </w:r>
           </w:p>
@@ -1335,8 +1520,14 @@
             <w:pPr>
               <w:pStyle w:val="Compact"/>
               <w:jc w:val="right"/>
-            </w:pPr>
-            <w:r>
+              <w:rPr>
+                <w:bCs/>
+              </w:rPr>
+            </w:pPr>
+            <w:r>
+              <w:rPr>
+                <w:bCs/>
+              </w:rPr>
               <w:t>99.8</w:t>
             </w:r>
           </w:p>
@@ -1355,8 +1546,14 @@
             <w:pPr>
               <w:pStyle w:val="Compact"/>
               <w:jc w:val="right"/>
-            </w:pPr>
-            <w:r>
+              <w:rPr>
+                <w:bCs/>
+              </w:rPr>
+            </w:pPr>
+            <w:r>
+              <w:rPr>
+                <w:bCs/>
+              </w:rPr>
               <w:t>28</w:t>
             </w:r>
           </w:p>
@@ -1375,8 +1572,14 @@
             <w:pPr>
               <w:pStyle w:val="Compact"/>
               <w:jc w:val="center"/>
-            </w:pPr>
-            <w:r>
+              <w:rPr>
+                <w:bCs/>
+              </w:rPr>
+            </w:pPr>
+            <w:r>
+              <w:rPr>
+                <w:bCs/>
+              </w:rPr>
               <w:t>CN</w:t>
             </w:r>
           </w:p>
@@ -1394,6 +1597,9 @@
           <w:p>
             <w:pPr>
               <w:pStyle w:val="Compact"/>
+              <w:rPr>
+                <w:bCs/>
+              </w:rPr>
             </w:pPr>
           </w:p>
         </w:tc>
@@ -1415,8 +1621,14 @@
           <w:p>
             <w:pPr>
               <w:pStyle w:val="Compact"/>
-            </w:pPr>
-            <w:r>
+              <w:rPr>
+                <w:bCs/>
+              </w:rPr>
+            </w:pPr>
+            <w:r>
+              <w:rPr>
+                <w:bCs/>
+              </w:rPr>
               <w:t>ID_123</w:t>
             </w:r>
           </w:p>
@@ -1435,8 +1647,14 @@
             <w:pPr>
               <w:pStyle w:val="Compact"/>
               <w:jc w:val="center"/>
-            </w:pPr>
-            <w:r>
+              <w:rPr>
+                <w:bCs/>
+              </w:rPr>
+            </w:pPr>
+            <w:r>
+              <w:rPr>
+                <w:bCs/>
+              </w:rPr>
               <w:t>66</w:t>
             </w:r>
           </w:p>
@@ -1455,8 +1673,14 @@
             <w:pPr>
               <w:pStyle w:val="Compact"/>
               <w:jc w:val="center"/>
-            </w:pPr>
-            <w:r>
+              <w:rPr>
+                <w:bCs/>
+              </w:rPr>
+            </w:pPr>
+            <w:r>
+              <w:rPr>
+                <w:bCs/>
+              </w:rPr>
               <w:t>M</w:t>
             </w:r>
           </w:p>
@@ -1475,8 +1699,14 @@
             <w:pPr>
               <w:pStyle w:val="Compact"/>
               <w:jc w:val="right"/>
-            </w:pPr>
-            <w:r>
+              <w:rPr>
+                <w:bCs/>
+              </w:rPr>
+            </w:pPr>
+            <w:r>
+              <w:rPr>
+                <w:bCs/>
+              </w:rPr>
               <w:t>177.0</w:t>
             </w:r>
           </w:p>
@@ -1495,8 +1725,14 @@
             <w:pPr>
               <w:pStyle w:val="Compact"/>
               <w:jc w:val="right"/>
-            </w:pPr>
-            <w:r>
+              <w:rPr>
+                <w:bCs/>
+              </w:rPr>
+            </w:pPr>
+            <w:r>
+              <w:rPr>
+                <w:bCs/>
+              </w:rPr>
               <w:t>77.6</w:t>
             </w:r>
           </w:p>
@@ -1515,8 +1751,14 @@
             <w:pPr>
               <w:pStyle w:val="Compact"/>
               <w:jc w:val="right"/>
-            </w:pPr>
-            <w:r>
+              <w:rPr>
+                <w:bCs/>
+              </w:rPr>
+            </w:pPr>
+            <w:r>
+              <w:rPr>
+                <w:bCs/>
+              </w:rPr>
               <w:t>25</w:t>
             </w:r>
           </w:p>
@@ -1535,8 +1777,14 @@
             <w:pPr>
               <w:pStyle w:val="Compact"/>
               <w:jc w:val="center"/>
-            </w:pPr>
-            <w:r>
+              <w:rPr>
+                <w:bCs/>
+              </w:rPr>
+            </w:pPr>
+            <w:r>
+              <w:rPr>
+                <w:bCs/>
+              </w:rPr>
               <w:t>CI</w:t>
             </w:r>
           </w:p>
@@ -1554,6 +1802,9 @@
           <w:p>
             <w:pPr>
               <w:pStyle w:val="Compact"/>
+              <w:rPr>
+                <w:bCs/>
+              </w:rPr>
             </w:pPr>
           </w:p>
         </w:tc>
@@ -1575,8 +1826,14 @@
           <w:p>
             <w:pPr>
               <w:pStyle w:val="Compact"/>
-            </w:pPr>
-            <w:r>
+              <w:rPr>
+                <w:bCs/>
+              </w:rPr>
+            </w:pPr>
+            <w:r>
+              <w:rPr>
+                <w:bCs/>
+              </w:rPr>
               <w:t>ID_174</w:t>
             </w:r>
           </w:p>
@@ -1595,8 +1852,14 @@
             <w:pPr>
               <w:pStyle w:val="Compact"/>
               <w:jc w:val="center"/>
-            </w:pPr>
-            <w:r>
+              <w:rPr>
+                <w:bCs/>
+              </w:rPr>
+            </w:pPr>
+            <w:r>
+              <w:rPr>
+                <w:bCs/>
+              </w:rPr>
               <w:t>68</w:t>
             </w:r>
           </w:p>
@@ -1615,8 +1878,14 @@
             <w:pPr>
               <w:pStyle w:val="Compact"/>
               <w:jc w:val="center"/>
-            </w:pPr>
-            <w:r>
+              <w:rPr>
+                <w:bCs/>
+              </w:rPr>
+            </w:pPr>
+            <w:r>
+              <w:rPr>
+                <w:bCs/>
+              </w:rPr>
               <w:t>M</w:t>
             </w:r>
           </w:p>
@@ -1635,8 +1904,14 @@
             <w:pPr>
               <w:pStyle w:val="Compact"/>
               <w:jc w:val="right"/>
-            </w:pPr>
-            <w:r>
+              <w:rPr>
+                <w:bCs/>
+              </w:rPr>
+            </w:pPr>
+            <w:r>
+              <w:rPr>
+                <w:bCs/>
+              </w:rPr>
               <w:t>177.0</w:t>
             </w:r>
           </w:p>
@@ -1655,8 +1930,14 @@
             <w:pPr>
               <w:pStyle w:val="Compact"/>
               <w:jc w:val="right"/>
-            </w:pPr>
-            <w:r>
+              <w:rPr>
+                <w:bCs/>
+              </w:rPr>
+            </w:pPr>
+            <w:r>
+              <w:rPr>
+                <w:bCs/>
+              </w:rPr>
               <w:t>80.5</w:t>
             </w:r>
           </w:p>
@@ -1675,8 +1956,14 @@
             <w:pPr>
               <w:pStyle w:val="Compact"/>
               <w:jc w:val="right"/>
-            </w:pPr>
-            <w:r>
+              <w:rPr>
+                <w:bCs/>
+              </w:rPr>
+            </w:pPr>
+            <w:r>
+              <w:rPr>
+                <w:bCs/>
+              </w:rPr>
               <w:t>23</w:t>
             </w:r>
           </w:p>
@@ -1695,8 +1982,14 @@
             <w:pPr>
               <w:pStyle w:val="Compact"/>
               <w:jc w:val="center"/>
-            </w:pPr>
-            <w:r>
+              <w:rPr>
+                <w:bCs/>
+              </w:rPr>
+            </w:pPr>
+            <w:r>
+              <w:rPr>
+                <w:bCs/>
+              </w:rPr>
               <w:t>CI</w:t>
             </w:r>
           </w:p>
@@ -1714,6 +2007,9 @@
           <w:p>
             <w:pPr>
               <w:pStyle w:val="Compact"/>
+              <w:rPr>
+                <w:bCs/>
+              </w:rPr>
             </w:pPr>
           </w:p>
         </w:tc>
@@ -1735,8 +2031,14 @@
           <w:p>
             <w:pPr>
               <w:pStyle w:val="Compact"/>
-            </w:pPr>
-            <w:r>
+              <w:rPr>
+                <w:bCs/>
+              </w:rPr>
+            </w:pPr>
+            <w:r>
+              <w:rPr>
+                <w:bCs/>
+              </w:rPr>
               <w:t>ID_183</w:t>
             </w:r>
           </w:p>
@@ -1755,8 +2057,14 @@
             <w:pPr>
               <w:pStyle w:val="Compact"/>
               <w:jc w:val="center"/>
-            </w:pPr>
-            <w:r>
+              <w:rPr>
+                <w:bCs/>
+              </w:rPr>
+            </w:pPr>
+            <w:r>
+              <w:rPr>
+                <w:bCs/>
+              </w:rPr>
               <w:t>60</w:t>
             </w:r>
           </w:p>
@@ -1775,8 +2083,14 @@
             <w:pPr>
               <w:pStyle w:val="Compact"/>
               <w:jc w:val="center"/>
-            </w:pPr>
-            <w:r>
+              <w:rPr>
+                <w:bCs/>
+              </w:rPr>
+            </w:pPr>
+            <w:r>
+              <w:rPr>
+                <w:bCs/>
+              </w:rPr>
               <w:t>F</w:t>
             </w:r>
           </w:p>
@@ -1795,8 +2109,14 @@
             <w:pPr>
               <w:pStyle w:val="Compact"/>
               <w:jc w:val="right"/>
-            </w:pPr>
-            <w:r>
+              <w:rPr>
+                <w:bCs/>
+              </w:rPr>
+            </w:pPr>
+            <w:r>
+              <w:rPr>
+                <w:bCs/>
+              </w:rPr>
               <w:t>158.5</w:t>
             </w:r>
           </w:p>
@@ -1815,8 +2135,14 @@
             <w:pPr>
               <w:pStyle w:val="Compact"/>
               <w:jc w:val="right"/>
-            </w:pPr>
-            <w:r>
+              <w:rPr>
+                <w:bCs/>
+              </w:rPr>
+            </w:pPr>
+            <w:r>
+              <w:rPr>
+                <w:bCs/>
+              </w:rPr>
               <w:t>67.5</w:t>
             </w:r>
           </w:p>
@@ -1835,8 +2161,14 @@
             <w:pPr>
               <w:pStyle w:val="Compact"/>
               <w:jc w:val="right"/>
-            </w:pPr>
-            <w:r>
+              <w:rPr>
+                <w:bCs/>
+              </w:rPr>
+            </w:pPr>
+            <w:r>
+              <w:rPr>
+                <w:bCs/>
+              </w:rPr>
               <w:t>29</w:t>
             </w:r>
           </w:p>
@@ -1855,8 +2187,14 @@
             <w:pPr>
               <w:pStyle w:val="Compact"/>
               <w:jc w:val="center"/>
-            </w:pPr>
-            <w:r>
+              <w:rPr>
+                <w:bCs/>
+              </w:rPr>
+            </w:pPr>
+            <w:r>
+              <w:rPr>
+                <w:bCs/>
+              </w:rPr>
               <w:t>CN</w:t>
             </w:r>
           </w:p>
@@ -1874,6 +2212,9 @@
           <w:p>
             <w:pPr>
               <w:pStyle w:val="Compact"/>
+              <w:rPr>
+                <w:bCs/>
+              </w:rPr>
             </w:pPr>
           </w:p>
         </w:tc>
@@ -1895,8 +2236,14 @@
           <w:p>
             <w:pPr>
               <w:pStyle w:val="Compact"/>
-            </w:pPr>
-            <w:r>
+              <w:rPr>
+                <w:bCs/>
+              </w:rPr>
+            </w:pPr>
+            <w:r>
+              <w:rPr>
+                <w:bCs/>
+              </w:rPr>
               <w:t>ID_177</w:t>
             </w:r>
           </w:p>
@@ -1915,8 +2262,14 @@
             <w:pPr>
               <w:pStyle w:val="Compact"/>
               <w:jc w:val="center"/>
-            </w:pPr>
-            <w:r>
+              <w:rPr>
+                <w:bCs/>
+              </w:rPr>
+            </w:pPr>
+            <w:r>
+              <w:rPr>
+                <w:bCs/>
+              </w:rPr>
               <w:t>74</w:t>
             </w:r>
           </w:p>
@@ -1935,8 +2288,14 @@
             <w:pPr>
               <w:pStyle w:val="Compact"/>
               <w:jc w:val="center"/>
-            </w:pPr>
-            <w:r>
+              <w:rPr>
+                <w:bCs/>
+              </w:rPr>
+            </w:pPr>
+            <w:r>
+              <w:rPr>
+                <w:bCs/>
+              </w:rPr>
               <w:t>M</w:t>
             </w:r>
           </w:p>
@@ -1955,8 +2314,14 @@
             <w:pPr>
               <w:pStyle w:val="Compact"/>
               <w:jc w:val="right"/>
-            </w:pPr>
-            <w:r>
+              <w:rPr>
+                <w:bCs/>
+              </w:rPr>
+            </w:pPr>
+            <w:r>
+              <w:rPr>
+                <w:bCs/>
+              </w:rPr>
               <w:t>168.0</w:t>
             </w:r>
           </w:p>
@@ -1975,8 +2340,14 @@
             <w:pPr>
               <w:pStyle w:val="Compact"/>
               <w:jc w:val="right"/>
-            </w:pPr>
-            <w:r>
+              <w:rPr>
+                <w:bCs/>
+              </w:rPr>
+            </w:pPr>
+            <w:r>
+              <w:rPr>
+                <w:bCs/>
+              </w:rPr>
               <w:t>78.6</w:t>
             </w:r>
           </w:p>
@@ -1995,8 +2366,14 @@
             <w:pPr>
               <w:pStyle w:val="Compact"/>
               <w:jc w:val="right"/>
-            </w:pPr>
-            <w:r>
+              <w:rPr>
+                <w:bCs/>
+              </w:rPr>
+            </w:pPr>
+            <w:r>
+              <w:rPr>
+                <w:bCs/>
+              </w:rPr>
               <w:t>20</w:t>
             </w:r>
           </w:p>
@@ -2015,8 +2392,14 @@
             <w:pPr>
               <w:pStyle w:val="Compact"/>
               <w:jc w:val="center"/>
-            </w:pPr>
-            <w:r>
+              <w:rPr>
+                <w:bCs/>
+              </w:rPr>
+            </w:pPr>
+            <w:r>
+              <w:rPr>
+                <w:bCs/>
+              </w:rPr>
               <w:t>CI</w:t>
             </w:r>
           </w:p>
@@ -2034,6 +2417,9 @@
           <w:p>
             <w:pPr>
               <w:pStyle w:val="Compact"/>
+              <w:rPr>
+                <w:bCs/>
+              </w:rPr>
             </w:pPr>
           </w:p>
         </w:tc>
@@ -2055,8 +2441,14 @@
           <w:p>
             <w:pPr>
               <w:pStyle w:val="Compact"/>
-            </w:pPr>
-            <w:r>
+              <w:rPr>
+                <w:bCs/>
+              </w:rPr>
+            </w:pPr>
+            <w:r>
+              <w:rPr>
+                <w:bCs/>
+              </w:rPr>
               <w:t>ID_110</w:t>
             </w:r>
           </w:p>
@@ -2075,8 +2467,14 @@
             <w:pPr>
               <w:pStyle w:val="Compact"/>
               <w:jc w:val="center"/>
-            </w:pPr>
-            <w:r>
+              <w:rPr>
+                <w:bCs/>
+              </w:rPr>
+            </w:pPr>
+            <w:r>
+              <w:rPr>
+                <w:bCs/>
+              </w:rPr>
               <w:t>67</w:t>
             </w:r>
           </w:p>
@@ -2095,8 +2493,14 @@
             <w:pPr>
               <w:pStyle w:val="Compact"/>
               <w:jc w:val="center"/>
-            </w:pPr>
-            <w:r>
+              <w:rPr>
+                <w:bCs/>
+              </w:rPr>
+            </w:pPr>
+            <w:r>
+              <w:rPr>
+                <w:bCs/>
+              </w:rPr>
               <w:t>F</w:t>
             </w:r>
           </w:p>
@@ -2115,8 +2519,14 @@
             <w:pPr>
               <w:pStyle w:val="Compact"/>
               <w:jc w:val="right"/>
-            </w:pPr>
-            <w:r>
+              <w:rPr>
+                <w:bCs/>
+              </w:rPr>
+            </w:pPr>
+            <w:r>
+              <w:rPr>
+                <w:bCs/>
+              </w:rPr>
               <w:t>163.0</w:t>
             </w:r>
           </w:p>
@@ -2135,8 +2545,14 @@
             <w:pPr>
               <w:pStyle w:val="Compact"/>
               <w:jc w:val="right"/>
-            </w:pPr>
-            <w:r>
+              <w:rPr>
+                <w:bCs/>
+              </w:rPr>
+            </w:pPr>
+            <w:r>
+              <w:rPr>
+                <w:bCs/>
+              </w:rPr>
               <w:t>62.6</w:t>
             </w:r>
           </w:p>
@@ -2155,8 +2571,14 @@
             <w:pPr>
               <w:pStyle w:val="Compact"/>
               <w:jc w:val="right"/>
-            </w:pPr>
-            <w:r>
+              <w:rPr>
+                <w:bCs/>
+              </w:rPr>
+            </w:pPr>
+            <w:r>
+              <w:rPr>
+                <w:bCs/>
+              </w:rPr>
               <w:t>30</w:t>
             </w:r>
           </w:p>
@@ -2175,8 +2597,14 @@
             <w:pPr>
               <w:pStyle w:val="Compact"/>
               <w:jc w:val="center"/>
-            </w:pPr>
-            <w:r>
+              <w:rPr>
+                <w:bCs/>
+              </w:rPr>
+            </w:pPr>
+            <w:r>
+              <w:rPr>
+                <w:bCs/>
+              </w:rPr>
               <w:t>CN</w:t>
             </w:r>
           </w:p>
@@ -2194,6 +2622,9 @@
           <w:p>
             <w:pPr>
               <w:pStyle w:val="Compact"/>
+              <w:rPr>
+                <w:bCs/>
+              </w:rPr>
             </w:pPr>
           </w:p>
         </w:tc>
@@ -2215,8 +2646,14 @@
           <w:p>
             <w:pPr>
               <w:pStyle w:val="Compact"/>
-            </w:pPr>
-            <w:r>
+              <w:rPr>
+                <w:bCs/>
+              </w:rPr>
+            </w:pPr>
+            <w:r>
+              <w:rPr>
+                <w:bCs/>
+              </w:rPr>
               <w:t>ID_180</w:t>
             </w:r>
           </w:p>
@@ -2235,8 +2672,14 @@
             <w:pPr>
               <w:pStyle w:val="Compact"/>
               <w:jc w:val="center"/>
-            </w:pPr>
-            <w:r>
+              <w:rPr>
+                <w:bCs/>
+              </w:rPr>
+            </w:pPr>
+            <w:r>
+              <w:rPr>
+                <w:bCs/>
+              </w:rPr>
               <w:t>78</w:t>
             </w:r>
           </w:p>
@@ -2255,8 +2698,14 @@
             <w:pPr>
               <w:pStyle w:val="Compact"/>
               <w:jc w:val="center"/>
-            </w:pPr>
-            <w:r>
+              <w:rPr>
+                <w:bCs/>
+              </w:rPr>
+            </w:pPr>
+            <w:r>
+              <w:rPr>
+                <w:bCs/>
+              </w:rPr>
               <w:t>M</w:t>
             </w:r>
           </w:p>
@@ -2275,8 +2724,14 @@
             <w:pPr>
               <w:pStyle w:val="Compact"/>
               <w:jc w:val="right"/>
-            </w:pPr>
-            <w:r>
+              <w:rPr>
+                <w:bCs/>
+              </w:rPr>
+            </w:pPr>
+            <w:r>
+              <w:rPr>
+                <w:bCs/>
+              </w:rPr>
               <w:t>181.5</w:t>
             </w:r>
           </w:p>
@@ -2295,8 +2750,14 @@
             <w:pPr>
               <w:pStyle w:val="Compact"/>
               <w:jc w:val="right"/>
-            </w:pPr>
-            <w:r>
+              <w:rPr>
+                <w:bCs/>
+              </w:rPr>
+            </w:pPr>
+            <w:r>
+              <w:rPr>
+                <w:bCs/>
+              </w:rPr>
               <w:t>96.5</w:t>
             </w:r>
           </w:p>
@@ -2315,8 +2776,14 @@
             <w:pPr>
               <w:pStyle w:val="Compact"/>
               <w:jc w:val="right"/>
-            </w:pPr>
-            <w:r>
+              <w:rPr>
+                <w:bCs/>
+              </w:rPr>
+            </w:pPr>
+            <w:r>
+              <w:rPr>
+                <w:bCs/>
+              </w:rPr>
               <w:t>25</w:t>
             </w:r>
           </w:p>
@@ -2335,8 +2802,14 @@
             <w:pPr>
               <w:pStyle w:val="Compact"/>
               <w:jc w:val="center"/>
-            </w:pPr>
-            <w:r>
+              <w:rPr>
+                <w:bCs/>
+              </w:rPr>
+            </w:pPr>
+            <w:r>
+              <w:rPr>
+                <w:bCs/>
+              </w:rPr>
               <w:t>CI</w:t>
             </w:r>
           </w:p>
@@ -2354,6 +2827,9 @@
           <w:p>
             <w:pPr>
               <w:pStyle w:val="Compact"/>
+              <w:rPr>
+                <w:bCs/>
+              </w:rPr>
             </w:pPr>
           </w:p>
         </w:tc>
@@ -2375,8 +2851,14 @@
           <w:p>
             <w:pPr>
               <w:pStyle w:val="Compact"/>
-            </w:pPr>
-            <w:r>
+              <w:rPr>
+                <w:bCs/>
+              </w:rPr>
+            </w:pPr>
+            <w:r>
+              <w:rPr>
+                <w:bCs/>
+              </w:rPr>
               <w:t>ID_185</w:t>
             </w:r>
           </w:p>
@@ -2395,8 +2877,14 @@
             <w:pPr>
               <w:pStyle w:val="Compact"/>
               <w:jc w:val="center"/>
-            </w:pPr>
-            <w:r>
+              <w:rPr>
+                <w:bCs/>
+              </w:rPr>
+            </w:pPr>
+            <w:r>
+              <w:rPr>
+                <w:bCs/>
+              </w:rPr>
               <w:t>67</w:t>
             </w:r>
           </w:p>
@@ -2415,8 +2903,14 @@
             <w:pPr>
               <w:pStyle w:val="Compact"/>
               <w:jc w:val="center"/>
-            </w:pPr>
-            <w:r>
+              <w:rPr>
+                <w:bCs/>
+              </w:rPr>
+            </w:pPr>
+            <w:r>
+              <w:rPr>
+                <w:bCs/>
+              </w:rPr>
               <w:t>F</w:t>
             </w:r>
           </w:p>
@@ -2435,8 +2929,14 @@
             <w:pPr>
               <w:pStyle w:val="Compact"/>
               <w:jc w:val="right"/>
-            </w:pPr>
-            <w:r>
+              <w:rPr>
+                <w:bCs/>
+              </w:rPr>
+            </w:pPr>
+            <w:r>
+              <w:rPr>
+                <w:bCs/>
+              </w:rPr>
               <w:t>170.0</w:t>
             </w:r>
           </w:p>
@@ -2455,8 +2955,14 @@
             <w:pPr>
               <w:pStyle w:val="Compact"/>
               <w:jc w:val="right"/>
-            </w:pPr>
-            <w:r>
+              <w:rPr>
+                <w:bCs/>
+              </w:rPr>
+            </w:pPr>
+            <w:r>
+              <w:rPr>
+                <w:bCs/>
+              </w:rPr>
               <w:t>61.6</w:t>
             </w:r>
           </w:p>
@@ -2475,8 +2981,14 @@
             <w:pPr>
               <w:pStyle w:val="Compact"/>
               <w:jc w:val="right"/>
-            </w:pPr>
-            <w:r>
+              <w:rPr>
+                <w:bCs/>
+              </w:rPr>
+            </w:pPr>
+            <w:r>
+              <w:rPr>
+                <w:bCs/>
+              </w:rPr>
               <w:t>26</w:t>
             </w:r>
           </w:p>
@@ -2495,8 +3007,14 @@
             <w:pPr>
               <w:pStyle w:val="Compact"/>
               <w:jc w:val="center"/>
-            </w:pPr>
-            <w:r>
+              <w:rPr>
+                <w:bCs/>
+              </w:rPr>
+            </w:pPr>
+            <w:r>
+              <w:rPr>
+                <w:bCs/>
+              </w:rPr>
               <w:t>CN</w:t>
             </w:r>
           </w:p>
@@ -2514,6 +3032,9 @@
           <w:p>
             <w:pPr>
               <w:pStyle w:val="Compact"/>
+              <w:rPr>
+                <w:bCs/>
+              </w:rPr>
             </w:pPr>
           </w:p>
         </w:tc>
@@ -2535,8 +3056,14 @@
           <w:p>
             <w:pPr>
               <w:pStyle w:val="Compact"/>
-            </w:pPr>
-            <w:r>
+              <w:rPr>
+                <w:bCs/>
+              </w:rPr>
+            </w:pPr>
+            <w:r>
+              <w:rPr>
+                <w:bCs/>
+              </w:rPr>
               <w:t>ID_192</w:t>
             </w:r>
           </w:p>
@@ -2555,8 +3082,14 @@
             <w:pPr>
               <w:pStyle w:val="Compact"/>
               <w:jc w:val="center"/>
-            </w:pPr>
-            <w:r>
+              <w:rPr>
+                <w:bCs/>
+              </w:rPr>
+            </w:pPr>
+            <w:r>
+              <w:rPr>
+                <w:bCs/>
+              </w:rPr>
               <w:t>60</w:t>
             </w:r>
           </w:p>
@@ -2575,8 +3108,14 @@
             <w:pPr>
               <w:pStyle w:val="Compact"/>
               <w:jc w:val="center"/>
-            </w:pPr>
-            <w:r>
+              <w:rPr>
+                <w:bCs/>
+              </w:rPr>
+            </w:pPr>
+            <w:r>
+              <w:rPr>
+                <w:bCs/>
+              </w:rPr>
               <w:t>F</w:t>
             </w:r>
           </w:p>
@@ -2595,8 +3134,14 @@
             <w:pPr>
               <w:pStyle w:val="Compact"/>
               <w:jc w:val="right"/>
-            </w:pPr>
-            <w:r>
+              <w:rPr>
+                <w:bCs/>
+              </w:rPr>
+            </w:pPr>
+            <w:r>
+              <w:rPr>
+                <w:bCs/>
+              </w:rPr>
               <w:t>162.0</w:t>
             </w:r>
           </w:p>
@@ -2615,8 +3160,14 @@
             <w:pPr>
               <w:pStyle w:val="Compact"/>
               <w:jc w:val="right"/>
-            </w:pPr>
-            <w:r>
+              <w:rPr>
+                <w:bCs/>
+              </w:rPr>
+            </w:pPr>
+            <w:r>
+              <w:rPr>
+                <w:bCs/>
+              </w:rPr>
               <w:t>72.7</w:t>
             </w:r>
           </w:p>
@@ -2635,8 +3186,14 @@
             <w:pPr>
               <w:pStyle w:val="Compact"/>
               <w:jc w:val="right"/>
-            </w:pPr>
-            <w:r>
+              <w:rPr>
+                <w:bCs/>
+              </w:rPr>
+            </w:pPr>
+            <w:r>
+              <w:rPr>
+                <w:bCs/>
+              </w:rPr>
               <w:t>26</w:t>
             </w:r>
           </w:p>
@@ -2655,8 +3212,14 @@
             <w:pPr>
               <w:pStyle w:val="Compact"/>
               <w:jc w:val="center"/>
-            </w:pPr>
-            <w:r>
+              <w:rPr>
+                <w:bCs/>
+              </w:rPr>
+            </w:pPr>
+            <w:r>
+              <w:rPr>
+                <w:bCs/>
+              </w:rPr>
               <w:t>CN</w:t>
             </w:r>
           </w:p>
@@ -2674,6 +3237,9 @@
           <w:p>
             <w:pPr>
               <w:pStyle w:val="Compact"/>
+              <w:rPr>
+                <w:bCs/>
+              </w:rPr>
             </w:pPr>
           </w:p>
         </w:tc>
@@ -2695,8 +3261,14 @@
           <w:p>
             <w:pPr>
               <w:pStyle w:val="Compact"/>
-            </w:pPr>
-            <w:r>
+              <w:rPr>
+                <w:bCs/>
+              </w:rPr>
+            </w:pPr>
+            <w:r>
+              <w:rPr>
+                <w:bCs/>
+              </w:rPr>
               <w:t>ID_188</w:t>
             </w:r>
           </w:p>
@@ -2715,8 +3287,14 @@
             <w:pPr>
               <w:pStyle w:val="Compact"/>
               <w:jc w:val="center"/>
-            </w:pPr>
-            <w:r>
+              <w:rPr>
+                <w:bCs/>
+              </w:rPr>
+            </w:pPr>
+            <w:r>
+              <w:rPr>
+                <w:bCs/>
+              </w:rPr>
               <w:t>80</w:t>
             </w:r>
           </w:p>
@@ -2735,8 +3313,14 @@
             <w:pPr>
               <w:pStyle w:val="Compact"/>
               <w:jc w:val="center"/>
-            </w:pPr>
-            <w:r>
+              <w:rPr>
+                <w:bCs/>
+              </w:rPr>
+            </w:pPr>
+            <w:r>
+              <w:rPr>
+                <w:bCs/>
+              </w:rPr>
               <w:t>F</w:t>
             </w:r>
           </w:p>
@@ -2755,8 +3339,14 @@
             <w:pPr>
               <w:pStyle w:val="Compact"/>
               <w:jc w:val="right"/>
-            </w:pPr>
-            <w:r>
+              <w:rPr>
+                <w:bCs/>
+              </w:rPr>
+            </w:pPr>
+            <w:r>
+              <w:rPr>
+                <w:bCs/>
+              </w:rPr>
               <w:t>160.5</w:t>
             </w:r>
           </w:p>
@@ -2775,8 +3365,14 @@
             <w:pPr>
               <w:pStyle w:val="Compact"/>
               <w:jc w:val="right"/>
-            </w:pPr>
-            <w:r>
+              <w:rPr>
+                <w:bCs/>
+              </w:rPr>
+            </w:pPr>
+            <w:r>
+              <w:rPr>
+                <w:bCs/>
+              </w:rPr>
               <w:t>53.1</w:t>
             </w:r>
           </w:p>
@@ -2795,8 +3391,14 @@
             <w:pPr>
               <w:pStyle w:val="Compact"/>
               <w:jc w:val="right"/>
-            </w:pPr>
-            <w:r>
+              <w:rPr>
+                <w:bCs/>
+              </w:rPr>
+            </w:pPr>
+            <w:r>
+              <w:rPr>
+                <w:bCs/>
+              </w:rPr>
               <w:t>21</w:t>
             </w:r>
           </w:p>
@@ -2815,8 +3417,14 @@
             <w:pPr>
               <w:pStyle w:val="Compact"/>
               <w:jc w:val="center"/>
-            </w:pPr>
-            <w:r>
+              <w:rPr>
+                <w:bCs/>
+              </w:rPr>
+            </w:pPr>
+            <w:r>
+              <w:rPr>
+                <w:bCs/>
+              </w:rPr>
               <w:t>CI</w:t>
             </w:r>
           </w:p>
@@ -2834,6 +3442,9 @@
           <w:p>
             <w:pPr>
               <w:pStyle w:val="Compact"/>
+              <w:rPr>
+                <w:bCs/>
+              </w:rPr>
             </w:pPr>
           </w:p>
         </w:tc>
@@ -2855,8 +3466,14 @@
           <w:p>
             <w:pPr>
               <w:pStyle w:val="Compact"/>
-            </w:pPr>
-            <w:r>
+              <w:rPr>
+                <w:bCs/>
+              </w:rPr>
+            </w:pPr>
+            <w:r>
+              <w:rPr>
+                <w:bCs/>
+              </w:rPr>
               <w:t>ID_197</w:t>
             </w:r>
           </w:p>
@@ -2875,8 +3492,14 @@
             <w:pPr>
               <w:pStyle w:val="Compact"/>
               <w:jc w:val="center"/>
-            </w:pPr>
-            <w:r>
+              <w:rPr>
+                <w:bCs/>
+              </w:rPr>
+            </w:pPr>
+            <w:r>
+              <w:rPr>
+                <w:bCs/>
+              </w:rPr>
               <w:t>63</w:t>
             </w:r>
           </w:p>
@@ -2895,8 +3518,14 @@
             <w:pPr>
               <w:pStyle w:val="Compact"/>
               <w:jc w:val="center"/>
-            </w:pPr>
-            <w:r>
+              <w:rPr>
+                <w:bCs/>
+              </w:rPr>
+            </w:pPr>
+            <w:r>
+              <w:rPr>
+                <w:bCs/>
+              </w:rPr>
               <w:t>F</w:t>
             </w:r>
           </w:p>
@@ -2915,8 +3544,14 @@
             <w:pPr>
               <w:pStyle w:val="Compact"/>
               <w:jc w:val="right"/>
-            </w:pPr>
-            <w:r>
+              <w:rPr>
+                <w:bCs/>
+              </w:rPr>
+            </w:pPr>
+            <w:r>
+              <w:rPr>
+                <w:bCs/>
+              </w:rPr>
               <w:t>171.0</w:t>
             </w:r>
           </w:p>
@@ -2935,8 +3570,14 @@
             <w:pPr>
               <w:pStyle w:val="Compact"/>
               <w:jc w:val="right"/>
-            </w:pPr>
-            <w:r>
+              <w:rPr>
+                <w:bCs/>
+              </w:rPr>
+            </w:pPr>
+            <w:r>
+              <w:rPr>
+                <w:bCs/>
+              </w:rPr>
               <w:t>72.0</w:t>
             </w:r>
           </w:p>
@@ -2955,8 +3596,14 @@
             <w:pPr>
               <w:pStyle w:val="Compact"/>
               <w:jc w:val="right"/>
-            </w:pPr>
-            <w:r>
+              <w:rPr>
+                <w:bCs/>
+              </w:rPr>
+            </w:pPr>
+            <w:r>
+              <w:rPr>
+                <w:bCs/>
+              </w:rPr>
               <w:t>27</w:t>
             </w:r>
           </w:p>
@@ -2975,8 +3622,14 @@
             <w:pPr>
               <w:pStyle w:val="Compact"/>
               <w:jc w:val="center"/>
-            </w:pPr>
-            <w:r>
+              <w:rPr>
+                <w:bCs/>
+              </w:rPr>
+            </w:pPr>
+            <w:r>
+              <w:rPr>
+                <w:bCs/>
+              </w:rPr>
               <w:t>CN</w:t>
             </w:r>
           </w:p>
@@ -2994,6 +3647,9 @@
           <w:p>
             <w:pPr>
               <w:pStyle w:val="Compact"/>
+              <w:rPr>
+                <w:bCs/>
+              </w:rPr>
             </w:pPr>
           </w:p>
         </w:tc>
@@ -3015,8 +3671,14 @@
           <w:p>
             <w:pPr>
               <w:pStyle w:val="Compact"/>
-            </w:pPr>
-            <w:r>
+              <w:rPr>
+                <w:bCs/>
+              </w:rPr>
+            </w:pPr>
+            <w:r>
+              <w:rPr>
+                <w:bCs/>
+              </w:rPr>
               <w:t>ID_189</w:t>
             </w:r>
           </w:p>
@@ -3035,8 +3697,14 @@
             <w:pPr>
               <w:pStyle w:val="Compact"/>
               <w:jc w:val="center"/>
-            </w:pPr>
-            <w:r>
+              <w:rPr>
+                <w:bCs/>
+              </w:rPr>
+            </w:pPr>
+            <w:r>
+              <w:rPr>
+                <w:bCs/>
+              </w:rPr>
               <w:t>63</w:t>
             </w:r>
           </w:p>
@@ -3055,8 +3723,14 @@
             <w:pPr>
               <w:pStyle w:val="Compact"/>
               <w:jc w:val="center"/>
-            </w:pPr>
-            <w:r>
+              <w:rPr>
+                <w:bCs/>
+              </w:rPr>
+            </w:pPr>
+            <w:r>
+              <w:rPr>
+                <w:bCs/>
+              </w:rPr>
               <w:t>F</w:t>
             </w:r>
           </w:p>
@@ -3075,8 +3749,14 @@
             <w:pPr>
               <w:pStyle w:val="Compact"/>
               <w:jc w:val="right"/>
-            </w:pPr>
-            <w:r>
+              <w:rPr>
+                <w:bCs/>
+              </w:rPr>
+            </w:pPr>
+            <w:r>
+              <w:rPr>
+                <w:bCs/>
+              </w:rPr>
               <w:t>167.5</w:t>
             </w:r>
           </w:p>
@@ -3095,8 +3775,14 @@
             <w:pPr>
               <w:pStyle w:val="Compact"/>
               <w:jc w:val="right"/>
-            </w:pPr>
-            <w:r>
+              <w:rPr>
+                <w:bCs/>
+              </w:rPr>
+            </w:pPr>
+            <w:r>
+              <w:rPr>
+                <w:bCs/>
+              </w:rPr>
               <w:t>83.0</w:t>
             </w:r>
           </w:p>
@@ -3115,8 +3801,14 @@
             <w:pPr>
               <w:pStyle w:val="Compact"/>
               <w:jc w:val="right"/>
-            </w:pPr>
-            <w:r>
+              <w:rPr>
+                <w:bCs/>
+              </w:rPr>
+            </w:pPr>
+            <w:r>
+              <w:rPr>
+                <w:bCs/>
+              </w:rPr>
               <w:t>24</w:t>
             </w:r>
           </w:p>
@@ -3135,8 +3827,14 @@
             <w:pPr>
               <w:pStyle w:val="Compact"/>
               <w:jc w:val="center"/>
-            </w:pPr>
-            <w:r>
+              <w:rPr>
+                <w:bCs/>
+              </w:rPr>
+            </w:pPr>
+            <w:r>
+              <w:rPr>
+                <w:bCs/>
+              </w:rPr>
               <w:t>CI</w:t>
             </w:r>
           </w:p>
@@ -3154,6 +3852,9 @@
           <w:p>
             <w:pPr>
               <w:pStyle w:val="Compact"/>
+              <w:rPr>
+                <w:bCs/>
+              </w:rPr>
             </w:pPr>
           </w:p>
         </w:tc>
@@ -3175,8 +3876,14 @@
           <w:p>
             <w:pPr>
               <w:pStyle w:val="Compact"/>
-            </w:pPr>
-            <w:r>
+              <w:rPr>
+                <w:bCs/>
+              </w:rPr>
+            </w:pPr>
+            <w:r>
+              <w:rPr>
+                <w:bCs/>
+              </w:rPr>
               <w:t>ID_191</w:t>
             </w:r>
           </w:p>
@@ -3195,8 +3902,14 @@
             <w:pPr>
               <w:pStyle w:val="Compact"/>
               <w:jc w:val="center"/>
-            </w:pPr>
-            <w:r>
+              <w:rPr>
+                <w:bCs/>
+              </w:rPr>
+            </w:pPr>
+            <w:r>
+              <w:rPr>
+                <w:bCs/>
+              </w:rPr>
               <w:t>60</w:t>
             </w:r>
           </w:p>
@@ -3215,8 +3928,14 @@
             <w:pPr>
               <w:pStyle w:val="Compact"/>
               <w:jc w:val="center"/>
-            </w:pPr>
-            <w:r>
+              <w:rPr>
+                <w:bCs/>
+              </w:rPr>
+            </w:pPr>
+            <w:r>
+              <w:rPr>
+                <w:bCs/>
+              </w:rPr>
               <w:t>F</w:t>
             </w:r>
           </w:p>
@@ -3235,8 +3954,14 @@
             <w:pPr>
               <w:pStyle w:val="Compact"/>
               <w:jc w:val="right"/>
-            </w:pPr>
-            <w:r>
+              <w:rPr>
+                <w:bCs/>
+              </w:rPr>
+            </w:pPr>
+            <w:r>
+              <w:rPr>
+                <w:bCs/>
+              </w:rPr>
               <w:t>165.0</w:t>
             </w:r>
           </w:p>
@@ -3255,8 +3980,14 @@
             <w:pPr>
               <w:pStyle w:val="Compact"/>
               <w:jc w:val="right"/>
-            </w:pPr>
-            <w:r>
+              <w:rPr>
+                <w:bCs/>
+              </w:rPr>
+            </w:pPr>
+            <w:r>
+              <w:rPr>
+                <w:bCs/>
+              </w:rPr>
               <w:t>74.2</w:t>
             </w:r>
           </w:p>
@@ -3275,8 +4006,14 @@
             <w:pPr>
               <w:pStyle w:val="Compact"/>
               <w:jc w:val="right"/>
-            </w:pPr>
-            <w:r>
+              <w:rPr>
+                <w:bCs/>
+              </w:rPr>
+            </w:pPr>
+            <w:r>
+              <w:rPr>
+                <w:bCs/>
+              </w:rPr>
               <w:t>29</w:t>
             </w:r>
           </w:p>
@@ -3295,8 +4032,14 @@
             <w:pPr>
               <w:pStyle w:val="Compact"/>
               <w:jc w:val="center"/>
-            </w:pPr>
-            <w:r>
+              <w:rPr>
+                <w:bCs/>
+              </w:rPr>
+            </w:pPr>
+            <w:r>
+              <w:rPr>
+                <w:bCs/>
+              </w:rPr>
               <w:t>CN</w:t>
             </w:r>
           </w:p>
@@ -3315,6 +4058,9 @@
             <w:pPr>
               <w:pStyle w:val="Compact"/>
               <w:jc w:val="center"/>
+              <w:rPr>
+                <w:bCs/>
+              </w:rPr>
             </w:pPr>
             <m:oMathPara>
               <m:oMath>
@@ -3349,8 +4095,14 @@
           <w:p>
             <w:pPr>
               <w:pStyle w:val="Compact"/>
-            </w:pPr>
-            <w:r>
+              <w:rPr>
+                <w:bCs/>
+              </w:rPr>
+            </w:pPr>
+            <w:r>
+              <w:rPr>
+                <w:bCs/>
+              </w:rPr>
               <w:lastRenderedPageBreak/>
               <w:t>ID_190</w:t>
             </w:r>
@@ -3370,8 +4122,14 @@
             <w:pPr>
               <w:pStyle w:val="Compact"/>
               <w:jc w:val="center"/>
-            </w:pPr>
-            <w:r>
+              <w:rPr>
+                <w:bCs/>
+              </w:rPr>
+            </w:pPr>
+            <w:r>
+              <w:rPr>
+                <w:bCs/>
+              </w:rPr>
               <w:t>75</w:t>
             </w:r>
           </w:p>
@@ -3390,8 +4148,14 @@
             <w:pPr>
               <w:pStyle w:val="Compact"/>
               <w:jc w:val="center"/>
-            </w:pPr>
-            <w:r>
+              <w:rPr>
+                <w:bCs/>
+              </w:rPr>
+            </w:pPr>
+            <w:r>
+              <w:rPr>
+                <w:bCs/>
+              </w:rPr>
               <w:t>F</w:t>
             </w:r>
           </w:p>
@@ -3410,8 +4174,14 @@
             <w:pPr>
               <w:pStyle w:val="Compact"/>
               <w:jc w:val="right"/>
-            </w:pPr>
-            <w:r>
+              <w:rPr>
+                <w:bCs/>
+              </w:rPr>
+            </w:pPr>
+            <w:r>
+              <w:rPr>
+                <w:bCs/>
+              </w:rPr>
               <w:t>158.0</w:t>
             </w:r>
           </w:p>
@@ -3430,8 +4200,14 @@
             <w:pPr>
               <w:pStyle w:val="Compact"/>
               <w:jc w:val="right"/>
-            </w:pPr>
-            <w:r>
+              <w:rPr>
+                <w:bCs/>
+              </w:rPr>
+            </w:pPr>
+            <w:r>
+              <w:rPr>
+                <w:bCs/>
+              </w:rPr>
               <w:t>66.7</w:t>
             </w:r>
           </w:p>
@@ -3450,8 +4226,14 @@
             <w:pPr>
               <w:pStyle w:val="Compact"/>
               <w:jc w:val="right"/>
-            </w:pPr>
-            <w:r>
+              <w:rPr>
+                <w:bCs/>
+              </w:rPr>
+            </w:pPr>
+            <w:r>
+              <w:rPr>
+                <w:bCs/>
+              </w:rPr>
               <w:t>26</w:t>
             </w:r>
           </w:p>
@@ -3470,8 +4252,14 @@
             <w:pPr>
               <w:pStyle w:val="Compact"/>
               <w:jc w:val="center"/>
-            </w:pPr>
-            <w:r>
+              <w:rPr>
+                <w:bCs/>
+              </w:rPr>
+            </w:pPr>
+            <w:r>
+              <w:rPr>
+                <w:bCs/>
+              </w:rPr>
               <w:t>CN</w:t>
             </w:r>
           </w:p>
@@ -3489,6 +4277,9 @@
           <w:p>
             <w:pPr>
               <w:pStyle w:val="Compact"/>
+              <w:rPr>
+                <w:bCs/>
+              </w:rPr>
             </w:pPr>
           </w:p>
         </w:tc>
@@ -3510,8 +4301,14 @@
           <w:p>
             <w:pPr>
               <w:pStyle w:val="Compact"/>
-            </w:pPr>
-            <w:r>
+              <w:rPr>
+                <w:bCs/>
+              </w:rPr>
+            </w:pPr>
+            <w:r>
+              <w:rPr>
+                <w:bCs/>
+              </w:rPr>
               <w:t>ID_182</w:t>
             </w:r>
           </w:p>
@@ -3530,8 +4327,14 @@
             <w:pPr>
               <w:pStyle w:val="Compact"/>
               <w:jc w:val="center"/>
-            </w:pPr>
-            <w:r>
+              <w:rPr>
+                <w:bCs/>
+              </w:rPr>
+            </w:pPr>
+            <w:r>
+              <w:rPr>
+                <w:bCs/>
+              </w:rPr>
               <w:t>60</w:t>
             </w:r>
           </w:p>
@@ -3550,8 +4353,14 @@
             <w:pPr>
               <w:pStyle w:val="Compact"/>
               <w:jc w:val="center"/>
-            </w:pPr>
-            <w:r>
+              <w:rPr>
+                <w:bCs/>
+              </w:rPr>
+            </w:pPr>
+            <w:r>
+              <w:rPr>
+                <w:bCs/>
+              </w:rPr>
               <w:t>F</w:t>
             </w:r>
           </w:p>
@@ -3570,8 +4379,14 @@
             <w:pPr>
               <w:pStyle w:val="Compact"/>
               <w:jc w:val="right"/>
-            </w:pPr>
-            <w:r>
+              <w:rPr>
+                <w:bCs/>
+              </w:rPr>
+            </w:pPr>
+            <w:r>
+              <w:rPr>
+                <w:bCs/>
+              </w:rPr>
               <w:t>173.0</w:t>
             </w:r>
           </w:p>
@@ -3590,8 +4405,14 @@
             <w:pPr>
               <w:pStyle w:val="Compact"/>
               <w:jc w:val="right"/>
-            </w:pPr>
-            <w:r>
+              <w:rPr>
+                <w:bCs/>
+              </w:rPr>
+            </w:pPr>
+            <w:r>
+              <w:rPr>
+                <w:bCs/>
+              </w:rPr>
               <w:t>81.7</w:t>
             </w:r>
           </w:p>
@@ -3610,8 +4431,14 @@
             <w:pPr>
               <w:pStyle w:val="Compact"/>
               <w:jc w:val="right"/>
-            </w:pPr>
-            <w:r>
+              <w:rPr>
+                <w:bCs/>
+              </w:rPr>
+            </w:pPr>
+            <w:r>
+              <w:rPr>
+                <w:bCs/>
+              </w:rPr>
               <w:t>28</w:t>
             </w:r>
           </w:p>
@@ -3630,8 +4457,14 @@
             <w:pPr>
               <w:pStyle w:val="Compact"/>
               <w:jc w:val="center"/>
-            </w:pPr>
-            <w:r>
+              <w:rPr>
+                <w:bCs/>
+              </w:rPr>
+            </w:pPr>
+            <w:r>
+              <w:rPr>
+                <w:bCs/>
+              </w:rPr>
               <w:t>CN</w:t>
             </w:r>
           </w:p>
@@ -3649,6 +4482,9 @@
           <w:p>
             <w:pPr>
               <w:pStyle w:val="Compact"/>
+              <w:rPr>
+                <w:bCs/>
+              </w:rPr>
             </w:pPr>
           </w:p>
         </w:tc>
@@ -3670,8 +4506,14 @@
           <w:p>
             <w:pPr>
               <w:pStyle w:val="Compact"/>
-            </w:pPr>
-            <w:r>
+              <w:rPr>
+                <w:bCs/>
+              </w:rPr>
+            </w:pPr>
+            <w:r>
+              <w:rPr>
+                <w:bCs/>
+              </w:rPr>
               <w:t>ID_169</w:t>
             </w:r>
           </w:p>
@@ -3690,8 +4532,14 @@
             <w:pPr>
               <w:pStyle w:val="Compact"/>
               <w:jc w:val="center"/>
-            </w:pPr>
-            <w:r>
+              <w:rPr>
+                <w:bCs/>
+              </w:rPr>
+            </w:pPr>
+            <w:r>
+              <w:rPr>
+                <w:bCs/>
+              </w:rPr>
               <w:t>71</w:t>
             </w:r>
           </w:p>
@@ -3710,8 +4558,14 @@
             <w:pPr>
               <w:pStyle w:val="Compact"/>
               <w:jc w:val="center"/>
-            </w:pPr>
-            <w:r>
+              <w:rPr>
+                <w:bCs/>
+              </w:rPr>
+            </w:pPr>
+            <w:r>
+              <w:rPr>
+                <w:bCs/>
+              </w:rPr>
               <w:t>M</w:t>
             </w:r>
           </w:p>
@@ -3730,8 +4584,14 @@
             <w:pPr>
               <w:pStyle w:val="Compact"/>
               <w:jc w:val="right"/>
-            </w:pPr>
-            <w:r>
+              <w:rPr>
+                <w:bCs/>
+              </w:rPr>
+            </w:pPr>
+            <w:r>
+              <w:rPr>
+                <w:bCs/>
+              </w:rPr>
               <w:t>173.0</w:t>
             </w:r>
           </w:p>
@@ -3750,8 +4610,14 @@
             <w:pPr>
               <w:pStyle w:val="Compact"/>
               <w:jc w:val="right"/>
-            </w:pPr>
-            <w:r>
+              <w:rPr>
+                <w:bCs/>
+              </w:rPr>
+            </w:pPr>
+            <w:r>
+              <w:rPr>
+                <w:bCs/>
+              </w:rPr>
               <w:t>81.3</w:t>
             </w:r>
           </w:p>
@@ -3770,8 +4636,14 @@
             <w:pPr>
               <w:pStyle w:val="Compact"/>
               <w:jc w:val="right"/>
-            </w:pPr>
-            <w:r>
+              <w:rPr>
+                <w:bCs/>
+              </w:rPr>
+            </w:pPr>
+            <w:r>
+              <w:rPr>
+                <w:bCs/>
+              </w:rPr>
               <w:t>27</w:t>
             </w:r>
           </w:p>
@@ -3790,8 +4662,14 @@
             <w:pPr>
               <w:pStyle w:val="Compact"/>
               <w:jc w:val="center"/>
-            </w:pPr>
-            <w:r>
+              <w:rPr>
+                <w:bCs/>
+              </w:rPr>
+            </w:pPr>
+            <w:r>
+              <w:rPr>
+                <w:bCs/>
+              </w:rPr>
               <w:t>CN</w:t>
             </w:r>
           </w:p>
@@ -3809,6 +4687,9 @@
           <w:p>
             <w:pPr>
               <w:pStyle w:val="Compact"/>
+              <w:rPr>
+                <w:bCs/>
+              </w:rPr>
             </w:pPr>
           </w:p>
         </w:tc>
@@ -3830,8 +4711,14 @@
           <w:p>
             <w:pPr>
               <w:pStyle w:val="Compact"/>
-            </w:pPr>
-            <w:r>
+              <w:rPr>
+                <w:bCs/>
+              </w:rPr>
+            </w:pPr>
+            <w:r>
+              <w:rPr>
+                <w:bCs/>
+              </w:rPr>
               <w:t>ID_186</w:t>
             </w:r>
           </w:p>
@@ -3850,8 +4737,14 @@
             <w:pPr>
               <w:pStyle w:val="Compact"/>
               <w:jc w:val="center"/>
-            </w:pPr>
-            <w:r>
+              <w:rPr>
+                <w:bCs/>
+              </w:rPr>
+            </w:pPr>
+            <w:r>
+              <w:rPr>
+                <w:bCs/>
+              </w:rPr>
               <w:t>66</w:t>
             </w:r>
           </w:p>
@@ -3870,8 +4763,14 @@
             <w:pPr>
               <w:pStyle w:val="Compact"/>
               <w:jc w:val="center"/>
-            </w:pPr>
-            <w:r>
+              <w:rPr>
+                <w:bCs/>
+              </w:rPr>
+            </w:pPr>
+            <w:r>
+              <w:rPr>
+                <w:bCs/>
+              </w:rPr>
               <w:t>F</w:t>
             </w:r>
           </w:p>
@@ -3890,8 +4789,14 @@
             <w:pPr>
               <w:pStyle w:val="Compact"/>
               <w:jc w:val="right"/>
-            </w:pPr>
-            <w:r>
+              <w:rPr>
+                <w:bCs/>
+              </w:rPr>
+            </w:pPr>
+            <w:r>
+              <w:rPr>
+                <w:bCs/>
+              </w:rPr>
               <w:t>165.0</w:t>
             </w:r>
           </w:p>
@@ -3910,8 +4815,14 @@
             <w:pPr>
               <w:pStyle w:val="Compact"/>
               <w:jc w:val="right"/>
-            </w:pPr>
-            <w:r>
+              <w:rPr>
+                <w:bCs/>
+              </w:rPr>
+            </w:pPr>
+            <w:r>
+              <w:rPr>
+                <w:bCs/>
+              </w:rPr>
               <w:t>61.3</w:t>
             </w:r>
           </w:p>
@@ -3930,8 +4841,14 @@
             <w:pPr>
               <w:pStyle w:val="Compact"/>
               <w:jc w:val="right"/>
-            </w:pPr>
-            <w:r>
+              <w:rPr>
+                <w:bCs/>
+              </w:rPr>
+            </w:pPr>
+            <w:r>
+              <w:rPr>
+                <w:bCs/>
+              </w:rPr>
               <w:t>23</w:t>
             </w:r>
           </w:p>
@@ -3950,8 +4867,14 @@
             <w:pPr>
               <w:pStyle w:val="Compact"/>
               <w:jc w:val="center"/>
-            </w:pPr>
-            <w:r>
+              <w:rPr>
+                <w:bCs/>
+              </w:rPr>
+            </w:pPr>
+            <w:r>
+              <w:rPr>
+                <w:bCs/>
+              </w:rPr>
               <w:t>CI</w:t>
             </w:r>
           </w:p>
@@ -3969,6 +4892,9 @@
           <w:p>
             <w:pPr>
               <w:pStyle w:val="Compact"/>
+              <w:rPr>
+                <w:bCs/>
+              </w:rPr>
             </w:pPr>
           </w:p>
         </w:tc>
@@ -3990,8 +4916,14 @@
           <w:p>
             <w:pPr>
               <w:pStyle w:val="Compact"/>
-            </w:pPr>
-            <w:r>
+              <w:rPr>
+                <w:bCs/>
+              </w:rPr>
+            </w:pPr>
+            <w:r>
+              <w:rPr>
+                <w:bCs/>
+              </w:rPr>
               <w:t>ID_109</w:t>
             </w:r>
           </w:p>
@@ -4010,8 +4942,14 @@
             <w:pPr>
               <w:pStyle w:val="Compact"/>
               <w:jc w:val="center"/>
-            </w:pPr>
-            <w:r>
+              <w:rPr>
+                <w:bCs/>
+              </w:rPr>
+            </w:pPr>
+            <w:r>
+              <w:rPr>
+                <w:bCs/>
+              </w:rPr>
               <w:t>82</w:t>
             </w:r>
           </w:p>
@@ -4030,8 +4968,14 @@
             <w:pPr>
               <w:pStyle w:val="Compact"/>
               <w:jc w:val="center"/>
-            </w:pPr>
-            <w:r>
+              <w:rPr>
+                <w:bCs/>
+              </w:rPr>
+            </w:pPr>
+            <w:r>
+              <w:rPr>
+                <w:bCs/>
+              </w:rPr>
               <w:t>F</w:t>
             </w:r>
           </w:p>
@@ -4050,8 +4994,14 @@
             <w:pPr>
               <w:pStyle w:val="Compact"/>
               <w:jc w:val="right"/>
-            </w:pPr>
-            <w:r>
+              <w:rPr>
+                <w:bCs/>
+              </w:rPr>
+            </w:pPr>
+            <w:r>
+              <w:rPr>
+                <w:bCs/>
+              </w:rPr>
               <w:t>166.0</w:t>
             </w:r>
           </w:p>
@@ -4070,8 +5020,14 @@
             <w:pPr>
               <w:pStyle w:val="Compact"/>
               <w:jc w:val="right"/>
-            </w:pPr>
-            <w:r>
+              <w:rPr>
+                <w:bCs/>
+              </w:rPr>
+            </w:pPr>
+            <w:r>
+              <w:rPr>
+                <w:bCs/>
+              </w:rPr>
               <w:t>75.2</w:t>
             </w:r>
           </w:p>
@@ -4090,8 +5046,14 @@
             <w:pPr>
               <w:pStyle w:val="Compact"/>
               <w:jc w:val="right"/>
-            </w:pPr>
-            <w:r>
+              <w:rPr>
+                <w:bCs/>
+              </w:rPr>
+            </w:pPr>
+            <w:r>
+              <w:rPr>
+                <w:bCs/>
+              </w:rPr>
               <w:t>28</w:t>
             </w:r>
           </w:p>
@@ -4110,8 +5072,14 @@
             <w:pPr>
               <w:pStyle w:val="Compact"/>
               <w:jc w:val="center"/>
-            </w:pPr>
-            <w:r>
+              <w:rPr>
+                <w:bCs/>
+              </w:rPr>
+            </w:pPr>
+            <w:r>
+              <w:rPr>
+                <w:bCs/>
+              </w:rPr>
               <w:t>CN</w:t>
             </w:r>
           </w:p>
@@ -4129,6 +5097,9 @@
           <w:p>
             <w:pPr>
               <w:pStyle w:val="Compact"/>
+              <w:rPr>
+                <w:bCs/>
+              </w:rPr>
             </w:pPr>
           </w:p>
         </w:tc>
@@ -4150,8 +5121,14 @@
           <w:p>
             <w:pPr>
               <w:pStyle w:val="Compact"/>
-            </w:pPr>
-            <w:r>
+              <w:rPr>
+                <w:bCs/>
+              </w:rPr>
+            </w:pPr>
+            <w:r>
+              <w:rPr>
+                <w:bCs/>
+              </w:rPr>
               <w:t>ID_101</w:t>
             </w:r>
           </w:p>
@@ -4170,8 +5147,14 @@
             <w:pPr>
               <w:pStyle w:val="Compact"/>
               <w:jc w:val="center"/>
-            </w:pPr>
-            <w:r>
+              <w:rPr>
+                <w:bCs/>
+              </w:rPr>
+            </w:pPr>
+            <w:r>
+              <w:rPr>
+                <w:bCs/>
+              </w:rPr>
               <w:t>83</w:t>
             </w:r>
           </w:p>
@@ -4190,8 +5173,14 @@
             <w:pPr>
               <w:pStyle w:val="Compact"/>
               <w:jc w:val="center"/>
-            </w:pPr>
-            <w:r>
+              <w:rPr>
+                <w:bCs/>
+              </w:rPr>
+            </w:pPr>
+            <w:r>
+              <w:rPr>
+                <w:bCs/>
+              </w:rPr>
               <w:t>F</w:t>
             </w:r>
           </w:p>
@@ -4210,8 +5199,14 @@
             <w:pPr>
               <w:pStyle w:val="Compact"/>
               <w:jc w:val="right"/>
-            </w:pPr>
-            <w:r>
+              <w:rPr>
+                <w:bCs/>
+              </w:rPr>
+            </w:pPr>
+            <w:r>
+              <w:rPr>
+                <w:bCs/>
+              </w:rPr>
               <w:t>158.0</w:t>
             </w:r>
           </w:p>
@@ -4230,8 +5225,14 @@
             <w:pPr>
               <w:pStyle w:val="Compact"/>
               <w:jc w:val="right"/>
-            </w:pPr>
-            <w:r>
+              <w:rPr>
+                <w:bCs/>
+              </w:rPr>
+            </w:pPr>
+            <w:r>
+              <w:rPr>
+                <w:bCs/>
+              </w:rPr>
               <w:t>69.6</w:t>
             </w:r>
           </w:p>
@@ -4250,8 +5251,14 @@
             <w:pPr>
               <w:pStyle w:val="Compact"/>
               <w:jc w:val="right"/>
-            </w:pPr>
-            <w:r>
+              <w:rPr>
+                <w:bCs/>
+              </w:rPr>
+            </w:pPr>
+            <w:r>
+              <w:rPr>
+                <w:bCs/>
+              </w:rPr>
               <w:t>28</w:t>
             </w:r>
           </w:p>
@@ -4270,8 +5277,14 @@
             <w:pPr>
               <w:pStyle w:val="Compact"/>
               <w:jc w:val="center"/>
-            </w:pPr>
-            <w:r>
+              <w:rPr>
+                <w:bCs/>
+              </w:rPr>
+            </w:pPr>
+            <w:r>
+              <w:rPr>
+                <w:bCs/>
+              </w:rPr>
               <w:t>CN</w:t>
             </w:r>
           </w:p>
@@ -4289,6 +5302,9 @@
           <w:p>
             <w:pPr>
               <w:pStyle w:val="Compact"/>
+              <w:rPr>
+                <w:bCs/>
+              </w:rPr>
             </w:pPr>
           </w:p>
         </w:tc>
@@ -4310,8 +5326,14 @@
           <w:p>
             <w:pPr>
               <w:pStyle w:val="Compact"/>
-            </w:pPr>
-            <w:r>
+              <w:rPr>
+                <w:bCs/>
+              </w:rPr>
+            </w:pPr>
+            <w:r>
+              <w:rPr>
+                <w:bCs/>
+              </w:rPr>
               <w:t>ID_184</w:t>
             </w:r>
           </w:p>
@@ -4330,8 +5352,14 @@
             <w:pPr>
               <w:pStyle w:val="Compact"/>
               <w:jc w:val="center"/>
-            </w:pPr>
-            <w:r>
+              <w:rPr>
+                <w:bCs/>
+              </w:rPr>
+            </w:pPr>
+            <w:r>
+              <w:rPr>
+                <w:bCs/>
+              </w:rPr>
               <w:t>70</w:t>
             </w:r>
           </w:p>
@@ -4350,8 +5378,14 @@
             <w:pPr>
               <w:pStyle w:val="Compact"/>
               <w:jc w:val="center"/>
-            </w:pPr>
-            <w:r>
+              <w:rPr>
+                <w:bCs/>
+              </w:rPr>
+            </w:pPr>
+            <w:r>
+              <w:rPr>
+                <w:bCs/>
+              </w:rPr>
               <w:t>F</w:t>
             </w:r>
           </w:p>
@@ -4370,8 +5404,14 @@
             <w:pPr>
               <w:pStyle w:val="Compact"/>
               <w:jc w:val="right"/>
-            </w:pPr>
-            <w:r>
+              <w:rPr>
+                <w:bCs/>
+              </w:rPr>
+            </w:pPr>
+            <w:r>
+              <w:rPr>
+                <w:bCs/>
+              </w:rPr>
               <w:t>170.0</w:t>
             </w:r>
           </w:p>
@@ -4390,8 +5430,14 @@
             <w:pPr>
               <w:pStyle w:val="Compact"/>
               <w:jc w:val="right"/>
-            </w:pPr>
-            <w:r>
+              <w:rPr>
+                <w:bCs/>
+              </w:rPr>
+            </w:pPr>
+            <w:r>
+              <w:rPr>
+                <w:bCs/>
+              </w:rPr>
               <w:t>77.5</w:t>
             </w:r>
           </w:p>
@@ -4410,8 +5456,14 @@
             <w:pPr>
               <w:pStyle w:val="Compact"/>
               <w:jc w:val="right"/>
-            </w:pPr>
-            <w:r>
+              <w:rPr>
+                <w:bCs/>
+              </w:rPr>
+            </w:pPr>
+            <w:r>
+              <w:rPr>
+                <w:bCs/>
+              </w:rPr>
               <w:t>25</w:t>
             </w:r>
           </w:p>
@@ -4430,8 +5482,14 @@
             <w:pPr>
               <w:pStyle w:val="Compact"/>
               <w:jc w:val="center"/>
-            </w:pPr>
-            <w:r>
+              <w:rPr>
+                <w:bCs/>
+              </w:rPr>
+            </w:pPr>
+            <w:r>
+              <w:rPr>
+                <w:bCs/>
+              </w:rPr>
               <w:t>CI</w:t>
             </w:r>
           </w:p>
@@ -4449,6 +5507,9 @@
           <w:p>
             <w:pPr>
               <w:pStyle w:val="Compact"/>
+              <w:rPr>
+                <w:bCs/>
+              </w:rPr>
             </w:pPr>
           </w:p>
         </w:tc>
@@ -4470,8 +5531,14 @@
           <w:p>
             <w:pPr>
               <w:pStyle w:val="Compact"/>
-            </w:pPr>
-            <w:r>
+              <w:rPr>
+                <w:bCs/>
+              </w:rPr>
+            </w:pPr>
+            <w:r>
+              <w:rPr>
+                <w:bCs/>
+              </w:rPr>
               <w:t>ID_126</w:t>
             </w:r>
           </w:p>
@@ -4490,8 +5557,14 @@
             <w:pPr>
               <w:pStyle w:val="Compact"/>
               <w:jc w:val="center"/>
-            </w:pPr>
-            <w:r>
+              <w:rPr>
+                <w:bCs/>
+              </w:rPr>
+            </w:pPr>
+            <w:r>
+              <w:rPr>
+                <w:bCs/>
+              </w:rPr>
               <w:t>83</w:t>
             </w:r>
           </w:p>
@@ -4510,8 +5583,14 @@
             <w:pPr>
               <w:pStyle w:val="Compact"/>
               <w:jc w:val="center"/>
-            </w:pPr>
-            <w:r>
+              <w:rPr>
+                <w:bCs/>
+              </w:rPr>
+            </w:pPr>
+            <w:r>
+              <w:rPr>
+                <w:bCs/>
+              </w:rPr>
               <w:t>F</w:t>
             </w:r>
           </w:p>
@@ -4530,8 +5609,14 @@
             <w:pPr>
               <w:pStyle w:val="Compact"/>
               <w:jc w:val="right"/>
-            </w:pPr>
-            <w:r>
+              <w:rPr>
+                <w:bCs/>
+              </w:rPr>
+            </w:pPr>
+            <w:r>
+              <w:rPr>
+                <w:bCs/>
+              </w:rPr>
               <w:t>161.0</w:t>
             </w:r>
           </w:p>
@@ -4550,8 +5635,14 @@
             <w:pPr>
               <w:pStyle w:val="Compact"/>
               <w:jc w:val="right"/>
-            </w:pPr>
-            <w:r>
+              <w:rPr>
+                <w:bCs/>
+              </w:rPr>
+            </w:pPr>
+            <w:r>
+              <w:rPr>
+                <w:bCs/>
+              </w:rPr>
               <w:t>50.0</w:t>
             </w:r>
           </w:p>
@@ -4570,8 +5661,14 @@
             <w:pPr>
               <w:pStyle w:val="Compact"/>
               <w:jc w:val="right"/>
-            </w:pPr>
-            <w:r>
+              <w:rPr>
+                <w:bCs/>
+              </w:rPr>
+            </w:pPr>
+            <w:r>
+              <w:rPr>
+                <w:bCs/>
+              </w:rPr>
               <w:t>29</w:t>
             </w:r>
           </w:p>
@@ -4590,8 +5687,14 @@
             <w:pPr>
               <w:pStyle w:val="Compact"/>
               <w:jc w:val="center"/>
-            </w:pPr>
-            <w:r>
+              <w:rPr>
+                <w:bCs/>
+              </w:rPr>
+            </w:pPr>
+            <w:r>
+              <w:rPr>
+                <w:bCs/>
+              </w:rPr>
               <w:t>CN</w:t>
             </w:r>
           </w:p>
@@ -4609,6 +5712,9 @@
           <w:p>
             <w:pPr>
               <w:pStyle w:val="Compact"/>
+              <w:rPr>
+                <w:bCs/>
+              </w:rPr>
             </w:pPr>
           </w:p>
         </w:tc>
@@ -4630,8 +5736,14 @@
           <w:p>
             <w:pPr>
               <w:pStyle w:val="Compact"/>
-            </w:pPr>
-            <w:r>
+              <w:rPr>
+                <w:bCs/>
+              </w:rPr>
+            </w:pPr>
+            <w:r>
+              <w:rPr>
+                <w:bCs/>
+              </w:rPr>
               <w:t>ID_149</w:t>
             </w:r>
           </w:p>
@@ -4650,8 +5762,14 @@
             <w:pPr>
               <w:pStyle w:val="Compact"/>
               <w:jc w:val="center"/>
-            </w:pPr>
-            <w:r>
+              <w:rPr>
+                <w:bCs/>
+              </w:rPr>
+            </w:pPr>
+            <w:r>
+              <w:rPr>
+                <w:bCs/>
+              </w:rPr>
               <w:t>69</w:t>
             </w:r>
           </w:p>
@@ -4670,8 +5788,14 @@
             <w:pPr>
               <w:pStyle w:val="Compact"/>
               <w:jc w:val="center"/>
-            </w:pPr>
-            <w:r>
+              <w:rPr>
+                <w:bCs/>
+              </w:rPr>
+            </w:pPr>
+            <w:r>
+              <w:rPr>
+                <w:bCs/>
+              </w:rPr>
               <w:t>M</w:t>
             </w:r>
           </w:p>
@@ -4690,8 +5814,14 @@
             <w:pPr>
               <w:pStyle w:val="Compact"/>
               <w:jc w:val="right"/>
-            </w:pPr>
-            <w:r>
+              <w:rPr>
+                <w:bCs/>
+              </w:rPr>
+            </w:pPr>
+            <w:r>
+              <w:rPr>
+                <w:bCs/>
+              </w:rPr>
               <w:t>173.0</w:t>
             </w:r>
           </w:p>
@@ -4710,8 +5840,14 @@
             <w:pPr>
               <w:pStyle w:val="Compact"/>
               <w:jc w:val="right"/>
-            </w:pPr>
-            <w:r>
+              <w:rPr>
+                <w:bCs/>
+              </w:rPr>
+            </w:pPr>
+            <w:r>
+              <w:rPr>
+                <w:bCs/>
+              </w:rPr>
               <w:t>68.4</w:t>
             </w:r>
           </w:p>
@@ -4730,8 +5866,14 @@
             <w:pPr>
               <w:pStyle w:val="Compact"/>
               <w:jc w:val="right"/>
-            </w:pPr>
-            <w:r>
+              <w:rPr>
+                <w:bCs/>
+              </w:rPr>
+            </w:pPr>
+            <w:r>
+              <w:rPr>
+                <w:bCs/>
+              </w:rPr>
               <w:t>22</w:t>
             </w:r>
           </w:p>
@@ -4750,8 +5892,14 @@
             <w:pPr>
               <w:pStyle w:val="Compact"/>
               <w:jc w:val="center"/>
-            </w:pPr>
-            <w:r>
+              <w:rPr>
+                <w:bCs/>
+              </w:rPr>
+            </w:pPr>
+            <w:r>
+              <w:rPr>
+                <w:bCs/>
+              </w:rPr>
               <w:t>CI</w:t>
             </w:r>
           </w:p>
@@ -4769,6 +5917,9 @@
           <w:p>
             <w:pPr>
               <w:pStyle w:val="Compact"/>
+              <w:rPr>
+                <w:bCs/>
+              </w:rPr>
             </w:pPr>
           </w:p>
         </w:tc>
@@ -4790,8 +5941,14 @@
           <w:p>
             <w:pPr>
               <w:pStyle w:val="Compact"/>
-            </w:pPr>
-            <w:r>
+              <w:rPr>
+                <w:bCs/>
+              </w:rPr>
+            </w:pPr>
+            <w:r>
+              <w:rPr>
+                <w:bCs/>
+              </w:rPr>
               <w:t>ID_114</w:t>
             </w:r>
           </w:p>
@@ -4810,8 +5967,14 @@
             <w:pPr>
               <w:pStyle w:val="Compact"/>
               <w:jc w:val="center"/>
-            </w:pPr>
-            <w:r>
+              <w:rPr>
+                <w:bCs/>
+              </w:rPr>
+            </w:pPr>
+            <w:r>
+              <w:rPr>
+                <w:bCs/>
+              </w:rPr>
               <w:t>82</w:t>
             </w:r>
           </w:p>
@@ -4830,8 +5993,14 @@
             <w:pPr>
               <w:pStyle w:val="Compact"/>
               <w:jc w:val="center"/>
-            </w:pPr>
-            <w:r>
+              <w:rPr>
+                <w:bCs/>
+              </w:rPr>
+            </w:pPr>
+            <w:r>
+              <w:rPr>
+                <w:bCs/>
+              </w:rPr>
               <w:t>F</w:t>
             </w:r>
           </w:p>
@@ -4850,8 +6019,14 @@
             <w:pPr>
               <w:pStyle w:val="Compact"/>
               <w:jc w:val="right"/>
-            </w:pPr>
-            <w:r>
+              <w:rPr>
+                <w:bCs/>
+              </w:rPr>
+            </w:pPr>
+            <w:r>
+              <w:rPr>
+                <w:bCs/>
+              </w:rPr>
               <w:t>163.0</w:t>
             </w:r>
           </w:p>
@@ -4870,8 +6045,14 @@
             <w:pPr>
               <w:pStyle w:val="Compact"/>
               <w:jc w:val="right"/>
-            </w:pPr>
-            <w:r>
+              <w:rPr>
+                <w:bCs/>
+              </w:rPr>
+            </w:pPr>
+            <w:r>
+              <w:rPr>
+                <w:bCs/>
+              </w:rPr>
               <w:t>50.4</w:t>
             </w:r>
           </w:p>
@@ -4890,8 +6071,14 @@
             <w:pPr>
               <w:pStyle w:val="Compact"/>
               <w:jc w:val="right"/>
-            </w:pPr>
-            <w:r>
+              <w:rPr>
+                <w:bCs/>
+              </w:rPr>
+            </w:pPr>
+            <w:r>
+              <w:rPr>
+                <w:bCs/>
+              </w:rPr>
               <w:t>26</w:t>
             </w:r>
           </w:p>
@@ -4910,8 +6097,14 @@
             <w:pPr>
               <w:pStyle w:val="Compact"/>
               <w:jc w:val="center"/>
-            </w:pPr>
-            <w:r>
+              <w:rPr>
+                <w:bCs/>
+              </w:rPr>
+            </w:pPr>
+            <w:r>
+              <w:rPr>
+                <w:bCs/>
+              </w:rPr>
               <w:t>CN</w:t>
             </w:r>
           </w:p>
@@ -4929,6 +6122,9 @@
           <w:p>
             <w:pPr>
               <w:pStyle w:val="Compact"/>
+              <w:rPr>
+                <w:bCs/>
+              </w:rPr>
             </w:pPr>
           </w:p>
         </w:tc>
@@ -4950,8 +6146,14 @@
           <w:p>
             <w:pPr>
               <w:pStyle w:val="Compact"/>
-            </w:pPr>
-            <w:r>
+              <w:rPr>
+                <w:bCs/>
+              </w:rPr>
+            </w:pPr>
+            <w:r>
+              <w:rPr>
+                <w:bCs/>
+              </w:rPr>
               <w:t>ID_135</w:t>
             </w:r>
           </w:p>
@@ -4970,8 +6172,14 @@
             <w:pPr>
               <w:pStyle w:val="Compact"/>
               <w:jc w:val="center"/>
-            </w:pPr>
-            <w:r>
+              <w:rPr>
+                <w:bCs/>
+              </w:rPr>
+            </w:pPr>
+            <w:r>
+              <w:rPr>
+                <w:bCs/>
+              </w:rPr>
               <w:t>74</w:t>
             </w:r>
           </w:p>
@@ -4990,8 +6198,14 @@
             <w:pPr>
               <w:pStyle w:val="Compact"/>
               <w:jc w:val="center"/>
-            </w:pPr>
-            <w:r>
+              <w:rPr>
+                <w:bCs/>
+              </w:rPr>
+            </w:pPr>
+            <w:r>
+              <w:rPr>
+                <w:bCs/>
+              </w:rPr>
               <w:t>F</w:t>
             </w:r>
           </w:p>
@@ -5010,8 +6224,14 @@
             <w:pPr>
               <w:pStyle w:val="Compact"/>
               <w:jc w:val="right"/>
-            </w:pPr>
-            <w:r>
+              <w:rPr>
+                <w:bCs/>
+              </w:rPr>
+            </w:pPr>
+            <w:r>
+              <w:rPr>
+                <w:bCs/>
+              </w:rPr>
               <w:t>160.0</w:t>
             </w:r>
           </w:p>
@@ -5030,8 +6250,14 @@
             <w:pPr>
               <w:pStyle w:val="Compact"/>
               <w:jc w:val="right"/>
-            </w:pPr>
-            <w:r>
+              <w:rPr>
+                <w:bCs/>
+              </w:rPr>
+            </w:pPr>
+            <w:r>
+              <w:rPr>
+                <w:bCs/>
+              </w:rPr>
               <w:t>74.1</w:t>
             </w:r>
           </w:p>
@@ -5050,8 +6276,14 @@
             <w:pPr>
               <w:pStyle w:val="Compact"/>
               <w:jc w:val="right"/>
-            </w:pPr>
-            <w:r>
+              <w:rPr>
+                <w:bCs/>
+              </w:rPr>
+            </w:pPr>
+            <w:r>
+              <w:rPr>
+                <w:bCs/>
+              </w:rPr>
               <w:t>29</w:t>
             </w:r>
           </w:p>
@@ -5070,8 +6302,14 @@
             <w:pPr>
               <w:pStyle w:val="Compact"/>
               <w:jc w:val="center"/>
-            </w:pPr>
-            <w:r>
+              <w:rPr>
+                <w:bCs/>
+              </w:rPr>
+            </w:pPr>
+            <w:r>
+              <w:rPr>
+                <w:bCs/>
+              </w:rPr>
               <w:t>CN</w:t>
             </w:r>
           </w:p>
@@ -5089,6 +6327,9 @@
           <w:p>
             <w:pPr>
               <w:pStyle w:val="Compact"/>
+              <w:rPr>
+                <w:bCs/>
+              </w:rPr>
             </w:pPr>
           </w:p>
         </w:tc>
@@ -5110,8 +6351,14 @@
           <w:p>
             <w:pPr>
               <w:pStyle w:val="Compact"/>
-            </w:pPr>
-            <w:r>
+              <w:rPr>
+                <w:bCs/>
+              </w:rPr>
+            </w:pPr>
+            <w:r>
+              <w:rPr>
+                <w:bCs/>
+              </w:rPr>
               <w:t>ID_193</w:t>
             </w:r>
           </w:p>
@@ -5130,8 +6377,14 @@
             <w:pPr>
               <w:pStyle w:val="Compact"/>
               <w:jc w:val="center"/>
-            </w:pPr>
-            <w:r>
+              <w:rPr>
+                <w:bCs/>
+              </w:rPr>
+            </w:pPr>
+            <w:r>
+              <w:rPr>
+                <w:bCs/>
+              </w:rPr>
               <w:t>75</w:t>
             </w:r>
           </w:p>
@@ -5150,8 +6403,14 @@
             <w:pPr>
               <w:pStyle w:val="Compact"/>
               <w:jc w:val="center"/>
-            </w:pPr>
-            <w:r>
+              <w:rPr>
+                <w:bCs/>
+              </w:rPr>
+            </w:pPr>
+            <w:r>
+              <w:rPr>
+                <w:bCs/>
+              </w:rPr>
               <w:t>M</w:t>
             </w:r>
           </w:p>
@@ -5170,8 +6429,14 @@
             <w:pPr>
               <w:pStyle w:val="Compact"/>
               <w:jc w:val="right"/>
-            </w:pPr>
-            <w:r>
+              <w:rPr>
+                <w:bCs/>
+              </w:rPr>
+            </w:pPr>
+            <w:r>
+              <w:rPr>
+                <w:bCs/>
+              </w:rPr>
               <w:t>175.0</w:t>
             </w:r>
           </w:p>
@@ -5190,8 +6455,14 @@
             <w:pPr>
               <w:pStyle w:val="Compact"/>
               <w:jc w:val="right"/>
-            </w:pPr>
-            <w:r>
+              <w:rPr>
+                <w:bCs/>
+              </w:rPr>
+            </w:pPr>
+            <w:r>
+              <w:rPr>
+                <w:bCs/>
+              </w:rPr>
               <w:t>79.8</w:t>
             </w:r>
           </w:p>
@@ -5210,8 +6481,14 @@
             <w:pPr>
               <w:pStyle w:val="Compact"/>
               <w:jc w:val="right"/>
-            </w:pPr>
-            <w:r>
+              <w:rPr>
+                <w:bCs/>
+              </w:rPr>
+            </w:pPr>
+            <w:r>
+              <w:rPr>
+                <w:bCs/>
+              </w:rPr>
               <w:t>24</w:t>
             </w:r>
           </w:p>
@@ -5230,8 +6507,14 @@
             <w:pPr>
               <w:pStyle w:val="Compact"/>
               <w:jc w:val="center"/>
-            </w:pPr>
-            <w:r>
+              <w:rPr>
+                <w:bCs/>
+              </w:rPr>
+            </w:pPr>
+            <w:r>
+              <w:rPr>
+                <w:bCs/>
+              </w:rPr>
               <w:t>CI</w:t>
             </w:r>
           </w:p>
@@ -5249,6 +6532,9 @@
           <w:p>
             <w:pPr>
               <w:pStyle w:val="Compact"/>
+              <w:rPr>
+                <w:bCs/>
+              </w:rPr>
             </w:pPr>
           </w:p>
         </w:tc>
@@ -5270,8 +6556,14 @@
           <w:p>
             <w:pPr>
               <w:pStyle w:val="Compact"/>
-            </w:pPr>
-            <w:r>
+              <w:rPr>
+                <w:bCs/>
+              </w:rPr>
+            </w:pPr>
+            <w:r>
+              <w:rPr>
+                <w:bCs/>
+              </w:rPr>
               <w:t>ID_195</w:t>
             </w:r>
           </w:p>
@@ -5290,8 +6582,14 @@
             <w:pPr>
               <w:pStyle w:val="Compact"/>
               <w:jc w:val="center"/>
-            </w:pPr>
-            <w:r>
+              <w:rPr>
+                <w:bCs/>
+              </w:rPr>
+            </w:pPr>
+            <w:r>
+              <w:rPr>
+                <w:bCs/>
+              </w:rPr>
               <w:t>61</w:t>
             </w:r>
           </w:p>
@@ -5310,8 +6608,14 @@
             <w:pPr>
               <w:pStyle w:val="Compact"/>
               <w:jc w:val="center"/>
-            </w:pPr>
-            <w:r>
+              <w:rPr>
+                <w:bCs/>
+              </w:rPr>
+            </w:pPr>
+            <w:r>
+              <w:rPr>
+                <w:bCs/>
+              </w:rPr>
               <w:t>M</w:t>
             </w:r>
           </w:p>
@@ -5330,8 +6634,14 @@
             <w:pPr>
               <w:pStyle w:val="Compact"/>
               <w:jc w:val="right"/>
-            </w:pPr>
-            <w:r>
+              <w:rPr>
+                <w:bCs/>
+              </w:rPr>
+            </w:pPr>
+            <w:r>
+              <w:rPr>
+                <w:bCs/>
+              </w:rPr>
               <w:t>192.0</w:t>
             </w:r>
           </w:p>
@@ -5350,8 +6660,14 @@
             <w:pPr>
               <w:pStyle w:val="Compact"/>
               <w:jc w:val="right"/>
-            </w:pPr>
-            <w:r>
+              <w:rPr>
+                <w:bCs/>
+              </w:rPr>
+            </w:pPr>
+            <w:r>
+              <w:rPr>
+                <w:bCs/>
+              </w:rPr>
               <w:t>104.5</w:t>
             </w:r>
           </w:p>
@@ -5370,8 +6686,14 @@
             <w:pPr>
               <w:pStyle w:val="Compact"/>
               <w:jc w:val="right"/>
-            </w:pPr>
-            <w:r>
+              <w:rPr>
+                <w:bCs/>
+              </w:rPr>
+            </w:pPr>
+            <w:r>
+              <w:rPr>
+                <w:bCs/>
+              </w:rPr>
               <w:t>23</w:t>
             </w:r>
           </w:p>
@@ -5390,8 +6712,14 @@
             <w:pPr>
               <w:pStyle w:val="Compact"/>
               <w:jc w:val="center"/>
-            </w:pPr>
-            <w:r>
+              <w:rPr>
+                <w:bCs/>
+              </w:rPr>
+            </w:pPr>
+            <w:r>
+              <w:rPr>
+                <w:bCs/>
+              </w:rPr>
               <w:t>CI</w:t>
             </w:r>
           </w:p>
@@ -5409,6 +6737,9 @@
           <w:p>
             <w:pPr>
               <w:pStyle w:val="Compact"/>
+              <w:rPr>
+                <w:bCs/>
+              </w:rPr>
             </w:pPr>
           </w:p>
         </w:tc>
@@ -5430,8 +6761,14 @@
           <w:p>
             <w:pPr>
               <w:pStyle w:val="Compact"/>
-            </w:pPr>
-            <w:r>
+              <w:rPr>
+                <w:bCs/>
+              </w:rPr>
+            </w:pPr>
+            <w:r>
+              <w:rPr>
+                <w:bCs/>
+              </w:rPr>
               <w:t>ID_136</w:t>
             </w:r>
           </w:p>
@@ -5450,8 +6787,14 @@
             <w:pPr>
               <w:pStyle w:val="Compact"/>
               <w:jc w:val="center"/>
-            </w:pPr>
-            <w:r>
+              <w:rPr>
+                <w:bCs/>
+              </w:rPr>
+            </w:pPr>
+            <w:r>
+              <w:rPr>
+                <w:bCs/>
+              </w:rPr>
               <w:t>82</w:t>
             </w:r>
           </w:p>
@@ -5470,8 +6813,14 @@
             <w:pPr>
               <w:pStyle w:val="Compact"/>
               <w:jc w:val="center"/>
-            </w:pPr>
-            <w:r>
+              <w:rPr>
+                <w:bCs/>
+              </w:rPr>
+            </w:pPr>
+            <w:r>
+              <w:rPr>
+                <w:bCs/>
+              </w:rPr>
               <w:t>F</w:t>
             </w:r>
           </w:p>
@@ -5490,8 +6839,14 @@
             <w:pPr>
               <w:pStyle w:val="Compact"/>
               <w:jc w:val="right"/>
-            </w:pPr>
-            <w:r>
+              <w:rPr>
+                <w:bCs/>
+              </w:rPr>
+            </w:pPr>
+            <w:r>
+              <w:rPr>
+                <w:bCs/>
+              </w:rPr>
               <w:t>161.0</w:t>
             </w:r>
           </w:p>
@@ -5510,8 +6865,14 @@
             <w:pPr>
               <w:pStyle w:val="Compact"/>
               <w:jc w:val="right"/>
-            </w:pPr>
-            <w:r>
+              <w:rPr>
+                <w:bCs/>
+              </w:rPr>
+            </w:pPr>
+            <w:r>
+              <w:rPr>
+                <w:bCs/>
+              </w:rPr>
               <w:t>67.4</w:t>
             </w:r>
           </w:p>
@@ -5530,8 +6891,14 @@
             <w:pPr>
               <w:pStyle w:val="Compact"/>
               <w:jc w:val="right"/>
-            </w:pPr>
-            <w:r>
+              <w:rPr>
+                <w:bCs/>
+              </w:rPr>
+            </w:pPr>
+            <w:r>
+              <w:rPr>
+                <w:bCs/>
+              </w:rPr>
               <w:t>28</w:t>
             </w:r>
           </w:p>
@@ -5550,8 +6917,14 @@
             <w:pPr>
               <w:pStyle w:val="Compact"/>
               <w:jc w:val="center"/>
-            </w:pPr>
-            <w:r>
+              <w:rPr>
+                <w:bCs/>
+              </w:rPr>
+            </w:pPr>
+            <w:r>
+              <w:rPr>
+                <w:bCs/>
+              </w:rPr>
               <w:t>CN</w:t>
             </w:r>
           </w:p>
@@ -5569,6 +6942,9 @@
           <w:p>
             <w:pPr>
               <w:pStyle w:val="Compact"/>
+              <w:rPr>
+                <w:bCs/>
+              </w:rPr>
             </w:pPr>
           </w:p>
         </w:tc>
@@ -5590,8 +6966,14 @@
           <w:p>
             <w:pPr>
               <w:pStyle w:val="Compact"/>
-            </w:pPr>
-            <w:r>
+              <w:rPr>
+                <w:bCs/>
+              </w:rPr>
+            </w:pPr>
+            <w:r>
+              <w:rPr>
+                <w:bCs/>
+              </w:rPr>
               <w:t>ID_172</w:t>
             </w:r>
           </w:p>
@@ -5610,8 +6992,14 @@
             <w:pPr>
               <w:pStyle w:val="Compact"/>
               <w:jc w:val="center"/>
-            </w:pPr>
-            <w:r>
+              <w:rPr>
+                <w:bCs/>
+              </w:rPr>
+            </w:pPr>
+            <w:r>
+              <w:rPr>
+                <w:bCs/>
+              </w:rPr>
               <w:t>61</w:t>
             </w:r>
           </w:p>
@@ -5630,8 +7018,14 @@
             <w:pPr>
               <w:pStyle w:val="Compact"/>
               <w:jc w:val="center"/>
-            </w:pPr>
-            <w:r>
+              <w:rPr>
+                <w:bCs/>
+              </w:rPr>
+            </w:pPr>
+            <w:r>
+              <w:rPr>
+                <w:bCs/>
+              </w:rPr>
               <w:t>F</w:t>
             </w:r>
           </w:p>
@@ -5650,8 +7044,14 @@
             <w:pPr>
               <w:pStyle w:val="Compact"/>
               <w:jc w:val="right"/>
-            </w:pPr>
-            <w:r>
+              <w:rPr>
+                <w:bCs/>
+              </w:rPr>
+            </w:pPr>
+            <w:r>
+              <w:rPr>
+                <w:bCs/>
+              </w:rPr>
               <w:t>164.0</w:t>
             </w:r>
           </w:p>
@@ -5670,8 +7070,14 @@
             <w:pPr>
               <w:pStyle w:val="Compact"/>
               <w:jc w:val="right"/>
-            </w:pPr>
-            <w:r>
+              <w:rPr>
+                <w:bCs/>
+              </w:rPr>
+            </w:pPr>
+            <w:r>
+              <w:rPr>
+                <w:bCs/>
+              </w:rPr>
               <w:t>53.9</w:t>
             </w:r>
           </w:p>
@@ -5690,8 +7096,14 @@
             <w:pPr>
               <w:pStyle w:val="Compact"/>
               <w:jc w:val="right"/>
-            </w:pPr>
-            <w:r>
+              <w:rPr>
+                <w:bCs/>
+              </w:rPr>
+            </w:pPr>
+            <w:r>
+              <w:rPr>
+                <w:bCs/>
+              </w:rPr>
               <w:t>23</w:t>
             </w:r>
           </w:p>
@@ -5710,8 +7122,14 @@
             <w:pPr>
               <w:pStyle w:val="Compact"/>
               <w:jc w:val="center"/>
-            </w:pPr>
-            <w:r>
+              <w:rPr>
+                <w:bCs/>
+              </w:rPr>
+            </w:pPr>
+            <w:r>
+              <w:rPr>
+                <w:bCs/>
+              </w:rPr>
               <w:t>CI</w:t>
             </w:r>
           </w:p>
@@ -5729,6 +7147,9 @@
           <w:p>
             <w:pPr>
               <w:pStyle w:val="Compact"/>
+              <w:rPr>
+                <w:bCs/>
+              </w:rPr>
             </w:pPr>
           </w:p>
         </w:tc>
@@ -5737,11 +7158,17 @@
     <w:p>
       <w:pPr>
         <w:pStyle w:val="Heading1"/>
+        <w:rPr>
+          <w:bCs/>
+        </w:rPr>
       </w:pPr>
       <w:bookmarkStart w:id="2" w:name="s2.-reported-condition-data-availability"/>
       <w:bookmarkEnd w:id="0"/>
       <w:bookmarkEnd w:id="1"/>
       <w:r>
+        <w:rPr>
+          <w:bCs/>
+        </w:rPr>
         <w:t>S2. Reported-condition data availability</w:t>
       </w:r>
     </w:p>
@@ -5750,26 +7177,29 @@
         <w:pStyle w:val="FirstParagraph"/>
         <w:spacing w:after="120" w:line="480" w:lineRule="auto"/>
         <w:jc w:val="both"/>
+        <w:rPr>
+          <w:bCs/>
+        </w:rPr>
       </w:pPr>
       <w:r>
         <w:rPr>
-          <w:b/>
           <w:bCs/>
         </w:rPr>
-        <w:t>We retained every reported participant-condition record that had the required source data and produced stride pairs under the common matching rules.</w:t>
-      </w:r>
-      <w:r>
-        <w:t xml:space="preserve"> We did not remove records based on match count or stride-length error because both are study outcomes. Of the 128 possible records from 32 participants across four conditions, 126 entered the paired analysis. The GR Pulse source record was unavailable for ID_186 L2 and ID_195 L2, so those two conditions could not be aligned to the GaitRite timeline. Table </w:t>
+        <w:t>We retained every reported participant-condition record that had the required source data and produced stride pairs under the common matching rules. We did not remove records based on match count or stride-length error because both are study outcomes. Of the 128 possible records from 32 participants across four conditions, 126 entered the paired analysis. The GR Pulse source record was unavailable for ID_186 L2 and ID_195 L2, so those two conditions could not be aligned to the GaitRite timeline. Table </w:t>
       </w:r>
       <w:hyperlink w:anchor="tab:s_excluded_pairs">
         <w:r>
           <w:rPr>
             <w:rStyle w:val="Hyperlink"/>
+            <w:bCs/>
           </w:rPr>
           <w:t>S2</w:t>
         </w:r>
       </w:hyperlink>
       <w:r>
+        <w:rPr>
+          <w:bCs/>
+        </w:rPr>
         <w:t xml:space="preserve"> lists these unavailable records.</w:t>
       </w:r>
     </w:p>
@@ -5778,11 +7208,20 @@
         <w:pStyle w:val="BodyText"/>
         <w:spacing w:after="120" w:line="480" w:lineRule="auto"/>
         <w:jc w:val="both"/>
+        <w:rPr>
+          <w:bCs/>
+        </w:rPr>
       </w:pPr>
       <w:r>
+        <w:rPr>
+          <w:bCs/>
+        </w:rPr>
         <w:t xml:space="preserve">The 126 available records contained 1,764 walks. We accepted a walk-level alignment when at least 60% of the expected GaitRite heel strikes had an IMU match within 150 ms. A total of 1,669 walks passed this check and 95 were classified as synchronisation failures. </w:t>
       </w:r>
       <w:r>
+        <w:rPr>
+          <w:bCs/>
+        </w:rPr>
         <w:lastRenderedPageBreak/>
         <w:t>These included 14 single-task, 13 serial-2, 19 serial-3, and 49 serial-7 walks. Failed alignments did not enter paired stride or event-agreement analyses. We did not classify them as sensor failures or remove any walk solely because of its stride-length error.</w:t>
       </w:r>
@@ -5792,17 +7231,29 @@
         <w:pStyle w:val="BodyText"/>
         <w:spacing w:after="120" w:line="480" w:lineRule="auto"/>
         <w:jc w:val="both"/>
+        <w:rPr>
+          <w:bCs/>
+        </w:rPr>
       </w:pPr>
       <w:r>
+        <w:rPr>
+          <w:bCs/>
+        </w:rPr>
         <w:t>Three aligned walks did not enter stride pairing because a valid stride-level comparison was not possible. ID_107 single-task trial 2 OUT and ID_149 serial-2 trial 1 BACK contained an IMU event before mat entry that did not correspond to a GaitRite stride. ID_195 serial-7 trial 1 BACK contained inconsistent GaitRite heel-strike and stride-time records. These walk-level decisions were defined in the shared analysis configuration and did not remove the remaining walks from those participant-condition records.</w:t>
       </w:r>
     </w:p>
     <w:p>
       <w:pPr>
         <w:pStyle w:val="TableCaption"/>
+        <w:rPr>
+          <w:bCs/>
+        </w:rPr>
       </w:pPr>
       <w:bookmarkStart w:id="3" w:name="tab:s_excluded_pairs"/>
       <w:r>
+        <w:rPr>
+          <w:bCs/>
+        </w:rPr>
         <w:t>Table S2. Reported-condition records unavailable for paired ZUPT-GaitRite analysis. L2 = serial subtraction by 2.</w:t>
       </w:r>
     </w:p>
@@ -5845,8 +7296,14 @@
             <w:pPr>
               <w:pStyle w:val="Compact"/>
               <w:keepNext/>
-            </w:pPr>
-            <w:r>
+              <w:rPr>
+                <w:bCs/>
+              </w:rPr>
+            </w:pPr>
+            <w:r>
+              <w:rPr>
+                <w:bCs/>
+              </w:rPr>
               <w:t>Subject</w:t>
             </w:r>
           </w:p>
@@ -5865,8 +7322,14 @@
             <w:pPr>
               <w:pStyle w:val="Compact"/>
               <w:keepNext/>
-            </w:pPr>
-            <w:r>
+              <w:rPr>
+                <w:bCs/>
+              </w:rPr>
+            </w:pPr>
+            <w:r>
+              <w:rPr>
+                <w:bCs/>
+              </w:rPr>
               <w:t>Condition</w:t>
             </w:r>
           </w:p>
@@ -5885,8 +7348,14 @@
             <w:pPr>
               <w:pStyle w:val="Compact"/>
               <w:keepNext/>
-            </w:pPr>
-            <w:r>
+              <w:rPr>
+                <w:bCs/>
+              </w:rPr>
+            </w:pPr>
+            <w:r>
+              <w:rPr>
+                <w:bCs/>
+              </w:rPr>
               <w:t>Diagnostic note</w:t>
             </w:r>
           </w:p>
@@ -5910,8 +7379,14 @@
             <w:pPr>
               <w:pStyle w:val="Compact"/>
               <w:keepNext/>
-            </w:pPr>
-            <w:r>
+              <w:rPr>
+                <w:bCs/>
+              </w:rPr>
+            </w:pPr>
+            <w:r>
+              <w:rPr>
+                <w:bCs/>
+              </w:rPr>
               <w:t>ID_186</w:t>
             </w:r>
           </w:p>
@@ -5930,8 +7405,14 @@
             <w:pPr>
               <w:pStyle w:val="Compact"/>
               <w:keepNext/>
-            </w:pPr>
-            <w:r>
+              <w:rPr>
+                <w:bCs/>
+              </w:rPr>
+            </w:pPr>
+            <w:r>
+              <w:rPr>
+                <w:bCs/>
+              </w:rPr>
               <w:t>L2</w:t>
             </w:r>
           </w:p>
@@ -5950,8 +7431,14 @@
             <w:pPr>
               <w:pStyle w:val="Compact"/>
               <w:keepNext/>
-            </w:pPr>
-            <w:r>
+              <w:rPr>
+                <w:bCs/>
+              </w:rPr>
+            </w:pPr>
+            <w:r>
+              <w:rPr>
+                <w:bCs/>
+              </w:rPr>
               <w:t>GR Pulse source record unavailable</w:t>
             </w:r>
           </w:p>
@@ -5974,8 +7461,14 @@
           <w:p>
             <w:pPr>
               <w:pStyle w:val="Compact"/>
-            </w:pPr>
-            <w:r>
+              <w:rPr>
+                <w:bCs/>
+              </w:rPr>
+            </w:pPr>
+            <w:r>
+              <w:rPr>
+                <w:bCs/>
+              </w:rPr>
               <w:t>ID_195</w:t>
             </w:r>
           </w:p>
@@ -5993,8 +7486,14 @@
           <w:p>
             <w:pPr>
               <w:pStyle w:val="Compact"/>
-            </w:pPr>
-            <w:r>
+              <w:rPr>
+                <w:bCs/>
+              </w:rPr>
+            </w:pPr>
+            <w:r>
+              <w:rPr>
+                <w:bCs/>
+              </w:rPr>
               <w:t>L2</w:t>
             </w:r>
           </w:p>
@@ -6012,8 +7511,14 @@
           <w:p>
             <w:pPr>
               <w:pStyle w:val="Compact"/>
-            </w:pPr>
-            <w:r>
+              <w:rPr>
+                <w:bCs/>
+              </w:rPr>
+            </w:pPr>
+            <w:r>
+              <w:rPr>
+                <w:bCs/>
+              </w:rPr>
               <w:t>GR Pulse source record unavailable</w:t>
             </w:r>
           </w:p>
@@ -6023,11 +7528,17 @@
     <w:p>
       <w:pPr>
         <w:pStyle w:val="Heading1"/>
+        <w:rPr>
+          <w:bCs/>
+        </w:rPr>
       </w:pPr>
       <w:bookmarkStart w:id="4" w:name="Xe3e9e34a81f225d59de579850685d3bde5885ea"/>
       <w:bookmarkEnd w:id="2"/>
       <w:bookmarkEnd w:id="3"/>
       <w:r>
+        <w:rPr>
+          <w:bCs/>
+        </w:rPr>
         <w:t>S3. MoCA-based cognitive-status sensitivity reanalysis</w:t>
       </w:r>
     </w:p>
@@ -6036,26 +7547,29 @@
         <w:pStyle w:val="FirstParagraph"/>
         <w:spacing w:after="120" w:line="480" w:lineRule="auto"/>
         <w:jc w:val="both"/>
+        <w:rPr>
+          <w:bCs/>
+        </w:rPr>
       </w:pPr>
       <w:r>
         <w:rPr>
-          <w:b/>
           <w:bCs/>
         </w:rPr>
-        <w:t>We re-ran the cognitive-status stratification after excluding the one MoCA-defined CI participant whose score fell at the moderate-impairment boundary.</w:t>
-      </w:r>
-      <w:r>
-        <w:t xml:space="preserve"> All 32 analysed participants had recorded MoCA scores (Table </w:t>
+        <w:t>We re-ran the cognitive-status stratification after excluding the one MoCA-defined CI participant whose score fell at the moderate-impairment boundary. All 32 analysed participants had recorded MoCA scores (Table </w:t>
       </w:r>
       <w:hyperlink w:anchor="tab:s_demographics">
         <w:r>
           <w:rPr>
             <w:rStyle w:val="Hyperlink"/>
+            <w:bCs/>
           </w:rPr>
           <w:t>S1</w:t>
         </w:r>
       </w:hyperlink>
       <w:r>
+        <w:rPr>
+          <w:bCs/>
+        </w:rPr>
         <w:t>). The MoCA-defined CI group (</w:t>
       </w:r>
       <m:oMath>
@@ -6082,26 +7596,39 @@
         </m:r>
       </m:oMath>
       <w:r>
+        <w:rPr>
+          <w:bCs/>
+        </w:rPr>
         <w:t>) spanned MoCA 17–25. Twelve participants scored 18–25 and one scored 17, at the boundary of moderate impairment. Restricting the group to the twelve participants with MoCA scores of 18–25 returned an RMSE of 4.01 cm, compared with 4.14 cm in the full CI group (Table </w:t>
       </w:r>
       <w:hyperlink w:anchor="tab:s_moca_sensitivity">
         <w:r>
           <w:rPr>
             <w:rStyle w:val="Hyperlink"/>
+            <w:bCs/>
           </w:rPr>
           <w:t>S3</w:t>
         </w:r>
       </w:hyperlink>
       <w:r>
+        <w:rPr>
+          <w:bCs/>
+        </w:rPr>
         <w:t>). This result shows that the group estimate does not depend on the single moderate-range participant.</w:t>
       </w:r>
     </w:p>
     <w:p>
       <w:pPr>
         <w:pStyle w:val="TableCaption"/>
+        <w:rPr>
+          <w:bCs/>
+        </w:rPr>
       </w:pPr>
       <w:bookmarkStart w:id="5" w:name="tab:s_moca_sensitivity"/>
       <w:r>
+        <w:rPr>
+          <w:bCs/>
+        </w:rPr>
         <w:lastRenderedPageBreak/>
         <w:t>Table S3. Cognitive-status sensitivity reanalysis. Primary = paper-reported MoCA-defined screening groups (all 32 participants, complete MoCA). Restricted CI = MoCA-defined CI group restricted to the twelve participants with MoCA 18–25, excluding the one participant at MoCA 17. MAE statistics are per-stride pooled.</w:t>
       </w:r>
@@ -6149,8 +7676,14 @@
             <w:pPr>
               <w:pStyle w:val="Compact"/>
               <w:keepNext/>
-            </w:pPr>
-            <w:r>
+              <w:rPr>
+                <w:bCs/>
+              </w:rPr>
+            </w:pPr>
+            <w:r>
+              <w:rPr>
+                <w:bCs/>
+              </w:rPr>
               <w:t>Rule</w:t>
             </w:r>
           </w:p>
@@ -6169,8 +7702,14 @@
             <w:pPr>
               <w:pStyle w:val="Compact"/>
               <w:keepNext/>
-            </w:pPr>
-            <w:r>
+              <w:rPr>
+                <w:bCs/>
+              </w:rPr>
+            </w:pPr>
+            <w:r>
+              <w:rPr>
+                <w:bCs/>
+              </w:rPr>
               <w:t>Group</w:t>
             </w:r>
           </w:p>
@@ -6190,6 +7729,9 @@
               <w:pStyle w:val="Compact"/>
               <w:keepNext/>
               <w:jc w:val="right"/>
+              <w:rPr>
+                <w:bCs/>
+              </w:rPr>
             </w:pPr>
             <m:oMath>
               <m:r>
@@ -6200,6 +7742,9 @@
               </m:r>
             </m:oMath>
             <w:r>
+              <w:rPr>
+                <w:bCs/>
+              </w:rPr>
               <w:t xml:space="preserve"> subj</w:t>
             </w:r>
           </w:p>
@@ -6219,6 +7764,9 @@
               <w:pStyle w:val="Compact"/>
               <w:keepNext/>
               <w:jc w:val="right"/>
+              <w:rPr>
+                <w:bCs/>
+              </w:rPr>
             </w:pPr>
             <m:oMath>
               <m:r>
@@ -6229,6 +7777,9 @@
               </m:r>
             </m:oMath>
             <w:r>
+              <w:rPr>
+                <w:bCs/>
+              </w:rPr>
               <w:t xml:space="preserve"> pairs</w:t>
             </w:r>
           </w:p>
@@ -6248,8 +7799,14 @@
               <w:pStyle w:val="Compact"/>
               <w:keepNext/>
               <w:jc w:val="right"/>
-            </w:pPr>
-            <w:r>
+              <w:rPr>
+                <w:bCs/>
+              </w:rPr>
+            </w:pPr>
+            <w:r>
+              <w:rPr>
+                <w:bCs/>
+              </w:rPr>
               <w:t>RMSE (cm)</w:t>
             </w:r>
           </w:p>
@@ -6269,8 +7826,14 @@
               <w:pStyle w:val="Compact"/>
               <w:keepNext/>
               <w:jc w:val="right"/>
-            </w:pPr>
-            <w:r>
+              <w:rPr>
+                <w:bCs/>
+              </w:rPr>
+            </w:pPr>
+            <w:r>
+              <w:rPr>
+                <w:bCs/>
+              </w:rPr>
               <w:t>MAE (cm)</w:t>
             </w:r>
           </w:p>
@@ -6290,8 +7853,14 @@
               <w:pStyle w:val="Compact"/>
               <w:keepNext/>
               <w:jc w:val="right"/>
-            </w:pPr>
-            <w:r>
+              <w:rPr>
+                <w:bCs/>
+              </w:rPr>
+            </w:pPr>
+            <w:r>
+              <w:rPr>
+                <w:bCs/>
+              </w:rPr>
               <w:t>Bias (cm)</w:t>
             </w:r>
           </w:p>
@@ -6315,8 +7884,14 @@
             <w:pPr>
               <w:pStyle w:val="Compact"/>
               <w:keepNext/>
-            </w:pPr>
-            <w:r>
+              <w:rPr>
+                <w:bCs/>
+              </w:rPr>
+            </w:pPr>
+            <w:r>
+              <w:rPr>
+                <w:bCs/>
+              </w:rPr>
               <w:t>Primary (paper)</w:t>
             </w:r>
           </w:p>
@@ -6335,8 +7910,14 @@
             <w:pPr>
               <w:pStyle w:val="Compact"/>
               <w:keepNext/>
-            </w:pPr>
-            <w:r>
+              <w:rPr>
+                <w:bCs/>
+              </w:rPr>
+            </w:pPr>
+            <w:r>
+              <w:rPr>
+                <w:bCs/>
+              </w:rPr>
               <w:t>CN</w:t>
             </w:r>
           </w:p>
@@ -6356,8 +7937,14 @@
               <w:pStyle w:val="Compact"/>
               <w:keepNext/>
               <w:jc w:val="right"/>
-            </w:pPr>
-            <w:r>
+              <w:rPr>
+                <w:bCs/>
+              </w:rPr>
+            </w:pPr>
+            <w:r>
+              <w:rPr>
+                <w:bCs/>
+              </w:rPr>
               <w:t>19</w:t>
             </w:r>
           </w:p>
@@ -6377,8 +7964,14 @@
               <w:pStyle w:val="Compact"/>
               <w:keepNext/>
               <w:jc w:val="right"/>
-            </w:pPr>
-            <w:r>
+              <w:rPr>
+                <w:bCs/>
+              </w:rPr>
+            </w:pPr>
+            <w:r>
+              <w:rPr>
+                <w:bCs/>
+              </w:rPr>
               <w:t>6,139</w:t>
             </w:r>
           </w:p>
@@ -6398,8 +7991,14 @@
               <w:pStyle w:val="Compact"/>
               <w:keepNext/>
               <w:jc w:val="right"/>
-            </w:pPr>
-            <w:r>
+              <w:rPr>
+                <w:bCs/>
+              </w:rPr>
+            </w:pPr>
+            <w:r>
+              <w:rPr>
+                <w:bCs/>
+              </w:rPr>
               <w:t>3.65</w:t>
             </w:r>
           </w:p>
@@ -6419,8 +8018,14 @@
               <w:pStyle w:val="Compact"/>
               <w:keepNext/>
               <w:jc w:val="right"/>
-            </w:pPr>
-            <w:r>
+              <w:rPr>
+                <w:bCs/>
+              </w:rPr>
+            </w:pPr>
+            <w:r>
+              <w:rPr>
+                <w:bCs/>
+              </w:rPr>
               <w:t>2.29</w:t>
             </w:r>
           </w:p>
@@ -6440,6 +8045,9 @@
               <w:pStyle w:val="Compact"/>
               <w:keepNext/>
               <w:jc w:val="right"/>
+              <w:rPr>
+                <w:bCs/>
+              </w:rPr>
             </w:pPr>
             <m:oMathPara>
               <m:oMath>
@@ -6481,25 +8089,34 @@
             <w:pPr>
               <w:pStyle w:val="Compact"/>
               <w:keepNext/>
-            </w:pPr>
-          </w:p>
-        </w:tc>
-        <w:tc>
-          <w:tcPr>
-            <w:tcW w:w="0" w:type="auto"/>
-            <w:tcBorders>
-              <w:top w:val="single" w:sz="8" w:space="0" w:color="000000"/>
-              <w:left w:val="single" w:sz="8" w:space="0" w:color="000000"/>
-              <w:bottom w:val="single" w:sz="8" w:space="0" w:color="000000"/>
-              <w:right w:val="single" w:sz="8" w:space="0" w:color="000000"/>
-            </w:tcBorders>
-          </w:tcPr>
-          <w:p>
-            <w:pPr>
-              <w:pStyle w:val="Compact"/>
-              <w:keepNext/>
-            </w:pPr>
-            <w:r>
+              <w:rPr>
+                <w:bCs/>
+              </w:rPr>
+            </w:pPr>
+          </w:p>
+        </w:tc>
+        <w:tc>
+          <w:tcPr>
+            <w:tcW w:w="0" w:type="auto"/>
+            <w:tcBorders>
+              <w:top w:val="single" w:sz="8" w:space="0" w:color="000000"/>
+              <w:left w:val="single" w:sz="8" w:space="0" w:color="000000"/>
+              <w:bottom w:val="single" w:sz="8" w:space="0" w:color="000000"/>
+              <w:right w:val="single" w:sz="8" w:space="0" w:color="000000"/>
+            </w:tcBorders>
+          </w:tcPr>
+          <w:p>
+            <w:pPr>
+              <w:pStyle w:val="Compact"/>
+              <w:keepNext/>
+              <w:rPr>
+                <w:bCs/>
+              </w:rPr>
+            </w:pPr>
+            <w:r>
+              <w:rPr>
+                <w:bCs/>
+              </w:rPr>
               <w:t>CI</w:t>
             </w:r>
           </w:p>
@@ -6519,8 +8136,14 @@
               <w:pStyle w:val="Compact"/>
               <w:keepNext/>
               <w:jc w:val="right"/>
-            </w:pPr>
-            <w:r>
+              <w:rPr>
+                <w:bCs/>
+              </w:rPr>
+            </w:pPr>
+            <w:r>
+              <w:rPr>
+                <w:bCs/>
+              </w:rPr>
               <w:t>13</w:t>
             </w:r>
           </w:p>
@@ -6540,8 +8163,14 @@
               <w:pStyle w:val="Compact"/>
               <w:keepNext/>
               <w:jc w:val="right"/>
-            </w:pPr>
-            <w:r>
+              <w:rPr>
+                <w:bCs/>
+              </w:rPr>
+            </w:pPr>
+            <w:r>
+              <w:rPr>
+                <w:bCs/>
+              </w:rPr>
               <w:t>4,333</w:t>
             </w:r>
           </w:p>
@@ -6561,8 +8190,14 @@
               <w:pStyle w:val="Compact"/>
               <w:keepNext/>
               <w:jc w:val="right"/>
-            </w:pPr>
-            <w:r>
+              <w:rPr>
+                <w:bCs/>
+              </w:rPr>
+            </w:pPr>
+            <w:r>
+              <w:rPr>
+                <w:bCs/>
+              </w:rPr>
               <w:t>4.14</w:t>
             </w:r>
           </w:p>
@@ -6582,8 +8217,14 @@
               <w:pStyle w:val="Compact"/>
               <w:keepNext/>
               <w:jc w:val="right"/>
-            </w:pPr>
-            <w:r>
+              <w:rPr>
+                <w:bCs/>
+              </w:rPr>
+            </w:pPr>
+            <w:r>
+              <w:rPr>
+                <w:bCs/>
+              </w:rPr>
               <w:t>2.79</w:t>
             </w:r>
           </w:p>
@@ -6603,6 +8244,9 @@
               <w:pStyle w:val="Compact"/>
               <w:keepNext/>
               <w:jc w:val="right"/>
+              <w:rPr>
+                <w:bCs/>
+              </w:rPr>
             </w:pPr>
             <m:oMathPara>
               <m:oMath>
@@ -6644,8 +8288,14 @@
             <w:pPr>
               <w:pStyle w:val="Compact"/>
               <w:keepNext/>
-            </w:pPr>
-            <w:r>
+              <w:rPr>
+                <w:bCs/>
+              </w:rPr>
+            </w:pPr>
+            <w:r>
+              <w:rPr>
+                <w:bCs/>
+              </w:rPr>
               <w:t>Restricted CI (sensitivity)</w:t>
             </w:r>
           </w:p>
@@ -6664,8 +8314,14 @@
             <w:pPr>
               <w:pStyle w:val="Compact"/>
               <w:keepNext/>
-            </w:pPr>
-            <w:r>
+              <w:rPr>
+                <w:bCs/>
+              </w:rPr>
+            </w:pPr>
+            <w:r>
+              <w:rPr>
+                <w:bCs/>
+              </w:rPr>
               <w:t>CN</w:t>
             </w:r>
           </w:p>
@@ -6685,8 +8341,14 @@
               <w:pStyle w:val="Compact"/>
               <w:keepNext/>
               <w:jc w:val="right"/>
-            </w:pPr>
-            <w:r>
+              <w:rPr>
+                <w:bCs/>
+              </w:rPr>
+            </w:pPr>
+            <w:r>
+              <w:rPr>
+                <w:bCs/>
+              </w:rPr>
               <w:t>19</w:t>
             </w:r>
           </w:p>
@@ -6706,8 +8368,14 @@
               <w:pStyle w:val="Compact"/>
               <w:keepNext/>
               <w:jc w:val="right"/>
-            </w:pPr>
-            <w:r>
+              <w:rPr>
+                <w:bCs/>
+              </w:rPr>
+            </w:pPr>
+            <w:r>
+              <w:rPr>
+                <w:bCs/>
+              </w:rPr>
               <w:t>6,139</w:t>
             </w:r>
           </w:p>
@@ -6727,8 +8395,14 @@
               <w:pStyle w:val="Compact"/>
               <w:keepNext/>
               <w:jc w:val="right"/>
-            </w:pPr>
-            <w:r>
+              <w:rPr>
+                <w:bCs/>
+              </w:rPr>
+            </w:pPr>
+            <w:r>
+              <w:rPr>
+                <w:bCs/>
+              </w:rPr>
               <w:t>3.65</w:t>
             </w:r>
           </w:p>
@@ -6748,8 +8422,14 @@
               <w:pStyle w:val="Compact"/>
               <w:keepNext/>
               <w:jc w:val="right"/>
-            </w:pPr>
-            <w:r>
+              <w:rPr>
+                <w:bCs/>
+              </w:rPr>
+            </w:pPr>
+            <w:r>
+              <w:rPr>
+                <w:bCs/>
+              </w:rPr>
               <w:t>2.29</w:t>
             </w:r>
           </w:p>
@@ -6769,6 +8449,9 @@
               <w:pStyle w:val="Compact"/>
               <w:keepNext/>
               <w:jc w:val="right"/>
+              <w:rPr>
+                <w:bCs/>
+              </w:rPr>
             </w:pPr>
             <m:oMathPara>
               <m:oMath>
@@ -6809,24 +8492,33 @@
           <w:p>
             <w:pPr>
               <w:pStyle w:val="Compact"/>
-            </w:pPr>
-          </w:p>
-        </w:tc>
-        <w:tc>
-          <w:tcPr>
-            <w:tcW w:w="0" w:type="auto"/>
-            <w:tcBorders>
-              <w:top w:val="single" w:sz="8" w:space="0" w:color="000000"/>
-              <w:left w:val="single" w:sz="8" w:space="0" w:color="000000"/>
-              <w:bottom w:val="single" w:sz="8" w:space="0" w:color="000000"/>
-              <w:right w:val="single" w:sz="8" w:space="0" w:color="000000"/>
-            </w:tcBorders>
-          </w:tcPr>
-          <w:p>
-            <w:pPr>
-              <w:pStyle w:val="Compact"/>
-            </w:pPr>
-            <w:r>
+              <w:rPr>
+                <w:bCs/>
+              </w:rPr>
+            </w:pPr>
+          </w:p>
+        </w:tc>
+        <w:tc>
+          <w:tcPr>
+            <w:tcW w:w="0" w:type="auto"/>
+            <w:tcBorders>
+              <w:top w:val="single" w:sz="8" w:space="0" w:color="000000"/>
+              <w:left w:val="single" w:sz="8" w:space="0" w:color="000000"/>
+              <w:bottom w:val="single" w:sz="8" w:space="0" w:color="000000"/>
+              <w:right w:val="single" w:sz="8" w:space="0" w:color="000000"/>
+            </w:tcBorders>
+          </w:tcPr>
+          <w:p>
+            <w:pPr>
+              <w:pStyle w:val="Compact"/>
+              <w:rPr>
+                <w:bCs/>
+              </w:rPr>
+            </w:pPr>
+            <w:r>
+              <w:rPr>
+                <w:bCs/>
+              </w:rPr>
               <w:t>CI (MoCA 18–25)</w:t>
             </w:r>
           </w:p>
@@ -6845,8 +8537,14 @@
             <w:pPr>
               <w:pStyle w:val="Compact"/>
               <w:jc w:val="right"/>
-            </w:pPr>
-            <w:r>
+              <w:rPr>
+                <w:bCs/>
+              </w:rPr>
+            </w:pPr>
+            <w:r>
+              <w:rPr>
+                <w:bCs/>
+              </w:rPr>
               <w:t>12</w:t>
             </w:r>
           </w:p>
@@ -6865,8 +8563,14 @@
             <w:pPr>
               <w:pStyle w:val="Compact"/>
               <w:jc w:val="right"/>
-            </w:pPr>
-            <w:r>
+              <w:rPr>
+                <w:bCs/>
+              </w:rPr>
+            </w:pPr>
+            <w:r>
+              <w:rPr>
+                <w:bCs/>
+              </w:rPr>
               <w:t>3,963</w:t>
             </w:r>
           </w:p>
@@ -6885,8 +8589,14 @@
             <w:pPr>
               <w:pStyle w:val="Compact"/>
               <w:jc w:val="right"/>
-            </w:pPr>
-            <w:r>
+              <w:rPr>
+                <w:bCs/>
+              </w:rPr>
+            </w:pPr>
+            <w:r>
+              <w:rPr>
+                <w:bCs/>
+              </w:rPr>
               <w:t>4.01</w:t>
             </w:r>
           </w:p>
@@ -6905,8 +8615,14 @@
             <w:pPr>
               <w:pStyle w:val="Compact"/>
               <w:jc w:val="right"/>
-            </w:pPr>
-            <w:r>
+              <w:rPr>
+                <w:bCs/>
+              </w:rPr>
+            </w:pPr>
+            <w:r>
+              <w:rPr>
+                <w:bCs/>
+              </w:rPr>
               <w:t>2.71</w:t>
             </w:r>
           </w:p>
@@ -6925,6 +8641,9 @@
             <w:pPr>
               <w:pStyle w:val="Compact"/>
               <w:jc w:val="right"/>
+              <w:rPr>
+                <w:bCs/>
+              </w:rPr>
             </w:pPr>
             <m:oMathPara>
               <m:oMath>
@@ -6952,11 +8671,17 @@
     <w:p>
       <w:pPr>
         <w:pStyle w:val="Heading1"/>
+        <w:rPr>
+          <w:bCs/>
+        </w:rPr>
       </w:pPr>
       <w:bookmarkStart w:id="6" w:name="s4.-gravity-residual-correction-ablation"/>
       <w:bookmarkEnd w:id="4"/>
       <w:bookmarkEnd w:id="5"/>
       <w:r>
+        <w:rPr>
+          <w:bCs/>
+        </w:rPr>
         <w:t>S4. Gravity-residual correction ablation</w:t>
       </w:r>
     </w:p>
@@ -6965,16 +8690,15 @@
         <w:pStyle w:val="FirstParagraph"/>
         <w:spacing w:after="120" w:line="480" w:lineRule="auto"/>
         <w:jc w:val="both"/>
+        <w:rPr>
+          <w:bCs/>
+        </w:rPr>
       </w:pPr>
       <w:r>
         <w:rPr>
-          <w:b/>
           <w:bCs/>
         </w:rPr>
-        <w:t>We re-ran the full pipeline on the same 32-participant cohort with the retroactive gravity-residual correction disabled.</w:t>
-      </w:r>
-      <w:r>
-        <w:t xml:space="preserve"> The ablation kept stance detection, bias estimation, orientation tracking, and the per-stride zero-velocity reset unchanged. We removed only the swing-phase gravity-residual ramp. Both analyses used the same 10,472 paired strides. Disabling the correction increased pooled RMSE by 0.99 cm and shifted bias from </w:t>
+        <w:t xml:space="preserve">We re-ran the full pipeline on the same 32-participant cohort with the retroactive gravity-residual correction disabled. The ablation kept stance detection, bias estimation, orientation tracking, and the per-stride zero-velocity reset unchanged. We removed only the swing-phase gravity-residual ramp. Both analyses used the same 10,472 paired strides. Disabling the correction increased pooled RMSE by 0.99 cm and shifted bias from </w:t>
       </w:r>
       <m:oMath>
         <m:r>
@@ -6994,6 +8718,9 @@
         </m:r>
       </m:oMath>
       <w:r>
+        <w:rPr>
+          <w:bCs/>
+        </w:rPr>
         <w:t xml:space="preserve"> to </w:t>
       </w:r>
       <m:oMath>
@@ -7014,6 +8741,9 @@
         </m:r>
       </m:oMath>
       <w:r>
+        <w:rPr>
+          <w:bCs/>
+        </w:rPr>
         <w:t xml:space="preserve"> cm. The proportional-bias slope changed from </w:t>
       </w:r>
       <m:oMath>
@@ -7025,6 +8755,9 @@
         </m:r>
       </m:oMath>
       <w:r>
+        <w:rPr>
+          <w:bCs/>
+        </w:rPr>
         <w:t xml:space="preserve"> to </w:t>
       </w:r>
       <m:oMath>
@@ -7036,17 +8769,24 @@
         </m:r>
       </m:oMath>
       <w:r>
+        <w:rPr>
+          <w:bCs/>
+        </w:rPr>
         <w:t>, and ICC fell from 0.976 to 0.962 (Table </w:t>
       </w:r>
       <w:hyperlink w:anchor="tab:s_ablation_smoothing">
         <w:r>
           <w:rPr>
             <w:rStyle w:val="Hyperlink"/>
+            <w:bCs/>
           </w:rPr>
           <w:t>S4</w:t>
         </w:r>
       </w:hyperlink>
       <w:r>
+        <w:rPr>
+          <w:bCs/>
+        </w:rPr>
         <w:t>).</w:t>
       </w:r>
     </w:p>
@@ -7054,9 +8794,15 @@
       <w:pPr>
         <w:pStyle w:val="TableCaption"/>
         <w:pageBreakBefore/>
+        <w:rPr>
+          <w:bCs/>
+        </w:rPr>
       </w:pPr>
       <w:bookmarkStart w:id="7" w:name="tab:s_ablation_smoothing"/>
       <w:r>
+        <w:rPr>
+          <w:bCs/>
+        </w:rPr>
         <w:lastRenderedPageBreak/>
         <w:t>Table S4. Gravity-residual correction ablation on the same 10,472 paired strides. ON = canonical pipeline and OFF = ablation. Bias = IMU minus GaitRite. Slope = proportional-bias regression of stride-level error on the mean of paired stride lengths.</w:t>
       </w:r>
@@ -7081,7 +8827,7 @@
         <w:gridCol w:w="1341"/>
         <w:gridCol w:w="1201"/>
         <w:gridCol w:w="1183"/>
-        <w:gridCol w:w="1077"/>
+        <w:gridCol w:w="1126"/>
         <w:gridCol w:w="808"/>
       </w:tblGrid>
       <w:tr>
@@ -7104,8 +8850,14 @@
             <w:pPr>
               <w:pStyle w:val="Compact"/>
               <w:keepNext/>
-            </w:pPr>
-            <w:r>
+              <w:rPr>
+                <w:bCs/>
+              </w:rPr>
+            </w:pPr>
+            <w:r>
+              <w:rPr>
+                <w:bCs/>
+              </w:rPr>
               <w:t>Condition</w:t>
             </w:r>
           </w:p>
@@ -7125,8 +8877,14 @@
               <w:pStyle w:val="Compact"/>
               <w:keepNext/>
               <w:jc w:val="right"/>
-            </w:pPr>
-            <w:r>
+              <w:rPr>
+                <w:bCs/>
+              </w:rPr>
+            </w:pPr>
+            <w:r>
+              <w:rPr>
+                <w:bCs/>
+              </w:rPr>
               <w:t>Correction</w:t>
             </w:r>
           </w:p>
@@ -7146,8 +8904,14 @@
               <w:pStyle w:val="Compact"/>
               <w:keepNext/>
               <w:jc w:val="right"/>
-            </w:pPr>
-            <w:r>
+              <w:rPr>
+                <w:bCs/>
+              </w:rPr>
+            </w:pPr>
+            <w:r>
+              <w:rPr>
+                <w:bCs/>
+              </w:rPr>
               <w:t>RMSE (cm)</w:t>
             </w:r>
           </w:p>
@@ -7167,8 +8931,14 @@
               <w:pStyle w:val="Compact"/>
               <w:keepNext/>
               <w:jc w:val="right"/>
-            </w:pPr>
-            <w:r>
+              <w:rPr>
+                <w:bCs/>
+              </w:rPr>
+            </w:pPr>
+            <w:r>
+              <w:rPr>
+                <w:bCs/>
+              </w:rPr>
               <w:t>MAE (cm)</w:t>
             </w:r>
           </w:p>
@@ -7188,8 +8958,14 @@
               <w:pStyle w:val="Compact"/>
               <w:keepNext/>
               <w:jc w:val="right"/>
-            </w:pPr>
-            <w:r>
+              <w:rPr>
+                <w:bCs/>
+              </w:rPr>
+            </w:pPr>
+            <w:r>
+              <w:rPr>
+                <w:bCs/>
+              </w:rPr>
               <w:t>Bias (cm)</w:t>
             </w:r>
           </w:p>
@@ -7209,29 +8985,47 @@
               <w:pStyle w:val="Compact"/>
               <w:keepNext/>
               <w:jc w:val="right"/>
-            </w:pPr>
-            <w:r>
-              <w:t>ICC(2,1)</w:t>
-            </w:r>
-          </w:p>
-        </w:tc>
-        <w:tc>
-          <w:tcPr>
-            <w:tcW w:w="0" w:type="auto"/>
-            <w:tcBorders>
-              <w:top w:val="single" w:sz="8" w:space="0" w:color="000000"/>
-              <w:left w:val="single" w:sz="8" w:space="0" w:color="000000"/>
-              <w:bottom w:val="single" w:sz="8" w:space="0" w:color="000000"/>
-              <w:right w:val="single" w:sz="8" w:space="0" w:color="000000"/>
-            </w:tcBorders>
-          </w:tcPr>
-          <w:p>
-            <w:pPr>
-              <w:pStyle w:val="Compact"/>
-              <w:keepNext/>
-              <w:jc w:val="right"/>
-            </w:pPr>
-            <w:r>
+              <w:rPr>
+                <w:bCs/>
+              </w:rPr>
+            </w:pPr>
+            <w:r>
+              <w:rPr>
+                <w:bCs/>
+              </w:rPr>
+              <w:t>ICC (</w:t>
+            </w:r>
+            <w:r>
+              <w:rPr>
+                <w:bCs/>
+              </w:rPr>
+              <w:t>2,1)</w:t>
+            </w:r>
+          </w:p>
+        </w:tc>
+        <w:tc>
+          <w:tcPr>
+            <w:tcW w:w="0" w:type="auto"/>
+            <w:tcBorders>
+              <w:top w:val="single" w:sz="8" w:space="0" w:color="000000"/>
+              <w:left w:val="single" w:sz="8" w:space="0" w:color="000000"/>
+              <w:bottom w:val="single" w:sz="8" w:space="0" w:color="000000"/>
+              <w:right w:val="single" w:sz="8" w:space="0" w:color="000000"/>
+            </w:tcBorders>
+          </w:tcPr>
+          <w:p>
+            <w:pPr>
+              <w:pStyle w:val="Compact"/>
+              <w:keepNext/>
+              <w:jc w:val="right"/>
+              <w:rPr>
+                <w:bCs/>
+              </w:rPr>
+            </w:pPr>
+            <w:r>
+              <w:rPr>
+                <w:bCs/>
+              </w:rPr>
               <w:t>Slope</w:t>
             </w:r>
           </w:p>
@@ -7256,8 +9050,14 @@
             <w:pPr>
               <w:pStyle w:val="Compact"/>
               <w:keepNext/>
-            </w:pPr>
-            <w:r>
+              <w:rPr>
+                <w:bCs/>
+              </w:rPr>
+            </w:pPr>
+            <w:r>
+              <w:rPr>
+                <w:bCs/>
+              </w:rPr>
               <w:t>Pooled</w:t>
             </w:r>
           </w:p>
@@ -7277,8 +9077,14 @@
               <w:pStyle w:val="Compact"/>
               <w:keepNext/>
               <w:jc w:val="right"/>
-            </w:pPr>
-            <w:r>
+              <w:rPr>
+                <w:bCs/>
+              </w:rPr>
+            </w:pPr>
+            <w:r>
+              <w:rPr>
+                <w:bCs/>
+              </w:rPr>
               <w:t>OFF</w:t>
             </w:r>
           </w:p>
@@ -7298,8 +9104,14 @@
               <w:pStyle w:val="Compact"/>
               <w:keepNext/>
               <w:jc w:val="right"/>
-            </w:pPr>
-            <w:r>
+              <w:rPr>
+                <w:bCs/>
+              </w:rPr>
+            </w:pPr>
+            <w:r>
+              <w:rPr>
+                <w:bCs/>
+              </w:rPr>
               <w:t>4.85</w:t>
             </w:r>
           </w:p>
@@ -7319,8 +9131,14 @@
               <w:pStyle w:val="Compact"/>
               <w:keepNext/>
               <w:jc w:val="right"/>
-            </w:pPr>
-            <w:r>
+              <w:rPr>
+                <w:bCs/>
+              </w:rPr>
+            </w:pPr>
+            <w:r>
+              <w:rPr>
+                <w:bCs/>
+              </w:rPr>
               <w:t>3.42</w:t>
             </w:r>
           </w:p>
@@ -7340,6 +9158,9 @@
               <w:pStyle w:val="Compact"/>
               <w:keepNext/>
               <w:jc w:val="right"/>
+              <w:rPr>
+                <w:bCs/>
+              </w:rPr>
             </w:pPr>
             <m:oMathPara>
               <m:oMath>
@@ -7377,8 +9198,14 @@
               <w:pStyle w:val="Compact"/>
               <w:keepNext/>
               <w:jc w:val="right"/>
-            </w:pPr>
-            <w:r>
+              <w:rPr>
+                <w:bCs/>
+              </w:rPr>
+            </w:pPr>
+            <w:r>
+              <w:rPr>
+                <w:bCs/>
+              </w:rPr>
               <w:t>0.962</w:t>
             </w:r>
           </w:p>
@@ -7398,8 +9225,14 @@
               <w:pStyle w:val="Compact"/>
               <w:keepNext/>
               <w:jc w:val="right"/>
-            </w:pPr>
-            <w:r>
+              <w:rPr>
+                <w:bCs/>
+              </w:rPr>
+            </w:pPr>
+            <w:r>
+              <w:rPr>
+                <w:bCs/>
+              </w:rPr>
               <w:t>0.044</w:t>
             </w:r>
           </w:p>
@@ -7414,25 +9247,37 @@
             <w:tcW w:w="0" w:type="auto"/>
             <w:vMerge/>
           </w:tcPr>
-          <w:p/>
-        </w:tc>
-        <w:tc>
-          <w:tcPr>
-            <w:tcW w:w="0" w:type="auto"/>
-            <w:tcBorders>
-              <w:top w:val="single" w:sz="8" w:space="0" w:color="000000"/>
-              <w:left w:val="single" w:sz="8" w:space="0" w:color="000000"/>
-              <w:bottom w:val="single" w:sz="8" w:space="0" w:color="000000"/>
-              <w:right w:val="single" w:sz="8" w:space="0" w:color="000000"/>
-            </w:tcBorders>
-          </w:tcPr>
-          <w:p>
-            <w:pPr>
-              <w:pStyle w:val="Compact"/>
-              <w:keepNext/>
-              <w:jc w:val="right"/>
-            </w:pPr>
-            <w:r>
+          <w:p>
+            <w:pPr>
+              <w:rPr>
+                <w:bCs/>
+              </w:rPr>
+            </w:pPr>
+          </w:p>
+        </w:tc>
+        <w:tc>
+          <w:tcPr>
+            <w:tcW w:w="0" w:type="auto"/>
+            <w:tcBorders>
+              <w:top w:val="single" w:sz="8" w:space="0" w:color="000000"/>
+              <w:left w:val="single" w:sz="8" w:space="0" w:color="000000"/>
+              <w:bottom w:val="single" w:sz="8" w:space="0" w:color="000000"/>
+              <w:right w:val="single" w:sz="8" w:space="0" w:color="000000"/>
+            </w:tcBorders>
+          </w:tcPr>
+          <w:p>
+            <w:pPr>
+              <w:pStyle w:val="Compact"/>
+              <w:keepNext/>
+              <w:jc w:val="right"/>
+              <w:rPr>
+                <w:bCs/>
+              </w:rPr>
+            </w:pPr>
+            <w:r>
+              <w:rPr>
+                <w:bCs/>
+              </w:rPr>
               <w:t>ON</w:t>
             </w:r>
           </w:p>
@@ -7452,8 +9297,14 @@
               <w:pStyle w:val="Compact"/>
               <w:keepNext/>
               <w:jc w:val="right"/>
-            </w:pPr>
-            <w:r>
+              <w:rPr>
+                <w:bCs/>
+              </w:rPr>
+            </w:pPr>
+            <w:r>
+              <w:rPr>
+                <w:bCs/>
+              </w:rPr>
               <w:t>3.86</w:t>
             </w:r>
           </w:p>
@@ -7473,8 +9324,14 @@
               <w:pStyle w:val="Compact"/>
               <w:keepNext/>
               <w:jc w:val="right"/>
-            </w:pPr>
-            <w:r>
+              <w:rPr>
+                <w:bCs/>
+              </w:rPr>
+            </w:pPr>
+            <w:r>
+              <w:rPr>
+                <w:bCs/>
+              </w:rPr>
               <w:t>2.50</w:t>
             </w:r>
           </w:p>
@@ -7494,6 +9351,9 @@
               <w:pStyle w:val="Compact"/>
               <w:keepNext/>
               <w:jc w:val="right"/>
+              <w:rPr>
+                <w:bCs/>
+              </w:rPr>
             </w:pPr>
             <m:oMathPara>
               <m:oMath>
@@ -7531,8 +9391,14 @@
               <w:pStyle w:val="Compact"/>
               <w:keepNext/>
               <w:jc w:val="right"/>
-            </w:pPr>
-            <w:r>
+              <w:rPr>
+                <w:bCs/>
+              </w:rPr>
+            </w:pPr>
+            <w:r>
+              <w:rPr>
+                <w:bCs/>
+              </w:rPr>
               <w:t>0.976</w:t>
             </w:r>
           </w:p>
@@ -7552,8 +9418,14 @@
               <w:pStyle w:val="Compact"/>
               <w:keepNext/>
               <w:jc w:val="right"/>
-            </w:pPr>
-            <w:r>
+              <w:rPr>
+                <w:bCs/>
+              </w:rPr>
+            </w:pPr>
+            <w:r>
+              <w:rPr>
+                <w:bCs/>
+              </w:rPr>
               <w:t>0.036</w:t>
             </w:r>
           </w:p>
@@ -7578,29 +9450,43 @@
             <w:pPr>
               <w:pStyle w:val="Compact"/>
               <w:keepNext/>
-            </w:pPr>
-            <w:r>
+              <w:rPr>
+                <w:bCs/>
+              </w:rPr>
+            </w:pPr>
+            <w:proofErr w:type="gramStart"/>
+            <w:r>
+              <w:rPr>
+                <w:bCs/>
+              </w:rPr>
               <w:t>Single-task</w:t>
             </w:r>
-          </w:p>
-        </w:tc>
-        <w:tc>
-          <w:tcPr>
-            <w:tcW w:w="0" w:type="auto"/>
-            <w:tcBorders>
-              <w:top w:val="single" w:sz="8" w:space="0" w:color="000000"/>
-              <w:left w:val="single" w:sz="8" w:space="0" w:color="000000"/>
-              <w:bottom w:val="single" w:sz="8" w:space="0" w:color="000000"/>
-              <w:right w:val="single" w:sz="8" w:space="0" w:color="000000"/>
-            </w:tcBorders>
-          </w:tcPr>
-          <w:p>
-            <w:pPr>
-              <w:pStyle w:val="Compact"/>
-              <w:keepNext/>
-              <w:jc w:val="right"/>
-            </w:pPr>
-            <w:r>
+            <w:proofErr w:type="gramEnd"/>
+          </w:p>
+        </w:tc>
+        <w:tc>
+          <w:tcPr>
+            <w:tcW w:w="0" w:type="auto"/>
+            <w:tcBorders>
+              <w:top w:val="single" w:sz="8" w:space="0" w:color="000000"/>
+              <w:left w:val="single" w:sz="8" w:space="0" w:color="000000"/>
+              <w:bottom w:val="single" w:sz="8" w:space="0" w:color="000000"/>
+              <w:right w:val="single" w:sz="8" w:space="0" w:color="000000"/>
+            </w:tcBorders>
+          </w:tcPr>
+          <w:p>
+            <w:pPr>
+              <w:pStyle w:val="Compact"/>
+              <w:keepNext/>
+              <w:jc w:val="right"/>
+              <w:rPr>
+                <w:bCs/>
+              </w:rPr>
+            </w:pPr>
+            <w:r>
+              <w:rPr>
+                <w:bCs/>
+              </w:rPr>
               <w:t>OFF</w:t>
             </w:r>
           </w:p>
@@ -7620,8 +9506,14 @@
               <w:pStyle w:val="Compact"/>
               <w:keepNext/>
               <w:jc w:val="right"/>
-            </w:pPr>
-            <w:r>
+              <w:rPr>
+                <w:bCs/>
+              </w:rPr>
+            </w:pPr>
+            <w:r>
+              <w:rPr>
+                <w:bCs/>
+              </w:rPr>
               <w:t>5.25</w:t>
             </w:r>
           </w:p>
@@ -7641,8 +9533,14 @@
               <w:pStyle w:val="Compact"/>
               <w:keepNext/>
               <w:jc w:val="right"/>
-            </w:pPr>
-            <w:r>
+              <w:rPr>
+                <w:bCs/>
+              </w:rPr>
+            </w:pPr>
+            <w:r>
+              <w:rPr>
+                <w:bCs/>
+              </w:rPr>
               <w:t>3.98</w:t>
             </w:r>
           </w:p>
@@ -7662,6 +9560,9 @@
               <w:pStyle w:val="Compact"/>
               <w:keepNext/>
               <w:jc w:val="right"/>
+              <w:rPr>
+                <w:bCs/>
+              </w:rPr>
             </w:pPr>
             <m:oMathPara>
               <m:oMath>
@@ -7699,8 +9600,14 @@
               <w:pStyle w:val="Compact"/>
               <w:keepNext/>
               <w:jc w:val="right"/>
-            </w:pPr>
-            <w:r>
+              <w:rPr>
+                <w:bCs/>
+              </w:rPr>
+            </w:pPr>
+            <w:r>
+              <w:rPr>
+                <w:bCs/>
+              </w:rPr>
               <w:t>0.955</w:t>
             </w:r>
           </w:p>
@@ -7720,8 +9627,14 @@
               <w:pStyle w:val="Compact"/>
               <w:keepNext/>
               <w:jc w:val="right"/>
-            </w:pPr>
-            <w:r>
+              <w:rPr>
+                <w:bCs/>
+              </w:rPr>
+            </w:pPr>
+            <w:r>
+              <w:rPr>
+                <w:bCs/>
+              </w:rPr>
               <w:t>0.052</w:t>
             </w:r>
           </w:p>
@@ -7736,25 +9649,37 @@
             <w:tcW w:w="0" w:type="auto"/>
             <w:vMerge/>
           </w:tcPr>
-          <w:p/>
-        </w:tc>
-        <w:tc>
-          <w:tcPr>
-            <w:tcW w:w="0" w:type="auto"/>
-            <w:tcBorders>
-              <w:top w:val="single" w:sz="8" w:space="0" w:color="000000"/>
-              <w:left w:val="single" w:sz="8" w:space="0" w:color="000000"/>
-              <w:bottom w:val="single" w:sz="8" w:space="0" w:color="000000"/>
-              <w:right w:val="single" w:sz="8" w:space="0" w:color="000000"/>
-            </w:tcBorders>
-          </w:tcPr>
-          <w:p>
-            <w:pPr>
-              <w:pStyle w:val="Compact"/>
-              <w:keepNext/>
-              <w:jc w:val="right"/>
-            </w:pPr>
-            <w:r>
+          <w:p>
+            <w:pPr>
+              <w:rPr>
+                <w:bCs/>
+              </w:rPr>
+            </w:pPr>
+          </w:p>
+        </w:tc>
+        <w:tc>
+          <w:tcPr>
+            <w:tcW w:w="0" w:type="auto"/>
+            <w:tcBorders>
+              <w:top w:val="single" w:sz="8" w:space="0" w:color="000000"/>
+              <w:left w:val="single" w:sz="8" w:space="0" w:color="000000"/>
+              <w:bottom w:val="single" w:sz="8" w:space="0" w:color="000000"/>
+              <w:right w:val="single" w:sz="8" w:space="0" w:color="000000"/>
+            </w:tcBorders>
+          </w:tcPr>
+          <w:p>
+            <w:pPr>
+              <w:pStyle w:val="Compact"/>
+              <w:keepNext/>
+              <w:jc w:val="right"/>
+              <w:rPr>
+                <w:bCs/>
+              </w:rPr>
+            </w:pPr>
+            <w:r>
+              <w:rPr>
+                <w:bCs/>
+              </w:rPr>
               <w:t>ON</w:t>
             </w:r>
           </w:p>
@@ -7774,8 +9699,14 @@
               <w:pStyle w:val="Compact"/>
               <w:keepNext/>
               <w:jc w:val="right"/>
-            </w:pPr>
-            <w:r>
+              <w:rPr>
+                <w:bCs/>
+              </w:rPr>
+            </w:pPr>
+            <w:r>
+              <w:rPr>
+                <w:bCs/>
+              </w:rPr>
               <w:t>3.96</w:t>
             </w:r>
           </w:p>
@@ -7795,8 +9726,14 @@
               <w:pStyle w:val="Compact"/>
               <w:keepNext/>
               <w:jc w:val="right"/>
-            </w:pPr>
-            <w:r>
+              <w:rPr>
+                <w:bCs/>
+              </w:rPr>
+            </w:pPr>
+            <w:r>
+              <w:rPr>
+                <w:bCs/>
+              </w:rPr>
               <w:t>2.72</w:t>
             </w:r>
           </w:p>
@@ -7816,6 +9753,9 @@
               <w:pStyle w:val="Compact"/>
               <w:keepNext/>
               <w:jc w:val="right"/>
+              <w:rPr>
+                <w:bCs/>
+              </w:rPr>
             </w:pPr>
             <m:oMathPara>
               <m:oMath>
@@ -7853,8 +9793,14 @@
               <w:pStyle w:val="Compact"/>
               <w:keepNext/>
               <w:jc w:val="right"/>
-            </w:pPr>
-            <w:r>
+              <w:rPr>
+                <w:bCs/>
+              </w:rPr>
+            </w:pPr>
+            <w:r>
+              <w:rPr>
+                <w:bCs/>
+              </w:rPr>
               <w:t>0.973</w:t>
             </w:r>
           </w:p>
@@ -7874,8 +9820,14 @@
               <w:pStyle w:val="Compact"/>
               <w:keepNext/>
               <w:jc w:val="right"/>
-            </w:pPr>
-            <w:r>
+              <w:rPr>
+                <w:bCs/>
+              </w:rPr>
+            </w:pPr>
+            <w:r>
+              <w:rPr>
+                <w:bCs/>
+              </w:rPr>
               <w:t>0.033</w:t>
             </w:r>
           </w:p>
@@ -7900,8 +9852,14 @@
             <w:pPr>
               <w:pStyle w:val="Compact"/>
               <w:keepNext/>
-            </w:pPr>
-            <w:r>
+              <w:rPr>
+                <w:bCs/>
+              </w:rPr>
+            </w:pPr>
+            <w:r>
+              <w:rPr>
+                <w:bCs/>
+              </w:rPr>
               <w:t>Serial 2s</w:t>
             </w:r>
           </w:p>
@@ -7921,8 +9879,14 @@
               <w:pStyle w:val="Compact"/>
               <w:keepNext/>
               <w:jc w:val="right"/>
-            </w:pPr>
-            <w:r>
+              <w:rPr>
+                <w:bCs/>
+              </w:rPr>
+            </w:pPr>
+            <w:r>
+              <w:rPr>
+                <w:bCs/>
+              </w:rPr>
               <w:t>OFF</w:t>
             </w:r>
           </w:p>
@@ -7942,8 +9906,14 @@
               <w:pStyle w:val="Compact"/>
               <w:keepNext/>
               <w:jc w:val="right"/>
-            </w:pPr>
-            <w:r>
+              <w:rPr>
+                <w:bCs/>
+              </w:rPr>
+            </w:pPr>
+            <w:r>
+              <w:rPr>
+                <w:bCs/>
+              </w:rPr>
               <w:t>4.49</w:t>
             </w:r>
           </w:p>
@@ -7963,8 +9933,14 @@
               <w:pStyle w:val="Compact"/>
               <w:keepNext/>
               <w:jc w:val="right"/>
-            </w:pPr>
-            <w:r>
+              <w:rPr>
+                <w:bCs/>
+              </w:rPr>
+            </w:pPr>
+            <w:r>
+              <w:rPr>
+                <w:bCs/>
+              </w:rPr>
               <w:t>3.10</w:t>
             </w:r>
           </w:p>
@@ -7984,6 +9960,9 @@
               <w:pStyle w:val="Compact"/>
               <w:keepNext/>
               <w:jc w:val="right"/>
+              <w:rPr>
+                <w:bCs/>
+              </w:rPr>
             </w:pPr>
             <m:oMathPara>
               <m:oMath>
@@ -8021,8 +10000,14 @@
               <w:pStyle w:val="Compact"/>
               <w:keepNext/>
               <w:jc w:val="right"/>
-            </w:pPr>
-            <w:r>
+              <w:rPr>
+                <w:bCs/>
+              </w:rPr>
+            </w:pPr>
+            <w:r>
+              <w:rPr>
+                <w:bCs/>
+              </w:rPr>
               <w:t>0.966</w:t>
             </w:r>
           </w:p>
@@ -8042,8 +10027,14 @@
               <w:pStyle w:val="Compact"/>
               <w:keepNext/>
               <w:jc w:val="right"/>
-            </w:pPr>
-            <w:r>
+              <w:rPr>
+                <w:bCs/>
+              </w:rPr>
+            </w:pPr>
+            <w:r>
+              <w:rPr>
+                <w:bCs/>
+              </w:rPr>
               <w:t>0.029</w:t>
             </w:r>
           </w:p>
@@ -8058,25 +10049,37 @@
             <w:tcW w:w="0" w:type="auto"/>
             <w:vMerge/>
           </w:tcPr>
-          <w:p/>
-        </w:tc>
-        <w:tc>
-          <w:tcPr>
-            <w:tcW w:w="0" w:type="auto"/>
-            <w:tcBorders>
-              <w:top w:val="single" w:sz="8" w:space="0" w:color="000000"/>
-              <w:left w:val="single" w:sz="8" w:space="0" w:color="000000"/>
-              <w:bottom w:val="single" w:sz="8" w:space="0" w:color="000000"/>
-              <w:right w:val="single" w:sz="8" w:space="0" w:color="000000"/>
-            </w:tcBorders>
-          </w:tcPr>
-          <w:p>
-            <w:pPr>
-              <w:pStyle w:val="Compact"/>
-              <w:keepNext/>
-              <w:jc w:val="right"/>
-            </w:pPr>
-            <w:r>
+          <w:p>
+            <w:pPr>
+              <w:rPr>
+                <w:bCs/>
+              </w:rPr>
+            </w:pPr>
+          </w:p>
+        </w:tc>
+        <w:tc>
+          <w:tcPr>
+            <w:tcW w:w="0" w:type="auto"/>
+            <w:tcBorders>
+              <w:top w:val="single" w:sz="8" w:space="0" w:color="000000"/>
+              <w:left w:val="single" w:sz="8" w:space="0" w:color="000000"/>
+              <w:bottom w:val="single" w:sz="8" w:space="0" w:color="000000"/>
+              <w:right w:val="single" w:sz="8" w:space="0" w:color="000000"/>
+            </w:tcBorders>
+          </w:tcPr>
+          <w:p>
+            <w:pPr>
+              <w:pStyle w:val="Compact"/>
+              <w:keepNext/>
+              <w:jc w:val="right"/>
+              <w:rPr>
+                <w:bCs/>
+              </w:rPr>
+            </w:pPr>
+            <w:r>
+              <w:rPr>
+                <w:bCs/>
+              </w:rPr>
               <w:t>ON</w:t>
             </w:r>
           </w:p>
@@ -8096,8 +10099,14 @@
               <w:pStyle w:val="Compact"/>
               <w:keepNext/>
               <w:jc w:val="right"/>
-            </w:pPr>
-            <w:r>
+              <w:rPr>
+                <w:bCs/>
+              </w:rPr>
+            </w:pPr>
+            <w:r>
+              <w:rPr>
+                <w:bCs/>
+              </w:rPr>
               <w:t>3.70</w:t>
             </w:r>
           </w:p>
@@ -8117,8 +10126,14 @@
               <w:pStyle w:val="Compact"/>
               <w:keepNext/>
               <w:jc w:val="right"/>
-            </w:pPr>
-            <w:r>
+              <w:rPr>
+                <w:bCs/>
+              </w:rPr>
+            </w:pPr>
+            <w:r>
+              <w:rPr>
+                <w:bCs/>
+              </w:rPr>
               <w:t>2.39</w:t>
             </w:r>
           </w:p>
@@ -8138,6 +10153,9 @@
               <w:pStyle w:val="Compact"/>
               <w:keepNext/>
               <w:jc w:val="right"/>
+              <w:rPr>
+                <w:bCs/>
+              </w:rPr>
             </w:pPr>
             <m:oMathPara>
               <m:oMath>
@@ -8175,8 +10193,14 @@
               <w:pStyle w:val="Compact"/>
               <w:keepNext/>
               <w:jc w:val="right"/>
-            </w:pPr>
-            <w:r>
+              <w:rPr>
+                <w:bCs/>
+              </w:rPr>
+            </w:pPr>
+            <w:r>
+              <w:rPr>
+                <w:bCs/>
+              </w:rPr>
               <w:t>0.977</w:t>
             </w:r>
           </w:p>
@@ -8196,8 +10220,14 @@
               <w:pStyle w:val="Compact"/>
               <w:keepNext/>
               <w:jc w:val="right"/>
-            </w:pPr>
-            <w:r>
+              <w:rPr>
+                <w:bCs/>
+              </w:rPr>
+            </w:pPr>
+            <w:r>
+              <w:rPr>
+                <w:bCs/>
+              </w:rPr>
               <w:t>0.033</w:t>
             </w:r>
           </w:p>
@@ -8222,8 +10252,14 @@
             <w:pPr>
               <w:pStyle w:val="Compact"/>
               <w:keepNext/>
-            </w:pPr>
-            <w:r>
+              <w:rPr>
+                <w:bCs/>
+              </w:rPr>
+            </w:pPr>
+            <w:r>
+              <w:rPr>
+                <w:bCs/>
+              </w:rPr>
               <w:t>Serial 3s</w:t>
             </w:r>
           </w:p>
@@ -8243,8 +10279,14 @@
               <w:pStyle w:val="Compact"/>
               <w:keepNext/>
               <w:jc w:val="right"/>
-            </w:pPr>
-            <w:r>
+              <w:rPr>
+                <w:bCs/>
+              </w:rPr>
+            </w:pPr>
+            <w:r>
+              <w:rPr>
+                <w:bCs/>
+              </w:rPr>
               <w:t>OFF</w:t>
             </w:r>
           </w:p>
@@ -8264,8 +10306,14 @@
               <w:pStyle w:val="Compact"/>
               <w:keepNext/>
               <w:jc w:val="right"/>
-            </w:pPr>
-            <w:r>
+              <w:rPr>
+                <w:bCs/>
+              </w:rPr>
+            </w:pPr>
+            <w:r>
+              <w:rPr>
+                <w:bCs/>
+              </w:rPr>
               <w:t>4.78</w:t>
             </w:r>
           </w:p>
@@ -8285,8 +10333,14 @@
               <w:pStyle w:val="Compact"/>
               <w:keepNext/>
               <w:jc w:val="right"/>
-            </w:pPr>
-            <w:r>
+              <w:rPr>
+                <w:bCs/>
+              </w:rPr>
+            </w:pPr>
+            <w:r>
+              <w:rPr>
+                <w:bCs/>
+              </w:rPr>
               <w:t>3.23</w:t>
             </w:r>
           </w:p>
@@ -8306,6 +10360,9 @@
               <w:pStyle w:val="Compact"/>
               <w:keepNext/>
               <w:jc w:val="right"/>
+              <w:rPr>
+                <w:bCs/>
+              </w:rPr>
             </w:pPr>
             <m:oMathPara>
               <m:oMath>
@@ -8343,8 +10400,14 @@
               <w:pStyle w:val="Compact"/>
               <w:keepNext/>
               <w:jc w:val="right"/>
-            </w:pPr>
-            <w:r>
+              <w:rPr>
+                <w:bCs/>
+              </w:rPr>
+            </w:pPr>
+            <w:r>
+              <w:rPr>
+                <w:bCs/>
+              </w:rPr>
               <w:t>0.963</w:t>
             </w:r>
           </w:p>
@@ -8364,8 +10427,14 @@
               <w:pStyle w:val="Compact"/>
               <w:keepNext/>
               <w:jc w:val="right"/>
-            </w:pPr>
-            <w:r>
+              <w:rPr>
+                <w:bCs/>
+              </w:rPr>
+            </w:pPr>
+            <w:r>
+              <w:rPr>
+                <w:bCs/>
+              </w:rPr>
               <w:t>0.024</w:t>
             </w:r>
           </w:p>
@@ -8380,25 +10449,37 @@
             <w:tcW w:w="0" w:type="auto"/>
             <w:vMerge/>
           </w:tcPr>
-          <w:p/>
-        </w:tc>
-        <w:tc>
-          <w:tcPr>
-            <w:tcW w:w="0" w:type="auto"/>
-            <w:tcBorders>
-              <w:top w:val="single" w:sz="8" w:space="0" w:color="000000"/>
-              <w:left w:val="single" w:sz="8" w:space="0" w:color="000000"/>
-              <w:bottom w:val="single" w:sz="8" w:space="0" w:color="000000"/>
-              <w:right w:val="single" w:sz="8" w:space="0" w:color="000000"/>
-            </w:tcBorders>
-          </w:tcPr>
-          <w:p>
-            <w:pPr>
-              <w:pStyle w:val="Compact"/>
-              <w:keepNext/>
-              <w:jc w:val="right"/>
-            </w:pPr>
-            <w:r>
+          <w:p>
+            <w:pPr>
+              <w:rPr>
+                <w:bCs/>
+              </w:rPr>
+            </w:pPr>
+          </w:p>
+        </w:tc>
+        <w:tc>
+          <w:tcPr>
+            <w:tcW w:w="0" w:type="auto"/>
+            <w:tcBorders>
+              <w:top w:val="single" w:sz="8" w:space="0" w:color="000000"/>
+              <w:left w:val="single" w:sz="8" w:space="0" w:color="000000"/>
+              <w:bottom w:val="single" w:sz="8" w:space="0" w:color="000000"/>
+              <w:right w:val="single" w:sz="8" w:space="0" w:color="000000"/>
+            </w:tcBorders>
+          </w:tcPr>
+          <w:p>
+            <w:pPr>
+              <w:pStyle w:val="Compact"/>
+              <w:keepNext/>
+              <w:jc w:val="right"/>
+              <w:rPr>
+                <w:bCs/>
+              </w:rPr>
+            </w:pPr>
+            <w:r>
+              <w:rPr>
+                <w:bCs/>
+              </w:rPr>
               <w:t>ON</w:t>
             </w:r>
           </w:p>
@@ -8418,8 +10499,14 @@
               <w:pStyle w:val="Compact"/>
               <w:keepNext/>
               <w:jc w:val="right"/>
-            </w:pPr>
-            <w:r>
+              <w:rPr>
+                <w:bCs/>
+              </w:rPr>
+            </w:pPr>
+            <w:r>
+              <w:rPr>
+                <w:bCs/>
+              </w:rPr>
               <w:t>3.91</w:t>
             </w:r>
           </w:p>
@@ -8439,8 +10526,14 @@
               <w:pStyle w:val="Compact"/>
               <w:keepNext/>
               <w:jc w:val="right"/>
-            </w:pPr>
-            <w:r>
+              <w:rPr>
+                <w:bCs/>
+              </w:rPr>
+            </w:pPr>
+            <w:r>
+              <w:rPr>
+                <w:bCs/>
+              </w:rPr>
               <w:t>2.41</w:t>
             </w:r>
           </w:p>
@@ -8460,6 +10553,9 @@
               <w:pStyle w:val="Compact"/>
               <w:keepNext/>
               <w:jc w:val="right"/>
+              <w:rPr>
+                <w:bCs/>
+              </w:rPr>
             </w:pPr>
             <m:oMathPara>
               <m:oMath>
@@ -8497,8 +10593,14 @@
               <w:pStyle w:val="Compact"/>
               <w:keepNext/>
               <w:jc w:val="right"/>
-            </w:pPr>
-            <w:r>
+              <w:rPr>
+                <w:bCs/>
+              </w:rPr>
+            </w:pPr>
+            <w:r>
+              <w:rPr>
+                <w:bCs/>
+              </w:rPr>
               <w:t>0.975</w:t>
             </w:r>
           </w:p>
@@ -8518,8 +10620,14 @@
               <w:pStyle w:val="Compact"/>
               <w:keepNext/>
               <w:jc w:val="right"/>
-            </w:pPr>
-            <w:r>
+              <w:rPr>
+                <w:bCs/>
+              </w:rPr>
+            </w:pPr>
+            <w:r>
+              <w:rPr>
+                <w:bCs/>
+              </w:rPr>
               <w:t>0.026</w:t>
             </w:r>
           </w:p>
@@ -8544,8 +10652,14 @@
             <w:pPr>
               <w:pStyle w:val="Compact"/>
               <w:keepNext/>
-            </w:pPr>
-            <w:r>
+              <w:rPr>
+                <w:bCs/>
+              </w:rPr>
+            </w:pPr>
+            <w:r>
+              <w:rPr>
+                <w:bCs/>
+              </w:rPr>
               <w:t>Serial 7s</w:t>
             </w:r>
           </w:p>
@@ -8565,8 +10679,14 @@
               <w:pStyle w:val="Compact"/>
               <w:keepNext/>
               <w:jc w:val="right"/>
-            </w:pPr>
-            <w:r>
+              <w:rPr>
+                <w:bCs/>
+              </w:rPr>
+            </w:pPr>
+            <w:r>
+              <w:rPr>
+                <w:bCs/>
+              </w:rPr>
               <w:t>OFF</w:t>
             </w:r>
           </w:p>
@@ -8586,8 +10706,14 @@
               <w:pStyle w:val="Compact"/>
               <w:keepNext/>
               <w:jc w:val="right"/>
-            </w:pPr>
-            <w:r>
+              <w:rPr>
+                <w:bCs/>
+              </w:rPr>
+            </w:pPr>
+            <w:r>
+              <w:rPr>
+                <w:bCs/>
+              </w:rPr>
               <w:t>4.87</w:t>
             </w:r>
           </w:p>
@@ -8607,8 +10733,14 @@
               <w:pStyle w:val="Compact"/>
               <w:keepNext/>
               <w:jc w:val="right"/>
-            </w:pPr>
-            <w:r>
+              <w:rPr>
+                <w:bCs/>
+              </w:rPr>
+            </w:pPr>
+            <w:r>
+              <w:rPr>
+                <w:bCs/>
+              </w:rPr>
               <w:t>3.39</w:t>
             </w:r>
           </w:p>
@@ -8628,6 +10760,9 @@
               <w:pStyle w:val="Compact"/>
               <w:keepNext/>
               <w:jc w:val="right"/>
+              <w:rPr>
+                <w:bCs/>
+              </w:rPr>
             </w:pPr>
             <m:oMathPara>
               <m:oMath>
@@ -8665,8 +10800,14 @@
               <w:pStyle w:val="Compact"/>
               <w:keepNext/>
               <w:jc w:val="right"/>
-            </w:pPr>
-            <w:r>
+              <w:rPr>
+                <w:bCs/>
+              </w:rPr>
+            </w:pPr>
+            <w:r>
+              <w:rPr>
+                <w:bCs/>
+              </w:rPr>
               <w:t>0.956</w:t>
             </w:r>
           </w:p>
@@ -8686,8 +10827,14 @@
               <w:pStyle w:val="Compact"/>
               <w:keepNext/>
               <w:jc w:val="right"/>
-            </w:pPr>
-            <w:r>
+              <w:rPr>
+                <w:bCs/>
+              </w:rPr>
+            </w:pPr>
+            <w:r>
+              <w:rPr>
+                <w:bCs/>
+              </w:rPr>
               <w:t>0.066</w:t>
             </w:r>
           </w:p>
@@ -8702,24 +10849,36 @@
             <w:tcW w:w="0" w:type="auto"/>
             <w:vMerge/>
           </w:tcPr>
-          <w:p/>
-        </w:tc>
-        <w:tc>
-          <w:tcPr>
-            <w:tcW w:w="0" w:type="auto"/>
-            <w:tcBorders>
-              <w:top w:val="single" w:sz="8" w:space="0" w:color="000000"/>
-              <w:left w:val="single" w:sz="8" w:space="0" w:color="000000"/>
-              <w:bottom w:val="single" w:sz="8" w:space="0" w:color="000000"/>
-              <w:right w:val="single" w:sz="8" w:space="0" w:color="000000"/>
-            </w:tcBorders>
-          </w:tcPr>
-          <w:p>
-            <w:pPr>
-              <w:pStyle w:val="Compact"/>
-              <w:jc w:val="right"/>
-            </w:pPr>
-            <w:r>
+          <w:p>
+            <w:pPr>
+              <w:rPr>
+                <w:bCs/>
+              </w:rPr>
+            </w:pPr>
+          </w:p>
+        </w:tc>
+        <w:tc>
+          <w:tcPr>
+            <w:tcW w:w="0" w:type="auto"/>
+            <w:tcBorders>
+              <w:top w:val="single" w:sz="8" w:space="0" w:color="000000"/>
+              <w:left w:val="single" w:sz="8" w:space="0" w:color="000000"/>
+              <w:bottom w:val="single" w:sz="8" w:space="0" w:color="000000"/>
+              <w:right w:val="single" w:sz="8" w:space="0" w:color="000000"/>
+            </w:tcBorders>
+          </w:tcPr>
+          <w:p>
+            <w:pPr>
+              <w:pStyle w:val="Compact"/>
+              <w:jc w:val="right"/>
+              <w:rPr>
+                <w:bCs/>
+              </w:rPr>
+            </w:pPr>
+            <w:r>
+              <w:rPr>
+                <w:bCs/>
+              </w:rPr>
               <w:t>ON</w:t>
             </w:r>
           </w:p>
@@ -8738,8 +10897,14 @@
             <w:pPr>
               <w:pStyle w:val="Compact"/>
               <w:jc w:val="right"/>
-            </w:pPr>
-            <w:r>
+              <w:rPr>
+                <w:bCs/>
+              </w:rPr>
+            </w:pPr>
+            <w:r>
+              <w:rPr>
+                <w:bCs/>
+              </w:rPr>
               <w:t>3.87</w:t>
             </w:r>
           </w:p>
@@ -8758,8 +10923,14 @@
             <w:pPr>
               <w:pStyle w:val="Compact"/>
               <w:jc w:val="right"/>
-            </w:pPr>
-            <w:r>
+              <w:rPr>
+                <w:bCs/>
+              </w:rPr>
+            </w:pPr>
+            <w:r>
+              <w:rPr>
+                <w:bCs/>
+              </w:rPr>
               <w:t>2.49</w:t>
             </w:r>
           </w:p>
@@ -8778,6 +10949,9 @@
             <w:pPr>
               <w:pStyle w:val="Compact"/>
               <w:jc w:val="right"/>
+              <w:rPr>
+                <w:bCs/>
+              </w:rPr>
             </w:pPr>
             <m:oMathPara>
               <m:oMath>
@@ -8814,8 +10988,14 @@
             <w:pPr>
               <w:pStyle w:val="Compact"/>
               <w:jc w:val="right"/>
-            </w:pPr>
-            <w:r>
+              <w:rPr>
+                <w:bCs/>
+              </w:rPr>
+            </w:pPr>
+            <w:r>
+              <w:rPr>
+                <w:bCs/>
+              </w:rPr>
               <w:t>0.971</w:t>
             </w:r>
           </w:p>
@@ -8834,8 +11014,14 @@
             <w:pPr>
               <w:pStyle w:val="Compact"/>
               <w:jc w:val="right"/>
-            </w:pPr>
-            <w:r>
+              <w:rPr>
+                <w:bCs/>
+              </w:rPr>
+            </w:pPr>
+            <w:r>
+              <w:rPr>
+                <w:bCs/>
+              </w:rPr>
               <w:t>0.048</w:t>
             </w:r>
           </w:p>
@@ -8845,11 +11031,17 @@
     <w:p>
       <w:pPr>
         <w:pStyle w:val="Heading1"/>
+        <w:rPr>
+          <w:bCs/>
+        </w:rPr>
       </w:pPr>
       <w:bookmarkStart w:id="8" w:name="X3abf43e7e30c6fff42b92890cbf60bef6ace733"/>
       <w:bookmarkEnd w:id="6"/>
       <w:bookmarkEnd w:id="7"/>
       <w:r>
+        <w:rPr>
+          <w:bCs/>
+        </w:rPr>
         <w:t>S5. Bootstrap robustness of cohort-level accuracy</w:t>
       </w:r>
     </w:p>
@@ -8858,35 +11050,44 @@
         <w:pStyle w:val="FirstParagraph"/>
         <w:spacing w:after="120" w:line="480" w:lineRule="auto"/>
         <w:jc w:val="both"/>
+        <w:rPr>
+          <w:bCs/>
+        </w:rPr>
       </w:pPr>
       <w:r>
         <w:rPr>
-          <w:b/>
           <w:bCs/>
         </w:rPr>
-        <w:t>A participant-clustered bootstrap shows stable cohort-level accuracy under participant resampling.</w:t>
-      </w:r>
-      <w:r>
-        <w:t xml:space="preserve"> We resampled the 32 analysed participants with replacement 10,000 times and recomputed each accuracy metric on the resulting concatenated stride pool. Because participants contributed different numbers of strides, the pool size varied across resamples. The 95% percentile confidence intervals are shown in Table </w:t>
+        <w:t>A participant-clustered bootstrap shows stable cohort-level accuracy under participant resampling. We resampled the 32 analysed participants with replacement 10,000 times and recomputed each accuracy metric on the resulting concatenated stride pool. Because participants contributed different numbers of strides, the pool size varied across resamples. The 95% percentile confidence intervals are shown in Table </w:t>
       </w:r>
       <w:hyperlink w:anchor="tab:s_robustness">
         <w:r>
           <w:rPr>
             <w:rStyle w:val="Hyperlink"/>
+            <w:bCs/>
           </w:rPr>
           <w:t>S5</w:t>
         </w:r>
       </w:hyperlink>
       <w:r>
+        <w:rPr>
+          <w:bCs/>
+        </w:rPr>
         <w:t>.</w:t>
       </w:r>
     </w:p>
     <w:p>
       <w:pPr>
         <w:pStyle w:val="TableCaption"/>
+        <w:rPr>
+          <w:bCs/>
+        </w:rPr>
       </w:pPr>
       <w:bookmarkStart w:id="9" w:name="tab:s_robustness"/>
       <w:r>
+        <w:rPr>
+          <w:bCs/>
+        </w:rPr>
         <w:t>Table S5. Cohort-level accuracy metrics with 95% confidence intervals.</w:t>
       </w:r>
     </w:p>
@@ -8930,8 +11131,14 @@
             <w:pPr>
               <w:pStyle w:val="Compact"/>
               <w:keepNext/>
-            </w:pPr>
-            <w:r>
+              <w:rPr>
+                <w:bCs/>
+              </w:rPr>
+            </w:pPr>
+            <w:r>
+              <w:rPr>
+                <w:bCs/>
+              </w:rPr>
               <w:t>Metric</w:t>
             </w:r>
           </w:p>
@@ -8951,8 +11158,14 @@
               <w:pStyle w:val="Compact"/>
               <w:keepNext/>
               <w:jc w:val="center"/>
-            </w:pPr>
-            <w:r>
+              <w:rPr>
+                <w:bCs/>
+              </w:rPr>
+            </w:pPr>
+            <w:r>
+              <w:rPr>
+                <w:bCs/>
+              </w:rPr>
               <w:t>Point estimate</w:t>
             </w:r>
           </w:p>
@@ -8972,8 +11185,14 @@
               <w:pStyle w:val="Compact"/>
               <w:keepNext/>
               <w:jc w:val="center"/>
-            </w:pPr>
-            <w:r>
+              <w:rPr>
+                <w:bCs/>
+              </w:rPr>
+            </w:pPr>
+            <w:r>
+              <w:rPr>
+                <w:bCs/>
+              </w:rPr>
               <w:t>95% CI</w:t>
             </w:r>
           </w:p>
@@ -8993,8 +11212,14 @@
               <w:pStyle w:val="Compact"/>
               <w:keepNext/>
               <w:jc w:val="center"/>
-            </w:pPr>
-            <w:r>
+              <w:rPr>
+                <w:bCs/>
+              </w:rPr>
+            </w:pPr>
+            <w:r>
+              <w:rPr>
+                <w:bCs/>
+              </w:rPr>
               <w:t>CI half-width</w:t>
             </w:r>
           </w:p>
@@ -9018,8 +11243,14 @@
             <w:pPr>
               <w:pStyle w:val="Compact"/>
               <w:keepNext/>
-            </w:pPr>
-            <w:r>
+              <w:rPr>
+                <w:bCs/>
+              </w:rPr>
+            </w:pPr>
+            <w:r>
+              <w:rPr>
+                <w:bCs/>
+              </w:rPr>
               <w:t>RMSE (cm)</w:t>
             </w:r>
           </w:p>
@@ -9039,8 +11270,14 @@
               <w:pStyle w:val="Compact"/>
               <w:keepNext/>
               <w:jc w:val="center"/>
-            </w:pPr>
-            <w:r>
+              <w:rPr>
+                <w:bCs/>
+              </w:rPr>
+            </w:pPr>
+            <w:r>
+              <w:rPr>
+                <w:bCs/>
+              </w:rPr>
               <w:t>3.86</w:t>
             </w:r>
           </w:p>
@@ -9060,8 +11297,14 @@
               <w:pStyle w:val="Compact"/>
               <w:keepNext/>
               <w:jc w:val="center"/>
-            </w:pPr>
-            <w:r>
+              <w:rPr>
+                <w:bCs/>
+              </w:rPr>
+            </w:pPr>
+            <w:r>
+              <w:rPr>
+                <w:bCs/>
+              </w:rPr>
               <w:t>[3.51, 4.23]</w:t>
             </w:r>
           </w:p>
@@ -9081,8 +11324,14 @@
               <w:pStyle w:val="Compact"/>
               <w:keepNext/>
               <w:jc w:val="center"/>
-            </w:pPr>
-            <w:r>
+              <w:rPr>
+                <w:bCs/>
+              </w:rPr>
+            </w:pPr>
+            <w:r>
+              <w:rPr>
+                <w:bCs/>
+              </w:rPr>
               <w:t>0.36</w:t>
             </w:r>
           </w:p>
@@ -9106,8 +11355,14 @@
             <w:pPr>
               <w:pStyle w:val="Compact"/>
               <w:keepNext/>
-            </w:pPr>
-            <w:r>
+              <w:rPr>
+                <w:bCs/>
+              </w:rPr>
+            </w:pPr>
+            <w:r>
+              <w:rPr>
+                <w:bCs/>
+              </w:rPr>
               <w:t>MAE (cm)</w:t>
             </w:r>
           </w:p>
@@ -9127,8 +11382,14 @@
               <w:pStyle w:val="Compact"/>
               <w:keepNext/>
               <w:jc w:val="center"/>
-            </w:pPr>
-            <w:r>
+              <w:rPr>
+                <w:bCs/>
+              </w:rPr>
+            </w:pPr>
+            <w:r>
+              <w:rPr>
+                <w:bCs/>
+              </w:rPr>
               <w:t>2.50</w:t>
             </w:r>
           </w:p>
@@ -9148,8 +11409,14 @@
               <w:pStyle w:val="Compact"/>
               <w:keepNext/>
               <w:jc w:val="center"/>
-            </w:pPr>
-            <w:r>
+              <w:rPr>
+                <w:bCs/>
+              </w:rPr>
+            </w:pPr>
+            <w:r>
+              <w:rPr>
+                <w:bCs/>
+              </w:rPr>
               <w:t>[2.30, 2.70]</w:t>
             </w:r>
           </w:p>
@@ -9169,8 +11436,14 @@
               <w:pStyle w:val="Compact"/>
               <w:keepNext/>
               <w:jc w:val="center"/>
-            </w:pPr>
-            <w:r>
+              <w:rPr>
+                <w:bCs/>
+              </w:rPr>
+            </w:pPr>
+            <w:r>
+              <w:rPr>
+                <w:bCs/>
+              </w:rPr>
               <w:t>0.20</w:t>
             </w:r>
           </w:p>
@@ -9194,8 +11467,14 @@
             <w:pPr>
               <w:pStyle w:val="Compact"/>
               <w:keepNext/>
-            </w:pPr>
-            <w:r>
+              <w:rPr>
+                <w:bCs/>
+              </w:rPr>
+            </w:pPr>
+            <w:r>
+              <w:rPr>
+                <w:bCs/>
+              </w:rPr>
               <w:t>Bias (cm)</w:t>
             </w:r>
           </w:p>
@@ -9215,6 +11494,9 @@
               <w:pStyle w:val="Compact"/>
               <w:keepNext/>
               <w:jc w:val="center"/>
+              <w:rPr>
+                <w:bCs/>
+              </w:rPr>
             </w:pPr>
             <m:oMathPara>
               <m:oMath>
@@ -9252,8 +11534,14 @@
               <w:pStyle w:val="Compact"/>
               <w:keepNext/>
               <w:jc w:val="center"/>
-            </w:pPr>
-            <w:r>
+              <w:rPr>
+                <w:bCs/>
+              </w:rPr>
+            </w:pPr>
+            <w:r>
+              <w:rPr>
+                <w:bCs/>
+              </w:rPr>
               <w:t>[</w:t>
             </w:r>
             <m:oMath>
@@ -9274,6 +11562,9 @@
               </m:r>
             </m:oMath>
             <w:r>
+              <w:rPr>
+                <w:bCs/>
+              </w:rPr>
               <w:t xml:space="preserve">, </w:t>
             </w:r>
             <m:oMath>
@@ -9294,6 +11585,9 @@
               </m:r>
             </m:oMath>
             <w:r>
+              <w:rPr>
+                <w:bCs/>
+              </w:rPr>
               <w:t>]</w:t>
             </w:r>
           </w:p>
@@ -9313,8 +11607,14 @@
               <w:pStyle w:val="Compact"/>
               <w:keepNext/>
               <w:jc w:val="center"/>
-            </w:pPr>
-            <w:r>
+              <w:rPr>
+                <w:bCs/>
+              </w:rPr>
+            </w:pPr>
+            <w:r>
+              <w:rPr>
+                <w:bCs/>
+              </w:rPr>
               <w:t>0.35</w:t>
             </w:r>
           </w:p>
@@ -9337,9 +11637,21 @@
           <w:p>
             <w:pPr>
               <w:pStyle w:val="Compact"/>
-            </w:pPr>
-            <w:r>
-              <w:t>ICC(2,1)</w:t>
+              <w:rPr>
+                <w:bCs/>
+              </w:rPr>
+            </w:pPr>
+            <w:r>
+              <w:rPr>
+                <w:bCs/>
+              </w:rPr>
+              <w:t>ICC (</w:t>
+            </w:r>
+            <w:r>
+              <w:rPr>
+                <w:bCs/>
+              </w:rPr>
+              <w:t>2,1)</w:t>
             </w:r>
           </w:p>
         </w:tc>
@@ -9357,8 +11669,14 @@
             <w:pPr>
               <w:pStyle w:val="Compact"/>
               <w:jc w:val="center"/>
-            </w:pPr>
-            <w:r>
+              <w:rPr>
+                <w:bCs/>
+              </w:rPr>
+            </w:pPr>
+            <w:r>
+              <w:rPr>
+                <w:bCs/>
+              </w:rPr>
               <w:t>0.976</w:t>
             </w:r>
           </w:p>
@@ -9377,8 +11695,14 @@
             <w:pPr>
               <w:pStyle w:val="Compact"/>
               <w:jc w:val="center"/>
-            </w:pPr>
-            <w:r>
+              <w:rPr>
+                <w:bCs/>
+              </w:rPr>
+            </w:pPr>
+            <w:r>
+              <w:rPr>
+                <w:bCs/>
+              </w:rPr>
               <w:t>[0.964, 0.981]</w:t>
             </w:r>
           </w:p>
@@ -9397,8 +11721,14 @@
             <w:pPr>
               <w:pStyle w:val="Compact"/>
               <w:jc w:val="center"/>
-            </w:pPr>
-            <w:r>
+              <w:rPr>
+                <w:bCs/>
+              </w:rPr>
+            </w:pPr>
+            <w:r>
+              <w:rPr>
+                <w:bCs/>
+              </w:rPr>
               <w:t>0.008</w:t>
             </w:r>
           </w:p>
@@ -9408,11 +11738,17 @@
     <w:p>
       <w:pPr>
         <w:pStyle w:val="Heading1"/>
+        <w:rPr>
+          <w:bCs/>
+        </w:rPr>
       </w:pPr>
       <w:bookmarkStart w:id="10" w:name="X090c57defc39ec69fb2ad3c550a70b764c5a32a"/>
       <w:bookmarkEnd w:id="8"/>
       <w:bookmarkEnd w:id="9"/>
       <w:r>
+        <w:rPr>
+          <w:bCs/>
+        </w:rPr>
         <w:lastRenderedPageBreak/>
         <w:t>S6. Sensitivity to the stride-pair mismatch filter</w:t>
       </w:r>
@@ -9422,26 +11758,29 @@
         <w:pStyle w:val="FirstParagraph"/>
         <w:spacing w:after="120" w:line="480" w:lineRule="auto"/>
         <w:jc w:val="both"/>
+        <w:rPr>
+          <w:bCs/>
+        </w:rPr>
       </w:pPr>
       <w:r>
         <w:rPr>
-          <w:b/>
           <w:bCs/>
         </w:rPr>
-        <w:t>Removing the stride-pair mismatch filter retained 22 additional strides and left typical absolute error similar.</w:t>
-      </w:r>
-      <w:r>
-        <w:t xml:space="preserve"> This filter required IMU stride length and stride time to remain within 50–150% of their matched GaitRite values. We retained all other participant, condition, walk, GaitRite plausibility, on-mat, and mutual-nearest matching rules. The resulting pool contained 10,494 rather than 10,472 strides. Pooled RMSE rose from 3.86 to 5.49 cm, while MAE changed from 2.50 to 2.65 cm (Table </w:t>
+        <w:t>Removing the stride-pair mismatch filter retained 22 additional strides and left typical absolute error similar. This filter required IMU stride length and stride time to remain within 50–150% of their matched GaitRite values. We retained all other participant, condition, walk, GaitRite plausibility, on-mat, and mutual-nearest matching rules. The resulting pool contained 10,494 rather than 10,472 strides. Pooled RMSE rose from 3.86 to 5.49 cm, while MAE changed from 2.50 to 2.65 cm (Table </w:t>
       </w:r>
       <w:hyperlink w:anchor="tab:s_ratio_sensitivity">
         <w:r>
           <w:rPr>
             <w:rStyle w:val="Hyperlink"/>
+            <w:bCs/>
           </w:rPr>
           <w:t>S6</w:t>
         </w:r>
       </w:hyperlink>
       <w:r>
+        <w:rPr>
+          <w:bCs/>
+        </w:rPr>
         <w:t>).</w:t>
       </w:r>
     </w:p>
@@ -9450,8 +11789,14 @@
         <w:pStyle w:val="BodyText"/>
         <w:spacing w:after="120" w:line="480" w:lineRule="auto"/>
         <w:jc w:val="both"/>
+        <w:rPr>
+          <w:bCs/>
+        </w:rPr>
       </w:pPr>
       <w:r>
+        <w:rPr>
+          <w:bCs/>
+        </w:rPr>
         <w:t xml:space="preserve">The filter removed 22 strides (0.21% of the unfiltered pool). Their median stride-length error was </w:t>
       </w:r>
       <m:oMath>
@@ -9472,15 +11817,24 @@
         </m:r>
       </m:oMath>
       <w:r>
+        <w:rPr>
+          <w:bCs/>
+        </w:rPr>
         <w:t> cm, RMSE was 85.2 cm, and maximum absolute error was 129.2 cm. These values are consistent with missed or merged stride events or unstable stride estimates rather than ordinary estimator error. The difference between pooled RMSE and MAE therefore reflects RMSE’s sensitivity to a small number of large mismatches rather than a broad shift in typical stride accuracy.</w:t>
       </w:r>
     </w:p>
     <w:p>
       <w:pPr>
         <w:pStyle w:val="TableCaption"/>
+        <w:rPr>
+          <w:bCs/>
+        </w:rPr>
       </w:pPr>
       <w:bookmarkStart w:id="11" w:name="tab:s_ratio_sensitivity"/>
       <w:r>
+        <w:rPr>
+          <w:bCs/>
+        </w:rPr>
         <w:t>Table S6. Stride-length accuracy with and without the stride-pair mismatch filter. The filter restricted IMU stride length and stride time to 50–150% of the matched GaitRite value. No mismatch filter = both checks omitted, with all other filtering and matching rules unchanged. Bias = IMU minus GaitRite.</w:t>
       </w:r>
     </w:p>
@@ -9526,8 +11880,14 @@
             <w:pPr>
               <w:pStyle w:val="Compact"/>
               <w:keepNext/>
-            </w:pPr>
-            <w:r>
+              <w:rPr>
+                <w:bCs/>
+              </w:rPr>
+            </w:pPr>
+            <w:r>
+              <w:rPr>
+                <w:bCs/>
+              </w:rPr>
               <w:t>Analysis</w:t>
             </w:r>
           </w:p>
@@ -9547,6 +11907,9 @@
               <w:pStyle w:val="Compact"/>
               <w:keepNext/>
               <w:jc w:val="right"/>
+              <w:rPr>
+                <w:bCs/>
+              </w:rPr>
             </w:pPr>
             <m:oMath>
               <m:r>
@@ -9557,6 +11920,9 @@
               </m:r>
             </m:oMath>
             <w:r>
+              <w:rPr>
+                <w:bCs/>
+              </w:rPr>
               <w:t xml:space="preserve"> pairs</w:t>
             </w:r>
           </w:p>
@@ -9576,8 +11942,14 @@
               <w:pStyle w:val="Compact"/>
               <w:keepNext/>
               <w:jc w:val="right"/>
-            </w:pPr>
-            <w:r>
+              <w:rPr>
+                <w:bCs/>
+              </w:rPr>
+            </w:pPr>
+            <w:r>
+              <w:rPr>
+                <w:bCs/>
+              </w:rPr>
               <w:t>RMSE (cm)</w:t>
             </w:r>
           </w:p>
@@ -9597,8 +11969,14 @@
               <w:pStyle w:val="Compact"/>
               <w:keepNext/>
               <w:jc w:val="right"/>
-            </w:pPr>
-            <w:r>
+              <w:rPr>
+                <w:bCs/>
+              </w:rPr>
+            </w:pPr>
+            <w:r>
+              <w:rPr>
+                <w:bCs/>
+              </w:rPr>
               <w:t>MAE (cm)</w:t>
             </w:r>
           </w:p>
@@ -9618,8 +11996,14 @@
               <w:pStyle w:val="Compact"/>
               <w:keepNext/>
               <w:jc w:val="right"/>
-            </w:pPr>
-            <w:r>
+              <w:rPr>
+                <w:bCs/>
+              </w:rPr>
+            </w:pPr>
+            <w:r>
+              <w:rPr>
+                <w:bCs/>
+              </w:rPr>
               <w:t>Bias (cm)</w:t>
             </w:r>
           </w:p>
@@ -9639,9 +12023,23 @@
               <w:pStyle w:val="Compact"/>
               <w:keepNext/>
               <w:jc w:val="right"/>
-            </w:pPr>
-            <w:r>
-              <w:t>ICC(2,1)</w:t>
+              <w:rPr>
+                <w:bCs/>
+              </w:rPr>
+            </w:pPr>
+            <w:proofErr w:type="gramStart"/>
+            <w:r>
+              <w:rPr>
+                <w:bCs/>
+              </w:rPr>
+              <w:t>ICC(</w:t>
+            </w:r>
+            <w:proofErr w:type="gramEnd"/>
+            <w:r>
+              <w:rPr>
+                <w:bCs/>
+              </w:rPr>
+              <w:t>2,1)</w:t>
             </w:r>
           </w:p>
         </w:tc>
@@ -9664,8 +12062,14 @@
             <w:pPr>
               <w:pStyle w:val="Compact"/>
               <w:keepNext/>
-            </w:pPr>
-            <w:r>
+              <w:rPr>
+                <w:bCs/>
+              </w:rPr>
+            </w:pPr>
+            <w:r>
+              <w:rPr>
+                <w:bCs/>
+              </w:rPr>
               <w:t>Mismatch filter</w:t>
             </w:r>
           </w:p>
@@ -9685,8 +12089,14 @@
               <w:pStyle w:val="Compact"/>
               <w:keepNext/>
               <w:jc w:val="right"/>
-            </w:pPr>
-            <w:r>
+              <w:rPr>
+                <w:bCs/>
+              </w:rPr>
+            </w:pPr>
+            <w:r>
+              <w:rPr>
+                <w:bCs/>
+              </w:rPr>
               <w:t>10,472</w:t>
             </w:r>
           </w:p>
@@ -9706,8 +12116,14 @@
               <w:pStyle w:val="Compact"/>
               <w:keepNext/>
               <w:jc w:val="right"/>
-            </w:pPr>
-            <w:r>
+              <w:rPr>
+                <w:bCs/>
+              </w:rPr>
+            </w:pPr>
+            <w:r>
+              <w:rPr>
+                <w:bCs/>
+              </w:rPr>
               <w:t>3.86</w:t>
             </w:r>
           </w:p>
@@ -9727,8 +12143,14 @@
               <w:pStyle w:val="Compact"/>
               <w:keepNext/>
               <w:jc w:val="right"/>
-            </w:pPr>
-            <w:r>
+              <w:rPr>
+                <w:bCs/>
+              </w:rPr>
+            </w:pPr>
+            <w:r>
+              <w:rPr>
+                <w:bCs/>
+              </w:rPr>
               <w:t>2.50</w:t>
             </w:r>
           </w:p>
@@ -9748,6 +12170,9 @@
               <w:pStyle w:val="Compact"/>
               <w:keepNext/>
               <w:jc w:val="right"/>
+              <w:rPr>
+                <w:bCs/>
+              </w:rPr>
             </w:pPr>
             <m:oMathPara>
               <m:oMath>
@@ -9785,8 +12210,14 @@
               <w:pStyle w:val="Compact"/>
               <w:keepNext/>
               <w:jc w:val="right"/>
-            </w:pPr>
-            <w:r>
+              <w:rPr>
+                <w:bCs/>
+              </w:rPr>
+            </w:pPr>
+            <w:r>
+              <w:rPr>
+                <w:bCs/>
+              </w:rPr>
               <w:t>0.976</w:t>
             </w:r>
           </w:p>
@@ -9809,8 +12240,14 @@
           <w:p>
             <w:pPr>
               <w:pStyle w:val="Compact"/>
-            </w:pPr>
-            <w:r>
+              <w:rPr>
+                <w:bCs/>
+              </w:rPr>
+            </w:pPr>
+            <w:r>
+              <w:rPr>
+                <w:bCs/>
+              </w:rPr>
               <w:t>No mismatch filter</w:t>
             </w:r>
           </w:p>
@@ -9829,8 +12266,14 @@
             <w:pPr>
               <w:pStyle w:val="Compact"/>
               <w:jc w:val="right"/>
-            </w:pPr>
-            <w:r>
+              <w:rPr>
+                <w:bCs/>
+              </w:rPr>
+            </w:pPr>
+            <w:r>
+              <w:rPr>
+                <w:bCs/>
+              </w:rPr>
               <w:t>10,494</w:t>
             </w:r>
           </w:p>
@@ -9849,8 +12292,14 @@
             <w:pPr>
               <w:pStyle w:val="Compact"/>
               <w:jc w:val="right"/>
-            </w:pPr>
-            <w:r>
+              <w:rPr>
+                <w:bCs/>
+              </w:rPr>
+            </w:pPr>
+            <w:r>
+              <w:rPr>
+                <w:bCs/>
+              </w:rPr>
               <w:t>5.49</w:t>
             </w:r>
           </w:p>
@@ -9869,8 +12318,14 @@
             <w:pPr>
               <w:pStyle w:val="Compact"/>
               <w:jc w:val="right"/>
-            </w:pPr>
-            <w:r>
+              <w:rPr>
+                <w:bCs/>
+              </w:rPr>
+            </w:pPr>
+            <w:r>
+              <w:rPr>
+                <w:bCs/>
+              </w:rPr>
               <w:t>2.65</w:t>
             </w:r>
           </w:p>
@@ -9889,6 +12344,9 @@
             <w:pPr>
               <w:pStyle w:val="Compact"/>
               <w:jc w:val="right"/>
+              <w:rPr>
+                <w:bCs/>
+              </w:rPr>
             </w:pPr>
             <m:oMathPara>
               <m:oMath>
@@ -9925,8 +12383,14 @@
             <w:pPr>
               <w:pStyle w:val="Compact"/>
               <w:jc w:val="right"/>
-            </w:pPr>
-            <w:r>
+              <w:rPr>
+                <w:bCs/>
+              </w:rPr>
+            </w:pPr>
+            <w:r>
+              <w:rPr>
+                <w:bCs/>
+              </w:rPr>
               <w:t>0.952</w:t>
             </w:r>
           </w:p>
@@ -9936,18 +12400,43 @@
     <w:p>
       <w:pPr>
         <w:pStyle w:val="Heading1"/>
+        <w:rPr>
+          <w:bCs/>
+        </w:rPr>
       </w:pPr>
       <w:bookmarkStart w:id="12" w:name="X8a1b529b1d40b3217e52546aeb709b62c8cde94"/>
       <w:bookmarkEnd w:id="10"/>
       <w:bookmarkEnd w:id="11"/>
+    </w:p>
+    <w:p>
+      <w:pPr>
+        <w:rPr>
+          <w:rFonts w:asciiTheme="majorHAnsi" w:eastAsiaTheme="majorEastAsia" w:hAnsiTheme="majorHAnsi" w:cstheme="majorBidi"/>
+          <w:bCs/>
+          <w:color w:val="0F4761" w:themeColor="accent1" w:themeShade="BF"/>
+          <w:sz w:val="40"/>
+          <w:szCs w:val="40"/>
+        </w:rPr>
+      </w:pPr>
       <w:r>
+        <w:rPr>
+          <w:bCs/>
+        </w:rPr>
+        <w:br w:type="page"/>
+      </w:r>
+    </w:p>
+    <w:p>
+      <w:pPr>
+        <w:pStyle w:val="Heading1"/>
+        <w:rPr>
+          <w:bCs/>
+        </w:rPr>
+      </w:pPr>
+      <w:r>
+        <w:rPr>
+          <w:bCs/>
+        </w:rPr>
         <w:lastRenderedPageBreak/>
-        <w:br/>
-      </w:r>
-      <w:r>
-        <w:br/>
-      </w:r>
-      <w:r>
         <w:t>S7. Gravity-residual correction gain sensitivity</w:t>
       </w:r>
     </w:p>
@@ -9956,35 +12445,44 @@
         <w:pStyle w:val="FirstParagraph"/>
         <w:spacing w:after="120" w:line="480" w:lineRule="auto"/>
         <w:jc w:val="both"/>
+        <w:rPr>
+          <w:bCs/>
+        </w:rPr>
       </w:pPr>
       <w:r>
         <w:rPr>
-          <w:b/>
           <w:bCs/>
         </w:rPr>
-        <w:t>Stride-length accuracy was stable across retroactive gravity-residual correction gains from 0.3 to 0.7.</w:t>
-      </w:r>
-      <w:r>
-        <w:t xml:space="preserve"> We varied only the correction gain from 0.3 to 0.7 in increments of 0.1. All settings used the canonical stance thresholds, filtering, matching, and walk-alignment rules. RMSE changed smoothly from 4.10 cm at 0.3 to 3.83 cm at 0.6 and 3.87 cm at 0.7 (Table </w:t>
+        <w:t>Stride-length accuracy was stable across retroactive gravity-residual correction gains from 0.3 to 0.7. We varied only the correction gain from 0.3 to 0.7 in increments of 0.1. All settings used the canonical stance thresholds, filtering, matching, and walk-alignment rules. RMSE changed smoothly from 4.10 cm at 0.3 to 3.83 cm at 0.6 and 3.87 cm at 0.7 (Table </w:t>
       </w:r>
       <w:hyperlink w:anchor="tab:s_gain_sensitivity">
         <w:r>
           <w:rPr>
             <w:rStyle w:val="Hyperlink"/>
+            <w:bCs/>
           </w:rPr>
           <w:t>S7</w:t>
         </w:r>
       </w:hyperlink>
       <w:r>
+        <w:rPr>
+          <w:bCs/>
+        </w:rPr>
         <w:t>). The canonical gain of 0.5 produced 3.86 cm RMSE, within 0.03 cm of the smallest value. The selected gain therefore lies in a broad near-optimal region rather than at a sharp optimum. Because all gains were evaluated in the same cohort, this analysis tests parameter stability but does not replace independent validation.</w:t>
       </w:r>
     </w:p>
     <w:p>
       <w:pPr>
         <w:pStyle w:val="TableCaption"/>
+        <w:rPr>
+          <w:bCs/>
+        </w:rPr>
       </w:pPr>
       <w:bookmarkStart w:id="13" w:name="tab:s_gain_sensitivity"/>
       <w:r>
+        <w:rPr>
+          <w:bCs/>
+        </w:rPr>
         <w:t>Table S7. Sensitivity of pooled stride-length accuracy to the retroactive gravity-residual correction gain. Bias = IMU minus GaitRite.</w:t>
       </w:r>
     </w:p>
@@ -10030,8 +12528,14 @@
             <w:pPr>
               <w:pStyle w:val="Compact"/>
               <w:keepNext/>
-            </w:pPr>
-            <w:r>
+              <w:rPr>
+                <w:bCs/>
+              </w:rPr>
+            </w:pPr>
+            <w:r>
+              <w:rPr>
+                <w:bCs/>
+              </w:rPr>
               <w:t>Gain</w:t>
             </w:r>
           </w:p>
@@ -10051,6 +12555,9 @@
               <w:pStyle w:val="Compact"/>
               <w:keepNext/>
               <w:jc w:val="right"/>
+              <w:rPr>
+                <w:bCs/>
+              </w:rPr>
             </w:pPr>
             <m:oMath>
               <m:r>
@@ -10061,6 +12568,9 @@
               </m:r>
             </m:oMath>
             <w:r>
+              <w:rPr>
+                <w:bCs/>
+              </w:rPr>
               <w:t xml:space="preserve"> pairs</w:t>
             </w:r>
           </w:p>
@@ -10080,8 +12590,14 @@
               <w:pStyle w:val="Compact"/>
               <w:keepNext/>
               <w:jc w:val="right"/>
-            </w:pPr>
-            <w:r>
+              <w:rPr>
+                <w:bCs/>
+              </w:rPr>
+            </w:pPr>
+            <w:r>
+              <w:rPr>
+                <w:bCs/>
+              </w:rPr>
               <w:t>RMSE (cm)</w:t>
             </w:r>
           </w:p>
@@ -10101,8 +12617,14 @@
               <w:pStyle w:val="Compact"/>
               <w:keepNext/>
               <w:jc w:val="right"/>
-            </w:pPr>
-            <w:r>
+              <w:rPr>
+                <w:bCs/>
+              </w:rPr>
+            </w:pPr>
+            <w:r>
+              <w:rPr>
+                <w:bCs/>
+              </w:rPr>
               <w:t>MAE (cm)</w:t>
             </w:r>
           </w:p>
@@ -10122,8 +12644,14 @@
               <w:pStyle w:val="Compact"/>
               <w:keepNext/>
               <w:jc w:val="right"/>
-            </w:pPr>
-            <w:r>
+              <w:rPr>
+                <w:bCs/>
+              </w:rPr>
+            </w:pPr>
+            <w:r>
+              <w:rPr>
+                <w:bCs/>
+              </w:rPr>
               <w:t>Bias (cm)</w:t>
             </w:r>
           </w:p>
@@ -10143,9 +12671,23 @@
               <w:pStyle w:val="Compact"/>
               <w:keepNext/>
               <w:jc w:val="right"/>
-            </w:pPr>
-            <w:r>
-              <w:t>ICC(2,1)</w:t>
+              <w:rPr>
+                <w:bCs/>
+              </w:rPr>
+            </w:pPr>
+            <w:proofErr w:type="gramStart"/>
+            <w:r>
+              <w:rPr>
+                <w:bCs/>
+              </w:rPr>
+              <w:t>ICC(</w:t>
+            </w:r>
+            <w:proofErr w:type="gramEnd"/>
+            <w:r>
+              <w:rPr>
+                <w:bCs/>
+              </w:rPr>
+              <w:t>2,1)</w:t>
             </w:r>
           </w:p>
         </w:tc>
@@ -10168,8 +12710,14 @@
             <w:pPr>
               <w:pStyle w:val="Compact"/>
               <w:keepNext/>
-            </w:pPr>
-            <w:r>
+              <w:rPr>
+                <w:bCs/>
+              </w:rPr>
+            </w:pPr>
+            <w:r>
+              <w:rPr>
+                <w:bCs/>
+              </w:rPr>
               <w:t>0.3</w:t>
             </w:r>
           </w:p>
@@ -10189,8 +12737,14 @@
               <w:pStyle w:val="Compact"/>
               <w:keepNext/>
               <w:jc w:val="right"/>
-            </w:pPr>
-            <w:r>
+              <w:rPr>
+                <w:bCs/>
+              </w:rPr>
+            </w:pPr>
+            <w:r>
+              <w:rPr>
+                <w:bCs/>
+              </w:rPr>
               <w:t>10,472</w:t>
             </w:r>
           </w:p>
@@ -10210,8 +12764,14 @@
               <w:pStyle w:val="Compact"/>
               <w:keepNext/>
               <w:jc w:val="right"/>
-            </w:pPr>
-            <w:r>
+              <w:rPr>
+                <w:bCs/>
+              </w:rPr>
+            </w:pPr>
+            <w:r>
+              <w:rPr>
+                <w:bCs/>
+              </w:rPr>
               <w:t>4.10</w:t>
             </w:r>
           </w:p>
@@ -10231,8 +12791,14 @@
               <w:pStyle w:val="Compact"/>
               <w:keepNext/>
               <w:jc w:val="right"/>
-            </w:pPr>
-            <w:r>
+              <w:rPr>
+                <w:bCs/>
+              </w:rPr>
+            </w:pPr>
+            <w:r>
+              <w:rPr>
+                <w:bCs/>
+              </w:rPr>
               <w:t>2.71</w:t>
             </w:r>
           </w:p>
@@ -10252,6 +12818,9 @@
               <w:pStyle w:val="Compact"/>
               <w:keepNext/>
               <w:jc w:val="right"/>
+              <w:rPr>
+                <w:bCs/>
+              </w:rPr>
             </w:pPr>
             <m:oMathPara>
               <m:oMath>
@@ -10289,8 +12858,14 @@
               <w:pStyle w:val="Compact"/>
               <w:keepNext/>
               <w:jc w:val="right"/>
-            </w:pPr>
-            <w:r>
+              <w:rPr>
+                <w:bCs/>
+              </w:rPr>
+            </w:pPr>
+            <w:r>
+              <w:rPr>
+                <w:bCs/>
+              </w:rPr>
               <w:t>0.973</w:t>
             </w:r>
           </w:p>
@@ -10314,8 +12889,14 @@
             <w:pPr>
               <w:pStyle w:val="Compact"/>
               <w:keepNext/>
-            </w:pPr>
-            <w:r>
+              <w:rPr>
+                <w:bCs/>
+              </w:rPr>
+            </w:pPr>
+            <w:r>
+              <w:rPr>
+                <w:bCs/>
+              </w:rPr>
               <w:t>0.4</w:t>
             </w:r>
           </w:p>
@@ -10335,8 +12916,14 @@
               <w:pStyle w:val="Compact"/>
               <w:keepNext/>
               <w:jc w:val="right"/>
-            </w:pPr>
-            <w:r>
+              <w:rPr>
+                <w:bCs/>
+              </w:rPr>
+            </w:pPr>
+            <w:r>
+              <w:rPr>
+                <w:bCs/>
+              </w:rPr>
               <w:t>10,472</w:t>
             </w:r>
           </w:p>
@@ -10356,8 +12943,14 @@
               <w:pStyle w:val="Compact"/>
               <w:keepNext/>
               <w:jc w:val="right"/>
-            </w:pPr>
-            <w:r>
+              <w:rPr>
+                <w:bCs/>
+              </w:rPr>
+            </w:pPr>
+            <w:r>
+              <w:rPr>
+                <w:bCs/>
+              </w:rPr>
               <w:t>3.95</w:t>
             </w:r>
           </w:p>
@@ -10377,8 +12970,14 @@
               <w:pStyle w:val="Compact"/>
               <w:keepNext/>
               <w:jc w:val="right"/>
-            </w:pPr>
-            <w:r>
+              <w:rPr>
+                <w:bCs/>
+              </w:rPr>
+            </w:pPr>
+            <w:r>
+              <w:rPr>
+                <w:bCs/>
+              </w:rPr>
               <w:t>2.57</w:t>
             </w:r>
           </w:p>
@@ -10398,6 +12997,9 @@
               <w:pStyle w:val="Compact"/>
               <w:keepNext/>
               <w:jc w:val="right"/>
+              <w:rPr>
+                <w:bCs/>
+              </w:rPr>
             </w:pPr>
             <m:oMathPara>
               <m:oMath>
@@ -10435,8 +13037,14 @@
               <w:pStyle w:val="Compact"/>
               <w:keepNext/>
               <w:jc w:val="right"/>
-            </w:pPr>
-            <w:r>
+              <w:rPr>
+                <w:bCs/>
+              </w:rPr>
+            </w:pPr>
+            <w:r>
+              <w:rPr>
+                <w:bCs/>
+              </w:rPr>
               <w:t>0.975</w:t>
             </w:r>
           </w:p>
@@ -10460,8 +13068,14 @@
             <w:pPr>
               <w:pStyle w:val="Compact"/>
               <w:keepNext/>
-            </w:pPr>
-            <w:r>
+              <w:rPr>
+                <w:bCs/>
+              </w:rPr>
+            </w:pPr>
+            <w:r>
+              <w:rPr>
+                <w:bCs/>
+              </w:rPr>
               <w:t>0.5 (canonical)</w:t>
             </w:r>
           </w:p>
@@ -10481,8 +13095,14 @@
               <w:pStyle w:val="Compact"/>
               <w:keepNext/>
               <w:jc w:val="right"/>
-            </w:pPr>
-            <w:r>
+              <w:rPr>
+                <w:bCs/>
+              </w:rPr>
+            </w:pPr>
+            <w:r>
+              <w:rPr>
+                <w:bCs/>
+              </w:rPr>
               <w:t>10,472</w:t>
             </w:r>
           </w:p>
@@ -10502,8 +13122,14 @@
               <w:pStyle w:val="Compact"/>
               <w:keepNext/>
               <w:jc w:val="right"/>
-            </w:pPr>
-            <w:r>
+              <w:rPr>
+                <w:bCs/>
+              </w:rPr>
+            </w:pPr>
+            <w:r>
+              <w:rPr>
+                <w:bCs/>
+              </w:rPr>
               <w:t>3.86</w:t>
             </w:r>
           </w:p>
@@ -10523,8 +13149,14 @@
               <w:pStyle w:val="Compact"/>
               <w:keepNext/>
               <w:jc w:val="right"/>
-            </w:pPr>
-            <w:r>
+              <w:rPr>
+                <w:bCs/>
+              </w:rPr>
+            </w:pPr>
+            <w:r>
+              <w:rPr>
+                <w:bCs/>
+              </w:rPr>
               <w:t>2.50</w:t>
             </w:r>
           </w:p>
@@ -10544,6 +13176,9 @@
               <w:pStyle w:val="Compact"/>
               <w:keepNext/>
               <w:jc w:val="right"/>
+              <w:rPr>
+                <w:bCs/>
+              </w:rPr>
             </w:pPr>
             <m:oMathPara>
               <m:oMath>
@@ -10581,8 +13216,14 @@
               <w:pStyle w:val="Compact"/>
               <w:keepNext/>
               <w:jc w:val="right"/>
-            </w:pPr>
-            <w:r>
+              <w:rPr>
+                <w:bCs/>
+              </w:rPr>
+            </w:pPr>
+            <w:r>
+              <w:rPr>
+                <w:bCs/>
+              </w:rPr>
               <w:t>0.976</w:t>
             </w:r>
           </w:p>
@@ -10606,8 +13247,14 @@
             <w:pPr>
               <w:pStyle w:val="Compact"/>
               <w:keepNext/>
-            </w:pPr>
-            <w:r>
+              <w:rPr>
+                <w:bCs/>
+              </w:rPr>
+            </w:pPr>
+            <w:r>
+              <w:rPr>
+                <w:bCs/>
+              </w:rPr>
               <w:t>0.6</w:t>
             </w:r>
           </w:p>
@@ -10627,8 +13274,14 @@
               <w:pStyle w:val="Compact"/>
               <w:keepNext/>
               <w:jc w:val="right"/>
-            </w:pPr>
-            <w:r>
+              <w:rPr>
+                <w:bCs/>
+              </w:rPr>
+            </w:pPr>
+            <w:r>
+              <w:rPr>
+                <w:bCs/>
+              </w:rPr>
               <w:t>10,472</w:t>
             </w:r>
           </w:p>
@@ -10648,8 +13301,14 @@
               <w:pStyle w:val="Compact"/>
               <w:keepNext/>
               <w:jc w:val="right"/>
-            </w:pPr>
-            <w:r>
+              <w:rPr>
+                <w:bCs/>
+              </w:rPr>
+            </w:pPr>
+            <w:r>
+              <w:rPr>
+                <w:bCs/>
+              </w:rPr>
               <w:t>3.83</w:t>
             </w:r>
           </w:p>
@@ -10669,8 +13328,14 @@
               <w:pStyle w:val="Compact"/>
               <w:keepNext/>
               <w:jc w:val="right"/>
-            </w:pPr>
-            <w:r>
+              <w:rPr>
+                <w:bCs/>
+              </w:rPr>
+            </w:pPr>
+            <w:r>
+              <w:rPr>
+                <w:bCs/>
+              </w:rPr>
               <w:t>2.49</w:t>
             </w:r>
           </w:p>
@@ -10690,6 +13355,9 @@
               <w:pStyle w:val="Compact"/>
               <w:keepNext/>
               <w:jc w:val="right"/>
+              <w:rPr>
+                <w:bCs/>
+              </w:rPr>
             </w:pPr>
             <m:oMathPara>
               <m:oMath>
@@ -10727,8 +13395,14 @@
               <w:pStyle w:val="Compact"/>
               <w:keepNext/>
               <w:jc w:val="right"/>
-            </w:pPr>
-            <w:r>
+              <w:rPr>
+                <w:bCs/>
+              </w:rPr>
+            </w:pPr>
+            <w:r>
+              <w:rPr>
+                <w:bCs/>
+              </w:rPr>
               <w:t>0.976</w:t>
             </w:r>
           </w:p>
@@ -10751,8 +13425,14 @@
           <w:p>
             <w:pPr>
               <w:pStyle w:val="Compact"/>
-            </w:pPr>
-            <w:r>
+              <w:rPr>
+                <w:bCs/>
+              </w:rPr>
+            </w:pPr>
+            <w:r>
+              <w:rPr>
+                <w:bCs/>
+              </w:rPr>
               <w:t>0.7</w:t>
             </w:r>
           </w:p>
@@ -10771,8 +13451,14 @@
             <w:pPr>
               <w:pStyle w:val="Compact"/>
               <w:jc w:val="right"/>
-            </w:pPr>
-            <w:r>
+              <w:rPr>
+                <w:bCs/>
+              </w:rPr>
+            </w:pPr>
+            <w:r>
+              <w:rPr>
+                <w:bCs/>
+              </w:rPr>
               <w:t>10,472</w:t>
             </w:r>
           </w:p>
@@ -10791,8 +13477,14 @@
             <w:pPr>
               <w:pStyle w:val="Compact"/>
               <w:jc w:val="right"/>
-            </w:pPr>
-            <w:r>
+              <w:rPr>
+                <w:bCs/>
+              </w:rPr>
+            </w:pPr>
+            <w:r>
+              <w:rPr>
+                <w:bCs/>
+              </w:rPr>
               <w:t>3.87</w:t>
             </w:r>
           </w:p>
@@ -10811,8 +13503,14 @@
             <w:pPr>
               <w:pStyle w:val="Compact"/>
               <w:jc w:val="right"/>
-            </w:pPr>
-            <w:r>
+              <w:rPr>
+                <w:bCs/>
+              </w:rPr>
+            </w:pPr>
+            <w:r>
+              <w:rPr>
+                <w:bCs/>
+              </w:rPr>
               <w:t>2.54</w:t>
             </w:r>
           </w:p>
@@ -10831,6 +13529,9 @@
             <w:pPr>
               <w:pStyle w:val="Compact"/>
               <w:jc w:val="right"/>
+              <w:rPr>
+                <w:bCs/>
+              </w:rPr>
             </w:pPr>
             <m:oMathPara>
               <m:oMath>
@@ -10867,8 +13568,14 @@
             <w:pPr>
               <w:pStyle w:val="Compact"/>
               <w:jc w:val="right"/>
-            </w:pPr>
-            <w:r>
+              <w:rPr>
+                <w:bCs/>
+              </w:rPr>
+            </w:pPr>
+            <w:r>
+              <w:rPr>
+                <w:bCs/>
+              </w:rPr>
               <w:t>0.976</w:t>
             </w:r>
           </w:p>
@@ -10877,7 +13584,13 @@
       <w:bookmarkEnd w:id="12"/>
       <w:bookmarkEnd w:id="13"/>
     </w:tbl>
-    <w:p/>
+    <w:p>
+      <w:pPr>
+        <w:rPr>
+          <w:bCs/>
+        </w:rPr>
+      </w:pPr>
+    </w:p>
     <w:sectPr>
       <w:footnotePr>
         <w:numRestart w:val="eachSect"/>
